--- a/SA_SO_CSM_vizsgaremek_dokumentáció_minta2026.docx
+++ b/SA_SO_CSM_vizsgaremek_dokumentáció_minta2026.docx
@@ -2435,6 +2435,7 @@
       <w:r>
         <w:rPr>
           <w:rFonts w:cs="Times New Roman"/>
+          <w:noProof/>
           <w:szCs w:val="24"/>
         </w:rPr>
         <w:lastRenderedPageBreak/>
@@ -2525,6 +2526,943 @@
     </w:p>
     <w:p>
       <w:pPr>
+        <w:pStyle w:val="Heading1"/>
+        <w:numPr>
+          <w:ilvl w:val="1"/>
+          <w:numId w:val="4"/>
+        </w:numPr>
+      </w:pPr>
+      <w:r>
+        <w:t>Táblák és leírásuk</w:t>
+      </w:r>
+    </w:p>
+    <w:p>
+      <w:pPr>
+        <w:rPr>
+          <w:rFonts w:cs="Times New Roman"/>
+          <w:szCs w:val="24"/>
+        </w:rPr>
+      </w:pPr>
+      <w:r>
+        <w:rPr>
+          <w:rFonts w:cs="Times New Roman"/>
+          <w:szCs w:val="24"/>
+          <w:u w:val="single"/>
+        </w:rPr>
+        <w:t>Roles</w:t>
+      </w:r>
+      <w:r>
+        <w:rPr>
+          <w:rFonts w:cs="Times New Roman"/>
+          <w:szCs w:val="24"/>
+        </w:rPr>
+        <w:t>: Adott felhasználó jogosultságát határozza meg</w:t>
+      </w:r>
+      <w:r>
+        <w:rPr>
+          <w:rFonts w:cs="Times New Roman"/>
+          <w:szCs w:val="24"/>
+        </w:rPr>
+        <w:t xml:space="preserve"> (admin vagy user)</w:t>
+      </w:r>
+    </w:p>
+    <w:p>
+      <w:pPr>
+        <w:rPr>
+          <w:rFonts w:cs="Times New Roman"/>
+          <w:szCs w:val="24"/>
+        </w:rPr>
+      </w:pPr>
+      <w:r>
+        <w:rPr>
+          <w:rFonts w:cs="Times New Roman"/>
+          <w:szCs w:val="24"/>
+          <w:u w:val="single"/>
+        </w:rPr>
+        <w:t>Users</w:t>
+      </w:r>
+      <w:r>
+        <w:rPr>
+          <w:rFonts w:cs="Times New Roman"/>
+          <w:szCs w:val="24"/>
+        </w:rPr>
+        <w:t xml:space="preserve">: </w:t>
+      </w:r>
+      <w:r>
+        <w:rPr>
+          <w:rFonts w:cs="Times New Roman"/>
+          <w:szCs w:val="24"/>
+        </w:rPr>
+        <w:t xml:space="preserve">A rendszer felhasználói (egy </w:t>
+      </w:r>
+      <w:r>
+        <w:rPr>
+          <w:rFonts w:cs="Times New Roman"/>
+          <w:szCs w:val="24"/>
+        </w:rPr>
+        <w:t>R</w:t>
+      </w:r>
+      <w:r>
+        <w:rPr>
+          <w:rFonts w:cs="Times New Roman"/>
+          <w:szCs w:val="24"/>
+        </w:rPr>
+        <w:t xml:space="preserve">ole </w:t>
+      </w:r>
+      <w:r>
+        <w:rPr>
+          <w:rFonts w:cs="Times New Roman"/>
+          <w:szCs w:val="24"/>
+        </w:rPr>
+        <w:sym w:font="Wingdings" w:char="F0E0"/>
+      </w:r>
+      <w:r>
+        <w:rPr>
+          <w:rFonts w:cs="Times New Roman"/>
+          <w:szCs w:val="24"/>
+        </w:rPr>
+        <w:t xml:space="preserve"> </w:t>
+      </w:r>
+      <w:r>
+        <w:rPr>
+          <w:rFonts w:cs="Times New Roman"/>
+          <w:szCs w:val="24"/>
+        </w:rPr>
+        <w:t>több</w:t>
+      </w:r>
+      <w:r>
+        <w:rPr>
+          <w:rFonts w:cs="Times New Roman"/>
+          <w:szCs w:val="24"/>
+        </w:rPr>
+        <w:t xml:space="preserve"> </w:t>
+      </w:r>
+      <w:r>
+        <w:rPr>
+          <w:rFonts w:cs="Times New Roman"/>
+          <w:szCs w:val="24"/>
+        </w:rPr>
+        <w:t>U</w:t>
+      </w:r>
+      <w:r>
+        <w:rPr>
+          <w:rFonts w:cs="Times New Roman"/>
+          <w:szCs w:val="24"/>
+        </w:rPr>
+        <w:t>ser</w:t>
+      </w:r>
+      <w:r>
+        <w:rPr>
+          <w:rFonts w:cs="Times New Roman"/>
+          <w:szCs w:val="24"/>
+        </w:rPr>
+        <w:t xml:space="preserve">, egy </w:t>
+      </w:r>
+      <w:r>
+        <w:rPr>
+          <w:rFonts w:cs="Times New Roman"/>
+          <w:szCs w:val="24"/>
+        </w:rPr>
+        <w:t>U</w:t>
+      </w:r>
+      <w:r>
+        <w:rPr>
+          <w:rFonts w:cs="Times New Roman"/>
+          <w:szCs w:val="24"/>
+        </w:rPr>
+        <w:t xml:space="preserve">ser </w:t>
+      </w:r>
+      <w:r>
+        <w:rPr>
+          <w:rFonts w:cs="Times New Roman"/>
+          <w:szCs w:val="24"/>
+        </w:rPr>
+        <w:sym w:font="Wingdings" w:char="F0E0"/>
+      </w:r>
+      <w:r>
+        <w:rPr>
+          <w:rFonts w:cs="Times New Roman"/>
+          <w:szCs w:val="24"/>
+        </w:rPr>
+        <w:t xml:space="preserve"> egy </w:t>
+      </w:r>
+      <w:r>
+        <w:rPr>
+          <w:rFonts w:cs="Times New Roman"/>
+          <w:szCs w:val="24"/>
+        </w:rPr>
+        <w:t>R</w:t>
+      </w:r>
+      <w:r>
+        <w:rPr>
+          <w:rFonts w:cs="Times New Roman"/>
+          <w:szCs w:val="24"/>
+        </w:rPr>
+        <w:t>ole</w:t>
+      </w:r>
+      <w:r>
+        <w:rPr>
+          <w:rFonts w:cs="Times New Roman"/>
+          <w:szCs w:val="24"/>
+        </w:rPr>
+        <w:t>)</w:t>
+      </w:r>
+    </w:p>
+    <w:p>
+      <w:pPr>
+        <w:rPr>
+          <w:rFonts w:cs="Times New Roman"/>
+          <w:szCs w:val="24"/>
+        </w:rPr>
+      </w:pPr>
+      <w:r>
+        <w:rPr>
+          <w:rFonts w:cs="Times New Roman"/>
+          <w:szCs w:val="24"/>
+          <w:u w:val="single"/>
+        </w:rPr>
+        <w:t>Category</w:t>
+      </w:r>
+      <w:r>
+        <w:rPr>
+          <w:rFonts w:cs="Times New Roman"/>
+          <w:szCs w:val="24"/>
+        </w:rPr>
+        <w:t>: Egy adott termék kategóriáját határozza meg (</w:t>
+      </w:r>
+      <w:r>
+        <w:rPr>
+          <w:rFonts w:cs="Times New Roman"/>
+          <w:szCs w:val="24"/>
+        </w:rPr>
+        <w:t>a</w:t>
+      </w:r>
+      <w:r>
+        <w:rPr>
+          <w:rFonts w:cs="Times New Roman"/>
+          <w:szCs w:val="24"/>
+        </w:rPr>
+        <w:t>dmin tudja felvenni</w:t>
+      </w:r>
+      <w:r>
+        <w:rPr>
+          <w:rFonts w:cs="Times New Roman"/>
+          <w:szCs w:val="24"/>
+        </w:rPr>
+        <w:t>)</w:t>
+      </w:r>
+    </w:p>
+    <w:p>
+      <w:pPr>
+        <w:rPr>
+          <w:rFonts w:cs="Times New Roman"/>
+          <w:szCs w:val="24"/>
+        </w:rPr>
+      </w:pPr>
+      <w:r>
+        <w:rPr>
+          <w:rFonts w:cs="Times New Roman"/>
+          <w:szCs w:val="24"/>
+          <w:u w:val="single"/>
+        </w:rPr>
+        <w:t>Products</w:t>
+      </w:r>
+      <w:r>
+        <w:rPr>
+          <w:rFonts w:cs="Times New Roman"/>
+          <w:szCs w:val="24"/>
+        </w:rPr>
+        <w:t>: A rendszer termékei</w:t>
+      </w:r>
+      <w:r>
+        <w:rPr>
+          <w:rFonts w:cs="Times New Roman"/>
+          <w:szCs w:val="24"/>
+        </w:rPr>
+        <w:t xml:space="preserve"> (egy </w:t>
+      </w:r>
+      <w:r>
+        <w:rPr>
+          <w:rFonts w:cs="Times New Roman"/>
+          <w:szCs w:val="24"/>
+        </w:rPr>
+        <w:t>C</w:t>
+      </w:r>
+      <w:r>
+        <w:rPr>
+          <w:rFonts w:cs="Times New Roman"/>
+          <w:szCs w:val="24"/>
+        </w:rPr>
+        <w:t xml:space="preserve">ategory </w:t>
+      </w:r>
+      <w:r>
+        <w:rPr>
+          <w:rFonts w:cs="Times New Roman"/>
+          <w:szCs w:val="24"/>
+        </w:rPr>
+        <w:sym w:font="Wingdings" w:char="F0E0"/>
+      </w:r>
+      <w:r>
+        <w:rPr>
+          <w:rFonts w:cs="Times New Roman"/>
+          <w:szCs w:val="24"/>
+        </w:rPr>
+        <w:t xml:space="preserve"> több </w:t>
+      </w:r>
+      <w:r>
+        <w:rPr>
+          <w:rFonts w:cs="Times New Roman"/>
+          <w:szCs w:val="24"/>
+        </w:rPr>
+        <w:t>P</w:t>
+      </w:r>
+      <w:r>
+        <w:rPr>
+          <w:rFonts w:cs="Times New Roman"/>
+          <w:szCs w:val="24"/>
+        </w:rPr>
+        <w:t>roduct</w:t>
+      </w:r>
+      <w:r>
+        <w:rPr>
+          <w:rFonts w:cs="Times New Roman"/>
+          <w:szCs w:val="24"/>
+        </w:rPr>
+        <w:t xml:space="preserve">, egy </w:t>
+      </w:r>
+      <w:r>
+        <w:rPr>
+          <w:rFonts w:cs="Times New Roman"/>
+          <w:szCs w:val="24"/>
+        </w:rPr>
+        <w:t>P</w:t>
+      </w:r>
+      <w:r>
+        <w:rPr>
+          <w:rFonts w:cs="Times New Roman"/>
+          <w:szCs w:val="24"/>
+        </w:rPr>
+        <w:t>roduct</w:t>
+      </w:r>
+      <w:r>
+        <w:rPr>
+          <w:rFonts w:cs="Times New Roman"/>
+          <w:szCs w:val="24"/>
+        </w:rPr>
+        <w:t xml:space="preserve"> </w:t>
+      </w:r>
+      <w:r>
+        <w:rPr>
+          <w:rFonts w:cs="Times New Roman"/>
+          <w:szCs w:val="24"/>
+        </w:rPr>
+        <w:sym w:font="Wingdings" w:char="F0E0"/>
+      </w:r>
+      <w:r>
+        <w:rPr>
+          <w:rFonts w:cs="Times New Roman"/>
+          <w:szCs w:val="24"/>
+        </w:rPr>
+        <w:t xml:space="preserve"> egy </w:t>
+      </w:r>
+      <w:r>
+        <w:rPr>
+          <w:rFonts w:cs="Times New Roman"/>
+          <w:szCs w:val="24"/>
+        </w:rPr>
+        <w:t>C</w:t>
+      </w:r>
+      <w:r>
+        <w:rPr>
+          <w:rFonts w:cs="Times New Roman"/>
+          <w:szCs w:val="24"/>
+        </w:rPr>
+        <w:t>ategory</w:t>
+      </w:r>
+      <w:r>
+        <w:rPr>
+          <w:rFonts w:cs="Times New Roman"/>
+          <w:szCs w:val="24"/>
+        </w:rPr>
+        <w:t>)</w:t>
+      </w:r>
+    </w:p>
+    <w:p>
+      <w:pPr>
+        <w:rPr>
+          <w:rFonts w:cs="Times New Roman"/>
+          <w:szCs w:val="24"/>
+        </w:rPr>
+      </w:pPr>
+      <w:r>
+        <w:rPr>
+          <w:rFonts w:cs="Times New Roman"/>
+          <w:szCs w:val="24"/>
+          <w:u w:val="single"/>
+        </w:rPr>
+        <w:t>Specs</w:t>
+      </w:r>
+      <w:r>
+        <w:rPr>
+          <w:rFonts w:cs="Times New Roman"/>
+          <w:szCs w:val="24"/>
+        </w:rPr>
+        <w:t>: Termékek specifikációja</w:t>
+      </w:r>
+      <w:r>
+        <w:rPr>
+          <w:rFonts w:cs="Times New Roman"/>
+          <w:szCs w:val="24"/>
+        </w:rPr>
+        <w:t xml:space="preserve"> (admin tudja felvenni)</w:t>
+      </w:r>
+    </w:p>
+    <w:p>
+      <w:pPr>
+        <w:rPr>
+          <w:rFonts w:cs="Times New Roman"/>
+          <w:szCs w:val="24"/>
+        </w:rPr>
+      </w:pPr>
+      <w:r>
+        <w:rPr>
+          <w:rFonts w:cs="Times New Roman"/>
+          <w:szCs w:val="24"/>
+          <w:u w:val="single"/>
+        </w:rPr>
+        <w:t>ProductSpecs</w:t>
+      </w:r>
+      <w:r>
+        <w:rPr>
+          <w:rFonts w:cs="Times New Roman"/>
+          <w:szCs w:val="24"/>
+        </w:rPr>
+        <w:t>: Kapcsoló tábla</w:t>
+      </w:r>
+      <w:r>
+        <w:rPr>
+          <w:rFonts w:cs="Times New Roman"/>
+          <w:szCs w:val="24"/>
+        </w:rPr>
+        <w:t xml:space="preserve"> (több – több kapcsolat a </w:t>
+      </w:r>
+      <w:r>
+        <w:rPr>
+          <w:rFonts w:cs="Times New Roman"/>
+          <w:szCs w:val="24"/>
+        </w:rPr>
+        <w:t>P</w:t>
+      </w:r>
+      <w:r>
+        <w:rPr>
+          <w:rFonts w:cs="Times New Roman"/>
+          <w:szCs w:val="24"/>
+        </w:rPr>
+        <w:t>roduct</w:t>
+      </w:r>
+      <w:r>
+        <w:rPr>
+          <w:rFonts w:cs="Times New Roman"/>
+          <w:szCs w:val="24"/>
+        </w:rPr>
+        <w:t>s</w:t>
+      </w:r>
+      <w:r>
+        <w:rPr>
+          <w:rFonts w:cs="Times New Roman"/>
+          <w:szCs w:val="24"/>
+        </w:rPr>
+        <w:t xml:space="preserve"> és </w:t>
+      </w:r>
+      <w:r>
+        <w:rPr>
+          <w:rFonts w:cs="Times New Roman"/>
+          <w:szCs w:val="24"/>
+        </w:rPr>
+        <w:t>Specs</w:t>
+      </w:r>
+      <w:r>
+        <w:rPr>
+          <w:rFonts w:cs="Times New Roman"/>
+          <w:szCs w:val="24"/>
+        </w:rPr>
+        <w:t xml:space="preserve"> k</w:t>
+      </w:r>
+      <w:r>
+        <w:rPr>
+          <w:rFonts w:cs="Times New Roman"/>
+          <w:szCs w:val="24"/>
+        </w:rPr>
+        <w:t>özött</w:t>
+      </w:r>
+      <w:r>
+        <w:rPr>
+          <w:rFonts w:cs="Times New Roman"/>
+          <w:szCs w:val="24"/>
+        </w:rPr>
+        <w:t>)</w:t>
+      </w:r>
+    </w:p>
+    <w:p>
+      <w:pPr>
+        <w:rPr>
+          <w:rFonts w:cs="Times New Roman"/>
+          <w:szCs w:val="24"/>
+        </w:rPr>
+      </w:pPr>
+      <w:r>
+        <w:rPr>
+          <w:rFonts w:cs="Times New Roman"/>
+          <w:szCs w:val="24"/>
+          <w:u w:val="single"/>
+        </w:rPr>
+        <w:t>Carts</w:t>
+      </w:r>
+      <w:r>
+        <w:rPr>
+          <w:rFonts w:cs="Times New Roman"/>
+          <w:szCs w:val="24"/>
+        </w:rPr>
+        <w:t xml:space="preserve">: </w:t>
+      </w:r>
+      <w:r>
+        <w:rPr>
+          <w:rFonts w:cs="Times New Roman"/>
+          <w:szCs w:val="24"/>
+        </w:rPr>
+        <w:t>Adott</w:t>
+      </w:r>
+      <w:r>
+        <w:rPr>
+          <w:rFonts w:cs="Times New Roman"/>
+          <w:szCs w:val="24"/>
+        </w:rPr>
+        <w:t xml:space="preserve"> felhasználó kosara</w:t>
+      </w:r>
+      <w:r>
+        <w:rPr>
+          <w:rFonts w:cs="Times New Roman"/>
+          <w:szCs w:val="24"/>
+        </w:rPr>
+        <w:t xml:space="preserve"> (egy </w:t>
+      </w:r>
+      <w:r>
+        <w:rPr>
+          <w:rFonts w:cs="Times New Roman"/>
+          <w:szCs w:val="24"/>
+        </w:rPr>
+        <w:t>C</w:t>
+      </w:r>
+      <w:r>
+        <w:rPr>
+          <w:rFonts w:cs="Times New Roman"/>
+          <w:szCs w:val="24"/>
+        </w:rPr>
+        <w:t xml:space="preserve">art </w:t>
+      </w:r>
+      <w:r>
+        <w:rPr>
+          <w:rFonts w:cs="Times New Roman"/>
+          <w:szCs w:val="24"/>
+        </w:rPr>
+        <w:sym w:font="Wingdings" w:char="F0E0"/>
+      </w:r>
+      <w:r>
+        <w:rPr>
+          <w:rFonts w:cs="Times New Roman"/>
+          <w:szCs w:val="24"/>
+        </w:rPr>
+        <w:t xml:space="preserve"> egy </w:t>
+      </w:r>
+      <w:r>
+        <w:rPr>
+          <w:rFonts w:cs="Times New Roman"/>
+          <w:szCs w:val="24"/>
+        </w:rPr>
+        <w:t>U</w:t>
+      </w:r>
+      <w:r>
+        <w:rPr>
+          <w:rFonts w:cs="Times New Roman"/>
+          <w:szCs w:val="24"/>
+        </w:rPr>
+        <w:t>ser)</w:t>
+      </w:r>
+    </w:p>
+    <w:p>
+      <w:pPr>
+        <w:rPr>
+          <w:rFonts w:cs="Times New Roman"/>
+          <w:szCs w:val="24"/>
+        </w:rPr>
+      </w:pPr>
+      <w:r>
+        <w:rPr>
+          <w:rFonts w:cs="Times New Roman"/>
+          <w:szCs w:val="24"/>
+          <w:u w:val="single"/>
+        </w:rPr>
+        <w:t>CartProducts</w:t>
+      </w:r>
+      <w:r>
+        <w:rPr>
+          <w:rFonts w:cs="Times New Roman"/>
+          <w:szCs w:val="24"/>
+        </w:rPr>
+        <w:t>: Kapcsoló tábla (</w:t>
+      </w:r>
+      <w:r>
+        <w:rPr>
+          <w:rFonts w:cs="Times New Roman"/>
+          <w:szCs w:val="24"/>
+        </w:rPr>
+        <w:t xml:space="preserve">több – több kapcsolat a </w:t>
+      </w:r>
+      <w:r>
+        <w:rPr>
+          <w:rFonts w:cs="Times New Roman"/>
+          <w:szCs w:val="24"/>
+        </w:rPr>
+        <w:t>C</w:t>
+      </w:r>
+      <w:r>
+        <w:rPr>
+          <w:rFonts w:cs="Times New Roman"/>
+          <w:szCs w:val="24"/>
+        </w:rPr>
+        <w:t xml:space="preserve">art és </w:t>
+      </w:r>
+      <w:r>
+        <w:rPr>
+          <w:rFonts w:cs="Times New Roman"/>
+          <w:szCs w:val="24"/>
+        </w:rPr>
+        <w:t>P</w:t>
+      </w:r>
+      <w:r>
+        <w:rPr>
+          <w:rFonts w:cs="Times New Roman"/>
+          <w:szCs w:val="24"/>
+        </w:rPr>
+        <w:t>roduct</w:t>
+      </w:r>
+      <w:r>
+        <w:rPr>
+          <w:rFonts w:cs="Times New Roman"/>
+          <w:szCs w:val="24"/>
+        </w:rPr>
+        <w:t>s</w:t>
+      </w:r>
+      <w:r>
+        <w:rPr>
+          <w:rFonts w:cs="Times New Roman"/>
+          <w:szCs w:val="24"/>
+        </w:rPr>
+        <w:t xml:space="preserve"> között</w:t>
+      </w:r>
+      <w:r>
+        <w:rPr>
+          <w:rFonts w:cs="Times New Roman"/>
+          <w:szCs w:val="24"/>
+        </w:rPr>
+        <w:t>)</w:t>
+      </w:r>
+    </w:p>
+    <w:p>
+      <w:pPr>
+        <w:rPr>
+          <w:rFonts w:cs="Times New Roman"/>
+          <w:szCs w:val="24"/>
+        </w:rPr>
+      </w:pPr>
+      <w:r>
+        <w:rPr>
+          <w:rFonts w:cs="Times New Roman"/>
+          <w:szCs w:val="24"/>
+          <w:u w:val="single"/>
+        </w:rPr>
+        <w:t>Orders</w:t>
+      </w:r>
+      <w:r>
+        <w:rPr>
+          <w:rFonts w:cs="Times New Roman"/>
+          <w:szCs w:val="24"/>
+        </w:rPr>
+        <w:t>: Adott felhasználó rendelései</w:t>
+      </w:r>
+      <w:r>
+        <w:rPr>
+          <w:rFonts w:cs="Times New Roman"/>
+          <w:szCs w:val="24"/>
+        </w:rPr>
+        <w:t xml:space="preserve"> (egy </w:t>
+      </w:r>
+      <w:r>
+        <w:rPr>
+          <w:rFonts w:cs="Times New Roman"/>
+          <w:szCs w:val="24"/>
+        </w:rPr>
+        <w:t>U</w:t>
+      </w:r>
+      <w:r>
+        <w:rPr>
+          <w:rFonts w:cs="Times New Roman"/>
+          <w:szCs w:val="24"/>
+        </w:rPr>
+        <w:t xml:space="preserve">ser </w:t>
+      </w:r>
+      <w:r>
+        <w:rPr>
+          <w:rFonts w:cs="Times New Roman"/>
+          <w:szCs w:val="24"/>
+        </w:rPr>
+        <w:sym w:font="Wingdings" w:char="F0E0"/>
+      </w:r>
+      <w:r>
+        <w:rPr>
+          <w:rFonts w:cs="Times New Roman"/>
+          <w:szCs w:val="24"/>
+        </w:rPr>
+        <w:t xml:space="preserve"> több </w:t>
+      </w:r>
+      <w:r>
+        <w:rPr>
+          <w:rFonts w:cs="Times New Roman"/>
+          <w:szCs w:val="24"/>
+        </w:rPr>
+        <w:t>O</w:t>
+      </w:r>
+      <w:r>
+        <w:rPr>
+          <w:rFonts w:cs="Times New Roman"/>
+          <w:szCs w:val="24"/>
+        </w:rPr>
+        <w:t>rder</w:t>
+      </w:r>
+      <w:r>
+        <w:rPr>
+          <w:rFonts w:cs="Times New Roman"/>
+          <w:szCs w:val="24"/>
+        </w:rPr>
+        <w:t>s</w:t>
+      </w:r>
+      <w:r>
+        <w:rPr>
+          <w:rFonts w:cs="Times New Roman"/>
+          <w:szCs w:val="24"/>
+        </w:rPr>
+        <w:t>,</w:t>
+      </w:r>
+      <w:r>
+        <w:rPr>
+          <w:rFonts w:cs="Times New Roman"/>
+          <w:szCs w:val="24"/>
+        </w:rPr>
+        <w:t xml:space="preserve"> </w:t>
+      </w:r>
+      <w:r>
+        <w:rPr>
+          <w:rFonts w:cs="Times New Roman"/>
+          <w:szCs w:val="24"/>
+        </w:rPr>
+        <w:t xml:space="preserve">egy </w:t>
+      </w:r>
+      <w:r>
+        <w:rPr>
+          <w:rFonts w:cs="Times New Roman"/>
+          <w:szCs w:val="24"/>
+        </w:rPr>
+        <w:t>O</w:t>
+      </w:r>
+      <w:r>
+        <w:rPr>
+          <w:rFonts w:cs="Times New Roman"/>
+          <w:szCs w:val="24"/>
+        </w:rPr>
+        <w:t>rder</w:t>
+      </w:r>
+      <w:r>
+        <w:rPr>
+          <w:rFonts w:cs="Times New Roman"/>
+          <w:szCs w:val="24"/>
+        </w:rPr>
+        <w:t>s</w:t>
+      </w:r>
+      <w:r>
+        <w:rPr>
+          <w:rFonts w:cs="Times New Roman"/>
+          <w:szCs w:val="24"/>
+        </w:rPr>
+        <w:t xml:space="preserve"> </w:t>
+      </w:r>
+      <w:r>
+        <w:rPr>
+          <w:rFonts w:cs="Times New Roman"/>
+          <w:szCs w:val="24"/>
+        </w:rPr>
+        <w:sym w:font="Wingdings" w:char="F0E0"/>
+      </w:r>
+      <w:r>
+        <w:rPr>
+          <w:rFonts w:cs="Times New Roman"/>
+          <w:szCs w:val="24"/>
+        </w:rPr>
+        <w:t xml:space="preserve"> egy </w:t>
+      </w:r>
+      <w:r>
+        <w:rPr>
+          <w:rFonts w:cs="Times New Roman"/>
+          <w:szCs w:val="24"/>
+        </w:rPr>
+        <w:t>U</w:t>
+      </w:r>
+      <w:r>
+        <w:rPr>
+          <w:rFonts w:cs="Times New Roman"/>
+          <w:szCs w:val="24"/>
+        </w:rPr>
+        <w:t>ser</w:t>
+      </w:r>
+      <w:r>
+        <w:rPr>
+          <w:rFonts w:cs="Times New Roman"/>
+          <w:szCs w:val="24"/>
+        </w:rPr>
+        <w:t>)</w:t>
+      </w:r>
+    </w:p>
+    <w:p>
+      <w:pPr>
+        <w:rPr>
+          <w:rFonts w:cs="Times New Roman"/>
+          <w:szCs w:val="24"/>
+        </w:rPr>
+      </w:pPr>
+      <w:r>
+        <w:rPr>
+          <w:rFonts w:cs="Times New Roman"/>
+          <w:szCs w:val="24"/>
+          <w:u w:val="single"/>
+        </w:rPr>
+        <w:t>OrderProducts</w:t>
+      </w:r>
+      <w:r>
+        <w:rPr>
+          <w:rFonts w:cs="Times New Roman"/>
+          <w:szCs w:val="24"/>
+        </w:rPr>
+        <w:t xml:space="preserve">: Kapcsoló tábla (több – több kapcsolat </w:t>
+      </w:r>
+      <w:r>
+        <w:rPr>
+          <w:rFonts w:cs="Times New Roman"/>
+          <w:szCs w:val="24"/>
+        </w:rPr>
+        <w:t>O</w:t>
+      </w:r>
+      <w:r>
+        <w:rPr>
+          <w:rFonts w:cs="Times New Roman"/>
+          <w:szCs w:val="24"/>
+        </w:rPr>
+        <w:t xml:space="preserve">rders és </w:t>
+      </w:r>
+      <w:r>
+        <w:rPr>
+          <w:rFonts w:cs="Times New Roman"/>
+          <w:szCs w:val="24"/>
+        </w:rPr>
+        <w:t>P</w:t>
+      </w:r>
+      <w:r>
+        <w:rPr>
+          <w:rFonts w:cs="Times New Roman"/>
+          <w:szCs w:val="24"/>
+        </w:rPr>
+        <w:t>roducts között</w:t>
+      </w:r>
+      <w:r>
+        <w:rPr>
+          <w:rFonts w:cs="Times New Roman"/>
+          <w:szCs w:val="24"/>
+        </w:rPr>
+        <w:t>)</w:t>
+      </w:r>
+    </w:p>
+    <w:p>
+      <w:pPr>
+        <w:rPr>
+          <w:rFonts w:cs="Times New Roman"/>
+          <w:szCs w:val="24"/>
+        </w:rPr>
+      </w:pPr>
+      <w:r>
+        <w:rPr>
+          <w:rFonts w:cs="Times New Roman"/>
+          <w:szCs w:val="24"/>
+          <w:u w:val="single"/>
+        </w:rPr>
+        <w:t>OrderDraft</w:t>
+      </w:r>
+      <w:r>
+        <w:rPr>
+          <w:rFonts w:cs="Times New Roman"/>
+          <w:szCs w:val="24"/>
+        </w:rPr>
+        <w:t xml:space="preserve">: Rendelés piszkozata (egy </w:t>
+      </w:r>
+      <w:r>
+        <w:rPr>
+          <w:rFonts w:cs="Times New Roman"/>
+          <w:szCs w:val="24"/>
+        </w:rPr>
+        <w:t>U</w:t>
+      </w:r>
+      <w:r>
+        <w:rPr>
+          <w:rFonts w:cs="Times New Roman"/>
+          <w:szCs w:val="24"/>
+        </w:rPr>
+        <w:t xml:space="preserve">ser </w:t>
+      </w:r>
+      <w:r>
+        <w:rPr>
+          <w:rFonts w:cs="Times New Roman"/>
+          <w:szCs w:val="24"/>
+        </w:rPr>
+        <w:sym w:font="Wingdings" w:char="F0E0"/>
+      </w:r>
+      <w:r>
+        <w:rPr>
+          <w:rFonts w:cs="Times New Roman"/>
+          <w:szCs w:val="24"/>
+        </w:rPr>
+        <w:t xml:space="preserve"> egy </w:t>
+      </w:r>
+      <w:r>
+        <w:rPr>
+          <w:rFonts w:cs="Times New Roman"/>
+          <w:szCs w:val="24"/>
+        </w:rPr>
+        <w:t>O</w:t>
+      </w:r>
+      <w:r>
+        <w:rPr>
+          <w:rFonts w:cs="Times New Roman"/>
+          <w:szCs w:val="24"/>
+        </w:rPr>
+        <w:t>rderdraft</w:t>
+      </w:r>
+      <w:r>
+        <w:rPr>
+          <w:rFonts w:cs="Times New Roman"/>
+          <w:szCs w:val="24"/>
+        </w:rPr>
+        <w:t>)</w:t>
+      </w:r>
+    </w:p>
+    <w:p>
+      <w:pPr>
         <w:rPr>
           <w:rFonts w:cs="Times New Roman"/>
           <w:b/>
@@ -2539,950 +3477,6 @@
           <w:bCs/>
           <w:szCs w:val="24"/>
         </w:rPr>
-        <w:t>Táblák és leírásuk</w:t>
-      </w:r>
-    </w:p>
-    <w:p>
-      <w:pPr>
-        <w:rPr>
-          <w:rFonts w:cs="Times New Roman"/>
-          <w:szCs w:val="24"/>
-        </w:rPr>
-      </w:pPr>
-      <w:r>
-        <w:rPr>
-          <w:rFonts w:cs="Times New Roman"/>
-          <w:szCs w:val="24"/>
-          <w:u w:val="single"/>
-        </w:rPr>
-        <w:t>Roles</w:t>
-      </w:r>
-      <w:r>
-        <w:rPr>
-          <w:rFonts w:cs="Times New Roman"/>
-          <w:szCs w:val="24"/>
-        </w:rPr>
-        <w:t>: Adott felhasználó jogosultságát határozza meg</w:t>
-      </w:r>
-      <w:r>
-        <w:rPr>
-          <w:rFonts w:cs="Times New Roman"/>
-          <w:szCs w:val="24"/>
-        </w:rPr>
-        <w:t xml:space="preserve"> (admin vagy user)</w:t>
-      </w:r>
-    </w:p>
-    <w:p>
-      <w:pPr>
-        <w:rPr>
-          <w:rFonts w:cs="Times New Roman"/>
-          <w:szCs w:val="24"/>
-        </w:rPr>
-      </w:pPr>
-      <w:r>
-        <w:rPr>
-          <w:rFonts w:cs="Times New Roman"/>
-          <w:szCs w:val="24"/>
-          <w:u w:val="single"/>
-        </w:rPr>
-        <w:t>Users</w:t>
-      </w:r>
-      <w:r>
-        <w:rPr>
-          <w:rFonts w:cs="Times New Roman"/>
-          <w:szCs w:val="24"/>
-        </w:rPr>
-        <w:t xml:space="preserve">: </w:t>
-      </w:r>
-      <w:r>
-        <w:rPr>
-          <w:rFonts w:cs="Times New Roman"/>
-          <w:szCs w:val="24"/>
-        </w:rPr>
-        <w:t xml:space="preserve">A rendszer felhasználói (egy </w:t>
-      </w:r>
-      <w:r>
-        <w:rPr>
-          <w:rFonts w:cs="Times New Roman"/>
-          <w:szCs w:val="24"/>
-        </w:rPr>
-        <w:t>R</w:t>
-      </w:r>
-      <w:r>
-        <w:rPr>
-          <w:rFonts w:cs="Times New Roman"/>
-          <w:szCs w:val="24"/>
-        </w:rPr>
-        <w:t xml:space="preserve">ole </w:t>
-      </w:r>
-      <w:r>
-        <w:rPr>
-          <w:rFonts w:cs="Times New Roman"/>
-          <w:szCs w:val="24"/>
-        </w:rPr>
-        <w:sym w:font="Wingdings" w:char="F0E0"/>
-      </w:r>
-      <w:r>
-        <w:rPr>
-          <w:rFonts w:cs="Times New Roman"/>
-          <w:szCs w:val="24"/>
-        </w:rPr>
-        <w:t xml:space="preserve"> </w:t>
-      </w:r>
-      <w:r>
-        <w:rPr>
-          <w:rFonts w:cs="Times New Roman"/>
-          <w:szCs w:val="24"/>
-        </w:rPr>
-        <w:t>több</w:t>
-      </w:r>
-      <w:r>
-        <w:rPr>
-          <w:rFonts w:cs="Times New Roman"/>
-          <w:szCs w:val="24"/>
-        </w:rPr>
-        <w:t xml:space="preserve"> </w:t>
-      </w:r>
-      <w:r>
-        <w:rPr>
-          <w:rFonts w:cs="Times New Roman"/>
-          <w:szCs w:val="24"/>
-        </w:rPr>
-        <w:t>U</w:t>
-      </w:r>
-      <w:r>
-        <w:rPr>
-          <w:rFonts w:cs="Times New Roman"/>
-          <w:szCs w:val="24"/>
-        </w:rPr>
-        <w:t>ser</w:t>
-      </w:r>
-      <w:r>
-        <w:rPr>
-          <w:rFonts w:cs="Times New Roman"/>
-          <w:szCs w:val="24"/>
-        </w:rPr>
-        <w:t xml:space="preserve">, egy </w:t>
-      </w:r>
-      <w:r>
-        <w:rPr>
-          <w:rFonts w:cs="Times New Roman"/>
-          <w:szCs w:val="24"/>
-        </w:rPr>
-        <w:t>U</w:t>
-      </w:r>
-      <w:r>
-        <w:rPr>
-          <w:rFonts w:cs="Times New Roman"/>
-          <w:szCs w:val="24"/>
-        </w:rPr>
-        <w:t xml:space="preserve">ser </w:t>
-      </w:r>
-      <w:r>
-        <w:rPr>
-          <w:rFonts w:cs="Times New Roman"/>
-          <w:szCs w:val="24"/>
-        </w:rPr>
-        <w:sym w:font="Wingdings" w:char="F0E0"/>
-      </w:r>
-      <w:r>
-        <w:rPr>
-          <w:rFonts w:cs="Times New Roman"/>
-          <w:szCs w:val="24"/>
-        </w:rPr>
-        <w:t xml:space="preserve"> egy </w:t>
-      </w:r>
-      <w:r>
-        <w:rPr>
-          <w:rFonts w:cs="Times New Roman"/>
-          <w:szCs w:val="24"/>
-        </w:rPr>
-        <w:t>R</w:t>
-      </w:r>
-      <w:r>
-        <w:rPr>
-          <w:rFonts w:cs="Times New Roman"/>
-          <w:szCs w:val="24"/>
-        </w:rPr>
-        <w:t>ole</w:t>
-      </w:r>
-      <w:r>
-        <w:rPr>
-          <w:rFonts w:cs="Times New Roman"/>
-          <w:szCs w:val="24"/>
-        </w:rPr>
-        <w:t>)</w:t>
-      </w:r>
-    </w:p>
-    <w:p>
-      <w:pPr>
-        <w:rPr>
-          <w:rFonts w:cs="Times New Roman"/>
-          <w:szCs w:val="24"/>
-        </w:rPr>
-      </w:pPr>
-      <w:r>
-        <w:rPr>
-          <w:rFonts w:cs="Times New Roman"/>
-          <w:szCs w:val="24"/>
-          <w:u w:val="single"/>
-        </w:rPr>
-        <w:t>Category</w:t>
-      </w:r>
-      <w:r>
-        <w:rPr>
-          <w:rFonts w:cs="Times New Roman"/>
-          <w:szCs w:val="24"/>
-        </w:rPr>
-        <w:t>: Egy adott termék kategóriáját határozza meg (</w:t>
-      </w:r>
-      <w:r>
-        <w:rPr>
-          <w:rFonts w:cs="Times New Roman"/>
-          <w:szCs w:val="24"/>
-        </w:rPr>
-        <w:t>a</w:t>
-      </w:r>
-      <w:r>
-        <w:rPr>
-          <w:rFonts w:cs="Times New Roman"/>
-          <w:szCs w:val="24"/>
-        </w:rPr>
-        <w:t>dmin tudja felvenni</w:t>
-      </w:r>
-      <w:r>
-        <w:rPr>
-          <w:rFonts w:cs="Times New Roman"/>
-          <w:szCs w:val="24"/>
-        </w:rPr>
-        <w:t>)</w:t>
-      </w:r>
-    </w:p>
-    <w:p>
-      <w:pPr>
-        <w:rPr>
-          <w:rFonts w:cs="Times New Roman"/>
-          <w:szCs w:val="24"/>
-        </w:rPr>
-      </w:pPr>
-      <w:r>
-        <w:rPr>
-          <w:rFonts w:cs="Times New Roman"/>
-          <w:szCs w:val="24"/>
-          <w:u w:val="single"/>
-        </w:rPr>
-        <w:t>Products</w:t>
-      </w:r>
-      <w:r>
-        <w:rPr>
-          <w:rFonts w:cs="Times New Roman"/>
-          <w:szCs w:val="24"/>
-        </w:rPr>
-        <w:t>: A rendszer termékei</w:t>
-      </w:r>
-      <w:r>
-        <w:rPr>
-          <w:rFonts w:cs="Times New Roman"/>
-          <w:szCs w:val="24"/>
-        </w:rPr>
-        <w:t xml:space="preserve"> (egy </w:t>
-      </w:r>
-      <w:r>
-        <w:rPr>
-          <w:rFonts w:cs="Times New Roman"/>
-          <w:szCs w:val="24"/>
-        </w:rPr>
-        <w:t>C</w:t>
-      </w:r>
-      <w:r>
-        <w:rPr>
-          <w:rFonts w:cs="Times New Roman"/>
-          <w:szCs w:val="24"/>
-        </w:rPr>
-        <w:t xml:space="preserve">ategory </w:t>
-      </w:r>
-      <w:r>
-        <w:rPr>
-          <w:rFonts w:cs="Times New Roman"/>
-          <w:szCs w:val="24"/>
-        </w:rPr>
-        <w:sym w:font="Wingdings" w:char="F0E0"/>
-      </w:r>
-      <w:r>
-        <w:rPr>
-          <w:rFonts w:cs="Times New Roman"/>
-          <w:szCs w:val="24"/>
-        </w:rPr>
-        <w:t xml:space="preserve"> több </w:t>
-      </w:r>
-      <w:r>
-        <w:rPr>
-          <w:rFonts w:cs="Times New Roman"/>
-          <w:szCs w:val="24"/>
-        </w:rPr>
-        <w:t>P</w:t>
-      </w:r>
-      <w:r>
-        <w:rPr>
-          <w:rFonts w:cs="Times New Roman"/>
-          <w:szCs w:val="24"/>
-        </w:rPr>
-        <w:t>roduct</w:t>
-      </w:r>
-      <w:r>
-        <w:rPr>
-          <w:rFonts w:cs="Times New Roman"/>
-          <w:szCs w:val="24"/>
-        </w:rPr>
-        <w:t xml:space="preserve">, egy </w:t>
-      </w:r>
-      <w:r>
-        <w:rPr>
-          <w:rFonts w:cs="Times New Roman"/>
-          <w:szCs w:val="24"/>
-        </w:rPr>
-        <w:t>P</w:t>
-      </w:r>
-      <w:r>
-        <w:rPr>
-          <w:rFonts w:cs="Times New Roman"/>
-          <w:szCs w:val="24"/>
-        </w:rPr>
-        <w:t>roduct</w:t>
-      </w:r>
-      <w:r>
-        <w:rPr>
-          <w:rFonts w:cs="Times New Roman"/>
-          <w:szCs w:val="24"/>
-        </w:rPr>
-        <w:t xml:space="preserve"> </w:t>
-      </w:r>
-      <w:r>
-        <w:rPr>
-          <w:rFonts w:cs="Times New Roman"/>
-          <w:szCs w:val="24"/>
-        </w:rPr>
-        <w:sym w:font="Wingdings" w:char="F0E0"/>
-      </w:r>
-      <w:r>
-        <w:rPr>
-          <w:rFonts w:cs="Times New Roman"/>
-          <w:szCs w:val="24"/>
-        </w:rPr>
-        <w:t xml:space="preserve"> egy </w:t>
-      </w:r>
-      <w:r>
-        <w:rPr>
-          <w:rFonts w:cs="Times New Roman"/>
-          <w:szCs w:val="24"/>
-        </w:rPr>
-        <w:t>C</w:t>
-      </w:r>
-      <w:r>
-        <w:rPr>
-          <w:rFonts w:cs="Times New Roman"/>
-          <w:szCs w:val="24"/>
-        </w:rPr>
-        <w:t>ategory</w:t>
-      </w:r>
-      <w:r>
-        <w:rPr>
-          <w:rFonts w:cs="Times New Roman"/>
-          <w:szCs w:val="24"/>
-        </w:rPr>
-        <w:t>)</w:t>
-      </w:r>
-    </w:p>
-    <w:p>
-      <w:pPr>
-        <w:rPr>
-          <w:rFonts w:cs="Times New Roman"/>
-          <w:szCs w:val="24"/>
-        </w:rPr>
-      </w:pPr>
-      <w:r>
-        <w:rPr>
-          <w:rFonts w:cs="Times New Roman"/>
-          <w:szCs w:val="24"/>
-          <w:u w:val="single"/>
-        </w:rPr>
-        <w:t>Specs</w:t>
-      </w:r>
-      <w:r>
-        <w:rPr>
-          <w:rFonts w:cs="Times New Roman"/>
-          <w:szCs w:val="24"/>
-        </w:rPr>
-        <w:t>: Termékek specifikációja</w:t>
-      </w:r>
-      <w:r>
-        <w:rPr>
-          <w:rFonts w:cs="Times New Roman"/>
-          <w:szCs w:val="24"/>
-        </w:rPr>
-        <w:t xml:space="preserve"> (admin tudja felvenni)</w:t>
-      </w:r>
-    </w:p>
-    <w:p>
-      <w:pPr>
-        <w:rPr>
-          <w:rFonts w:cs="Times New Roman"/>
-          <w:szCs w:val="24"/>
-        </w:rPr>
-      </w:pPr>
-      <w:r>
-        <w:rPr>
-          <w:rFonts w:cs="Times New Roman"/>
-          <w:szCs w:val="24"/>
-          <w:u w:val="single"/>
-        </w:rPr>
-        <w:t>ProductSpecs</w:t>
-      </w:r>
-      <w:r>
-        <w:rPr>
-          <w:rFonts w:cs="Times New Roman"/>
-          <w:szCs w:val="24"/>
-        </w:rPr>
-        <w:t>: Kapcsoló tábla</w:t>
-      </w:r>
-      <w:r>
-        <w:rPr>
-          <w:rFonts w:cs="Times New Roman"/>
-          <w:szCs w:val="24"/>
-        </w:rPr>
-        <w:t xml:space="preserve"> (több – több kapcsolat a </w:t>
-      </w:r>
-      <w:r>
-        <w:rPr>
-          <w:rFonts w:cs="Times New Roman"/>
-          <w:szCs w:val="24"/>
-        </w:rPr>
-        <w:t>P</w:t>
-      </w:r>
-      <w:r>
-        <w:rPr>
-          <w:rFonts w:cs="Times New Roman"/>
-          <w:szCs w:val="24"/>
-        </w:rPr>
-        <w:t>roduct</w:t>
-      </w:r>
-      <w:r>
-        <w:rPr>
-          <w:rFonts w:cs="Times New Roman"/>
-          <w:szCs w:val="24"/>
-        </w:rPr>
-        <w:t>s</w:t>
-      </w:r>
-      <w:r>
-        <w:rPr>
-          <w:rFonts w:cs="Times New Roman"/>
-          <w:szCs w:val="24"/>
-        </w:rPr>
-        <w:t xml:space="preserve"> és </w:t>
-      </w:r>
-      <w:r>
-        <w:rPr>
-          <w:rFonts w:cs="Times New Roman"/>
-          <w:szCs w:val="24"/>
-        </w:rPr>
-        <w:t>Specs</w:t>
-      </w:r>
-      <w:r>
-        <w:rPr>
-          <w:rFonts w:cs="Times New Roman"/>
-          <w:szCs w:val="24"/>
-        </w:rPr>
-        <w:t xml:space="preserve"> k</w:t>
-      </w:r>
-      <w:r>
-        <w:rPr>
-          <w:rFonts w:cs="Times New Roman"/>
-          <w:szCs w:val="24"/>
-        </w:rPr>
-        <w:t>özött</w:t>
-      </w:r>
-      <w:r>
-        <w:rPr>
-          <w:rFonts w:cs="Times New Roman"/>
-          <w:szCs w:val="24"/>
-        </w:rPr>
-        <w:t>)</w:t>
-      </w:r>
-    </w:p>
-    <w:p>
-      <w:pPr>
-        <w:rPr>
-          <w:rFonts w:cs="Times New Roman"/>
-          <w:szCs w:val="24"/>
-        </w:rPr>
-      </w:pPr>
-      <w:r>
-        <w:rPr>
-          <w:rFonts w:cs="Times New Roman"/>
-          <w:szCs w:val="24"/>
-          <w:u w:val="single"/>
-        </w:rPr>
-        <w:t>Carts</w:t>
-      </w:r>
-      <w:r>
-        <w:rPr>
-          <w:rFonts w:cs="Times New Roman"/>
-          <w:szCs w:val="24"/>
-        </w:rPr>
-        <w:t xml:space="preserve">: </w:t>
-      </w:r>
-      <w:r>
-        <w:rPr>
-          <w:rFonts w:cs="Times New Roman"/>
-          <w:szCs w:val="24"/>
-        </w:rPr>
-        <w:t>Adott</w:t>
-      </w:r>
-      <w:r>
-        <w:rPr>
-          <w:rFonts w:cs="Times New Roman"/>
-          <w:szCs w:val="24"/>
-        </w:rPr>
-        <w:t xml:space="preserve"> felhasználó kosara</w:t>
-      </w:r>
-      <w:r>
-        <w:rPr>
-          <w:rFonts w:cs="Times New Roman"/>
-          <w:szCs w:val="24"/>
-        </w:rPr>
-        <w:t xml:space="preserve"> (egy </w:t>
-      </w:r>
-      <w:r>
-        <w:rPr>
-          <w:rFonts w:cs="Times New Roman"/>
-          <w:szCs w:val="24"/>
-        </w:rPr>
-        <w:t>C</w:t>
-      </w:r>
-      <w:r>
-        <w:rPr>
-          <w:rFonts w:cs="Times New Roman"/>
-          <w:szCs w:val="24"/>
-        </w:rPr>
-        <w:t xml:space="preserve">art </w:t>
-      </w:r>
-      <w:r>
-        <w:rPr>
-          <w:rFonts w:cs="Times New Roman"/>
-          <w:szCs w:val="24"/>
-        </w:rPr>
-        <w:sym w:font="Wingdings" w:char="F0E0"/>
-      </w:r>
-      <w:r>
-        <w:rPr>
-          <w:rFonts w:cs="Times New Roman"/>
-          <w:szCs w:val="24"/>
-        </w:rPr>
-        <w:t xml:space="preserve"> egy </w:t>
-      </w:r>
-      <w:r>
-        <w:rPr>
-          <w:rFonts w:cs="Times New Roman"/>
-          <w:szCs w:val="24"/>
-        </w:rPr>
-        <w:t>U</w:t>
-      </w:r>
-      <w:r>
-        <w:rPr>
-          <w:rFonts w:cs="Times New Roman"/>
-          <w:szCs w:val="24"/>
-        </w:rPr>
-        <w:t>ser)</w:t>
-      </w:r>
-    </w:p>
-    <w:p>
-      <w:pPr>
-        <w:rPr>
-          <w:rFonts w:cs="Times New Roman"/>
-          <w:szCs w:val="24"/>
-        </w:rPr>
-      </w:pPr>
-      <w:r>
-        <w:rPr>
-          <w:rFonts w:cs="Times New Roman"/>
-          <w:szCs w:val="24"/>
-          <w:u w:val="single"/>
-        </w:rPr>
-        <w:t>CartProducts</w:t>
-      </w:r>
-      <w:r>
-        <w:rPr>
-          <w:rFonts w:cs="Times New Roman"/>
-          <w:szCs w:val="24"/>
-        </w:rPr>
-        <w:t>: Kapcsoló tábla (</w:t>
-      </w:r>
-      <w:r>
-        <w:rPr>
-          <w:rFonts w:cs="Times New Roman"/>
-          <w:szCs w:val="24"/>
-        </w:rPr>
-        <w:t xml:space="preserve">több – több kapcsolat a </w:t>
-      </w:r>
-      <w:r>
-        <w:rPr>
-          <w:rFonts w:cs="Times New Roman"/>
-          <w:szCs w:val="24"/>
-        </w:rPr>
-        <w:t>C</w:t>
-      </w:r>
-      <w:r>
-        <w:rPr>
-          <w:rFonts w:cs="Times New Roman"/>
-          <w:szCs w:val="24"/>
-        </w:rPr>
-        <w:t xml:space="preserve">art és </w:t>
-      </w:r>
-      <w:r>
-        <w:rPr>
-          <w:rFonts w:cs="Times New Roman"/>
-          <w:szCs w:val="24"/>
-        </w:rPr>
-        <w:t>P</w:t>
-      </w:r>
-      <w:r>
-        <w:rPr>
-          <w:rFonts w:cs="Times New Roman"/>
-          <w:szCs w:val="24"/>
-        </w:rPr>
-        <w:t>roduct</w:t>
-      </w:r>
-      <w:r>
-        <w:rPr>
-          <w:rFonts w:cs="Times New Roman"/>
-          <w:szCs w:val="24"/>
-        </w:rPr>
-        <w:t>s</w:t>
-      </w:r>
-      <w:r>
-        <w:rPr>
-          <w:rFonts w:cs="Times New Roman"/>
-          <w:szCs w:val="24"/>
-        </w:rPr>
-        <w:t xml:space="preserve"> között</w:t>
-      </w:r>
-      <w:r>
-        <w:rPr>
-          <w:rFonts w:cs="Times New Roman"/>
-          <w:szCs w:val="24"/>
-        </w:rPr>
-        <w:t>)</w:t>
-      </w:r>
-    </w:p>
-    <w:p>
-      <w:pPr>
-        <w:rPr>
-          <w:rFonts w:cs="Times New Roman"/>
-          <w:szCs w:val="24"/>
-        </w:rPr>
-      </w:pPr>
-      <w:r>
-        <w:rPr>
-          <w:rFonts w:cs="Times New Roman"/>
-          <w:szCs w:val="24"/>
-          <w:u w:val="single"/>
-        </w:rPr>
-        <w:t>Orders</w:t>
-      </w:r>
-      <w:r>
-        <w:rPr>
-          <w:rFonts w:cs="Times New Roman"/>
-          <w:szCs w:val="24"/>
-        </w:rPr>
-        <w:t>: Adott felhasználó rendelései</w:t>
-      </w:r>
-      <w:r>
-        <w:rPr>
-          <w:rFonts w:cs="Times New Roman"/>
-          <w:szCs w:val="24"/>
-        </w:rPr>
-        <w:t xml:space="preserve"> (egy </w:t>
-      </w:r>
-      <w:r>
-        <w:rPr>
-          <w:rFonts w:cs="Times New Roman"/>
-          <w:szCs w:val="24"/>
-        </w:rPr>
-        <w:t>U</w:t>
-      </w:r>
-      <w:r>
-        <w:rPr>
-          <w:rFonts w:cs="Times New Roman"/>
-          <w:szCs w:val="24"/>
-        </w:rPr>
-        <w:t xml:space="preserve">ser </w:t>
-      </w:r>
-      <w:r>
-        <w:rPr>
-          <w:rFonts w:cs="Times New Roman"/>
-          <w:szCs w:val="24"/>
-        </w:rPr>
-        <w:sym w:font="Wingdings" w:char="F0E0"/>
-      </w:r>
-      <w:r>
-        <w:rPr>
-          <w:rFonts w:cs="Times New Roman"/>
-          <w:szCs w:val="24"/>
-        </w:rPr>
-        <w:t xml:space="preserve"> több </w:t>
-      </w:r>
-      <w:r>
-        <w:rPr>
-          <w:rFonts w:cs="Times New Roman"/>
-          <w:szCs w:val="24"/>
-        </w:rPr>
-        <w:t>O</w:t>
-      </w:r>
-      <w:r>
-        <w:rPr>
-          <w:rFonts w:cs="Times New Roman"/>
-          <w:szCs w:val="24"/>
-        </w:rPr>
-        <w:t>rder</w:t>
-      </w:r>
-      <w:r>
-        <w:rPr>
-          <w:rFonts w:cs="Times New Roman"/>
-          <w:szCs w:val="24"/>
-        </w:rPr>
-        <w:t>s</w:t>
-      </w:r>
-      <w:r>
-        <w:rPr>
-          <w:rFonts w:cs="Times New Roman"/>
-          <w:szCs w:val="24"/>
-        </w:rPr>
-        <w:t>,</w:t>
-      </w:r>
-      <w:r>
-        <w:rPr>
-          <w:rFonts w:cs="Times New Roman"/>
-          <w:szCs w:val="24"/>
-        </w:rPr>
-        <w:t xml:space="preserve"> </w:t>
-      </w:r>
-      <w:r>
-        <w:rPr>
-          <w:rFonts w:cs="Times New Roman"/>
-          <w:szCs w:val="24"/>
-        </w:rPr>
-        <w:t xml:space="preserve">egy </w:t>
-      </w:r>
-      <w:r>
-        <w:rPr>
-          <w:rFonts w:cs="Times New Roman"/>
-          <w:szCs w:val="24"/>
-        </w:rPr>
-        <w:t>O</w:t>
-      </w:r>
-      <w:r>
-        <w:rPr>
-          <w:rFonts w:cs="Times New Roman"/>
-          <w:szCs w:val="24"/>
-        </w:rPr>
-        <w:t>rder</w:t>
-      </w:r>
-      <w:r>
-        <w:rPr>
-          <w:rFonts w:cs="Times New Roman"/>
-          <w:szCs w:val="24"/>
-        </w:rPr>
-        <w:t>s</w:t>
-      </w:r>
-      <w:r>
-        <w:rPr>
-          <w:rFonts w:cs="Times New Roman"/>
-          <w:szCs w:val="24"/>
-        </w:rPr>
-        <w:t xml:space="preserve"> </w:t>
-      </w:r>
-      <w:r>
-        <w:rPr>
-          <w:rFonts w:cs="Times New Roman"/>
-          <w:szCs w:val="24"/>
-        </w:rPr>
-        <w:sym w:font="Wingdings" w:char="F0E0"/>
-      </w:r>
-      <w:r>
-        <w:rPr>
-          <w:rFonts w:cs="Times New Roman"/>
-          <w:szCs w:val="24"/>
-        </w:rPr>
-        <w:t xml:space="preserve"> egy </w:t>
-      </w:r>
-      <w:r>
-        <w:rPr>
-          <w:rFonts w:cs="Times New Roman"/>
-          <w:szCs w:val="24"/>
-        </w:rPr>
-        <w:t>U</w:t>
-      </w:r>
-      <w:r>
-        <w:rPr>
-          <w:rFonts w:cs="Times New Roman"/>
-          <w:szCs w:val="24"/>
-        </w:rPr>
-        <w:t>ser</w:t>
-      </w:r>
-      <w:r>
-        <w:rPr>
-          <w:rFonts w:cs="Times New Roman"/>
-          <w:szCs w:val="24"/>
-        </w:rPr>
-        <w:t>)</w:t>
-      </w:r>
-    </w:p>
-    <w:p>
-      <w:pPr>
-        <w:rPr>
-          <w:rFonts w:cs="Times New Roman"/>
-          <w:szCs w:val="24"/>
-        </w:rPr>
-      </w:pPr>
-      <w:r>
-        <w:rPr>
-          <w:rFonts w:cs="Times New Roman"/>
-          <w:szCs w:val="24"/>
-          <w:u w:val="single"/>
-        </w:rPr>
-        <w:t>OrderProducts</w:t>
-      </w:r>
-      <w:r>
-        <w:rPr>
-          <w:rFonts w:cs="Times New Roman"/>
-          <w:szCs w:val="24"/>
-        </w:rPr>
-        <w:t xml:space="preserve">: Kapcsoló tábla (több – több kapcsolat </w:t>
-      </w:r>
-      <w:r>
-        <w:rPr>
-          <w:rFonts w:cs="Times New Roman"/>
-          <w:szCs w:val="24"/>
-        </w:rPr>
-        <w:t>O</w:t>
-      </w:r>
-      <w:r>
-        <w:rPr>
-          <w:rFonts w:cs="Times New Roman"/>
-          <w:szCs w:val="24"/>
-        </w:rPr>
-        <w:t xml:space="preserve">rders és </w:t>
-      </w:r>
-      <w:r>
-        <w:rPr>
-          <w:rFonts w:cs="Times New Roman"/>
-          <w:szCs w:val="24"/>
-        </w:rPr>
-        <w:t>P</w:t>
-      </w:r>
-      <w:r>
-        <w:rPr>
-          <w:rFonts w:cs="Times New Roman"/>
-          <w:szCs w:val="24"/>
-        </w:rPr>
-        <w:t>roducts között</w:t>
-      </w:r>
-      <w:r>
-        <w:rPr>
-          <w:rFonts w:cs="Times New Roman"/>
-          <w:szCs w:val="24"/>
-        </w:rPr>
-        <w:t>)</w:t>
-      </w:r>
-    </w:p>
-    <w:p>
-      <w:pPr>
-        <w:rPr>
-          <w:rFonts w:cs="Times New Roman"/>
-          <w:szCs w:val="24"/>
-        </w:rPr>
-      </w:pPr>
-      <w:r>
-        <w:rPr>
-          <w:rFonts w:cs="Times New Roman"/>
-          <w:szCs w:val="24"/>
-          <w:u w:val="single"/>
-        </w:rPr>
-        <w:t>OrderDraft</w:t>
-      </w:r>
-      <w:r>
-        <w:rPr>
-          <w:rFonts w:cs="Times New Roman"/>
-          <w:szCs w:val="24"/>
-        </w:rPr>
-        <w:t xml:space="preserve">: Rendelés piszkozata (egy </w:t>
-      </w:r>
-      <w:r>
-        <w:rPr>
-          <w:rFonts w:cs="Times New Roman"/>
-          <w:szCs w:val="24"/>
-        </w:rPr>
-        <w:t>U</w:t>
-      </w:r>
-      <w:r>
-        <w:rPr>
-          <w:rFonts w:cs="Times New Roman"/>
-          <w:szCs w:val="24"/>
-        </w:rPr>
-        <w:t xml:space="preserve">ser </w:t>
-      </w:r>
-      <w:r>
-        <w:rPr>
-          <w:rFonts w:cs="Times New Roman"/>
-          <w:szCs w:val="24"/>
-        </w:rPr>
-        <w:sym w:font="Wingdings" w:char="F0E0"/>
-      </w:r>
-      <w:r>
-        <w:rPr>
-          <w:rFonts w:cs="Times New Roman"/>
-          <w:szCs w:val="24"/>
-        </w:rPr>
-        <w:t xml:space="preserve"> egy </w:t>
-      </w:r>
-      <w:r>
-        <w:rPr>
-          <w:rFonts w:cs="Times New Roman"/>
-          <w:szCs w:val="24"/>
-        </w:rPr>
-        <w:t>O</w:t>
-      </w:r>
-      <w:r>
-        <w:rPr>
-          <w:rFonts w:cs="Times New Roman"/>
-          <w:szCs w:val="24"/>
-        </w:rPr>
-        <w:t>rderdraft</w:t>
-      </w:r>
-      <w:r>
-        <w:rPr>
-          <w:rFonts w:cs="Times New Roman"/>
-          <w:szCs w:val="24"/>
-        </w:rPr>
-        <w:t>)</w:t>
-      </w:r>
-    </w:p>
-    <w:p>
-      <w:pPr>
-        <w:rPr>
-          <w:rFonts w:cs="Times New Roman"/>
-          <w:b/>
-          <w:bCs/>
-          <w:szCs w:val="24"/>
-        </w:rPr>
-      </w:pPr>
-      <w:r>
-        <w:rPr>
-          <w:rFonts w:cs="Times New Roman"/>
-          <w:b/>
-          <w:bCs/>
-          <w:szCs w:val="24"/>
-        </w:rPr>
         <w:t>Kapcsolatok összefoglalása:</w:t>
       </w:r>
     </w:p>
@@ -3681,6 +3675,7 @@
           <w:rFonts w:cs="Times New Roman"/>
           <w:szCs w:val="24"/>
         </w:rPr>
+        <w:lastRenderedPageBreak/>
         <w:t xml:space="preserve">Products </w:t>
       </w:r>
       <w:r>
@@ -3711,7 +3706,6 @@
           <w:rFonts w:cs="Times New Roman"/>
           <w:szCs w:val="24"/>
         </w:rPr>
-        <w:lastRenderedPageBreak/>
         <w:t xml:space="preserve">Cart </w:t>
       </w:r>
       <w:r>
@@ -3757,20 +3751,13 @@
     </w:p>
     <w:p>
       <w:pPr>
-        <w:rPr>
-          <w:rFonts w:cs="Times New Roman"/>
-          <w:b/>
-          <w:bCs/>
-          <w:szCs w:val="24"/>
-        </w:rPr>
-      </w:pPr>
-      <w:r>
-        <w:rPr>
-          <w:rFonts w:cs="Times New Roman"/>
-          <w:b/>
-          <w:bCs/>
-          <w:szCs w:val="24"/>
-        </w:rPr>
+        <w:pStyle w:val="Heading1"/>
+        <w:numPr>
+          <w:ilvl w:val="1"/>
+          <w:numId w:val="4"/>
+        </w:numPr>
+      </w:pPr>
+      <w:r>
         <w:t>Üzleti logika:</w:t>
       </w:r>
     </w:p>
@@ -3856,23 +3843,16 @@
     </w:p>
     <w:p>
       <w:pPr>
-        <w:rPr>
-          <w:rFonts w:cs="Times New Roman"/>
-          <w:szCs w:val="24"/>
-        </w:rPr>
-      </w:pPr>
-      <w:r>
-        <w:rPr>
-          <w:rFonts w:cs="Times New Roman"/>
-          <w:szCs w:val="24"/>
-        </w:rPr>
+        <w:pStyle w:val="Heading1"/>
+        <w:numPr>
+          <w:ilvl w:val="1"/>
+          <w:numId w:val="4"/>
+        </w:numPr>
+      </w:pPr>
+      <w:r>
         <w:t xml:space="preserve">Átlagos </w:t>
       </w:r>
       <w:r>
-        <w:rPr>
-          <w:rFonts w:cs="Times New Roman"/>
-          <w:szCs w:val="24"/>
-        </w:rPr>
         <w:t>felhasználói folyamat</w:t>
       </w:r>
     </w:p>
@@ -4029,20 +4009,13 @@
     </w:p>
     <w:p>
       <w:pPr>
-        <w:rPr>
-          <w:rFonts w:cs="Times New Roman"/>
-          <w:b/>
-          <w:bCs/>
-          <w:szCs w:val="24"/>
-        </w:rPr>
-      </w:pPr>
-      <w:r>
-        <w:rPr>
-          <w:rFonts w:cs="Times New Roman"/>
-          <w:b/>
-          <w:bCs/>
-          <w:szCs w:val="24"/>
-        </w:rPr>
+        <w:pStyle w:val="Heading1"/>
+        <w:numPr>
+          <w:ilvl w:val="1"/>
+          <w:numId w:val="4"/>
+        </w:numPr>
+      </w:pPr>
+      <w:r>
         <w:t>Megkötések és integritás</w:t>
       </w:r>
     </w:p>
@@ -4286,6 +4259,672 @@
           <w:szCs w:val="24"/>
         </w:rPr>
         <w:t>)</w:t>
+      </w:r>
+    </w:p>
+    <w:p>
+      <w:pPr>
+        <w:pStyle w:val="Heading1"/>
+        <w:numPr>
+          <w:ilvl w:val="0"/>
+          <w:numId w:val="4"/>
+        </w:numPr>
+      </w:pPr>
+      <w:r>
+        <w:lastRenderedPageBreak/>
+        <w:t>Algoritmusok</w:t>
+      </w:r>
+    </w:p>
+    <w:p>
+      <w:pPr>
+        <w:rPr>
+          <w:rFonts w:cs="Times New Roman"/>
+          <w:szCs w:val="24"/>
+        </w:rPr>
+      </w:pPr>
+      <w:r>
+        <w:rPr>
+          <w:rFonts w:cs="Times New Roman"/>
+          <w:szCs w:val="24"/>
+        </w:rPr>
+        <w:t>Az alkalmazás működésének alapját több kulcsfontosságú algoritmus és folyamat alkotja. Az alábbiakban bemutatjuk az egyes funkciók mögött álló logikát és megvalósítási módszereket.</w:t>
+      </w:r>
+    </w:p>
+    <w:p>
+      <w:pPr>
+        <w:pStyle w:val="Heading1"/>
+        <w:numPr>
+          <w:ilvl w:val="1"/>
+          <w:numId w:val="4"/>
+        </w:numPr>
+      </w:pPr>
+      <w:r>
+        <w:t>Felhasználói hitelesítés és jelszókezelés</w:t>
+      </w:r>
+    </w:p>
+    <w:p>
+      <w:pPr>
+        <w:rPr>
+          <w:rFonts w:cs="Times New Roman"/>
+          <w:szCs w:val="24"/>
+        </w:rPr>
+      </w:pPr>
+      <w:r>
+        <w:rPr>
+          <w:rFonts w:cs="Times New Roman"/>
+          <w:szCs w:val="24"/>
+        </w:rPr>
+        <w:t>A hitelesítési folyamat két részből áll: regisztrációból és bejelentkezésből. Az AuthController kezeli mindkét végpontot ([HttpPost("register")] és [HttpPost("login")]). A jelszókezeléshez az ASP.NET Core Identity beépített PasswordHasher&lt;object&gt; osztályát alkalmazzák, a védett végpontok JWT tokennel védettek.</w:t>
+      </w:r>
+    </w:p>
+    <w:p>
+      <w:pPr>
+        <w:rPr>
+          <w:rFonts w:cs="Times New Roman"/>
+          <w:b/>
+          <w:szCs w:val="24"/>
+        </w:rPr>
+      </w:pPr>
+      <w:r>
+        <w:rPr>
+          <w:rFonts w:cs="Times New Roman"/>
+          <w:b/>
+          <w:szCs w:val="24"/>
+        </w:rPr>
+        <w:t>Regisztrációs folyamat:</w:t>
+      </w:r>
+    </w:p>
+    <w:p>
+      <w:pPr>
+        <w:pStyle w:val="ListParagraph"/>
+        <w:numPr>
+          <w:ilvl w:val="0"/>
+          <w:numId w:val="23"/>
+        </w:numPr>
+        <w:rPr>
+          <w:rFonts w:cs="Times New Roman"/>
+          <w:szCs w:val="24"/>
+        </w:rPr>
+      </w:pPr>
+      <w:r>
+        <w:rPr>
+          <w:rFonts w:cs="Times New Roman"/>
+          <w:szCs w:val="24"/>
+        </w:rPr>
+        <w:t>A felhasználó megadja a keresztnevét, vezetéknevét, e-mail címét, jelszavát és telefonszámát (UserRegister DTO). A rendszer nem ellenőriz duplikált e-mailt regisztrációkor — a mentés az adatbázis egyedi kényszere alapján dől el.</w:t>
+      </w:r>
+    </w:p>
+    <w:p>
+      <w:pPr>
+        <w:pStyle w:val="ListParagraph"/>
+        <w:numPr>
+          <w:ilvl w:val="0"/>
+          <w:numId w:val="23"/>
+        </w:numPr>
+        <w:rPr>
+          <w:rFonts w:cs="Times New Roman"/>
+          <w:szCs w:val="24"/>
+        </w:rPr>
+      </w:pPr>
+      <w:r>
+        <w:rPr>
+          <w:rFonts w:cs="Times New Roman"/>
+          <w:szCs w:val="24"/>
+        </w:rPr>
+        <w:t>A jelszót a rendszer soha nem tárolja nyílt szövegként. A PasswordHasher&lt;object&gt;.HashPassword() metódus PBKDF2 alapú, sózott hash értéket készít a jelszóból, amelyet a Users tábla PasswordHash mezője tárol.</w:t>
+      </w:r>
+    </w:p>
+    <w:p>
+      <w:pPr>
+        <w:pStyle w:val="ListParagraph"/>
+        <w:numPr>
+          <w:ilvl w:val="0"/>
+          <w:numId w:val="23"/>
+        </w:numPr>
+        <w:rPr>
+          <w:rFonts w:cs="Times New Roman"/>
+          <w:szCs w:val="24"/>
+        </w:rPr>
+      </w:pPr>
+      <w:r>
+        <w:rPr>
+          <w:rFonts w:cs="Times New Roman"/>
+          <w:szCs w:val="24"/>
+        </w:rPr>
+        <w:t>Sikeres mentés után a rendszer lekérdezi az újonnan létrehozott felhasználót e-mail cím alapján, automatikusan RoleId = 1 (user) szerepkört rendel hozzá, majd létrehoz egy üres, aktív kosarat (Cart) a felhasználó azonosítójával. A végpont 204 NoContent választ ad vissza.</w:t>
+      </w:r>
+    </w:p>
+    <w:p>
+      <w:pPr>
+        <w:rPr>
+          <w:rFonts w:cs="Times New Roman"/>
+          <w:b/>
+          <w:szCs w:val="24"/>
+        </w:rPr>
+      </w:pPr>
+      <w:r>
+        <w:rPr>
+          <w:rFonts w:cs="Times New Roman"/>
+          <w:b/>
+          <w:szCs w:val="24"/>
+        </w:rPr>
+        <w:t>Bejelentkezési folyamat:</w:t>
+      </w:r>
+    </w:p>
+    <w:p>
+      <w:pPr>
+        <w:pStyle w:val="ListParagraph"/>
+        <w:numPr>
+          <w:ilvl w:val="0"/>
+          <w:numId w:val="22"/>
+        </w:numPr>
+        <w:rPr>
+          <w:rFonts w:cs="Times New Roman"/>
+          <w:szCs w:val="24"/>
+        </w:rPr>
+      </w:pPr>
+      <w:r>
+        <w:rPr>
+          <w:rFonts w:cs="Times New Roman"/>
+          <w:szCs w:val="24"/>
+        </w:rPr>
+        <w:t>A felhasználó megadja az e-mail címét és jelszavát (LoginRequest DTO). A backend a Users táblában keres e-mail cím alapján, és Include(u =&gt; u.Role) segítségével egyszerre betölti a szerepkör adatait is. Ha a felhasználó nem létezik, azonnal 401 Unauthorized választ küld.</w:t>
+      </w:r>
+    </w:p>
+    <w:p>
+      <w:pPr>
+        <w:pStyle w:val="ListParagraph"/>
+        <w:numPr>
+          <w:ilvl w:val="0"/>
+          <w:numId w:val="21"/>
+        </w:numPr>
+        <w:rPr>
+          <w:rFonts w:cs="Times New Roman"/>
+          <w:szCs w:val="24"/>
+        </w:rPr>
+      </w:pPr>
+      <w:r>
+        <w:rPr>
+          <w:rFonts w:cs="Times New Roman"/>
+          <w:szCs w:val="24"/>
+        </w:rPr>
+        <w:t>A PasswordHasher&lt;object&gt;.VerifyHashedPassword() metódus összehasonlítja a beküldött jelszót a tárolt hash-sel. Ha az eredmény PasswordVerificationResult.Failed, a rendszer 401 Unauthorized választ küld az "Invalid email or password." üzenettel — azonos hibaüzenet jelenik meg mind a nem létező e-mail, mind a helytelen jelszó esetén, hogy ne lehessen következtetni a hiba okára.</w:t>
+      </w:r>
+    </w:p>
+    <w:p>
+      <w:pPr>
+        <w:pStyle w:val="ListParagraph"/>
+        <w:numPr>
+          <w:ilvl w:val="0"/>
+          <w:numId w:val="21"/>
+        </w:numPr>
+        <w:rPr>
+          <w:rFonts w:cs="Times New Roman"/>
+          <w:szCs w:val="24"/>
+        </w:rPr>
+      </w:pPr>
+      <w:r>
+        <w:rPr>
+          <w:rFonts w:cs="Times New Roman"/>
+          <w:szCs w:val="24"/>
+        </w:rPr>
+        <w:lastRenderedPageBreak/>
+        <w:t>Sikeres hitelesítés esetén a GenerateJwtToken() metódus állít ki JWT tokent. A token claims mezői: userId, e-mail cím, firstName, lastName és szerepkör neve. Az aláíráshoz HMAC-SHA256 algoritmust használ, a titkos kulcsot az appsettings.json JwtOptions szekciójából olvassa. A kész tokent a szerver HttpOnly, Secure, SameSite=Lax beállítású sütiben (cookie-ban) küldi vissza — nem Authorization fejlécben —, így kliensoldalon JavaScript nem férhet hozzá.</w:t>
+      </w:r>
+    </w:p>
+    <w:p>
+      <w:pPr>
+        <w:pStyle w:val="ListParagraph"/>
+        <w:numPr>
+          <w:ilvl w:val="0"/>
+          <w:numId w:val="21"/>
+        </w:numPr>
+        <w:rPr>
+          <w:rFonts w:cs="Times New Roman"/>
+          <w:szCs w:val="24"/>
+        </w:rPr>
+      </w:pPr>
+      <w:r>
+        <w:rPr>
+          <w:rFonts w:cs="Times New Roman"/>
+          <w:szCs w:val="24"/>
+        </w:rPr>
+        <w:t>A rendszer két további végpontot biztosít: a GET /auth/cookietoken a sütiben tárolt tokent adja vissza (csak hitelesített felhasználóknak), a POST /auth/logout pedig törli a sütit. A szerepkör megváltoztatását a PUT /auth/changeRole végpont kezeli, amely e-mail cím és új RoleId alapján frissíti a felhasználó jogosultságát.</w:t>
+      </w:r>
+    </w:p>
+    <w:p>
+      <w:pPr>
+        <w:pStyle w:val="Heading1"/>
+        <w:numPr>
+          <w:ilvl w:val="1"/>
+          <w:numId w:val="4"/>
+        </w:numPr>
+      </w:pPr>
+      <w:r>
+        <w:t>Kosár és rendeléskezelési folyamat</w:t>
+      </w:r>
+    </w:p>
+    <w:p>
+      <w:pPr>
+        <w:rPr>
+          <w:rFonts w:cs="Times New Roman"/>
+          <w:szCs w:val="24"/>
+        </w:rPr>
+      </w:pPr>
+      <w:r>
+        <w:rPr>
+          <w:rFonts w:cs="Times New Roman"/>
+          <w:szCs w:val="24"/>
+        </w:rPr>
+        <w:t>A CartsController kezeli a kosárral kapcsolatos műveleteket. A POST /carts/AddProduct végpont egyszerre látja el a hozzáadás, mennyiségmódosítás és eltávolítás funkcióját. Minden végpont JWT tokenből olvassa ki a bejelentkezett felhasználó azonosítóját (User.Claims, "userId" claim), égy a kosár mindig az aktuális felhasználóhoz kötődik.</w:t>
+      </w:r>
+    </w:p>
+    <w:p>
+      <w:pPr>
+        <w:rPr>
+          <w:rFonts w:cs="Times New Roman"/>
+          <w:b/>
+          <w:szCs w:val="24"/>
+        </w:rPr>
+      </w:pPr>
+      <w:r>
+        <w:rPr>
+          <w:rFonts w:cs="Times New Roman"/>
+          <w:b/>
+          <w:szCs w:val="24"/>
+        </w:rPr>
+        <w:t>Termék hozzáadása a kosárhoz:</w:t>
+      </w:r>
+    </w:p>
+    <w:p>
+      <w:pPr>
+        <w:pStyle w:val="ListParagraph"/>
+        <w:numPr>
+          <w:ilvl w:val="0"/>
+          <w:numId w:val="20"/>
+        </w:numPr>
+        <w:rPr>
+          <w:rFonts w:cs="Times New Roman"/>
+          <w:szCs w:val="24"/>
+        </w:rPr>
+      </w:pPr>
+      <w:r>
+        <w:rPr>
+          <w:rFonts w:cs="Times New Roman"/>
+          <w:szCs w:val="24"/>
+        </w:rPr>
+        <w:t>A frontend POST kérést küld a /carts/AddProduct végpontra egy AddProductToCartDto objektummal (ProductId, Quantity). A backend betölti a bejelentkezett felhasználó kosárát eager loading-gal: CartProducts → Product → ProductSpecs → Spec és Category.</w:t>
+      </w:r>
+    </w:p>
+    <w:p>
+      <w:pPr>
+        <w:pStyle w:val="ListParagraph"/>
+        <w:numPr>
+          <w:ilvl w:val="0"/>
+          <w:numId w:val="20"/>
+        </w:numPr>
+        <w:rPr>
+          <w:rFonts w:cs="Times New Roman"/>
+          <w:szCs w:val="24"/>
+        </w:rPr>
+      </w:pPr>
+      <w:r>
+        <w:rPr>
+          <w:rFonts w:cs="Times New Roman"/>
+          <w:szCs w:val="24"/>
+        </w:rPr>
+        <w:t>A rendszer lekérdezi a kosárban lévő termék-azonosítókat (existingProductIds). Ha a termék már szerepel: Quantity &lt;= 0 esetén törli a CartProduct sort (eltávolítás), egyébként frissíti a mennyiséget. Ha a termék még nincs a kosárban: Quantity &lt;= 0 esetén 404-et ad vissza, egyébként új CartProduct sort szúr be az adatbázisba.</w:t>
+      </w:r>
+    </w:p>
+    <w:p>
+      <w:pPr>
+        <w:pStyle w:val="ListParagraph"/>
+        <w:numPr>
+          <w:ilvl w:val="0"/>
+          <w:numId w:val="20"/>
+        </w:numPr>
+        <w:rPr>
+          <w:rFonts w:cs="Times New Roman"/>
+          <w:szCs w:val="24"/>
+        </w:rPr>
+      </w:pPr>
+      <w:r>
+        <w:rPr>
+          <w:rFonts w:cs="Times New Roman"/>
+          <w:szCs w:val="24"/>
+        </w:rPr>
+        <w:t>Mindkét esetben a végpont 201 CreatedAtAction választ ad vissza, és a MapToDto() metódus a kosár tartalmát CartReadDto-vá alakítja: tartalmazza a kosárazonosítót, a felhasználó e-mail címét, és minden termékhez a mennyiséget, az árat, a speci-fikációkat és a kategória adatait.</w:t>
+      </w:r>
+    </w:p>
+    <w:p>
+      <w:pPr>
+        <w:rPr>
+          <w:rFonts w:cs="Times New Roman"/>
+          <w:b/>
+          <w:szCs w:val="24"/>
+        </w:rPr>
+      </w:pPr>
+      <w:r>
+        <w:rPr>
+          <w:rFonts w:cs="Times New Roman"/>
+          <w:b/>
+          <w:szCs w:val="24"/>
+        </w:rPr>
+        <w:t>Kosár lekérdezése:</w:t>
+      </w:r>
+    </w:p>
+    <w:p>
+      <w:pPr>
+        <w:pStyle w:val="ListParagraph"/>
+        <w:numPr>
+          <w:ilvl w:val="0"/>
+          <w:numId w:val="19"/>
+        </w:numPr>
+        <w:rPr>
+          <w:rFonts w:cs="Times New Roman"/>
+          <w:szCs w:val="24"/>
+        </w:rPr>
+      </w:pPr>
+      <w:r>
+        <w:rPr>
+          <w:rFonts w:cs="Times New Roman"/>
+          <w:szCs w:val="24"/>
+        </w:rPr>
+        <w:lastRenderedPageBreak/>
+        <w:t>A GET /carts/Current végpont ([Authorize]) a JWT tokenből kiolvasott userId alapján kérdezi le a bejelentkezett felhasználó kosárát. A GET /carts/{id} végpont kosazöonsító alapján érheti el bárki a kosár adatait (például a rendelés megerősítése után), 404-et ad vissza, ha a kosár nem található.</w:t>
+      </w:r>
+    </w:p>
+    <w:p>
+      <w:pPr>
+        <w:pStyle w:val="ListParagraph"/>
+        <w:numPr>
+          <w:ilvl w:val="0"/>
+          <w:numId w:val="19"/>
+        </w:numPr>
+        <w:rPr>
+          <w:rFonts w:cs="Times New Roman"/>
+          <w:szCs w:val="24"/>
+        </w:rPr>
+      </w:pPr>
+      <w:r>
+        <w:rPr>
+          <w:rFonts w:cs="Times New Roman"/>
+          <w:szCs w:val="24"/>
+        </w:rPr>
+        <w:t>A GET /carts végpont az összes kosár adatait adja vissza (adminisztrációs célra). Mindkét lekérdező végpont ugyanazt a többszintű eager loading-ot alkalmazza: CartProducts → Product → ProductSpecs → Spec, és az eredményt CartReadDto-ként adja vissza.</w:t>
+      </w:r>
+    </w:p>
+    <w:p>
+      <w:pPr>
+        <w:pStyle w:val="ListParagraph"/>
+        <w:numPr>
+          <w:ilvl w:val="0"/>
+          <w:numId w:val="19"/>
+        </w:numPr>
+        <w:rPr>
+          <w:rFonts w:cs="Times New Roman"/>
+          <w:szCs w:val="24"/>
+        </w:rPr>
+      </w:pPr>
+      <w:r>
+        <w:rPr>
+          <w:rFonts w:cs="Times New Roman"/>
+          <w:szCs w:val="24"/>
+        </w:rPr>
+        <w:t>Az AddProduct végpont rendelés-létrehozást nem végez — a kosár és a rendelés szétválasztott: a CartsController csak a kosár tartalmát kezeli, a rendelés véglegesítését az OrdersController végzi.</w:t>
+      </w:r>
+    </w:p>
+    <w:p>
+      <w:pPr>
+        <w:pStyle w:val="ListParagraph"/>
+        <w:numPr>
+          <w:ilvl w:val="0"/>
+          <w:numId w:val="19"/>
+        </w:numPr>
+        <w:rPr>
+          <w:rFonts w:cs="Times New Roman"/>
+          <w:szCs w:val="24"/>
+        </w:rPr>
+      </w:pPr>
+      <w:r>
+        <w:rPr>
+          <w:rFonts w:cs="Times New Roman"/>
+          <w:szCs w:val="24"/>
+        </w:rPr>
+        <w:t>A kosár adatai mindig valós időben tükröződnek: az AddProduct végpont minden mővelet után visszaadja a teljes, frissített kosár tartalmát, így a frontend mindig konzisztens állapotot mutat a felhasználónak.</w:t>
+      </w:r>
+    </w:p>
+    <w:p>
+      <w:pPr>
+        <w:pStyle w:val="Heading1"/>
+        <w:numPr>
+          <w:ilvl w:val="1"/>
+          <w:numId w:val="4"/>
+        </w:numPr>
+      </w:pPr>
+      <w:r>
+        <w:t>Rendelés létrehozása és életciklus-kezelés</w:t>
+      </w:r>
+    </w:p>
+    <w:p>
+      <w:pPr>
+        <w:rPr>
+          <w:rFonts w:cs="Times New Roman"/>
+          <w:szCs w:val="24"/>
+        </w:rPr>
+      </w:pPr>
+      <w:r>
+        <w:rPr>
+          <w:rFonts w:cs="Times New Roman"/>
+          <w:szCs w:val="24"/>
+        </w:rPr>
+        <w:t>A rendelés létrehozását a POST /orders végpont ([Authorize]) végzi az OrdersController-ben. A folyamat az OrderCreateDto adatait fogadja: szállítási cím (AddressLine, City, ZipCode) és fizetési mód (PaymentMethod), valamint a rendelés státusza (Status).</w:t>
+      </w:r>
+    </w:p>
+    <w:p>
+      <w:pPr>
+        <w:rPr>
+          <w:rFonts w:cs="Times New Roman"/>
+          <w:b/>
+          <w:szCs w:val="24"/>
+        </w:rPr>
+      </w:pPr>
+      <w:r>
+        <w:rPr>
+          <w:rFonts w:cs="Times New Roman"/>
+          <w:b/>
+          <w:szCs w:val="24"/>
+        </w:rPr>
+        <w:t>Rendelés létrehozásának lépései:</w:t>
+      </w:r>
+    </w:p>
+    <w:p>
+      <w:pPr>
+        <w:pStyle w:val="ListParagraph"/>
+        <w:numPr>
+          <w:ilvl w:val="0"/>
+          <w:numId w:val="18"/>
+        </w:numPr>
+        <w:rPr>
+          <w:rFonts w:cs="Times New Roman"/>
+          <w:szCs w:val="24"/>
+        </w:rPr>
+      </w:pPr>
+      <w:r>
+        <w:rPr>
+          <w:rFonts w:cs="Times New Roman"/>
+          <w:szCs w:val="24"/>
+        </w:rPr>
+        <w:t>A backend a JWT tokenből kinyeri a loggedInUserId értékét, majd betölti a felhasználó kosárát a CartProducts kapcsolattal együtt. Ha a kosár üres (CartProducts.Count &lt;= 0), a rendszer 404 NotFound választ ad vissza.</w:t>
+      </w:r>
+    </w:p>
+    <w:p>
+      <w:pPr>
+        <w:pStyle w:val="ListParagraph"/>
+        <w:numPr>
+          <w:ilvl w:val="0"/>
+          <w:numId w:val="18"/>
+        </w:numPr>
+        <w:rPr>
+          <w:rFonts w:cs="Times New Roman"/>
+          <w:szCs w:val="24"/>
+        </w:rPr>
+      </w:pPr>
+      <w:r>
+        <w:rPr>
+          <w:rFonts w:cs="Times New Roman"/>
+          <w:szCs w:val="24"/>
+        </w:rPr>
+        <w:t>Érvényes kosár esetén létrejön egy új Order rekord a megadott szállítási adatokkal, fizetési móddal és UserId-vel. Ez kerül először az adatbázisba (SaveChangesAsync), hogy az új rendelés Id-je rendelkezésre álljon a következő lépéshez.</w:t>
+      </w:r>
+    </w:p>
+    <w:p>
+      <w:pPr>
+        <w:pStyle w:val="ListParagraph"/>
+        <w:numPr>
+          <w:ilvl w:val="0"/>
+          <w:numId w:val="18"/>
+        </w:numPr>
+        <w:rPr>
+          <w:rFonts w:cs="Times New Roman"/>
+          <w:szCs w:val="24"/>
+        </w:rPr>
+      </w:pPr>
+      <w:r>
+        <w:rPr>
+          <w:rFonts w:cs="Times New Roman"/>
+          <w:szCs w:val="24"/>
+        </w:rPr>
+        <w:t>Ezután egy foreach ciklus bejárja a kosár összes CartProduct elemét: minden elemhez létrehoz egy OrderProduct rekordot (mennyiséggel és ProductId-vel), majd törli az adott CartProduct sort. Mindez egyetlen SaveChangesAsync hívással kerül az adatbázisba — a kosár ezzel automatikusan kiürül.</w:t>
+      </w:r>
+    </w:p>
+    <w:p>
+      <w:pPr>
+        <w:rPr>
+          <w:rFonts w:cs="Times New Roman"/>
+          <w:b/>
+          <w:szCs w:val="24"/>
+        </w:rPr>
+      </w:pPr>
+      <w:r>
+        <w:rPr>
+          <w:rFonts w:cs="Times New Roman"/>
+          <w:b/>
+          <w:szCs w:val="24"/>
+        </w:rPr>
+        <w:t>Lejárat ellenőrzése:</w:t>
+      </w:r>
+    </w:p>
+    <w:p>
+      <w:pPr>
+        <w:pStyle w:val="ListParagraph"/>
+        <w:numPr>
+          <w:ilvl w:val="0"/>
+          <w:numId w:val="17"/>
+        </w:numPr>
+        <w:rPr>
+          <w:rFonts w:cs="Times New Roman"/>
+          <w:szCs w:val="24"/>
+        </w:rPr>
+      </w:pPr>
+      <w:r>
+        <w:rPr>
+          <w:rFonts w:cs="Times New Roman"/>
+          <w:szCs w:val="24"/>
+        </w:rPr>
+        <w:lastRenderedPageBreak/>
+        <w:t>Rendelés lekérdezése és válasz:</w:t>
+      </w:r>
+    </w:p>
+    <w:p>
+      <w:pPr>
+        <w:pStyle w:val="ListParagraph"/>
+        <w:numPr>
+          <w:ilvl w:val="0"/>
+          <w:numId w:val="17"/>
+        </w:numPr>
+        <w:rPr>
+          <w:rFonts w:cs="Times New Roman"/>
+          <w:szCs w:val="24"/>
+        </w:rPr>
+      </w:pPr>
+      <w:r>
+        <w:rPr>
+          <w:rFonts w:cs="Times New Roman"/>
+          <w:szCs w:val="24"/>
+        </w:rPr>
+        <w:t>A mentés után a rendszer újra lekérdezi a létrehozott rendelést az adatbázisból eager loading-gal (OrderProducts → Product → ProductSpecs → Spec), hogy a válaszban a teljes termékadat szerepeljen. Az eredményt a MapToDto() alakítja OrderReadDto-vá, amely tartalmazza a szállítási adatokat, fizetési módot, státuszt és a rendelt termékek listáját mennyiségekkel.</w:t>
+      </w:r>
+    </w:p>
+    <w:p>
+      <w:pPr>
+        <w:pStyle w:val="ListParagraph"/>
+        <w:numPr>
+          <w:ilvl w:val="0"/>
+          <w:numId w:val="17"/>
+        </w:numPr>
+        <w:rPr>
+          <w:rFonts w:cs="Times New Roman"/>
+          <w:szCs w:val="24"/>
+        </w:rPr>
+      </w:pPr>
+      <w:r>
+        <w:rPr>
+          <w:rFonts w:cs="Times New Roman"/>
+          <w:szCs w:val="24"/>
+        </w:rPr>
+        <w:t>A végpont 201 CreatedAtAction választ ad vissza, amely a GET /orders/{id} végpontra mutat. A GET /orders/Current ([Authorize]) a bejelentkezett felhasználó összes rendelését adja vissza. A GET /orders/{id} bárki számára elérhető, a GET /orders összes rendelést listáz (adminisztrációs célra).</w:t>
+      </w:r>
+    </w:p>
+    <w:p>
+      <w:pPr>
+        <w:rPr>
+          <w:rFonts w:cs="Times New Roman"/>
+          <w:b/>
+          <w:szCs w:val="24"/>
+        </w:rPr>
+      </w:pPr>
+      <w:r>
+        <w:rPr>
+          <w:rFonts w:cs="Times New Roman"/>
+          <w:b/>
+          <w:szCs w:val="24"/>
+        </w:rPr>
+        <w:t>Admin rendeléskezelés:</w:t>
+      </w:r>
+    </w:p>
+    <w:p>
+      <w:pPr>
+        <w:pStyle w:val="ListParagraph"/>
+        <w:numPr>
+          <w:ilvl w:val="0"/>
+          <w:numId w:val="16"/>
+        </w:numPr>
+        <w:rPr>
+          <w:rFonts w:cs="Times New Roman"/>
+          <w:szCs w:val="24"/>
+        </w:rPr>
+      </w:pPr>
+      <w:r>
+        <w:rPr>
+          <w:rFonts w:cs="Times New Roman"/>
+          <w:szCs w:val="24"/>
+        </w:rPr>
+        <w:t>Két [Authorize(Roles = "Admin")] végponttal kezelhető a rendelés életciklusa: a PUT /orders/Status/{id} frissíti a rendelés státuszát (pl. feldolgozás alatt, teljesítve), a PUT /orders/Active/{id} pedig az Active mezőt kapcsolja át (logikai törlés). Mindkét végpont ellenőrzi, hogy az URL-ben és a DTO-ban megadott azonosítók egyeznek, eltérés esetén 400 BadRequest választ ad. Sikeres módosítás esetén 204 NoContent választ küld vissza.</w:t>
+      </w:r>
+    </w:p>
+    <w:p>
+      <w:pPr>
+        <w:rPr>
+          <w:rFonts w:cs="Times New Roman"/>
+          <w:szCs w:val="24"/>
+        </w:rPr>
+      </w:pPr>
+      <w:r>
+        <w:rPr>
+          <w:rFonts w:cs="Times New Roman"/>
+          <w:szCs w:val="24"/>
+        </w:rPr>
+        <w:t>Tesztelés</w:t>
       </w:r>
     </w:p>
     <w:p>
@@ -4535,6 +5174,119 @@
     </w:lvl>
   </w:abstractNum>
   <w:abstractNum w:abstractNumId="2" w15:restartNumberingAfterBreak="0">
+    <w:nsid w:val="03963772"/>
+    <w:multiLevelType w:val="multilevel"/>
+    <w:tmpl w:val="5AAA9CA2"/>
+    <w:lvl w:ilvl="0">
+      <w:start w:val="1"/>
+      <w:numFmt w:val="bullet"/>
+      <w:lvlText w:val=""/>
+      <w:lvlJc w:val="left"/>
+      <w:pPr>
+        <w:ind w:left="1069" w:hanging="360"/>
+      </w:pPr>
+      <w:rPr>
+        <w:rFonts w:ascii="Symbol" w:hAnsi="Symbol" w:hint="default"/>
+      </w:rPr>
+    </w:lvl>
+    <w:lvl w:ilvl="1">
+      <w:start w:val="1"/>
+      <w:numFmt w:val="bullet"/>
+      <w:lvlText w:val=""/>
+      <w:lvlJc w:val="left"/>
+      <w:pPr>
+        <w:ind w:left="1429" w:hanging="360"/>
+      </w:pPr>
+      <w:rPr>
+        <w:rFonts w:ascii="Wingdings" w:hAnsi="Wingdings" w:hint="default"/>
+      </w:rPr>
+    </w:lvl>
+    <w:lvl w:ilvl="2">
+      <w:start w:val="1"/>
+      <w:numFmt w:val="bullet"/>
+      <w:lvlText w:val=""/>
+      <w:lvlJc w:val="left"/>
+      <w:pPr>
+        <w:ind w:left="1789" w:hanging="360"/>
+      </w:pPr>
+      <w:rPr>
+        <w:rFonts w:ascii="Wingdings" w:hAnsi="Wingdings" w:hint="default"/>
+      </w:rPr>
+    </w:lvl>
+    <w:lvl w:ilvl="3">
+      <w:start w:val="1"/>
+      <w:numFmt w:val="bullet"/>
+      <w:lvlText w:val=""/>
+      <w:lvlJc w:val="left"/>
+      <w:pPr>
+        <w:ind w:left="2149" w:hanging="360"/>
+      </w:pPr>
+      <w:rPr>
+        <w:rFonts w:ascii="Symbol" w:hAnsi="Symbol" w:hint="default"/>
+      </w:rPr>
+    </w:lvl>
+    <w:lvl w:ilvl="4">
+      <w:start w:val="1"/>
+      <w:numFmt w:val="bullet"/>
+      <w:lvlText w:val=""/>
+      <w:lvlJc w:val="left"/>
+      <w:pPr>
+        <w:ind w:left="2509" w:hanging="360"/>
+      </w:pPr>
+      <w:rPr>
+        <w:rFonts w:ascii="Symbol" w:hAnsi="Symbol" w:hint="default"/>
+      </w:rPr>
+    </w:lvl>
+    <w:lvl w:ilvl="5">
+      <w:start w:val="1"/>
+      <w:numFmt w:val="bullet"/>
+      <w:lvlText w:val=""/>
+      <w:lvlJc w:val="left"/>
+      <w:pPr>
+        <w:ind w:left="2869" w:hanging="360"/>
+      </w:pPr>
+      <w:rPr>
+        <w:rFonts w:ascii="Wingdings" w:hAnsi="Wingdings" w:hint="default"/>
+      </w:rPr>
+    </w:lvl>
+    <w:lvl w:ilvl="6">
+      <w:start w:val="1"/>
+      <w:numFmt w:val="bullet"/>
+      <w:lvlText w:val=""/>
+      <w:lvlJc w:val="left"/>
+      <w:pPr>
+        <w:ind w:left="3229" w:hanging="360"/>
+      </w:pPr>
+      <w:rPr>
+        <w:rFonts w:ascii="Wingdings" w:hAnsi="Wingdings" w:hint="default"/>
+      </w:rPr>
+    </w:lvl>
+    <w:lvl w:ilvl="7">
+      <w:start w:val="1"/>
+      <w:numFmt w:val="bullet"/>
+      <w:lvlText w:val=""/>
+      <w:lvlJc w:val="left"/>
+      <w:pPr>
+        <w:ind w:left="3589" w:hanging="360"/>
+      </w:pPr>
+      <w:rPr>
+        <w:rFonts w:ascii="Symbol" w:hAnsi="Symbol" w:hint="default"/>
+      </w:rPr>
+    </w:lvl>
+    <w:lvl w:ilvl="8">
+      <w:start w:val="1"/>
+      <w:numFmt w:val="bullet"/>
+      <w:lvlText w:val=""/>
+      <w:lvlJc w:val="left"/>
+      <w:pPr>
+        <w:ind w:left="3949" w:hanging="360"/>
+      </w:pPr>
+      <w:rPr>
+        <w:rFonts w:ascii="Symbol" w:hAnsi="Symbol" w:hint="default"/>
+      </w:rPr>
+    </w:lvl>
+  </w:abstractNum>
+  <w:abstractNum w:abstractNumId="3" w15:restartNumberingAfterBreak="0">
     <w:nsid w:val="18A360DB"/>
     <w:multiLevelType w:val="multilevel"/>
     <w:tmpl w:val="9EB0444C"/>
@@ -4647,7 +5399,233 @@
       </w:rPr>
     </w:lvl>
   </w:abstractNum>
-  <w:abstractNum w:abstractNumId="3" w15:restartNumberingAfterBreak="0">
+  <w:abstractNum w:abstractNumId="4" w15:restartNumberingAfterBreak="0">
+    <w:nsid w:val="18EB128F"/>
+    <w:multiLevelType w:val="multilevel"/>
+    <w:tmpl w:val="685CF55C"/>
+    <w:lvl w:ilvl="0">
+      <w:start w:val="1"/>
+      <w:numFmt w:val="bullet"/>
+      <w:lvlText w:val=""/>
+      <w:lvlJc w:val="left"/>
+      <w:pPr>
+        <w:ind w:left="1069" w:hanging="360"/>
+      </w:pPr>
+      <w:rPr>
+        <w:rFonts w:ascii="Symbol" w:hAnsi="Symbol" w:hint="default"/>
+      </w:rPr>
+    </w:lvl>
+    <w:lvl w:ilvl="1">
+      <w:start w:val="1"/>
+      <w:numFmt w:val="bullet"/>
+      <w:lvlText w:val=""/>
+      <w:lvlJc w:val="left"/>
+      <w:pPr>
+        <w:ind w:left="1429" w:hanging="360"/>
+      </w:pPr>
+      <w:rPr>
+        <w:rFonts w:ascii="Wingdings" w:hAnsi="Wingdings" w:hint="default"/>
+      </w:rPr>
+    </w:lvl>
+    <w:lvl w:ilvl="2">
+      <w:start w:val="1"/>
+      <w:numFmt w:val="bullet"/>
+      <w:lvlText w:val=""/>
+      <w:lvlJc w:val="left"/>
+      <w:pPr>
+        <w:ind w:left="1789" w:hanging="360"/>
+      </w:pPr>
+      <w:rPr>
+        <w:rFonts w:ascii="Wingdings" w:hAnsi="Wingdings" w:hint="default"/>
+      </w:rPr>
+    </w:lvl>
+    <w:lvl w:ilvl="3">
+      <w:start w:val="1"/>
+      <w:numFmt w:val="bullet"/>
+      <w:lvlText w:val=""/>
+      <w:lvlJc w:val="left"/>
+      <w:pPr>
+        <w:ind w:left="2149" w:hanging="360"/>
+      </w:pPr>
+      <w:rPr>
+        <w:rFonts w:ascii="Symbol" w:hAnsi="Symbol" w:hint="default"/>
+      </w:rPr>
+    </w:lvl>
+    <w:lvl w:ilvl="4">
+      <w:start w:val="1"/>
+      <w:numFmt w:val="bullet"/>
+      <w:lvlText w:val=""/>
+      <w:lvlJc w:val="left"/>
+      <w:pPr>
+        <w:ind w:left="2509" w:hanging="360"/>
+      </w:pPr>
+      <w:rPr>
+        <w:rFonts w:ascii="Symbol" w:hAnsi="Symbol" w:hint="default"/>
+      </w:rPr>
+    </w:lvl>
+    <w:lvl w:ilvl="5">
+      <w:start w:val="1"/>
+      <w:numFmt w:val="bullet"/>
+      <w:lvlText w:val=""/>
+      <w:lvlJc w:val="left"/>
+      <w:pPr>
+        <w:ind w:left="2869" w:hanging="360"/>
+      </w:pPr>
+      <w:rPr>
+        <w:rFonts w:ascii="Wingdings" w:hAnsi="Wingdings" w:hint="default"/>
+      </w:rPr>
+    </w:lvl>
+    <w:lvl w:ilvl="6">
+      <w:start w:val="1"/>
+      <w:numFmt w:val="bullet"/>
+      <w:lvlText w:val=""/>
+      <w:lvlJc w:val="left"/>
+      <w:pPr>
+        <w:ind w:left="3229" w:hanging="360"/>
+      </w:pPr>
+      <w:rPr>
+        <w:rFonts w:ascii="Wingdings" w:hAnsi="Wingdings" w:hint="default"/>
+      </w:rPr>
+    </w:lvl>
+    <w:lvl w:ilvl="7">
+      <w:start w:val="1"/>
+      <w:numFmt w:val="bullet"/>
+      <w:lvlText w:val=""/>
+      <w:lvlJc w:val="left"/>
+      <w:pPr>
+        <w:ind w:left="3589" w:hanging="360"/>
+      </w:pPr>
+      <w:rPr>
+        <w:rFonts w:ascii="Symbol" w:hAnsi="Symbol" w:hint="default"/>
+      </w:rPr>
+    </w:lvl>
+    <w:lvl w:ilvl="8">
+      <w:start w:val="1"/>
+      <w:numFmt w:val="bullet"/>
+      <w:lvlText w:val=""/>
+      <w:lvlJc w:val="left"/>
+      <w:pPr>
+        <w:ind w:left="3949" w:hanging="360"/>
+      </w:pPr>
+      <w:rPr>
+        <w:rFonts w:ascii="Symbol" w:hAnsi="Symbol" w:hint="default"/>
+      </w:rPr>
+    </w:lvl>
+  </w:abstractNum>
+  <w:abstractNum w:abstractNumId="5" w15:restartNumberingAfterBreak="0">
+    <w:nsid w:val="208D08A0"/>
+    <w:multiLevelType w:val="multilevel"/>
+    <w:tmpl w:val="3E105A2A"/>
+    <w:lvl w:ilvl="0">
+      <w:start w:val="1"/>
+      <w:numFmt w:val="bullet"/>
+      <w:lvlText w:val=""/>
+      <w:lvlJc w:val="left"/>
+      <w:pPr>
+        <w:ind w:left="1069" w:hanging="360"/>
+      </w:pPr>
+      <w:rPr>
+        <w:rFonts w:ascii="Symbol" w:hAnsi="Symbol" w:hint="default"/>
+      </w:rPr>
+    </w:lvl>
+    <w:lvl w:ilvl="1">
+      <w:start w:val="1"/>
+      <w:numFmt w:val="bullet"/>
+      <w:lvlText w:val=""/>
+      <w:lvlJc w:val="left"/>
+      <w:pPr>
+        <w:ind w:left="1429" w:hanging="360"/>
+      </w:pPr>
+      <w:rPr>
+        <w:rFonts w:ascii="Wingdings" w:hAnsi="Wingdings" w:hint="default"/>
+      </w:rPr>
+    </w:lvl>
+    <w:lvl w:ilvl="2">
+      <w:start w:val="1"/>
+      <w:numFmt w:val="bullet"/>
+      <w:lvlText w:val=""/>
+      <w:lvlJc w:val="left"/>
+      <w:pPr>
+        <w:ind w:left="1789" w:hanging="360"/>
+      </w:pPr>
+      <w:rPr>
+        <w:rFonts w:ascii="Wingdings" w:hAnsi="Wingdings" w:hint="default"/>
+      </w:rPr>
+    </w:lvl>
+    <w:lvl w:ilvl="3">
+      <w:start w:val="1"/>
+      <w:numFmt w:val="bullet"/>
+      <w:lvlText w:val=""/>
+      <w:lvlJc w:val="left"/>
+      <w:pPr>
+        <w:ind w:left="2149" w:hanging="360"/>
+      </w:pPr>
+      <w:rPr>
+        <w:rFonts w:ascii="Symbol" w:hAnsi="Symbol" w:hint="default"/>
+      </w:rPr>
+    </w:lvl>
+    <w:lvl w:ilvl="4">
+      <w:start w:val="1"/>
+      <w:numFmt w:val="bullet"/>
+      <w:lvlText w:val=""/>
+      <w:lvlJc w:val="left"/>
+      <w:pPr>
+        <w:ind w:left="2509" w:hanging="360"/>
+      </w:pPr>
+      <w:rPr>
+        <w:rFonts w:ascii="Symbol" w:hAnsi="Symbol" w:hint="default"/>
+      </w:rPr>
+    </w:lvl>
+    <w:lvl w:ilvl="5">
+      <w:start w:val="1"/>
+      <w:numFmt w:val="bullet"/>
+      <w:lvlText w:val=""/>
+      <w:lvlJc w:val="left"/>
+      <w:pPr>
+        <w:ind w:left="2869" w:hanging="360"/>
+      </w:pPr>
+      <w:rPr>
+        <w:rFonts w:ascii="Wingdings" w:hAnsi="Wingdings" w:hint="default"/>
+      </w:rPr>
+    </w:lvl>
+    <w:lvl w:ilvl="6">
+      <w:start w:val="1"/>
+      <w:numFmt w:val="bullet"/>
+      <w:lvlText w:val=""/>
+      <w:lvlJc w:val="left"/>
+      <w:pPr>
+        <w:ind w:left="3229" w:hanging="360"/>
+      </w:pPr>
+      <w:rPr>
+        <w:rFonts w:ascii="Wingdings" w:hAnsi="Wingdings" w:hint="default"/>
+      </w:rPr>
+    </w:lvl>
+    <w:lvl w:ilvl="7">
+      <w:start w:val="1"/>
+      <w:numFmt w:val="bullet"/>
+      <w:lvlText w:val=""/>
+      <w:lvlJc w:val="left"/>
+      <w:pPr>
+        <w:ind w:left="3589" w:hanging="360"/>
+      </w:pPr>
+      <w:rPr>
+        <w:rFonts w:ascii="Symbol" w:hAnsi="Symbol" w:hint="default"/>
+      </w:rPr>
+    </w:lvl>
+    <w:lvl w:ilvl="8">
+      <w:start w:val="1"/>
+      <w:numFmt w:val="bullet"/>
+      <w:lvlText w:val=""/>
+      <w:lvlJc w:val="left"/>
+      <w:pPr>
+        <w:ind w:left="3949" w:hanging="360"/>
+      </w:pPr>
+      <w:rPr>
+        <w:rFonts w:ascii="Symbol" w:hAnsi="Symbol" w:hint="default"/>
+      </w:rPr>
+    </w:lvl>
+  </w:abstractNum>
+  <w:abstractNum w:abstractNumId="6" w15:restartNumberingAfterBreak="0">
     <w:nsid w:val="274E02EA"/>
     <w:multiLevelType w:val="multilevel"/>
     <w:tmpl w:val="ADC4D118"/>
@@ -4760,7 +5738,7 @@
       </w:rPr>
     </w:lvl>
   </w:abstractNum>
-  <w:abstractNum w:abstractNumId="4" w15:restartNumberingAfterBreak="0">
+  <w:abstractNum w:abstractNumId="7" w15:restartNumberingAfterBreak="0">
     <w:nsid w:val="2CC71388"/>
     <w:multiLevelType w:val="multilevel"/>
     <w:tmpl w:val="8C482A5A"/>
@@ -4927,7 +5905,7 @@
       </w:rPr>
     </w:lvl>
   </w:abstractNum>
-  <w:abstractNum w:abstractNumId="5" w15:restartNumberingAfterBreak="0">
+  <w:abstractNum w:abstractNumId="8" w15:restartNumberingAfterBreak="0">
     <w:nsid w:val="32C60FEC"/>
     <w:multiLevelType w:val="hybridMultilevel"/>
     <w:tmpl w:val="1EB8C44C"/>
@@ -5040,7 +6018,233 @@
       </w:rPr>
     </w:lvl>
   </w:abstractNum>
-  <w:abstractNum w:abstractNumId="6" w15:restartNumberingAfterBreak="0">
+  <w:abstractNum w:abstractNumId="9" w15:restartNumberingAfterBreak="0">
+    <w:nsid w:val="3E0B5DDA"/>
+    <w:multiLevelType w:val="multilevel"/>
+    <w:tmpl w:val="34CAAE0C"/>
+    <w:lvl w:ilvl="0">
+      <w:start w:val="1"/>
+      <w:numFmt w:val="bullet"/>
+      <w:lvlText w:val=""/>
+      <w:lvlJc w:val="left"/>
+      <w:pPr>
+        <w:ind w:left="1069" w:hanging="360"/>
+      </w:pPr>
+      <w:rPr>
+        <w:rFonts w:ascii="Symbol" w:hAnsi="Symbol" w:hint="default"/>
+      </w:rPr>
+    </w:lvl>
+    <w:lvl w:ilvl="1">
+      <w:start w:val="1"/>
+      <w:numFmt w:val="bullet"/>
+      <w:lvlText w:val=""/>
+      <w:lvlJc w:val="left"/>
+      <w:pPr>
+        <w:ind w:left="1429" w:hanging="360"/>
+      </w:pPr>
+      <w:rPr>
+        <w:rFonts w:ascii="Wingdings" w:hAnsi="Wingdings" w:hint="default"/>
+      </w:rPr>
+    </w:lvl>
+    <w:lvl w:ilvl="2">
+      <w:start w:val="1"/>
+      <w:numFmt w:val="bullet"/>
+      <w:lvlText w:val=""/>
+      <w:lvlJc w:val="left"/>
+      <w:pPr>
+        <w:ind w:left="1789" w:hanging="360"/>
+      </w:pPr>
+      <w:rPr>
+        <w:rFonts w:ascii="Wingdings" w:hAnsi="Wingdings" w:hint="default"/>
+      </w:rPr>
+    </w:lvl>
+    <w:lvl w:ilvl="3">
+      <w:start w:val="1"/>
+      <w:numFmt w:val="bullet"/>
+      <w:lvlText w:val=""/>
+      <w:lvlJc w:val="left"/>
+      <w:pPr>
+        <w:ind w:left="2149" w:hanging="360"/>
+      </w:pPr>
+      <w:rPr>
+        <w:rFonts w:ascii="Symbol" w:hAnsi="Symbol" w:hint="default"/>
+      </w:rPr>
+    </w:lvl>
+    <w:lvl w:ilvl="4">
+      <w:start w:val="1"/>
+      <w:numFmt w:val="bullet"/>
+      <w:lvlText w:val=""/>
+      <w:lvlJc w:val="left"/>
+      <w:pPr>
+        <w:ind w:left="2509" w:hanging="360"/>
+      </w:pPr>
+      <w:rPr>
+        <w:rFonts w:ascii="Symbol" w:hAnsi="Symbol" w:hint="default"/>
+      </w:rPr>
+    </w:lvl>
+    <w:lvl w:ilvl="5">
+      <w:start w:val="1"/>
+      <w:numFmt w:val="bullet"/>
+      <w:lvlText w:val=""/>
+      <w:lvlJc w:val="left"/>
+      <w:pPr>
+        <w:ind w:left="2869" w:hanging="360"/>
+      </w:pPr>
+      <w:rPr>
+        <w:rFonts w:ascii="Wingdings" w:hAnsi="Wingdings" w:hint="default"/>
+      </w:rPr>
+    </w:lvl>
+    <w:lvl w:ilvl="6">
+      <w:start w:val="1"/>
+      <w:numFmt w:val="bullet"/>
+      <w:lvlText w:val=""/>
+      <w:lvlJc w:val="left"/>
+      <w:pPr>
+        <w:ind w:left="3229" w:hanging="360"/>
+      </w:pPr>
+      <w:rPr>
+        <w:rFonts w:ascii="Wingdings" w:hAnsi="Wingdings" w:hint="default"/>
+      </w:rPr>
+    </w:lvl>
+    <w:lvl w:ilvl="7">
+      <w:start w:val="1"/>
+      <w:numFmt w:val="bullet"/>
+      <w:lvlText w:val=""/>
+      <w:lvlJc w:val="left"/>
+      <w:pPr>
+        <w:ind w:left="3589" w:hanging="360"/>
+      </w:pPr>
+      <w:rPr>
+        <w:rFonts w:ascii="Symbol" w:hAnsi="Symbol" w:hint="default"/>
+      </w:rPr>
+    </w:lvl>
+    <w:lvl w:ilvl="8">
+      <w:start w:val="1"/>
+      <w:numFmt w:val="bullet"/>
+      <w:lvlText w:val=""/>
+      <w:lvlJc w:val="left"/>
+      <w:pPr>
+        <w:ind w:left="3949" w:hanging="360"/>
+      </w:pPr>
+      <w:rPr>
+        <w:rFonts w:ascii="Symbol" w:hAnsi="Symbol" w:hint="default"/>
+      </w:rPr>
+    </w:lvl>
+  </w:abstractNum>
+  <w:abstractNum w:abstractNumId="10" w15:restartNumberingAfterBreak="0">
+    <w:nsid w:val="5125374E"/>
+    <w:multiLevelType w:val="multilevel"/>
+    <w:tmpl w:val="5AAA9CA2"/>
+    <w:lvl w:ilvl="0">
+      <w:start w:val="1"/>
+      <w:numFmt w:val="bullet"/>
+      <w:lvlText w:val=""/>
+      <w:lvlJc w:val="left"/>
+      <w:pPr>
+        <w:ind w:left="1069" w:hanging="360"/>
+      </w:pPr>
+      <w:rPr>
+        <w:rFonts w:ascii="Symbol" w:hAnsi="Symbol" w:hint="default"/>
+      </w:rPr>
+    </w:lvl>
+    <w:lvl w:ilvl="1">
+      <w:start w:val="1"/>
+      <w:numFmt w:val="bullet"/>
+      <w:lvlText w:val=""/>
+      <w:lvlJc w:val="left"/>
+      <w:pPr>
+        <w:ind w:left="1429" w:hanging="360"/>
+      </w:pPr>
+      <w:rPr>
+        <w:rFonts w:ascii="Wingdings" w:hAnsi="Wingdings" w:hint="default"/>
+      </w:rPr>
+    </w:lvl>
+    <w:lvl w:ilvl="2">
+      <w:start w:val="1"/>
+      <w:numFmt w:val="bullet"/>
+      <w:lvlText w:val=""/>
+      <w:lvlJc w:val="left"/>
+      <w:pPr>
+        <w:ind w:left="1789" w:hanging="360"/>
+      </w:pPr>
+      <w:rPr>
+        <w:rFonts w:ascii="Wingdings" w:hAnsi="Wingdings" w:hint="default"/>
+      </w:rPr>
+    </w:lvl>
+    <w:lvl w:ilvl="3">
+      <w:start w:val="1"/>
+      <w:numFmt w:val="bullet"/>
+      <w:lvlText w:val=""/>
+      <w:lvlJc w:val="left"/>
+      <w:pPr>
+        <w:ind w:left="2149" w:hanging="360"/>
+      </w:pPr>
+      <w:rPr>
+        <w:rFonts w:ascii="Symbol" w:hAnsi="Symbol" w:hint="default"/>
+      </w:rPr>
+    </w:lvl>
+    <w:lvl w:ilvl="4">
+      <w:start w:val="1"/>
+      <w:numFmt w:val="bullet"/>
+      <w:lvlText w:val=""/>
+      <w:lvlJc w:val="left"/>
+      <w:pPr>
+        <w:ind w:left="2509" w:hanging="360"/>
+      </w:pPr>
+      <w:rPr>
+        <w:rFonts w:ascii="Symbol" w:hAnsi="Symbol" w:hint="default"/>
+      </w:rPr>
+    </w:lvl>
+    <w:lvl w:ilvl="5">
+      <w:start w:val="1"/>
+      <w:numFmt w:val="bullet"/>
+      <w:lvlText w:val=""/>
+      <w:lvlJc w:val="left"/>
+      <w:pPr>
+        <w:ind w:left="2869" w:hanging="360"/>
+      </w:pPr>
+      <w:rPr>
+        <w:rFonts w:ascii="Wingdings" w:hAnsi="Wingdings" w:hint="default"/>
+      </w:rPr>
+    </w:lvl>
+    <w:lvl w:ilvl="6">
+      <w:start w:val="1"/>
+      <w:numFmt w:val="bullet"/>
+      <w:lvlText w:val=""/>
+      <w:lvlJc w:val="left"/>
+      <w:pPr>
+        <w:ind w:left="3229" w:hanging="360"/>
+      </w:pPr>
+      <w:rPr>
+        <w:rFonts w:ascii="Wingdings" w:hAnsi="Wingdings" w:hint="default"/>
+      </w:rPr>
+    </w:lvl>
+    <w:lvl w:ilvl="7">
+      <w:start w:val="1"/>
+      <w:numFmt w:val="bullet"/>
+      <w:lvlText w:val=""/>
+      <w:lvlJc w:val="left"/>
+      <w:pPr>
+        <w:ind w:left="3589" w:hanging="360"/>
+      </w:pPr>
+      <w:rPr>
+        <w:rFonts w:ascii="Symbol" w:hAnsi="Symbol" w:hint="default"/>
+      </w:rPr>
+    </w:lvl>
+    <w:lvl w:ilvl="8">
+      <w:start w:val="1"/>
+      <w:numFmt w:val="bullet"/>
+      <w:lvlText w:val=""/>
+      <w:lvlJc w:val="left"/>
+      <w:pPr>
+        <w:ind w:left="3949" w:hanging="360"/>
+      </w:pPr>
+      <w:rPr>
+        <w:rFonts w:ascii="Symbol" w:hAnsi="Symbol" w:hint="default"/>
+      </w:rPr>
+    </w:lvl>
+  </w:abstractNum>
+  <w:abstractNum w:abstractNumId="11" w15:restartNumberingAfterBreak="0">
     <w:nsid w:val="53215AF0"/>
     <w:multiLevelType w:val="hybridMultilevel"/>
     <w:tmpl w:val="25324CEE"/>
@@ -5153,7 +6357,7 @@
       </w:rPr>
     </w:lvl>
   </w:abstractNum>
-  <w:abstractNum w:abstractNumId="7" w15:restartNumberingAfterBreak="0">
+  <w:abstractNum w:abstractNumId="12" w15:restartNumberingAfterBreak="0">
     <w:nsid w:val="57C60AE4"/>
     <w:multiLevelType w:val="hybridMultilevel"/>
     <w:tmpl w:val="1BC6EEB2"/>
@@ -5266,7 +6470,120 @@
       </w:rPr>
     </w:lvl>
   </w:abstractNum>
-  <w:abstractNum w:abstractNumId="8" w15:restartNumberingAfterBreak="0">
+  <w:abstractNum w:abstractNumId="13" w15:restartNumberingAfterBreak="0">
+    <w:nsid w:val="584E786F"/>
+    <w:multiLevelType w:val="multilevel"/>
+    <w:tmpl w:val="0A082EAC"/>
+    <w:lvl w:ilvl="0">
+      <w:start w:val="1"/>
+      <w:numFmt w:val="bullet"/>
+      <w:lvlText w:val=""/>
+      <w:lvlJc w:val="left"/>
+      <w:pPr>
+        <w:ind w:left="1069" w:hanging="360"/>
+      </w:pPr>
+      <w:rPr>
+        <w:rFonts w:ascii="Symbol" w:hAnsi="Symbol" w:hint="default"/>
+      </w:rPr>
+    </w:lvl>
+    <w:lvl w:ilvl="1">
+      <w:start w:val="1"/>
+      <w:numFmt w:val="bullet"/>
+      <w:lvlText w:val=""/>
+      <w:lvlJc w:val="left"/>
+      <w:pPr>
+        <w:ind w:left="1429" w:hanging="360"/>
+      </w:pPr>
+      <w:rPr>
+        <w:rFonts w:ascii="Wingdings" w:hAnsi="Wingdings" w:hint="default"/>
+      </w:rPr>
+    </w:lvl>
+    <w:lvl w:ilvl="2">
+      <w:start w:val="1"/>
+      <w:numFmt w:val="bullet"/>
+      <w:lvlText w:val=""/>
+      <w:lvlJc w:val="left"/>
+      <w:pPr>
+        <w:ind w:left="1789" w:hanging="360"/>
+      </w:pPr>
+      <w:rPr>
+        <w:rFonts w:ascii="Wingdings" w:hAnsi="Wingdings" w:hint="default"/>
+      </w:rPr>
+    </w:lvl>
+    <w:lvl w:ilvl="3">
+      <w:start w:val="1"/>
+      <w:numFmt w:val="bullet"/>
+      <w:lvlText w:val=""/>
+      <w:lvlJc w:val="left"/>
+      <w:pPr>
+        <w:ind w:left="2149" w:hanging="360"/>
+      </w:pPr>
+      <w:rPr>
+        <w:rFonts w:ascii="Symbol" w:hAnsi="Symbol" w:hint="default"/>
+      </w:rPr>
+    </w:lvl>
+    <w:lvl w:ilvl="4">
+      <w:start w:val="1"/>
+      <w:numFmt w:val="bullet"/>
+      <w:lvlText w:val=""/>
+      <w:lvlJc w:val="left"/>
+      <w:pPr>
+        <w:ind w:left="2509" w:hanging="360"/>
+      </w:pPr>
+      <w:rPr>
+        <w:rFonts w:ascii="Symbol" w:hAnsi="Symbol" w:hint="default"/>
+      </w:rPr>
+    </w:lvl>
+    <w:lvl w:ilvl="5">
+      <w:start w:val="1"/>
+      <w:numFmt w:val="bullet"/>
+      <w:lvlText w:val=""/>
+      <w:lvlJc w:val="left"/>
+      <w:pPr>
+        <w:ind w:left="2869" w:hanging="360"/>
+      </w:pPr>
+      <w:rPr>
+        <w:rFonts w:ascii="Wingdings" w:hAnsi="Wingdings" w:hint="default"/>
+      </w:rPr>
+    </w:lvl>
+    <w:lvl w:ilvl="6">
+      <w:start w:val="1"/>
+      <w:numFmt w:val="bullet"/>
+      <w:lvlText w:val=""/>
+      <w:lvlJc w:val="left"/>
+      <w:pPr>
+        <w:ind w:left="3229" w:hanging="360"/>
+      </w:pPr>
+      <w:rPr>
+        <w:rFonts w:ascii="Wingdings" w:hAnsi="Wingdings" w:hint="default"/>
+      </w:rPr>
+    </w:lvl>
+    <w:lvl w:ilvl="7">
+      <w:start w:val="1"/>
+      <w:numFmt w:val="bullet"/>
+      <w:lvlText w:val=""/>
+      <w:lvlJc w:val="left"/>
+      <w:pPr>
+        <w:ind w:left="3589" w:hanging="360"/>
+      </w:pPr>
+      <w:rPr>
+        <w:rFonts w:ascii="Symbol" w:hAnsi="Symbol" w:hint="default"/>
+      </w:rPr>
+    </w:lvl>
+    <w:lvl w:ilvl="8">
+      <w:start w:val="1"/>
+      <w:numFmt w:val="bullet"/>
+      <w:lvlText w:val=""/>
+      <w:lvlJc w:val="left"/>
+      <w:pPr>
+        <w:ind w:left="3949" w:hanging="360"/>
+      </w:pPr>
+      <w:rPr>
+        <w:rFonts w:ascii="Symbol" w:hAnsi="Symbol" w:hint="default"/>
+      </w:rPr>
+    </w:lvl>
+  </w:abstractNum>
+  <w:abstractNum w:abstractNumId="14" w15:restartNumberingAfterBreak="0">
     <w:nsid w:val="58A50CA8"/>
     <w:multiLevelType w:val="multilevel"/>
     <w:tmpl w:val="08090021"/>
@@ -5379,7 +6696,7 @@
       </w:rPr>
     </w:lvl>
   </w:abstractNum>
-  <w:abstractNum w:abstractNumId="9" w15:restartNumberingAfterBreak="0">
+  <w:abstractNum w:abstractNumId="15" w15:restartNumberingAfterBreak="0">
     <w:nsid w:val="655D6CC7"/>
     <w:multiLevelType w:val="hybridMultilevel"/>
     <w:tmpl w:val="BBDEACFC"/>
@@ -5492,7 +6809,120 @@
       </w:rPr>
     </w:lvl>
   </w:abstractNum>
-  <w:abstractNum w:abstractNumId="10" w15:restartNumberingAfterBreak="0">
+  <w:abstractNum w:abstractNumId="16" w15:restartNumberingAfterBreak="0">
+    <w:nsid w:val="6A260D77"/>
+    <w:multiLevelType w:val="multilevel"/>
+    <w:tmpl w:val="C35ADCDE"/>
+    <w:lvl w:ilvl="0">
+      <w:start w:val="1"/>
+      <w:numFmt w:val="bullet"/>
+      <w:lvlText w:val=""/>
+      <w:lvlJc w:val="left"/>
+      <w:pPr>
+        <w:ind w:left="1069" w:hanging="360"/>
+      </w:pPr>
+      <w:rPr>
+        <w:rFonts w:ascii="Symbol" w:hAnsi="Symbol" w:hint="default"/>
+      </w:rPr>
+    </w:lvl>
+    <w:lvl w:ilvl="1">
+      <w:start w:val="1"/>
+      <w:numFmt w:val="bullet"/>
+      <w:lvlText w:val=""/>
+      <w:lvlJc w:val="left"/>
+      <w:pPr>
+        <w:ind w:left="1429" w:hanging="360"/>
+      </w:pPr>
+      <w:rPr>
+        <w:rFonts w:ascii="Wingdings" w:hAnsi="Wingdings" w:hint="default"/>
+      </w:rPr>
+    </w:lvl>
+    <w:lvl w:ilvl="2">
+      <w:start w:val="1"/>
+      <w:numFmt w:val="bullet"/>
+      <w:lvlText w:val=""/>
+      <w:lvlJc w:val="left"/>
+      <w:pPr>
+        <w:ind w:left="1789" w:hanging="360"/>
+      </w:pPr>
+      <w:rPr>
+        <w:rFonts w:ascii="Wingdings" w:hAnsi="Wingdings" w:hint="default"/>
+      </w:rPr>
+    </w:lvl>
+    <w:lvl w:ilvl="3">
+      <w:start w:val="1"/>
+      <w:numFmt w:val="bullet"/>
+      <w:lvlText w:val=""/>
+      <w:lvlJc w:val="left"/>
+      <w:pPr>
+        <w:ind w:left="2149" w:hanging="360"/>
+      </w:pPr>
+      <w:rPr>
+        <w:rFonts w:ascii="Symbol" w:hAnsi="Symbol" w:hint="default"/>
+      </w:rPr>
+    </w:lvl>
+    <w:lvl w:ilvl="4">
+      <w:start w:val="1"/>
+      <w:numFmt w:val="bullet"/>
+      <w:lvlText w:val=""/>
+      <w:lvlJc w:val="left"/>
+      <w:pPr>
+        <w:ind w:left="2509" w:hanging="360"/>
+      </w:pPr>
+      <w:rPr>
+        <w:rFonts w:ascii="Symbol" w:hAnsi="Symbol" w:hint="default"/>
+      </w:rPr>
+    </w:lvl>
+    <w:lvl w:ilvl="5">
+      <w:start w:val="1"/>
+      <w:numFmt w:val="bullet"/>
+      <w:lvlText w:val=""/>
+      <w:lvlJc w:val="left"/>
+      <w:pPr>
+        <w:ind w:left="2869" w:hanging="360"/>
+      </w:pPr>
+      <w:rPr>
+        <w:rFonts w:ascii="Wingdings" w:hAnsi="Wingdings" w:hint="default"/>
+      </w:rPr>
+    </w:lvl>
+    <w:lvl w:ilvl="6">
+      <w:start w:val="1"/>
+      <w:numFmt w:val="bullet"/>
+      <w:lvlText w:val=""/>
+      <w:lvlJc w:val="left"/>
+      <w:pPr>
+        <w:ind w:left="3229" w:hanging="360"/>
+      </w:pPr>
+      <w:rPr>
+        <w:rFonts w:ascii="Wingdings" w:hAnsi="Wingdings" w:hint="default"/>
+      </w:rPr>
+    </w:lvl>
+    <w:lvl w:ilvl="7">
+      <w:start w:val="1"/>
+      <w:numFmt w:val="bullet"/>
+      <w:lvlText w:val=""/>
+      <w:lvlJc w:val="left"/>
+      <w:pPr>
+        <w:ind w:left="3589" w:hanging="360"/>
+      </w:pPr>
+      <w:rPr>
+        <w:rFonts w:ascii="Symbol" w:hAnsi="Symbol" w:hint="default"/>
+      </w:rPr>
+    </w:lvl>
+    <w:lvl w:ilvl="8">
+      <w:start w:val="1"/>
+      <w:numFmt w:val="bullet"/>
+      <w:lvlText w:val=""/>
+      <w:lvlJc w:val="left"/>
+      <w:pPr>
+        <w:ind w:left="3949" w:hanging="360"/>
+      </w:pPr>
+      <w:rPr>
+        <w:rFonts w:ascii="Symbol" w:hAnsi="Symbol" w:hint="default"/>
+      </w:rPr>
+    </w:lvl>
+  </w:abstractNum>
+  <w:abstractNum w:abstractNumId="17" w15:restartNumberingAfterBreak="0">
     <w:nsid w:val="6FD33CA8"/>
     <w:multiLevelType w:val="hybridMultilevel"/>
     <w:tmpl w:val="94C0312C"/>
@@ -5605,7 +7035,7 @@
       </w:rPr>
     </w:lvl>
   </w:abstractNum>
-  <w:abstractNum w:abstractNumId="11" w15:restartNumberingAfterBreak="0">
+  <w:abstractNum w:abstractNumId="18" w15:restartNumberingAfterBreak="0">
     <w:nsid w:val="76AC035D"/>
     <w:multiLevelType w:val="multilevel"/>
     <w:tmpl w:val="040E001F"/>
@@ -5691,7 +7121,7 @@
       </w:pPr>
     </w:lvl>
   </w:abstractNum>
-  <w:abstractNum w:abstractNumId="12" w15:restartNumberingAfterBreak="0">
+  <w:abstractNum w:abstractNumId="19" w15:restartNumberingAfterBreak="0">
     <w:nsid w:val="7A032A56"/>
     <w:multiLevelType w:val="hybridMultilevel"/>
     <w:tmpl w:val="FF922A3C"/>
@@ -5778,7 +7208,120 @@
       </w:pPr>
     </w:lvl>
   </w:abstractNum>
-  <w:abstractNum w:abstractNumId="13" w15:restartNumberingAfterBreak="0">
+  <w:abstractNum w:abstractNumId="20" w15:restartNumberingAfterBreak="0">
+    <w:nsid w:val="7CCF6371"/>
+    <w:multiLevelType w:val="multilevel"/>
+    <w:tmpl w:val="39E44950"/>
+    <w:lvl w:ilvl="0">
+      <w:start w:val="1"/>
+      <w:numFmt w:val="bullet"/>
+      <w:lvlText w:val=""/>
+      <w:lvlJc w:val="left"/>
+      <w:pPr>
+        <w:ind w:left="1069" w:hanging="360"/>
+      </w:pPr>
+      <w:rPr>
+        <w:rFonts w:ascii="Symbol" w:hAnsi="Symbol" w:hint="default"/>
+      </w:rPr>
+    </w:lvl>
+    <w:lvl w:ilvl="1">
+      <w:start w:val="1"/>
+      <w:numFmt w:val="bullet"/>
+      <w:lvlText w:val=""/>
+      <w:lvlJc w:val="left"/>
+      <w:pPr>
+        <w:ind w:left="1429" w:hanging="360"/>
+      </w:pPr>
+      <w:rPr>
+        <w:rFonts w:ascii="Wingdings" w:hAnsi="Wingdings" w:hint="default"/>
+      </w:rPr>
+    </w:lvl>
+    <w:lvl w:ilvl="2">
+      <w:start w:val="1"/>
+      <w:numFmt w:val="bullet"/>
+      <w:lvlText w:val=""/>
+      <w:lvlJc w:val="left"/>
+      <w:pPr>
+        <w:ind w:left="1789" w:hanging="360"/>
+      </w:pPr>
+      <w:rPr>
+        <w:rFonts w:ascii="Wingdings" w:hAnsi="Wingdings" w:hint="default"/>
+      </w:rPr>
+    </w:lvl>
+    <w:lvl w:ilvl="3">
+      <w:start w:val="1"/>
+      <w:numFmt w:val="bullet"/>
+      <w:lvlText w:val=""/>
+      <w:lvlJc w:val="left"/>
+      <w:pPr>
+        <w:ind w:left="2149" w:hanging="360"/>
+      </w:pPr>
+      <w:rPr>
+        <w:rFonts w:ascii="Symbol" w:hAnsi="Symbol" w:hint="default"/>
+      </w:rPr>
+    </w:lvl>
+    <w:lvl w:ilvl="4">
+      <w:start w:val="1"/>
+      <w:numFmt w:val="bullet"/>
+      <w:lvlText w:val=""/>
+      <w:lvlJc w:val="left"/>
+      <w:pPr>
+        <w:ind w:left="2509" w:hanging="360"/>
+      </w:pPr>
+      <w:rPr>
+        <w:rFonts w:ascii="Symbol" w:hAnsi="Symbol" w:hint="default"/>
+      </w:rPr>
+    </w:lvl>
+    <w:lvl w:ilvl="5">
+      <w:start w:val="1"/>
+      <w:numFmt w:val="bullet"/>
+      <w:lvlText w:val=""/>
+      <w:lvlJc w:val="left"/>
+      <w:pPr>
+        <w:ind w:left="2869" w:hanging="360"/>
+      </w:pPr>
+      <w:rPr>
+        <w:rFonts w:ascii="Wingdings" w:hAnsi="Wingdings" w:hint="default"/>
+      </w:rPr>
+    </w:lvl>
+    <w:lvl w:ilvl="6">
+      <w:start w:val="1"/>
+      <w:numFmt w:val="bullet"/>
+      <w:lvlText w:val=""/>
+      <w:lvlJc w:val="left"/>
+      <w:pPr>
+        <w:ind w:left="3229" w:hanging="360"/>
+      </w:pPr>
+      <w:rPr>
+        <w:rFonts w:ascii="Wingdings" w:hAnsi="Wingdings" w:hint="default"/>
+      </w:rPr>
+    </w:lvl>
+    <w:lvl w:ilvl="7">
+      <w:start w:val="1"/>
+      <w:numFmt w:val="bullet"/>
+      <w:lvlText w:val=""/>
+      <w:lvlJc w:val="left"/>
+      <w:pPr>
+        <w:ind w:left="3589" w:hanging="360"/>
+      </w:pPr>
+      <w:rPr>
+        <w:rFonts w:ascii="Symbol" w:hAnsi="Symbol" w:hint="default"/>
+      </w:rPr>
+    </w:lvl>
+    <w:lvl w:ilvl="8">
+      <w:start w:val="1"/>
+      <w:numFmt w:val="bullet"/>
+      <w:lvlText w:val=""/>
+      <w:lvlJc w:val="left"/>
+      <w:pPr>
+        <w:ind w:left="3949" w:hanging="360"/>
+      </w:pPr>
+      <w:rPr>
+        <w:rFonts w:ascii="Symbol" w:hAnsi="Symbol" w:hint="default"/>
+      </w:rPr>
+    </w:lvl>
+  </w:abstractNum>
+  <w:abstractNum w:abstractNumId="21" w15:restartNumberingAfterBreak="0">
     <w:nsid w:val="7D4E62F3"/>
     <w:multiLevelType w:val="hybridMultilevel"/>
     <w:tmpl w:val="157E0696"/>
@@ -5892,49 +7435,97 @@
     </w:lvl>
   </w:abstractNum>
   <w:num w:numId="1" w16cid:durableId="1072653194">
-    <w:abstractNumId w:val="12"/>
+    <w:abstractNumId w:val="19"/>
   </w:num>
   <w:num w:numId="2" w16cid:durableId="482965870">
-    <w:abstractNumId w:val="4"/>
+    <w:abstractNumId w:val="7"/>
   </w:num>
   <w:num w:numId="3" w16cid:durableId="194855032">
     <w:abstractNumId w:val="0"/>
   </w:num>
   <w:num w:numId="4" w16cid:durableId="1020399097">
+    <w:abstractNumId w:val="18"/>
+  </w:num>
+  <w:num w:numId="5" w16cid:durableId="249627064">
+    <w:abstractNumId w:val="21"/>
+  </w:num>
+  <w:num w:numId="6" w16cid:durableId="1122453830">
+    <w:abstractNumId w:val="19"/>
+  </w:num>
+  <w:num w:numId="7" w16cid:durableId="261837761">
+    <w:abstractNumId w:val="15"/>
+  </w:num>
+  <w:num w:numId="8" w16cid:durableId="41683750">
     <w:abstractNumId w:val="11"/>
   </w:num>
-  <w:num w:numId="5" w16cid:durableId="249627064">
-    <w:abstractNumId w:val="13"/>
-  </w:num>
-  <w:num w:numId="6" w16cid:durableId="1122453830">
-    <w:abstractNumId w:val="12"/>
-  </w:num>
-  <w:num w:numId="7" w16cid:durableId="261837761">
-    <w:abstractNumId w:val="9"/>
-  </w:num>
-  <w:num w:numId="8" w16cid:durableId="41683750">
-    <w:abstractNumId w:val="6"/>
-  </w:num>
   <w:num w:numId="9" w16cid:durableId="854996144">
-    <w:abstractNumId w:val="10"/>
+    <w:abstractNumId w:val="17"/>
   </w:num>
   <w:num w:numId="10" w16cid:durableId="1938518867">
     <w:abstractNumId w:val="1"/>
   </w:num>
   <w:num w:numId="11" w16cid:durableId="1166438713">
-    <w:abstractNumId w:val="7"/>
+    <w:abstractNumId w:val="12"/>
   </w:num>
   <w:num w:numId="12" w16cid:durableId="934290815">
+    <w:abstractNumId w:val="8"/>
+  </w:num>
+  <w:num w:numId="13" w16cid:durableId="1212229025">
+    <w:abstractNumId w:val="14"/>
+  </w:num>
+  <w:num w:numId="14" w16cid:durableId="254292866">
+    <w:abstractNumId w:val="3"/>
+  </w:num>
+  <w:num w:numId="15" w16cid:durableId="129052550">
+    <w:abstractNumId w:val="6"/>
+  </w:num>
+  <w:num w:numId="16" w16cid:durableId="185872029">
+    <w:abstractNumId w:val="13"/>
+  </w:num>
+  <w:num w:numId="17" w16cid:durableId="1593053616">
+    <w:abstractNumId w:val="2"/>
+  </w:num>
+  <w:num w:numId="18" w16cid:durableId="1059592351">
+    <w:abstractNumId w:val="10"/>
+  </w:num>
+  <w:num w:numId="19" w16cid:durableId="291207590">
     <w:abstractNumId w:val="5"/>
   </w:num>
-  <w:num w:numId="13" w16cid:durableId="1212229025">
-    <w:abstractNumId w:val="8"/>
+  <w:num w:numId="20" w16cid:durableId="1011031259">
+    <w:abstractNumId w:val="4"/>
   </w:num>
-  <w:num w:numId="14" w16cid:durableId="254292866">
-    <w:abstractNumId w:val="2"/>
+  <w:num w:numId="21" w16cid:durableId="802651089">
+    <w:abstractNumId w:val="16"/>
   </w:num>
-  <w:num w:numId="15" w16cid:durableId="129052550">
-    <w:abstractNumId w:val="3"/>
+  <w:num w:numId="22" w16cid:durableId="872814827">
+    <w:abstractNumId w:val="9"/>
+  </w:num>
+  <w:num w:numId="23" w16cid:durableId="784498480">
+    <w:abstractNumId w:val="20"/>
+  </w:num>
+  <w:num w:numId="24" w16cid:durableId="1476557639">
+    <w:abstractNumId w:val="19"/>
+  </w:num>
+  <w:num w:numId="25" w16cid:durableId="975572787">
+    <w:abstractNumId w:val="19"/>
+  </w:num>
+  <w:num w:numId="26" w16cid:durableId="403189569">
+    <w:abstractNumId w:val="19"/>
+  </w:num>
+  <w:num w:numId="27" w16cid:durableId="1472289564">
+    <w:abstractNumId w:val="19"/>
+  </w:num>
+  <w:num w:numId="28" w16cid:durableId="1406029115">
+    <w:abstractNumId w:val="19"/>
+  </w:num>
+  <w:num w:numId="29" w16cid:durableId="120419030">
+    <w:abstractNumId w:val="19"/>
+  </w:num>
+  <w:num w:numId="30" w16cid:durableId="827592716">
+    <w:abstractNumId w:val="19"/>
+  </w:num>
+  <w:num w:numId="31" w16cid:durableId="1219321316">
+    <w:abstractNumId w:val="19"/>
   </w:num>
   <w:numIdMacAtCleanup w:val="5"/>
 </w:numbering>
@@ -6869,14 +8460,19 @@
 </file>
 
 <file path=customXml/item1.xml><?xml version="1.0" encoding="utf-8"?>
-<p:properties xmlns:p="http://schemas.microsoft.com/office/2006/metadata/properties" xmlns:xsi="http://www.w3.org/2001/XMLSchema-instance" xmlns:pc="http://schemas.microsoft.com/office/infopath/2007/PartnerControls">
-  <documentManagement>
-    <ReferenceId xmlns="3082a470-ada5-4cbf-9d06-ea7467a5f42b" xsi:nil="true"/>
-  </documentManagement>
-</p:properties>
+<b:Sources xmlns:b="http://schemas.openxmlformats.org/officeDocument/2006/bibliography" xmlns="http://schemas.openxmlformats.org/officeDocument/2006/bibliography" SelectedStyle="\APASixthEditionOfficeOnline.xsl" StyleName="APA" Version="6"/>
 </file>
 
 <file path=customXml/item2.xml><?xml version="1.0" encoding="utf-8"?>
+<?mso-contentType ?>
+<FormTemplates xmlns="http://schemas.microsoft.com/sharepoint/v3/contenttype/forms">
+  <Display>DocumentLibraryForm</Display>
+  <Edit>DocumentLibraryForm</Edit>
+  <New>DocumentLibraryForm</New>
+</FormTemplates>
+</file>
+
+<file path=customXml/item3.xml><?xml version="1.0" encoding="utf-8"?>
 <ct:contentTypeSchema xmlns:ct="http://schemas.microsoft.com/office/2006/metadata/contentType" xmlns:ma="http://schemas.microsoft.com/office/2006/metadata/properties/metaAttributes" ct:_="" ma:_="" ma:contentTypeName="Dokumentum" ma:contentTypeID="0x0101008DB2BA77D7B0974F81E40FCB12FBB0F7" ma:contentTypeVersion="1" ma:contentTypeDescription="Új dokumentum létrehozása." ma:contentTypeScope="" ma:versionID="a2fe183413a33cc8dafe865f56a242a7">
   <xsd:schema xmlns:xsd="http://www.w3.org/2001/XMLSchema" xmlns:xs="http://www.w3.org/2001/XMLSchema" xmlns:p="http://schemas.microsoft.com/office/2006/metadata/properties" xmlns:ns2="3082a470-ada5-4cbf-9d06-ea7467a5f42b" targetNamespace="http://schemas.microsoft.com/office/2006/metadata/properties" ma:root="true" ma:fieldsID="e8e075e40068dd2fe6b5652315bdd1b1" ns2:_="">
     <xsd:import namespace="3082a470-ada5-4cbf-9d06-ea7467a5f42b"/>
@@ -7002,30 +8598,31 @@
 </ct:contentTypeSchema>
 </file>
 
-<file path=customXml/item3.xml><?xml version="1.0" encoding="utf-8"?>
-<?mso-contentType ?>
-<FormTemplates xmlns="http://schemas.microsoft.com/sharepoint/v3/contenttype/forms">
-  <Display>DocumentLibraryForm</Display>
-  <Edit>DocumentLibraryForm</Edit>
-  <New>DocumentLibraryForm</New>
-</FormTemplates>
-</file>
-
 <file path=customXml/item4.xml><?xml version="1.0" encoding="utf-8"?>
-<b:Sources xmlns:b="http://schemas.openxmlformats.org/officeDocument/2006/bibliography" xmlns="http://schemas.openxmlformats.org/officeDocument/2006/bibliography" SelectedStyle="\APASixthEditionOfficeOnline.xsl" StyleName="APA" Version="6"/>
+<p:properties xmlns:p="http://schemas.microsoft.com/office/2006/metadata/properties" xmlns:xsi="http://www.w3.org/2001/XMLSchema-instance" xmlns:pc="http://schemas.microsoft.com/office/infopath/2007/PartnerControls">
+  <documentManagement>
+    <ReferenceId xmlns="3082a470-ada5-4cbf-9d06-ea7467a5f42b" xsi:nil="true"/>
+  </documentManagement>
+</p:properties>
 </file>
 
 <file path=customXml/itemProps1.xml><?xml version="1.0" encoding="utf-8"?>
-<ds:datastoreItem xmlns:ds="http://schemas.openxmlformats.org/officeDocument/2006/customXml" ds:itemID="{B7E9051D-122B-41E4-9B50-07EAFD04DFCF}">
+<ds:datastoreItem xmlns:ds="http://schemas.openxmlformats.org/officeDocument/2006/customXml" ds:itemID="{E046164B-1B66-4EDD-8209-A45E9B93A194}">
   <ds:schemaRefs>
-    <ds:schemaRef ds:uri="http://schemas.microsoft.com/office/2006/metadata/properties"/>
-    <ds:schemaRef ds:uri="http://schemas.microsoft.com/office/infopath/2007/PartnerControls"/>
-    <ds:schemaRef ds:uri="3082a470-ada5-4cbf-9d06-ea7467a5f42b"/>
+    <ds:schemaRef ds:uri="http://schemas.openxmlformats.org/officeDocument/2006/bibliography"/>
   </ds:schemaRefs>
 </ds:datastoreItem>
 </file>
 
 <file path=customXml/itemProps2.xml><?xml version="1.0" encoding="utf-8"?>
+<ds:datastoreItem xmlns:ds="http://schemas.openxmlformats.org/officeDocument/2006/customXml" ds:itemID="{79A7C881-0E9F-4ADE-9952-CE895C263EC3}">
+  <ds:schemaRefs>
+    <ds:schemaRef ds:uri="http://schemas.microsoft.com/sharepoint/v3/contenttype/forms"/>
+  </ds:schemaRefs>
+</ds:datastoreItem>
+</file>
+
+<file path=customXml/itemProps3.xml><?xml version="1.0" encoding="utf-8"?>
 <ds:datastoreItem xmlns:ds="http://schemas.openxmlformats.org/officeDocument/2006/customXml" ds:itemID="{C926E1C3-1EDF-4BDB-98CD-6269B8457C24}">
   <ds:schemaRefs>
     <ds:schemaRef ds:uri="http://schemas.microsoft.com/office/2006/metadata/contentType"/>
@@ -7043,18 +8640,12 @@
 </ds:datastoreItem>
 </file>
 
-<file path=customXml/itemProps3.xml><?xml version="1.0" encoding="utf-8"?>
-<ds:datastoreItem xmlns:ds="http://schemas.openxmlformats.org/officeDocument/2006/customXml" ds:itemID="{79A7C881-0E9F-4ADE-9952-CE895C263EC3}">
+<file path=customXml/itemProps4.xml><?xml version="1.0" encoding="utf-8"?>
+<ds:datastoreItem xmlns:ds="http://schemas.openxmlformats.org/officeDocument/2006/customXml" ds:itemID="{B7E9051D-122B-41E4-9B50-07EAFD04DFCF}">
   <ds:schemaRefs>
-    <ds:schemaRef ds:uri="http://schemas.microsoft.com/sharepoint/v3/contenttype/forms"/>
-  </ds:schemaRefs>
-</ds:datastoreItem>
-</file>
-
-<file path=customXml/itemProps4.xml><?xml version="1.0" encoding="utf-8"?>
-<ds:datastoreItem xmlns:ds="http://schemas.openxmlformats.org/officeDocument/2006/customXml" ds:itemID="{E046164B-1B66-4EDD-8209-A45E9B93A194}">
-  <ds:schemaRefs>
-    <ds:schemaRef ds:uri="http://schemas.openxmlformats.org/officeDocument/2006/bibliography"/>
+    <ds:schemaRef ds:uri="http://schemas.microsoft.com/office/2006/metadata/properties"/>
+    <ds:schemaRef ds:uri="http://schemas.microsoft.com/office/infopath/2007/PartnerControls"/>
+    <ds:schemaRef ds:uri="3082a470-ada5-4cbf-9d06-ea7467a5f42b"/>
   </ds:schemaRefs>
 </ds:datastoreItem>
 </file>
--- a/SA_SO_CSM_vizsgaremek_dokumentáció_minta2026.docx
+++ b/SA_SO_CSM_vizsgaremek_dokumentáció_minta2026.docx
@@ -4914,17 +4914,878 @@
     </w:p>
     <w:p>
       <w:pPr>
-        <w:rPr>
-          <w:rFonts w:cs="Times New Roman"/>
-          <w:szCs w:val="24"/>
-        </w:rPr>
-      </w:pPr>
-      <w:r>
-        <w:rPr>
-          <w:rFonts w:cs="Times New Roman"/>
-          <w:szCs w:val="24"/>
-        </w:rPr>
+        <w:spacing w:before="0" w:after="160" w:line="259" w:lineRule="auto"/>
+        <w:jc w:val="left"/>
+        <w:rPr>
+          <w:rFonts w:cs="Times New Roman"/>
+          <w:szCs w:val="24"/>
+        </w:rPr>
+      </w:pPr>
+      <w:r>
+        <w:rPr>
+          <w:rFonts w:cs="Times New Roman"/>
+          <w:szCs w:val="24"/>
+        </w:rPr>
+        <w:br w:type="page"/>
+      </w:r>
+    </w:p>
+    <w:p>
+      <w:pPr>
+        <w:pStyle w:val="Heading1"/>
+        <w:numPr>
+          <w:ilvl w:val="0"/>
+          <w:numId w:val="4"/>
+        </w:numPr>
+      </w:pPr>
+      <w:r>
+        <w:lastRenderedPageBreak/>
         <w:t>Tesztelés</w:t>
+      </w:r>
+      <w:r>
+        <w:t>ek</w:t>
+      </w:r>
+    </w:p>
+    <w:p>
+      <w:pPr>
+        <w:pStyle w:val="Heading1"/>
+        <w:numPr>
+          <w:ilvl w:val="1"/>
+          <w:numId w:val="4"/>
+        </w:numPr>
+      </w:pPr>
+      <w:r>
+        <w:t>T</w:t>
+      </w:r>
+      <w:r>
+        <w:t>esztelési stratégia</w:t>
+      </w:r>
+    </w:p>
+    <w:p>
+      <w:pPr>
+        <w:rPr>
+          <w:rFonts w:cs="Times New Roman"/>
+          <w:szCs w:val="24"/>
+        </w:rPr>
+      </w:pPr>
+      <w:r>
+        <w:rPr>
+          <w:rFonts w:cs="Times New Roman"/>
+          <w:szCs w:val="24"/>
+        </w:rPr>
+        <w:t>A rendszer fejlesztése során kiemelt figyelmet fordítottunk a különböző alkalmazásrétegek tesztelésére annak érdekében, hogy biztosítsuk a működés helyességét, a hibák minimalizálását és a stabil felhasználói élményt.</w:t>
+      </w:r>
+    </w:p>
+    <w:p>
+      <w:pPr>
+        <w:rPr>
+          <w:rFonts w:cs="Times New Roman"/>
+          <w:szCs w:val="24"/>
+        </w:rPr>
+      </w:pPr>
+      <w:r>
+        <w:rPr>
+          <w:rFonts w:cs="Times New Roman"/>
+          <w:szCs w:val="24"/>
+        </w:rPr>
+        <w:t>A tesztelést három fő szinten valósítottuk meg:</w:t>
+      </w:r>
+    </w:p>
+    <w:p>
+      <w:pPr>
+        <w:pStyle w:val="ListParagraph"/>
+        <w:numPr>
+          <w:ilvl w:val="0"/>
+          <w:numId w:val="12"/>
+        </w:numPr>
+        <w:rPr>
+          <w:rFonts w:cs="Times New Roman"/>
+          <w:szCs w:val="24"/>
+        </w:rPr>
+      </w:pPr>
+      <w:r>
+        <w:rPr>
+          <w:rFonts w:cs="Times New Roman"/>
+          <w:szCs w:val="24"/>
+        </w:rPr>
+        <w:t>Frontend tesztelés (React)</w:t>
+      </w:r>
+    </w:p>
+    <w:p>
+      <w:pPr>
+        <w:pStyle w:val="ListParagraph"/>
+        <w:numPr>
+          <w:ilvl w:val="0"/>
+          <w:numId w:val="12"/>
+        </w:numPr>
+        <w:rPr>
+          <w:rFonts w:cs="Times New Roman"/>
+          <w:szCs w:val="24"/>
+        </w:rPr>
+      </w:pPr>
+      <w:r>
+        <w:rPr>
+          <w:rFonts w:cs="Times New Roman"/>
+          <w:szCs w:val="24"/>
+        </w:rPr>
+        <w:t>Backend tesztelés (ASP.NET Core)</w:t>
+      </w:r>
+    </w:p>
+    <w:p>
+      <w:pPr>
+        <w:pStyle w:val="ListParagraph"/>
+        <w:numPr>
+          <w:ilvl w:val="0"/>
+          <w:numId w:val="12"/>
+        </w:numPr>
+        <w:rPr>
+          <w:rFonts w:cs="Times New Roman"/>
+          <w:szCs w:val="24"/>
+        </w:rPr>
+      </w:pPr>
+      <w:r>
+        <w:rPr>
+          <w:rFonts w:cs="Times New Roman"/>
+          <w:szCs w:val="24"/>
+        </w:rPr>
+        <w:t>Integrációs és felhasználói folyamatok ellenőrzése</w:t>
+      </w:r>
+    </w:p>
+    <w:p>
+      <w:pPr>
+        <w:pStyle w:val="Heading1"/>
+        <w:numPr>
+          <w:ilvl w:val="1"/>
+          <w:numId w:val="4"/>
+        </w:numPr>
+      </w:pPr>
+      <w:r>
+        <w:t>Frontend tesztelés</w:t>
+      </w:r>
+    </w:p>
+    <w:p>
+      <w:pPr>
+        <w:rPr>
+          <w:rFonts w:cs="Times New Roman"/>
+          <w:szCs w:val="24"/>
+        </w:rPr>
+      </w:pPr>
+      <w:r>
+        <w:rPr>
+          <w:rFonts w:cs="Times New Roman"/>
+          <w:szCs w:val="24"/>
+        </w:rPr>
+        <w:t>A frontend alkalmazás tesztelése során a felhasználói felület működését és a felhasználói interakciókat vizsgáltuk.</w:t>
+      </w:r>
+    </w:p>
+    <w:p>
+      <w:pPr>
+        <w:rPr>
+          <w:rFonts w:cs="Times New Roman"/>
+          <w:szCs w:val="24"/>
+        </w:rPr>
+      </w:pPr>
+      <w:r>
+        <w:rPr>
+          <w:rFonts w:cs="Times New Roman"/>
+          <w:szCs w:val="24"/>
+        </w:rPr>
+        <w:t>Az alábbi főbb funkcionális egységek kerültek tesztelésre:</w:t>
+      </w:r>
+    </w:p>
+    <w:p>
+      <w:pPr>
+        <w:pStyle w:val="ListParagraph"/>
+        <w:numPr>
+          <w:ilvl w:val="0"/>
+          <w:numId w:val="35"/>
+        </w:numPr>
+        <w:rPr>
+          <w:rFonts w:cs="Times New Roman"/>
+          <w:szCs w:val="24"/>
+        </w:rPr>
+      </w:pPr>
+      <w:r>
+        <w:rPr>
+          <w:rFonts w:cs="Times New Roman"/>
+          <w:szCs w:val="24"/>
+        </w:rPr>
+        <w:t>Termékek listázása</w:t>
+      </w:r>
+    </w:p>
+    <w:p>
+      <w:pPr>
+        <w:pStyle w:val="ListParagraph"/>
+        <w:numPr>
+          <w:ilvl w:val="0"/>
+          <w:numId w:val="35"/>
+        </w:numPr>
+        <w:rPr>
+          <w:rFonts w:cs="Times New Roman"/>
+          <w:szCs w:val="24"/>
+        </w:rPr>
+      </w:pPr>
+      <w:r>
+        <w:rPr>
+          <w:rFonts w:cs="Times New Roman"/>
+          <w:szCs w:val="24"/>
+        </w:rPr>
+        <w:t>Termék részletek megjelenítése</w:t>
+      </w:r>
+    </w:p>
+    <w:p>
+      <w:pPr>
+        <w:pStyle w:val="ListParagraph"/>
+        <w:numPr>
+          <w:ilvl w:val="0"/>
+          <w:numId w:val="35"/>
+        </w:numPr>
+        <w:rPr>
+          <w:rFonts w:cs="Times New Roman"/>
+          <w:szCs w:val="24"/>
+        </w:rPr>
+      </w:pPr>
+      <w:r>
+        <w:rPr>
+          <w:rFonts w:cs="Times New Roman"/>
+          <w:szCs w:val="24"/>
+        </w:rPr>
+        <w:t>Kosár működése</w:t>
+      </w:r>
+    </w:p>
+    <w:p>
+      <w:pPr>
+        <w:pStyle w:val="ListParagraph"/>
+        <w:numPr>
+          <w:ilvl w:val="0"/>
+          <w:numId w:val="35"/>
+        </w:numPr>
+        <w:rPr>
+          <w:rFonts w:cs="Times New Roman"/>
+          <w:szCs w:val="24"/>
+        </w:rPr>
+      </w:pPr>
+      <w:r>
+        <w:rPr>
+          <w:rFonts w:cs="Times New Roman"/>
+          <w:szCs w:val="24"/>
+        </w:rPr>
+        <w:t>Rendelési folyamat</w:t>
+      </w:r>
+    </w:p>
+    <w:p>
+      <w:pPr>
+        <w:pStyle w:val="ListParagraph"/>
+        <w:numPr>
+          <w:ilvl w:val="0"/>
+          <w:numId w:val="35"/>
+        </w:numPr>
+        <w:rPr>
+          <w:rFonts w:cs="Times New Roman"/>
+          <w:szCs w:val="24"/>
+        </w:rPr>
+      </w:pPr>
+      <w:r>
+        <w:rPr>
+          <w:rFonts w:cs="Times New Roman"/>
+          <w:szCs w:val="24"/>
+        </w:rPr>
+        <w:t>Felhasználói regisztráció</w:t>
+      </w:r>
+    </w:p>
+    <w:p>
+      <w:pPr>
+        <w:pStyle w:val="Heading1"/>
+        <w:numPr>
+          <w:ilvl w:val="1"/>
+          <w:numId w:val="4"/>
+        </w:numPr>
+      </w:pPr>
+      <w:r>
+        <w:t>Tesztelési típusok</w:t>
+      </w:r>
+    </w:p>
+    <w:p>
+      <w:pPr>
+        <w:rPr>
+          <w:rFonts w:cs="Times New Roman"/>
+          <w:szCs w:val="24"/>
+        </w:rPr>
+      </w:pPr>
+      <w:r>
+        <w:rPr>
+          <w:rFonts w:cs="Times New Roman"/>
+          <w:szCs w:val="24"/>
+        </w:rPr>
+        <w:t>A frontend oldalon az alábbi teszttípusokat alkalmaztuk:</w:t>
+      </w:r>
+    </w:p>
+    <w:p>
+      <w:pPr>
+        <w:pStyle w:val="ListParagraph"/>
+        <w:numPr>
+          <w:ilvl w:val="0"/>
+          <w:numId w:val="37"/>
+        </w:numPr>
+        <w:rPr>
+          <w:rFonts w:cs="Times New Roman"/>
+          <w:szCs w:val="24"/>
+        </w:rPr>
+      </w:pPr>
+      <w:r>
+        <w:rPr>
+          <w:rFonts w:cs="Times New Roman"/>
+          <w:szCs w:val="24"/>
+        </w:rPr>
+        <w:t>Komponens tesztek – az egyes UI elemek helyes megjelenítésének ellenőrzése</w:t>
+      </w:r>
+    </w:p>
+    <w:p>
+      <w:pPr>
+        <w:pStyle w:val="ListParagraph"/>
+        <w:numPr>
+          <w:ilvl w:val="0"/>
+          <w:numId w:val="37"/>
+        </w:numPr>
+        <w:rPr>
+          <w:rFonts w:cs="Times New Roman"/>
+          <w:szCs w:val="24"/>
+        </w:rPr>
+      </w:pPr>
+      <w:r>
+        <w:rPr>
+          <w:rFonts w:cs="Times New Roman"/>
+          <w:szCs w:val="24"/>
+        </w:rPr>
+        <w:t>Interakciós tesztek – felhasználói műveletek (pl. gombkattintás, űrlapkitöltés) vizsgálata</w:t>
+      </w:r>
+    </w:p>
+    <w:p>
+      <w:pPr>
+        <w:pStyle w:val="ListParagraph"/>
+        <w:numPr>
+          <w:ilvl w:val="0"/>
+          <w:numId w:val="37"/>
+        </w:numPr>
+        <w:rPr>
+          <w:rFonts w:cs="Times New Roman"/>
+          <w:szCs w:val="24"/>
+        </w:rPr>
+      </w:pPr>
+      <w:r>
+        <w:rPr>
+          <w:rFonts w:cs="Times New Roman"/>
+          <w:szCs w:val="24"/>
+        </w:rPr>
+        <w:t>Egységtesztek – segédfüggvények (utils) működésének ellenőrzése</w:t>
+      </w:r>
+    </w:p>
+    <w:p>
+      <w:pPr>
+        <w:rPr>
+          <w:rFonts w:cs="Times New Roman"/>
+          <w:szCs w:val="24"/>
+        </w:rPr>
+      </w:pPr>
+      <w:r>
+        <w:rPr>
+          <w:rFonts w:cs="Times New Roman"/>
+          <w:szCs w:val="24"/>
+        </w:rPr>
+        <w:t>Tesztelési eszközök</w:t>
+      </w:r>
+    </w:p>
+    <w:p>
+      <w:pPr>
+        <w:pStyle w:val="ListParagraph"/>
+        <w:numPr>
+          <w:ilvl w:val="0"/>
+          <w:numId w:val="38"/>
+        </w:numPr>
+        <w:rPr>
+          <w:rFonts w:cs="Times New Roman"/>
+          <w:szCs w:val="24"/>
+        </w:rPr>
+      </w:pPr>
+      <w:r>
+        <w:rPr>
+          <w:rFonts w:cs="Times New Roman"/>
+          <w:szCs w:val="24"/>
+        </w:rPr>
+        <w:t>React Testing Library</w:t>
+      </w:r>
+    </w:p>
+    <w:p>
+      <w:pPr>
+        <w:pStyle w:val="ListParagraph"/>
+        <w:numPr>
+          <w:ilvl w:val="0"/>
+          <w:numId w:val="38"/>
+        </w:numPr>
+        <w:rPr>
+          <w:rFonts w:cs="Times New Roman"/>
+          <w:szCs w:val="24"/>
+        </w:rPr>
+      </w:pPr>
+      <w:r>
+        <w:rPr>
+          <w:rFonts w:cs="Times New Roman"/>
+          <w:szCs w:val="24"/>
+        </w:rPr>
+        <w:t>Vitest / Jest (tesztfuttató környezet)</w:t>
+      </w:r>
+    </w:p>
+    <w:p>
+      <w:pPr>
+        <w:pStyle w:val="ListParagraph"/>
+        <w:numPr>
+          <w:ilvl w:val="0"/>
+          <w:numId w:val="38"/>
+        </w:numPr>
+        <w:rPr>
+          <w:rFonts w:cs="Times New Roman"/>
+          <w:szCs w:val="24"/>
+        </w:rPr>
+      </w:pPr>
+      <w:r>
+        <w:rPr>
+          <w:rFonts w:cs="Times New Roman"/>
+          <w:szCs w:val="24"/>
+        </w:rPr>
+        <w:t>Mockolt API válaszok (backend független teszteléshez)</w:t>
+      </w:r>
+    </w:p>
+    <w:p>
+      <w:pPr>
+        <w:pStyle w:val="Heading1"/>
+        <w:numPr>
+          <w:ilvl w:val="1"/>
+          <w:numId w:val="4"/>
+        </w:numPr>
+      </w:pPr>
+      <w:r>
+        <w:lastRenderedPageBreak/>
+        <w:t>Backend tesztelés</w:t>
+      </w:r>
+    </w:p>
+    <w:p>
+      <w:pPr>
+        <w:rPr>
+          <w:rFonts w:cs="Times New Roman"/>
+          <w:szCs w:val="24"/>
+        </w:rPr>
+      </w:pPr>
+      <w:r>
+        <w:rPr>
+          <w:rFonts w:cs="Times New Roman"/>
+          <w:szCs w:val="24"/>
+        </w:rPr>
+        <w:t>A backend (ASP.NET Core 8) tesztelése során az üzleti logika és az API végpontok helyességét ellenőriztük.</w:t>
+      </w:r>
+    </w:p>
+    <w:p>
+      <w:pPr>
+        <w:rPr>
+          <w:rFonts w:cs="Times New Roman"/>
+          <w:szCs w:val="24"/>
+        </w:rPr>
+      </w:pPr>
+      <w:r>
+        <w:rPr>
+          <w:rFonts w:cs="Times New Roman"/>
+          <w:szCs w:val="24"/>
+        </w:rPr>
+        <w:t>Tesztelt területek</w:t>
+      </w:r>
+      <w:r>
+        <w:rPr>
+          <w:rFonts w:cs="Times New Roman"/>
+          <w:szCs w:val="24"/>
+        </w:rPr>
+        <w:t>:</w:t>
+      </w:r>
+    </w:p>
+    <w:p>
+      <w:pPr>
+        <w:pStyle w:val="ListParagraph"/>
+        <w:numPr>
+          <w:ilvl w:val="0"/>
+          <w:numId w:val="40"/>
+        </w:numPr>
+        <w:rPr>
+          <w:rFonts w:cs="Times New Roman"/>
+          <w:szCs w:val="24"/>
+        </w:rPr>
+      </w:pPr>
+      <w:r>
+        <w:rPr>
+          <w:rFonts w:cs="Times New Roman"/>
+          <w:szCs w:val="24"/>
+        </w:rPr>
+        <w:t>Felhasználói hitelesítés (regisztráció, bejelentkezés)</w:t>
+      </w:r>
+    </w:p>
+    <w:p>
+      <w:pPr>
+        <w:pStyle w:val="ListParagraph"/>
+        <w:numPr>
+          <w:ilvl w:val="0"/>
+          <w:numId w:val="40"/>
+        </w:numPr>
+        <w:rPr>
+          <w:rFonts w:cs="Times New Roman"/>
+          <w:szCs w:val="24"/>
+        </w:rPr>
+      </w:pPr>
+      <w:r>
+        <w:rPr>
+          <w:rFonts w:cs="Times New Roman"/>
+          <w:szCs w:val="24"/>
+        </w:rPr>
+        <w:t>JWT token kezelés</w:t>
+      </w:r>
+    </w:p>
+    <w:p>
+      <w:pPr>
+        <w:pStyle w:val="ListParagraph"/>
+        <w:numPr>
+          <w:ilvl w:val="0"/>
+          <w:numId w:val="40"/>
+        </w:numPr>
+        <w:rPr>
+          <w:rFonts w:cs="Times New Roman"/>
+          <w:szCs w:val="24"/>
+        </w:rPr>
+      </w:pPr>
+      <w:r>
+        <w:rPr>
+          <w:rFonts w:cs="Times New Roman"/>
+          <w:szCs w:val="24"/>
+        </w:rPr>
+        <w:t>Kosár műveletek</w:t>
+      </w:r>
+    </w:p>
+    <w:p>
+      <w:pPr>
+        <w:pStyle w:val="ListParagraph"/>
+        <w:numPr>
+          <w:ilvl w:val="0"/>
+          <w:numId w:val="40"/>
+        </w:numPr>
+        <w:rPr>
+          <w:rFonts w:cs="Times New Roman"/>
+          <w:szCs w:val="24"/>
+        </w:rPr>
+      </w:pPr>
+      <w:r>
+        <w:rPr>
+          <w:rFonts w:cs="Times New Roman"/>
+          <w:szCs w:val="24"/>
+        </w:rPr>
+        <w:t>Rendelés létrehozás és lekérdezés</w:t>
+      </w:r>
+    </w:p>
+    <w:p>
+      <w:pPr>
+        <w:pStyle w:val="ListParagraph"/>
+        <w:numPr>
+          <w:ilvl w:val="0"/>
+          <w:numId w:val="40"/>
+        </w:numPr>
+        <w:rPr>
+          <w:rFonts w:cs="Times New Roman"/>
+          <w:szCs w:val="24"/>
+        </w:rPr>
+      </w:pPr>
+      <w:r>
+        <w:rPr>
+          <w:rFonts w:cs="Times New Roman"/>
+          <w:szCs w:val="24"/>
+        </w:rPr>
+        <w:t>CRUD műveletek (termékek, kategóriák)</w:t>
+      </w:r>
+    </w:p>
+    <w:p>
+      <w:pPr>
+        <w:pStyle w:val="ListParagraph"/>
+        <w:numPr>
+          <w:ilvl w:val="0"/>
+          <w:numId w:val="40"/>
+        </w:numPr>
+        <w:rPr>
+          <w:rFonts w:cs="Times New Roman"/>
+          <w:szCs w:val="24"/>
+        </w:rPr>
+      </w:pPr>
+      <w:r>
+        <w:rPr>
+          <w:rFonts w:cs="Times New Roman"/>
+          <w:szCs w:val="24"/>
+        </w:rPr>
+        <w:t>Teszttípusok</w:t>
+      </w:r>
+    </w:p>
+    <w:p>
+      <w:pPr>
+        <w:pStyle w:val="ListParagraph"/>
+        <w:numPr>
+          <w:ilvl w:val="0"/>
+          <w:numId w:val="40"/>
+        </w:numPr>
+        <w:rPr>
+          <w:rFonts w:cs="Times New Roman"/>
+          <w:szCs w:val="24"/>
+        </w:rPr>
+      </w:pPr>
+      <w:r>
+        <w:rPr>
+          <w:rFonts w:cs="Times New Roman"/>
+          <w:szCs w:val="24"/>
+        </w:rPr>
+        <w:t>Egységtesztek – szolgáltatások és üzleti logika vizsgálata</w:t>
+      </w:r>
+    </w:p>
+    <w:p>
+      <w:pPr>
+        <w:pStyle w:val="ListParagraph"/>
+        <w:numPr>
+          <w:ilvl w:val="0"/>
+          <w:numId w:val="40"/>
+        </w:numPr>
+        <w:rPr>
+          <w:rFonts w:cs="Times New Roman"/>
+          <w:szCs w:val="24"/>
+        </w:rPr>
+      </w:pPr>
+      <w:r>
+        <w:rPr>
+          <w:rFonts w:cs="Times New Roman"/>
+          <w:szCs w:val="24"/>
+        </w:rPr>
+        <w:t>Integrációs tesztek – API végpontok és adatbázis kapcsolat ellenőrzése</w:t>
+      </w:r>
+    </w:p>
+    <w:p>
+      <w:pPr>
+        <w:rPr>
+          <w:rFonts w:cs="Times New Roman"/>
+          <w:szCs w:val="24"/>
+        </w:rPr>
+      </w:pPr>
+      <w:r>
+        <w:rPr>
+          <w:rFonts w:cs="Times New Roman"/>
+          <w:szCs w:val="24"/>
+        </w:rPr>
+        <w:t>Tesztelési eszközök</w:t>
+      </w:r>
+    </w:p>
+    <w:p>
+      <w:pPr>
+        <w:pStyle w:val="ListParagraph"/>
+        <w:numPr>
+          <w:ilvl w:val="0"/>
+          <w:numId w:val="41"/>
+        </w:numPr>
+        <w:rPr>
+          <w:rFonts w:cs="Times New Roman"/>
+          <w:szCs w:val="24"/>
+        </w:rPr>
+      </w:pPr>
+      <w:r>
+        <w:rPr>
+          <w:rFonts w:cs="Times New Roman"/>
+          <w:szCs w:val="24"/>
+        </w:rPr>
+        <w:t>xUnit</w:t>
+      </w:r>
+    </w:p>
+    <w:p>
+      <w:pPr>
+        <w:pStyle w:val="ListParagraph"/>
+        <w:numPr>
+          <w:ilvl w:val="0"/>
+          <w:numId w:val="41"/>
+        </w:numPr>
+        <w:rPr>
+          <w:rFonts w:cs="Times New Roman"/>
+          <w:szCs w:val="24"/>
+        </w:rPr>
+      </w:pPr>
+      <w:r>
+        <w:rPr>
+          <w:rFonts w:cs="Times New Roman"/>
+          <w:szCs w:val="24"/>
+        </w:rPr>
+        <w:t>FluentAssertions</w:t>
+      </w:r>
+    </w:p>
+    <w:p>
+      <w:pPr>
+        <w:pStyle w:val="ListParagraph"/>
+        <w:numPr>
+          <w:ilvl w:val="0"/>
+          <w:numId w:val="41"/>
+        </w:numPr>
+        <w:rPr>
+          <w:rFonts w:cs="Times New Roman"/>
+          <w:szCs w:val="24"/>
+        </w:rPr>
+      </w:pPr>
+      <w:r>
+        <w:rPr>
+          <w:rFonts w:cs="Times New Roman"/>
+          <w:szCs w:val="24"/>
+        </w:rPr>
+        <w:t>ASP.NET Core TestServer / WebApplicationFactory</w:t>
+      </w:r>
+    </w:p>
+    <w:p>
+      <w:pPr>
+        <w:pStyle w:val="Heading1"/>
+        <w:numPr>
+          <w:ilvl w:val="1"/>
+          <w:numId w:val="4"/>
+        </w:numPr>
+      </w:pPr>
+      <w:r>
+        <w:t>API tesztelés</w:t>
+      </w:r>
+    </w:p>
+    <w:p>
+      <w:pPr>
+        <w:rPr>
+          <w:rFonts w:cs="Times New Roman"/>
+          <w:szCs w:val="24"/>
+        </w:rPr>
+      </w:pPr>
+      <w:r>
+        <w:rPr>
+          <w:rFonts w:cs="Times New Roman"/>
+          <w:szCs w:val="24"/>
+        </w:rPr>
+        <w:t>Az API működésének ellenőrzése során külön figyelmet fordítottunk:</w:t>
+      </w:r>
+    </w:p>
+    <w:p>
+      <w:pPr>
+        <w:pStyle w:val="ListParagraph"/>
+        <w:numPr>
+          <w:ilvl w:val="0"/>
+          <w:numId w:val="43"/>
+        </w:numPr>
+        <w:rPr>
+          <w:rFonts w:cs="Times New Roman"/>
+          <w:szCs w:val="24"/>
+        </w:rPr>
+      </w:pPr>
+      <w:r>
+        <w:rPr>
+          <w:rFonts w:cs="Times New Roman"/>
+          <w:szCs w:val="24"/>
+        </w:rPr>
+        <w:t>HTTP státuszkódok helyességére (200, 201, 400, 401, 404, 500)</w:t>
+      </w:r>
+    </w:p>
+    <w:p>
+      <w:pPr>
+        <w:pStyle w:val="ListParagraph"/>
+        <w:numPr>
+          <w:ilvl w:val="0"/>
+          <w:numId w:val="43"/>
+        </w:numPr>
+        <w:rPr>
+          <w:rFonts w:cs="Times New Roman"/>
+          <w:szCs w:val="24"/>
+        </w:rPr>
+      </w:pPr>
+      <w:r>
+        <w:rPr>
+          <w:rFonts w:cs="Times New Roman"/>
+          <w:szCs w:val="24"/>
+        </w:rPr>
+        <w:t>Hibakezelésre</w:t>
+      </w:r>
+    </w:p>
+    <w:p>
+      <w:pPr>
+        <w:pStyle w:val="ListParagraph"/>
+        <w:numPr>
+          <w:ilvl w:val="0"/>
+          <w:numId w:val="43"/>
+        </w:numPr>
+        <w:rPr>
+          <w:rFonts w:cs="Times New Roman"/>
+          <w:szCs w:val="24"/>
+        </w:rPr>
+      </w:pPr>
+      <w:r>
+        <w:rPr>
+          <w:rFonts w:cs="Times New Roman"/>
+          <w:szCs w:val="24"/>
+        </w:rPr>
+        <w:t>Jogosultságkezelésre (Authorize attribútumok)</w:t>
+      </w:r>
+    </w:p>
+    <w:p>
+      <w:pPr>
+        <w:pStyle w:val="ListParagraph"/>
+        <w:numPr>
+          <w:ilvl w:val="0"/>
+          <w:numId w:val="43"/>
+        </w:numPr>
+        <w:rPr>
+          <w:rFonts w:cs="Times New Roman"/>
+          <w:szCs w:val="24"/>
+        </w:rPr>
+      </w:pPr>
+      <w:r>
+        <w:rPr>
+          <w:rFonts w:cs="Times New Roman"/>
+          <w:szCs w:val="24"/>
+        </w:rPr>
+        <w:t>Adatvalidációra</w:t>
+      </w:r>
+    </w:p>
+    <w:p>
+      <w:pPr>
+        <w:pStyle w:val="Heading1"/>
+        <w:numPr>
+          <w:ilvl w:val="1"/>
+          <w:numId w:val="4"/>
+        </w:numPr>
+      </w:pPr>
+      <w:r>
+        <w:t>Tesztelési eredmények</w:t>
+      </w:r>
+    </w:p>
+    <w:p>
+      <w:pPr>
+        <w:rPr>
+          <w:rFonts w:cs="Times New Roman"/>
+          <w:szCs w:val="24"/>
+        </w:rPr>
+      </w:pPr>
+      <w:r>
+        <w:rPr>
+          <w:rFonts w:cs="Times New Roman"/>
+          <w:szCs w:val="24"/>
+        </w:rPr>
+        <w:t>A tesztelés során a rendszer fő funkciói megfelelően működtek. A kritikus felhasználói folyamatok (pl. kosár kezelés, rendelés leadás, bejelentkezés) stabilan és hibamentesen futnak.</w:t>
+      </w:r>
+    </w:p>
+    <w:p>
+      <w:pPr>
+        <w:rPr>
+          <w:rFonts w:cs="Times New Roman"/>
+          <w:szCs w:val="24"/>
+        </w:rPr>
+      </w:pPr>
+      <w:r>
+        <w:rPr>
+          <w:rFonts w:cs="Times New Roman"/>
+          <w:szCs w:val="24"/>
+        </w:rPr>
+        <w:t>A hibák feltárása és javítása iteratív módon történt a fejlesztési folyamat során.</w:t>
       </w:r>
     </w:p>
     <w:p>
@@ -5513,6 +6374,119 @@
     </w:lvl>
   </w:abstractNum>
   <w:abstractNum w:abstractNumId="5" w15:restartNumberingAfterBreak="0">
+    <w:nsid w:val="1F91398A"/>
+    <w:multiLevelType w:val="hybridMultilevel"/>
+    <w:tmpl w:val="38E06D6A"/>
+    <w:lvl w:ilvl="0" w:tplc="08090001">
+      <w:start w:val="1"/>
+      <w:numFmt w:val="bullet"/>
+      <w:lvlText w:val=""/>
+      <w:lvlJc w:val="left"/>
+      <w:pPr>
+        <w:ind w:left="720" w:hanging="360"/>
+      </w:pPr>
+      <w:rPr>
+        <w:rFonts w:ascii="Symbol" w:hAnsi="Symbol" w:hint="default"/>
+      </w:rPr>
+    </w:lvl>
+    <w:lvl w:ilvl="1" w:tplc="08090003" w:tentative="1">
+      <w:start w:val="1"/>
+      <w:numFmt w:val="bullet"/>
+      <w:lvlText w:val="o"/>
+      <w:lvlJc w:val="left"/>
+      <w:pPr>
+        <w:ind w:left="1440" w:hanging="360"/>
+      </w:pPr>
+      <w:rPr>
+        <w:rFonts w:ascii="Courier New" w:hAnsi="Courier New" w:cs="Courier New" w:hint="default"/>
+      </w:rPr>
+    </w:lvl>
+    <w:lvl w:ilvl="2" w:tplc="08090005" w:tentative="1">
+      <w:start w:val="1"/>
+      <w:numFmt w:val="bullet"/>
+      <w:lvlText w:val=""/>
+      <w:lvlJc w:val="left"/>
+      <w:pPr>
+        <w:ind w:left="2160" w:hanging="360"/>
+      </w:pPr>
+      <w:rPr>
+        <w:rFonts w:ascii="Wingdings" w:hAnsi="Wingdings" w:hint="default"/>
+      </w:rPr>
+    </w:lvl>
+    <w:lvl w:ilvl="3" w:tplc="08090001" w:tentative="1">
+      <w:start w:val="1"/>
+      <w:numFmt w:val="bullet"/>
+      <w:lvlText w:val=""/>
+      <w:lvlJc w:val="left"/>
+      <w:pPr>
+        <w:ind w:left="2880" w:hanging="360"/>
+      </w:pPr>
+      <w:rPr>
+        <w:rFonts w:ascii="Symbol" w:hAnsi="Symbol" w:hint="default"/>
+      </w:rPr>
+    </w:lvl>
+    <w:lvl w:ilvl="4" w:tplc="08090003" w:tentative="1">
+      <w:start w:val="1"/>
+      <w:numFmt w:val="bullet"/>
+      <w:lvlText w:val="o"/>
+      <w:lvlJc w:val="left"/>
+      <w:pPr>
+        <w:ind w:left="3600" w:hanging="360"/>
+      </w:pPr>
+      <w:rPr>
+        <w:rFonts w:ascii="Courier New" w:hAnsi="Courier New" w:cs="Courier New" w:hint="default"/>
+      </w:rPr>
+    </w:lvl>
+    <w:lvl w:ilvl="5" w:tplc="08090005" w:tentative="1">
+      <w:start w:val="1"/>
+      <w:numFmt w:val="bullet"/>
+      <w:lvlText w:val=""/>
+      <w:lvlJc w:val="left"/>
+      <w:pPr>
+        <w:ind w:left="4320" w:hanging="360"/>
+      </w:pPr>
+      <w:rPr>
+        <w:rFonts w:ascii="Wingdings" w:hAnsi="Wingdings" w:hint="default"/>
+      </w:rPr>
+    </w:lvl>
+    <w:lvl w:ilvl="6" w:tplc="08090001" w:tentative="1">
+      <w:start w:val="1"/>
+      <w:numFmt w:val="bullet"/>
+      <w:lvlText w:val=""/>
+      <w:lvlJc w:val="left"/>
+      <w:pPr>
+        <w:ind w:left="5040" w:hanging="360"/>
+      </w:pPr>
+      <w:rPr>
+        <w:rFonts w:ascii="Symbol" w:hAnsi="Symbol" w:hint="default"/>
+      </w:rPr>
+    </w:lvl>
+    <w:lvl w:ilvl="7" w:tplc="08090003" w:tentative="1">
+      <w:start w:val="1"/>
+      <w:numFmt w:val="bullet"/>
+      <w:lvlText w:val="o"/>
+      <w:lvlJc w:val="left"/>
+      <w:pPr>
+        <w:ind w:left="5760" w:hanging="360"/>
+      </w:pPr>
+      <w:rPr>
+        <w:rFonts w:ascii="Courier New" w:hAnsi="Courier New" w:cs="Courier New" w:hint="default"/>
+      </w:rPr>
+    </w:lvl>
+    <w:lvl w:ilvl="8" w:tplc="08090005" w:tentative="1">
+      <w:start w:val="1"/>
+      <w:numFmt w:val="bullet"/>
+      <w:lvlText w:val=""/>
+      <w:lvlJc w:val="left"/>
+      <w:pPr>
+        <w:ind w:left="6480" w:hanging="360"/>
+      </w:pPr>
+      <w:rPr>
+        <w:rFonts w:ascii="Wingdings" w:hAnsi="Wingdings" w:hint="default"/>
+      </w:rPr>
+    </w:lvl>
+  </w:abstractNum>
+  <w:abstractNum w:abstractNumId="6" w15:restartNumberingAfterBreak="0">
     <w:nsid w:val="208D08A0"/>
     <w:multiLevelType w:val="multilevel"/>
     <w:tmpl w:val="3E105A2A"/>
@@ -5625,7 +6599,7 @@
       </w:rPr>
     </w:lvl>
   </w:abstractNum>
-  <w:abstractNum w:abstractNumId="6" w15:restartNumberingAfterBreak="0">
+  <w:abstractNum w:abstractNumId="7" w15:restartNumberingAfterBreak="0">
     <w:nsid w:val="274E02EA"/>
     <w:multiLevelType w:val="multilevel"/>
     <w:tmpl w:val="ADC4D118"/>
@@ -5738,7 +6712,7 @@
       </w:rPr>
     </w:lvl>
   </w:abstractNum>
-  <w:abstractNum w:abstractNumId="7" w15:restartNumberingAfterBreak="0">
+  <w:abstractNum w:abstractNumId="8" w15:restartNumberingAfterBreak="0">
     <w:nsid w:val="2CC71388"/>
     <w:multiLevelType w:val="multilevel"/>
     <w:tmpl w:val="8C482A5A"/>
@@ -5905,10 +6879,10 @@
       </w:rPr>
     </w:lvl>
   </w:abstractNum>
-  <w:abstractNum w:abstractNumId="8" w15:restartNumberingAfterBreak="0">
+  <w:abstractNum w:abstractNumId="9" w15:restartNumberingAfterBreak="0">
     <w:nsid w:val="32C60FEC"/>
     <w:multiLevelType w:val="hybridMultilevel"/>
-    <w:tmpl w:val="1EB8C44C"/>
+    <w:tmpl w:val="C810B99A"/>
     <w:lvl w:ilvl="0" w:tplc="08090001">
       <w:start w:val="1"/>
       <w:numFmt w:val="bullet"/>
@@ -6018,7 +6992,120 @@
       </w:rPr>
     </w:lvl>
   </w:abstractNum>
-  <w:abstractNum w:abstractNumId="9" w15:restartNumberingAfterBreak="0">
+  <w:abstractNum w:abstractNumId="10" w15:restartNumberingAfterBreak="0">
+    <w:nsid w:val="39B33AD3"/>
+    <w:multiLevelType w:val="hybridMultilevel"/>
+    <w:tmpl w:val="D09EF02E"/>
+    <w:lvl w:ilvl="0" w:tplc="08090001">
+      <w:start w:val="1"/>
+      <w:numFmt w:val="bullet"/>
+      <w:lvlText w:val=""/>
+      <w:lvlJc w:val="left"/>
+      <w:pPr>
+        <w:ind w:left="720" w:hanging="360"/>
+      </w:pPr>
+      <w:rPr>
+        <w:rFonts w:ascii="Symbol" w:hAnsi="Symbol" w:hint="default"/>
+      </w:rPr>
+    </w:lvl>
+    <w:lvl w:ilvl="1" w:tplc="08090003" w:tentative="1">
+      <w:start w:val="1"/>
+      <w:numFmt w:val="bullet"/>
+      <w:lvlText w:val="o"/>
+      <w:lvlJc w:val="left"/>
+      <w:pPr>
+        <w:ind w:left="1440" w:hanging="360"/>
+      </w:pPr>
+      <w:rPr>
+        <w:rFonts w:ascii="Courier New" w:hAnsi="Courier New" w:cs="Courier New" w:hint="default"/>
+      </w:rPr>
+    </w:lvl>
+    <w:lvl w:ilvl="2" w:tplc="08090005" w:tentative="1">
+      <w:start w:val="1"/>
+      <w:numFmt w:val="bullet"/>
+      <w:lvlText w:val=""/>
+      <w:lvlJc w:val="left"/>
+      <w:pPr>
+        <w:ind w:left="2160" w:hanging="360"/>
+      </w:pPr>
+      <w:rPr>
+        <w:rFonts w:ascii="Wingdings" w:hAnsi="Wingdings" w:hint="default"/>
+      </w:rPr>
+    </w:lvl>
+    <w:lvl w:ilvl="3" w:tplc="08090001" w:tentative="1">
+      <w:start w:val="1"/>
+      <w:numFmt w:val="bullet"/>
+      <w:lvlText w:val=""/>
+      <w:lvlJc w:val="left"/>
+      <w:pPr>
+        <w:ind w:left="2880" w:hanging="360"/>
+      </w:pPr>
+      <w:rPr>
+        <w:rFonts w:ascii="Symbol" w:hAnsi="Symbol" w:hint="default"/>
+      </w:rPr>
+    </w:lvl>
+    <w:lvl w:ilvl="4" w:tplc="08090003" w:tentative="1">
+      <w:start w:val="1"/>
+      <w:numFmt w:val="bullet"/>
+      <w:lvlText w:val="o"/>
+      <w:lvlJc w:val="left"/>
+      <w:pPr>
+        <w:ind w:left="3600" w:hanging="360"/>
+      </w:pPr>
+      <w:rPr>
+        <w:rFonts w:ascii="Courier New" w:hAnsi="Courier New" w:cs="Courier New" w:hint="default"/>
+      </w:rPr>
+    </w:lvl>
+    <w:lvl w:ilvl="5" w:tplc="08090005" w:tentative="1">
+      <w:start w:val="1"/>
+      <w:numFmt w:val="bullet"/>
+      <w:lvlText w:val=""/>
+      <w:lvlJc w:val="left"/>
+      <w:pPr>
+        <w:ind w:left="4320" w:hanging="360"/>
+      </w:pPr>
+      <w:rPr>
+        <w:rFonts w:ascii="Wingdings" w:hAnsi="Wingdings" w:hint="default"/>
+      </w:rPr>
+    </w:lvl>
+    <w:lvl w:ilvl="6" w:tplc="08090001" w:tentative="1">
+      <w:start w:val="1"/>
+      <w:numFmt w:val="bullet"/>
+      <w:lvlText w:val=""/>
+      <w:lvlJc w:val="left"/>
+      <w:pPr>
+        <w:ind w:left="5040" w:hanging="360"/>
+      </w:pPr>
+      <w:rPr>
+        <w:rFonts w:ascii="Symbol" w:hAnsi="Symbol" w:hint="default"/>
+      </w:rPr>
+    </w:lvl>
+    <w:lvl w:ilvl="7" w:tplc="08090003" w:tentative="1">
+      <w:start w:val="1"/>
+      <w:numFmt w:val="bullet"/>
+      <w:lvlText w:val="o"/>
+      <w:lvlJc w:val="left"/>
+      <w:pPr>
+        <w:ind w:left="5760" w:hanging="360"/>
+      </w:pPr>
+      <w:rPr>
+        <w:rFonts w:ascii="Courier New" w:hAnsi="Courier New" w:cs="Courier New" w:hint="default"/>
+      </w:rPr>
+    </w:lvl>
+    <w:lvl w:ilvl="8" w:tplc="08090005" w:tentative="1">
+      <w:start w:val="1"/>
+      <w:numFmt w:val="bullet"/>
+      <w:lvlText w:val=""/>
+      <w:lvlJc w:val="left"/>
+      <w:pPr>
+        <w:ind w:left="6480" w:hanging="360"/>
+      </w:pPr>
+      <w:rPr>
+        <w:rFonts w:ascii="Wingdings" w:hAnsi="Wingdings" w:hint="default"/>
+      </w:rPr>
+    </w:lvl>
+  </w:abstractNum>
+  <w:abstractNum w:abstractNumId="11" w15:restartNumberingAfterBreak="0">
     <w:nsid w:val="3E0B5DDA"/>
     <w:multiLevelType w:val="multilevel"/>
     <w:tmpl w:val="34CAAE0C"/>
@@ -6131,7 +7218,7 @@
       </w:rPr>
     </w:lvl>
   </w:abstractNum>
-  <w:abstractNum w:abstractNumId="10" w15:restartNumberingAfterBreak="0">
+  <w:abstractNum w:abstractNumId="12" w15:restartNumberingAfterBreak="0">
     <w:nsid w:val="5125374E"/>
     <w:multiLevelType w:val="multilevel"/>
     <w:tmpl w:val="5AAA9CA2"/>
@@ -6244,7 +7331,7 @@
       </w:rPr>
     </w:lvl>
   </w:abstractNum>
-  <w:abstractNum w:abstractNumId="11" w15:restartNumberingAfterBreak="0">
+  <w:abstractNum w:abstractNumId="13" w15:restartNumberingAfterBreak="0">
     <w:nsid w:val="53215AF0"/>
     <w:multiLevelType w:val="hybridMultilevel"/>
     <w:tmpl w:val="25324CEE"/>
@@ -6357,7 +7444,7 @@
       </w:rPr>
     </w:lvl>
   </w:abstractNum>
-  <w:abstractNum w:abstractNumId="12" w15:restartNumberingAfterBreak="0">
+  <w:abstractNum w:abstractNumId="14" w15:restartNumberingAfterBreak="0">
     <w:nsid w:val="57C60AE4"/>
     <w:multiLevelType w:val="hybridMultilevel"/>
     <w:tmpl w:val="1BC6EEB2"/>
@@ -6470,7 +7557,7 @@
       </w:rPr>
     </w:lvl>
   </w:abstractNum>
-  <w:abstractNum w:abstractNumId="13" w15:restartNumberingAfterBreak="0">
+  <w:abstractNum w:abstractNumId="15" w15:restartNumberingAfterBreak="0">
     <w:nsid w:val="584E786F"/>
     <w:multiLevelType w:val="multilevel"/>
     <w:tmpl w:val="0A082EAC"/>
@@ -6583,7 +7670,7 @@
       </w:rPr>
     </w:lvl>
   </w:abstractNum>
-  <w:abstractNum w:abstractNumId="14" w15:restartNumberingAfterBreak="0">
+  <w:abstractNum w:abstractNumId="16" w15:restartNumberingAfterBreak="0">
     <w:nsid w:val="58A50CA8"/>
     <w:multiLevelType w:val="multilevel"/>
     <w:tmpl w:val="08090021"/>
@@ -6696,7 +7783,7 @@
       </w:rPr>
     </w:lvl>
   </w:abstractNum>
-  <w:abstractNum w:abstractNumId="15" w15:restartNumberingAfterBreak="0">
+  <w:abstractNum w:abstractNumId="17" w15:restartNumberingAfterBreak="0">
     <w:nsid w:val="655D6CC7"/>
     <w:multiLevelType w:val="hybridMultilevel"/>
     <w:tmpl w:val="BBDEACFC"/>
@@ -6809,7 +7896,7 @@
       </w:rPr>
     </w:lvl>
   </w:abstractNum>
-  <w:abstractNum w:abstractNumId="16" w15:restartNumberingAfterBreak="0">
+  <w:abstractNum w:abstractNumId="18" w15:restartNumberingAfterBreak="0">
     <w:nsid w:val="6A260D77"/>
     <w:multiLevelType w:val="multilevel"/>
     <w:tmpl w:val="C35ADCDE"/>
@@ -6922,7 +8009,7 @@
       </w:rPr>
     </w:lvl>
   </w:abstractNum>
-  <w:abstractNum w:abstractNumId="17" w15:restartNumberingAfterBreak="0">
+  <w:abstractNum w:abstractNumId="19" w15:restartNumberingAfterBreak="0">
     <w:nsid w:val="6FD33CA8"/>
     <w:multiLevelType w:val="hybridMultilevel"/>
     <w:tmpl w:val="94C0312C"/>
@@ -7035,7 +8122,233 @@
       </w:rPr>
     </w:lvl>
   </w:abstractNum>
-  <w:abstractNum w:abstractNumId="18" w15:restartNumberingAfterBreak="0">
+  <w:abstractNum w:abstractNumId="20" w15:restartNumberingAfterBreak="0">
+    <w:nsid w:val="70217B03"/>
+    <w:multiLevelType w:val="hybridMultilevel"/>
+    <w:tmpl w:val="D0165690"/>
+    <w:lvl w:ilvl="0" w:tplc="08090001">
+      <w:start w:val="1"/>
+      <w:numFmt w:val="bullet"/>
+      <w:lvlText w:val=""/>
+      <w:lvlJc w:val="left"/>
+      <w:pPr>
+        <w:ind w:left="720" w:hanging="360"/>
+      </w:pPr>
+      <w:rPr>
+        <w:rFonts w:ascii="Symbol" w:hAnsi="Symbol" w:hint="default"/>
+      </w:rPr>
+    </w:lvl>
+    <w:lvl w:ilvl="1" w:tplc="08090003" w:tentative="1">
+      <w:start w:val="1"/>
+      <w:numFmt w:val="bullet"/>
+      <w:lvlText w:val="o"/>
+      <w:lvlJc w:val="left"/>
+      <w:pPr>
+        <w:ind w:left="1440" w:hanging="360"/>
+      </w:pPr>
+      <w:rPr>
+        <w:rFonts w:ascii="Courier New" w:hAnsi="Courier New" w:cs="Courier New" w:hint="default"/>
+      </w:rPr>
+    </w:lvl>
+    <w:lvl w:ilvl="2" w:tplc="08090005" w:tentative="1">
+      <w:start w:val="1"/>
+      <w:numFmt w:val="bullet"/>
+      <w:lvlText w:val=""/>
+      <w:lvlJc w:val="left"/>
+      <w:pPr>
+        <w:ind w:left="2160" w:hanging="360"/>
+      </w:pPr>
+      <w:rPr>
+        <w:rFonts w:ascii="Wingdings" w:hAnsi="Wingdings" w:hint="default"/>
+      </w:rPr>
+    </w:lvl>
+    <w:lvl w:ilvl="3" w:tplc="08090001" w:tentative="1">
+      <w:start w:val="1"/>
+      <w:numFmt w:val="bullet"/>
+      <w:lvlText w:val=""/>
+      <w:lvlJc w:val="left"/>
+      <w:pPr>
+        <w:ind w:left="2880" w:hanging="360"/>
+      </w:pPr>
+      <w:rPr>
+        <w:rFonts w:ascii="Symbol" w:hAnsi="Symbol" w:hint="default"/>
+      </w:rPr>
+    </w:lvl>
+    <w:lvl w:ilvl="4" w:tplc="08090003" w:tentative="1">
+      <w:start w:val="1"/>
+      <w:numFmt w:val="bullet"/>
+      <w:lvlText w:val="o"/>
+      <w:lvlJc w:val="left"/>
+      <w:pPr>
+        <w:ind w:left="3600" w:hanging="360"/>
+      </w:pPr>
+      <w:rPr>
+        <w:rFonts w:ascii="Courier New" w:hAnsi="Courier New" w:cs="Courier New" w:hint="default"/>
+      </w:rPr>
+    </w:lvl>
+    <w:lvl w:ilvl="5" w:tplc="08090005" w:tentative="1">
+      <w:start w:val="1"/>
+      <w:numFmt w:val="bullet"/>
+      <w:lvlText w:val=""/>
+      <w:lvlJc w:val="left"/>
+      <w:pPr>
+        <w:ind w:left="4320" w:hanging="360"/>
+      </w:pPr>
+      <w:rPr>
+        <w:rFonts w:ascii="Wingdings" w:hAnsi="Wingdings" w:hint="default"/>
+      </w:rPr>
+    </w:lvl>
+    <w:lvl w:ilvl="6" w:tplc="08090001" w:tentative="1">
+      <w:start w:val="1"/>
+      <w:numFmt w:val="bullet"/>
+      <w:lvlText w:val=""/>
+      <w:lvlJc w:val="left"/>
+      <w:pPr>
+        <w:ind w:left="5040" w:hanging="360"/>
+      </w:pPr>
+      <w:rPr>
+        <w:rFonts w:ascii="Symbol" w:hAnsi="Symbol" w:hint="default"/>
+      </w:rPr>
+    </w:lvl>
+    <w:lvl w:ilvl="7" w:tplc="08090003" w:tentative="1">
+      <w:start w:val="1"/>
+      <w:numFmt w:val="bullet"/>
+      <w:lvlText w:val="o"/>
+      <w:lvlJc w:val="left"/>
+      <w:pPr>
+        <w:ind w:left="5760" w:hanging="360"/>
+      </w:pPr>
+      <w:rPr>
+        <w:rFonts w:ascii="Courier New" w:hAnsi="Courier New" w:cs="Courier New" w:hint="default"/>
+      </w:rPr>
+    </w:lvl>
+    <w:lvl w:ilvl="8" w:tplc="08090005" w:tentative="1">
+      <w:start w:val="1"/>
+      <w:numFmt w:val="bullet"/>
+      <w:lvlText w:val=""/>
+      <w:lvlJc w:val="left"/>
+      <w:pPr>
+        <w:ind w:left="6480" w:hanging="360"/>
+      </w:pPr>
+      <w:rPr>
+        <w:rFonts w:ascii="Wingdings" w:hAnsi="Wingdings" w:hint="default"/>
+      </w:rPr>
+    </w:lvl>
+  </w:abstractNum>
+  <w:abstractNum w:abstractNumId="21" w15:restartNumberingAfterBreak="0">
+    <w:nsid w:val="762B2AAA"/>
+    <w:multiLevelType w:val="hybridMultilevel"/>
+    <w:tmpl w:val="00FE61C2"/>
+    <w:lvl w:ilvl="0" w:tplc="08090001">
+      <w:start w:val="1"/>
+      <w:numFmt w:val="bullet"/>
+      <w:lvlText w:val=""/>
+      <w:lvlJc w:val="left"/>
+      <w:pPr>
+        <w:ind w:left="720" w:hanging="360"/>
+      </w:pPr>
+      <w:rPr>
+        <w:rFonts w:ascii="Symbol" w:hAnsi="Symbol" w:hint="default"/>
+      </w:rPr>
+    </w:lvl>
+    <w:lvl w:ilvl="1" w:tplc="08090003" w:tentative="1">
+      <w:start w:val="1"/>
+      <w:numFmt w:val="bullet"/>
+      <w:lvlText w:val="o"/>
+      <w:lvlJc w:val="left"/>
+      <w:pPr>
+        <w:ind w:left="1440" w:hanging="360"/>
+      </w:pPr>
+      <w:rPr>
+        <w:rFonts w:ascii="Courier New" w:hAnsi="Courier New" w:cs="Courier New" w:hint="default"/>
+      </w:rPr>
+    </w:lvl>
+    <w:lvl w:ilvl="2" w:tplc="08090005" w:tentative="1">
+      <w:start w:val="1"/>
+      <w:numFmt w:val="bullet"/>
+      <w:lvlText w:val=""/>
+      <w:lvlJc w:val="left"/>
+      <w:pPr>
+        <w:ind w:left="2160" w:hanging="360"/>
+      </w:pPr>
+      <w:rPr>
+        <w:rFonts w:ascii="Wingdings" w:hAnsi="Wingdings" w:hint="default"/>
+      </w:rPr>
+    </w:lvl>
+    <w:lvl w:ilvl="3" w:tplc="08090001" w:tentative="1">
+      <w:start w:val="1"/>
+      <w:numFmt w:val="bullet"/>
+      <w:lvlText w:val=""/>
+      <w:lvlJc w:val="left"/>
+      <w:pPr>
+        <w:ind w:left="2880" w:hanging="360"/>
+      </w:pPr>
+      <w:rPr>
+        <w:rFonts w:ascii="Symbol" w:hAnsi="Symbol" w:hint="default"/>
+      </w:rPr>
+    </w:lvl>
+    <w:lvl w:ilvl="4" w:tplc="08090003" w:tentative="1">
+      <w:start w:val="1"/>
+      <w:numFmt w:val="bullet"/>
+      <w:lvlText w:val="o"/>
+      <w:lvlJc w:val="left"/>
+      <w:pPr>
+        <w:ind w:left="3600" w:hanging="360"/>
+      </w:pPr>
+      <w:rPr>
+        <w:rFonts w:ascii="Courier New" w:hAnsi="Courier New" w:cs="Courier New" w:hint="default"/>
+      </w:rPr>
+    </w:lvl>
+    <w:lvl w:ilvl="5" w:tplc="08090005" w:tentative="1">
+      <w:start w:val="1"/>
+      <w:numFmt w:val="bullet"/>
+      <w:lvlText w:val=""/>
+      <w:lvlJc w:val="left"/>
+      <w:pPr>
+        <w:ind w:left="4320" w:hanging="360"/>
+      </w:pPr>
+      <w:rPr>
+        <w:rFonts w:ascii="Wingdings" w:hAnsi="Wingdings" w:hint="default"/>
+      </w:rPr>
+    </w:lvl>
+    <w:lvl w:ilvl="6" w:tplc="08090001" w:tentative="1">
+      <w:start w:val="1"/>
+      <w:numFmt w:val="bullet"/>
+      <w:lvlText w:val=""/>
+      <w:lvlJc w:val="left"/>
+      <w:pPr>
+        <w:ind w:left="5040" w:hanging="360"/>
+      </w:pPr>
+      <w:rPr>
+        <w:rFonts w:ascii="Symbol" w:hAnsi="Symbol" w:hint="default"/>
+      </w:rPr>
+    </w:lvl>
+    <w:lvl w:ilvl="7" w:tplc="08090003" w:tentative="1">
+      <w:start w:val="1"/>
+      <w:numFmt w:val="bullet"/>
+      <w:lvlText w:val="o"/>
+      <w:lvlJc w:val="left"/>
+      <w:pPr>
+        <w:ind w:left="5760" w:hanging="360"/>
+      </w:pPr>
+      <w:rPr>
+        <w:rFonts w:ascii="Courier New" w:hAnsi="Courier New" w:cs="Courier New" w:hint="default"/>
+      </w:rPr>
+    </w:lvl>
+    <w:lvl w:ilvl="8" w:tplc="08090005" w:tentative="1">
+      <w:start w:val="1"/>
+      <w:numFmt w:val="bullet"/>
+      <w:lvlText w:val=""/>
+      <w:lvlJc w:val="left"/>
+      <w:pPr>
+        <w:ind w:left="6480" w:hanging="360"/>
+      </w:pPr>
+      <w:rPr>
+        <w:rFonts w:ascii="Wingdings" w:hAnsi="Wingdings" w:hint="default"/>
+      </w:rPr>
+    </w:lvl>
+  </w:abstractNum>
+  <w:abstractNum w:abstractNumId="22" w15:restartNumberingAfterBreak="0">
     <w:nsid w:val="76AC035D"/>
     <w:multiLevelType w:val="multilevel"/>
     <w:tmpl w:val="040E001F"/>
@@ -7121,7 +8434,7 @@
       </w:pPr>
     </w:lvl>
   </w:abstractNum>
-  <w:abstractNum w:abstractNumId="19" w15:restartNumberingAfterBreak="0">
+  <w:abstractNum w:abstractNumId="23" w15:restartNumberingAfterBreak="0">
     <w:nsid w:val="7A032A56"/>
     <w:multiLevelType w:val="hybridMultilevel"/>
     <w:tmpl w:val="FF922A3C"/>
@@ -7208,7 +8521,120 @@
       </w:pPr>
     </w:lvl>
   </w:abstractNum>
-  <w:abstractNum w:abstractNumId="20" w15:restartNumberingAfterBreak="0">
+  <w:abstractNum w:abstractNumId="24" w15:restartNumberingAfterBreak="0">
+    <w:nsid w:val="7AE02CE0"/>
+    <w:multiLevelType w:val="hybridMultilevel"/>
+    <w:tmpl w:val="759A32AC"/>
+    <w:lvl w:ilvl="0" w:tplc="08090001">
+      <w:start w:val="1"/>
+      <w:numFmt w:val="bullet"/>
+      <w:lvlText w:val=""/>
+      <w:lvlJc w:val="left"/>
+      <w:pPr>
+        <w:ind w:left="720" w:hanging="360"/>
+      </w:pPr>
+      <w:rPr>
+        <w:rFonts w:ascii="Symbol" w:hAnsi="Symbol" w:hint="default"/>
+      </w:rPr>
+    </w:lvl>
+    <w:lvl w:ilvl="1" w:tplc="08090003" w:tentative="1">
+      <w:start w:val="1"/>
+      <w:numFmt w:val="bullet"/>
+      <w:lvlText w:val="o"/>
+      <w:lvlJc w:val="left"/>
+      <w:pPr>
+        <w:ind w:left="1440" w:hanging="360"/>
+      </w:pPr>
+      <w:rPr>
+        <w:rFonts w:ascii="Courier New" w:hAnsi="Courier New" w:cs="Courier New" w:hint="default"/>
+      </w:rPr>
+    </w:lvl>
+    <w:lvl w:ilvl="2" w:tplc="08090005" w:tentative="1">
+      <w:start w:val="1"/>
+      <w:numFmt w:val="bullet"/>
+      <w:lvlText w:val=""/>
+      <w:lvlJc w:val="left"/>
+      <w:pPr>
+        <w:ind w:left="2160" w:hanging="360"/>
+      </w:pPr>
+      <w:rPr>
+        <w:rFonts w:ascii="Wingdings" w:hAnsi="Wingdings" w:hint="default"/>
+      </w:rPr>
+    </w:lvl>
+    <w:lvl w:ilvl="3" w:tplc="08090001" w:tentative="1">
+      <w:start w:val="1"/>
+      <w:numFmt w:val="bullet"/>
+      <w:lvlText w:val=""/>
+      <w:lvlJc w:val="left"/>
+      <w:pPr>
+        <w:ind w:left="2880" w:hanging="360"/>
+      </w:pPr>
+      <w:rPr>
+        <w:rFonts w:ascii="Symbol" w:hAnsi="Symbol" w:hint="default"/>
+      </w:rPr>
+    </w:lvl>
+    <w:lvl w:ilvl="4" w:tplc="08090003" w:tentative="1">
+      <w:start w:val="1"/>
+      <w:numFmt w:val="bullet"/>
+      <w:lvlText w:val="o"/>
+      <w:lvlJc w:val="left"/>
+      <w:pPr>
+        <w:ind w:left="3600" w:hanging="360"/>
+      </w:pPr>
+      <w:rPr>
+        <w:rFonts w:ascii="Courier New" w:hAnsi="Courier New" w:cs="Courier New" w:hint="default"/>
+      </w:rPr>
+    </w:lvl>
+    <w:lvl w:ilvl="5" w:tplc="08090005" w:tentative="1">
+      <w:start w:val="1"/>
+      <w:numFmt w:val="bullet"/>
+      <w:lvlText w:val=""/>
+      <w:lvlJc w:val="left"/>
+      <w:pPr>
+        <w:ind w:left="4320" w:hanging="360"/>
+      </w:pPr>
+      <w:rPr>
+        <w:rFonts w:ascii="Wingdings" w:hAnsi="Wingdings" w:hint="default"/>
+      </w:rPr>
+    </w:lvl>
+    <w:lvl w:ilvl="6" w:tplc="08090001" w:tentative="1">
+      <w:start w:val="1"/>
+      <w:numFmt w:val="bullet"/>
+      <w:lvlText w:val=""/>
+      <w:lvlJc w:val="left"/>
+      <w:pPr>
+        <w:ind w:left="5040" w:hanging="360"/>
+      </w:pPr>
+      <w:rPr>
+        <w:rFonts w:ascii="Symbol" w:hAnsi="Symbol" w:hint="default"/>
+      </w:rPr>
+    </w:lvl>
+    <w:lvl w:ilvl="7" w:tplc="08090003" w:tentative="1">
+      <w:start w:val="1"/>
+      <w:numFmt w:val="bullet"/>
+      <w:lvlText w:val="o"/>
+      <w:lvlJc w:val="left"/>
+      <w:pPr>
+        <w:ind w:left="5760" w:hanging="360"/>
+      </w:pPr>
+      <w:rPr>
+        <w:rFonts w:ascii="Courier New" w:hAnsi="Courier New" w:cs="Courier New" w:hint="default"/>
+      </w:rPr>
+    </w:lvl>
+    <w:lvl w:ilvl="8" w:tplc="08090005" w:tentative="1">
+      <w:start w:val="1"/>
+      <w:numFmt w:val="bullet"/>
+      <w:lvlText w:val=""/>
+      <w:lvlJc w:val="left"/>
+      <w:pPr>
+        <w:ind w:left="6480" w:hanging="360"/>
+      </w:pPr>
+      <w:rPr>
+        <w:rFonts w:ascii="Wingdings" w:hAnsi="Wingdings" w:hint="default"/>
+      </w:rPr>
+    </w:lvl>
+  </w:abstractNum>
+  <w:abstractNum w:abstractNumId="25" w15:restartNumberingAfterBreak="0">
     <w:nsid w:val="7CCF6371"/>
     <w:multiLevelType w:val="multilevel"/>
     <w:tmpl w:val="39E44950"/>
@@ -7321,7 +8747,120 @@
       </w:rPr>
     </w:lvl>
   </w:abstractNum>
-  <w:abstractNum w:abstractNumId="21" w15:restartNumberingAfterBreak="0">
+  <w:abstractNum w:abstractNumId="26" w15:restartNumberingAfterBreak="0">
+    <w:nsid w:val="7CFE6FA4"/>
+    <w:multiLevelType w:val="hybridMultilevel"/>
+    <w:tmpl w:val="4FAE59DC"/>
+    <w:lvl w:ilvl="0" w:tplc="08090001">
+      <w:start w:val="1"/>
+      <w:numFmt w:val="bullet"/>
+      <w:lvlText w:val=""/>
+      <w:lvlJc w:val="left"/>
+      <w:pPr>
+        <w:ind w:left="720" w:hanging="360"/>
+      </w:pPr>
+      <w:rPr>
+        <w:rFonts w:ascii="Symbol" w:hAnsi="Symbol" w:hint="default"/>
+      </w:rPr>
+    </w:lvl>
+    <w:lvl w:ilvl="1" w:tplc="08090003" w:tentative="1">
+      <w:start w:val="1"/>
+      <w:numFmt w:val="bullet"/>
+      <w:lvlText w:val="o"/>
+      <w:lvlJc w:val="left"/>
+      <w:pPr>
+        <w:ind w:left="1440" w:hanging="360"/>
+      </w:pPr>
+      <w:rPr>
+        <w:rFonts w:ascii="Courier New" w:hAnsi="Courier New" w:cs="Courier New" w:hint="default"/>
+      </w:rPr>
+    </w:lvl>
+    <w:lvl w:ilvl="2" w:tplc="08090005" w:tentative="1">
+      <w:start w:val="1"/>
+      <w:numFmt w:val="bullet"/>
+      <w:lvlText w:val=""/>
+      <w:lvlJc w:val="left"/>
+      <w:pPr>
+        <w:ind w:left="2160" w:hanging="360"/>
+      </w:pPr>
+      <w:rPr>
+        <w:rFonts w:ascii="Wingdings" w:hAnsi="Wingdings" w:hint="default"/>
+      </w:rPr>
+    </w:lvl>
+    <w:lvl w:ilvl="3" w:tplc="08090001" w:tentative="1">
+      <w:start w:val="1"/>
+      <w:numFmt w:val="bullet"/>
+      <w:lvlText w:val=""/>
+      <w:lvlJc w:val="left"/>
+      <w:pPr>
+        <w:ind w:left="2880" w:hanging="360"/>
+      </w:pPr>
+      <w:rPr>
+        <w:rFonts w:ascii="Symbol" w:hAnsi="Symbol" w:hint="default"/>
+      </w:rPr>
+    </w:lvl>
+    <w:lvl w:ilvl="4" w:tplc="08090003" w:tentative="1">
+      <w:start w:val="1"/>
+      <w:numFmt w:val="bullet"/>
+      <w:lvlText w:val="o"/>
+      <w:lvlJc w:val="left"/>
+      <w:pPr>
+        <w:ind w:left="3600" w:hanging="360"/>
+      </w:pPr>
+      <w:rPr>
+        <w:rFonts w:ascii="Courier New" w:hAnsi="Courier New" w:cs="Courier New" w:hint="default"/>
+      </w:rPr>
+    </w:lvl>
+    <w:lvl w:ilvl="5" w:tplc="08090005" w:tentative="1">
+      <w:start w:val="1"/>
+      <w:numFmt w:val="bullet"/>
+      <w:lvlText w:val=""/>
+      <w:lvlJc w:val="left"/>
+      <w:pPr>
+        <w:ind w:left="4320" w:hanging="360"/>
+      </w:pPr>
+      <w:rPr>
+        <w:rFonts w:ascii="Wingdings" w:hAnsi="Wingdings" w:hint="default"/>
+      </w:rPr>
+    </w:lvl>
+    <w:lvl w:ilvl="6" w:tplc="08090001" w:tentative="1">
+      <w:start w:val="1"/>
+      <w:numFmt w:val="bullet"/>
+      <w:lvlText w:val=""/>
+      <w:lvlJc w:val="left"/>
+      <w:pPr>
+        <w:ind w:left="5040" w:hanging="360"/>
+      </w:pPr>
+      <w:rPr>
+        <w:rFonts w:ascii="Symbol" w:hAnsi="Symbol" w:hint="default"/>
+      </w:rPr>
+    </w:lvl>
+    <w:lvl w:ilvl="7" w:tplc="08090003" w:tentative="1">
+      <w:start w:val="1"/>
+      <w:numFmt w:val="bullet"/>
+      <w:lvlText w:val="o"/>
+      <w:lvlJc w:val="left"/>
+      <w:pPr>
+        <w:ind w:left="5760" w:hanging="360"/>
+      </w:pPr>
+      <w:rPr>
+        <w:rFonts w:ascii="Courier New" w:hAnsi="Courier New" w:cs="Courier New" w:hint="default"/>
+      </w:rPr>
+    </w:lvl>
+    <w:lvl w:ilvl="8" w:tplc="08090005" w:tentative="1">
+      <w:start w:val="1"/>
+      <w:numFmt w:val="bullet"/>
+      <w:lvlText w:val=""/>
+      <w:lvlJc w:val="left"/>
+      <w:pPr>
+        <w:ind w:left="6480" w:hanging="360"/>
+      </w:pPr>
+      <w:rPr>
+        <w:rFonts w:ascii="Wingdings" w:hAnsi="Wingdings" w:hint="default"/>
+      </w:rPr>
+    </w:lvl>
+  </w:abstractNum>
+  <w:abstractNum w:abstractNumId="27" w15:restartNumberingAfterBreak="0">
     <w:nsid w:val="7D4E62F3"/>
     <w:multiLevelType w:val="hybridMultilevel"/>
     <w:tmpl w:val="157E0696"/>
@@ -7435,97 +8974,136 @@
     </w:lvl>
   </w:abstractNum>
   <w:num w:numId="1" w16cid:durableId="1072653194">
-    <w:abstractNumId w:val="19"/>
+    <w:abstractNumId w:val="23"/>
   </w:num>
   <w:num w:numId="2" w16cid:durableId="482965870">
-    <w:abstractNumId w:val="7"/>
+    <w:abstractNumId w:val="8"/>
   </w:num>
   <w:num w:numId="3" w16cid:durableId="194855032">
     <w:abstractNumId w:val="0"/>
   </w:num>
   <w:num w:numId="4" w16cid:durableId="1020399097">
-    <w:abstractNumId w:val="18"/>
+    <w:abstractNumId w:val="22"/>
   </w:num>
   <w:num w:numId="5" w16cid:durableId="249627064">
-    <w:abstractNumId w:val="21"/>
+    <w:abstractNumId w:val="27"/>
   </w:num>
   <w:num w:numId="6" w16cid:durableId="1122453830">
-    <w:abstractNumId w:val="19"/>
+    <w:abstractNumId w:val="23"/>
   </w:num>
   <w:num w:numId="7" w16cid:durableId="261837761">
-    <w:abstractNumId w:val="15"/>
+    <w:abstractNumId w:val="17"/>
   </w:num>
   <w:num w:numId="8" w16cid:durableId="41683750">
-    <w:abstractNumId w:val="11"/>
+    <w:abstractNumId w:val="13"/>
   </w:num>
   <w:num w:numId="9" w16cid:durableId="854996144">
-    <w:abstractNumId w:val="17"/>
+    <w:abstractNumId w:val="19"/>
   </w:num>
   <w:num w:numId="10" w16cid:durableId="1938518867">
     <w:abstractNumId w:val="1"/>
   </w:num>
   <w:num w:numId="11" w16cid:durableId="1166438713">
-    <w:abstractNumId w:val="12"/>
+    <w:abstractNumId w:val="14"/>
   </w:num>
   <w:num w:numId="12" w16cid:durableId="934290815">
-    <w:abstractNumId w:val="8"/>
+    <w:abstractNumId w:val="9"/>
   </w:num>
   <w:num w:numId="13" w16cid:durableId="1212229025">
-    <w:abstractNumId w:val="14"/>
+    <w:abstractNumId w:val="16"/>
   </w:num>
   <w:num w:numId="14" w16cid:durableId="254292866">
     <w:abstractNumId w:val="3"/>
   </w:num>
   <w:num w:numId="15" w16cid:durableId="129052550">
-    <w:abstractNumId w:val="6"/>
+    <w:abstractNumId w:val="7"/>
   </w:num>
   <w:num w:numId="16" w16cid:durableId="185872029">
-    <w:abstractNumId w:val="13"/>
+    <w:abstractNumId w:val="15"/>
   </w:num>
   <w:num w:numId="17" w16cid:durableId="1593053616">
     <w:abstractNumId w:val="2"/>
   </w:num>
   <w:num w:numId="18" w16cid:durableId="1059592351">
-    <w:abstractNumId w:val="10"/>
+    <w:abstractNumId w:val="12"/>
   </w:num>
   <w:num w:numId="19" w16cid:durableId="291207590">
-    <w:abstractNumId w:val="5"/>
+    <w:abstractNumId w:val="6"/>
   </w:num>
   <w:num w:numId="20" w16cid:durableId="1011031259">
     <w:abstractNumId w:val="4"/>
   </w:num>
   <w:num w:numId="21" w16cid:durableId="802651089">
-    <w:abstractNumId w:val="16"/>
+    <w:abstractNumId w:val="18"/>
   </w:num>
   <w:num w:numId="22" w16cid:durableId="872814827">
-    <w:abstractNumId w:val="9"/>
+    <w:abstractNumId w:val="11"/>
   </w:num>
   <w:num w:numId="23" w16cid:durableId="784498480">
+    <w:abstractNumId w:val="25"/>
+  </w:num>
+  <w:num w:numId="24" w16cid:durableId="1476557639">
+    <w:abstractNumId w:val="23"/>
+  </w:num>
+  <w:num w:numId="25" w16cid:durableId="975572787">
+    <w:abstractNumId w:val="23"/>
+  </w:num>
+  <w:num w:numId="26" w16cid:durableId="403189569">
+    <w:abstractNumId w:val="23"/>
+  </w:num>
+  <w:num w:numId="27" w16cid:durableId="1472289564">
+    <w:abstractNumId w:val="23"/>
+  </w:num>
+  <w:num w:numId="28" w16cid:durableId="1406029115">
+    <w:abstractNumId w:val="23"/>
+  </w:num>
+  <w:num w:numId="29" w16cid:durableId="120419030">
+    <w:abstractNumId w:val="23"/>
+  </w:num>
+  <w:num w:numId="30" w16cid:durableId="827592716">
+    <w:abstractNumId w:val="23"/>
+  </w:num>
+  <w:num w:numId="31" w16cid:durableId="1219321316">
+    <w:abstractNumId w:val="23"/>
+  </w:num>
+  <w:num w:numId="32" w16cid:durableId="1433666056">
+    <w:abstractNumId w:val="23"/>
+  </w:num>
+  <w:num w:numId="33" w16cid:durableId="498930067">
+    <w:abstractNumId w:val="23"/>
+  </w:num>
+  <w:num w:numId="34" w16cid:durableId="1853254970">
+    <w:abstractNumId w:val="23"/>
+  </w:num>
+  <w:num w:numId="35" w16cid:durableId="567421967">
+    <w:abstractNumId w:val="26"/>
+  </w:num>
+  <w:num w:numId="36" w16cid:durableId="933904821">
+    <w:abstractNumId w:val="23"/>
+  </w:num>
+  <w:num w:numId="37" w16cid:durableId="1933388568">
+    <w:abstractNumId w:val="24"/>
+  </w:num>
+  <w:num w:numId="38" w16cid:durableId="939795394">
     <w:abstractNumId w:val="20"/>
   </w:num>
-  <w:num w:numId="24" w16cid:durableId="1476557639">
-    <w:abstractNumId w:val="19"/>
+  <w:num w:numId="39" w16cid:durableId="381439970">
+    <w:abstractNumId w:val="23"/>
   </w:num>
-  <w:num w:numId="25" w16cid:durableId="975572787">
-    <w:abstractNumId w:val="19"/>
+  <w:num w:numId="40" w16cid:durableId="1630934961">
+    <w:abstractNumId w:val="5"/>
   </w:num>
-  <w:num w:numId="26" w16cid:durableId="403189569">
-    <w:abstractNumId w:val="19"/>
+  <w:num w:numId="41" w16cid:durableId="2055494459">
+    <w:abstractNumId w:val="10"/>
   </w:num>
-  <w:num w:numId="27" w16cid:durableId="1472289564">
-    <w:abstractNumId w:val="19"/>
+  <w:num w:numId="42" w16cid:durableId="284579778">
+    <w:abstractNumId w:val="23"/>
   </w:num>
-  <w:num w:numId="28" w16cid:durableId="1406029115">
-    <w:abstractNumId w:val="19"/>
+  <w:num w:numId="43" w16cid:durableId="177549464">
+    <w:abstractNumId w:val="21"/>
   </w:num>
-  <w:num w:numId="29" w16cid:durableId="120419030">
-    <w:abstractNumId w:val="19"/>
-  </w:num>
-  <w:num w:numId="30" w16cid:durableId="827592716">
-    <w:abstractNumId w:val="19"/>
-  </w:num>
-  <w:num w:numId="31" w16cid:durableId="1219321316">
-    <w:abstractNumId w:val="19"/>
+  <w:num w:numId="44" w16cid:durableId="1911429203">
+    <w:abstractNumId w:val="23"/>
   </w:num>
   <w:numIdMacAtCleanup w:val="5"/>
 </w:numbering>
@@ -8460,19 +10038,14 @@
 </file>
 
 <file path=customXml/item1.xml><?xml version="1.0" encoding="utf-8"?>
-<b:Sources xmlns:b="http://schemas.openxmlformats.org/officeDocument/2006/bibliography" xmlns="http://schemas.openxmlformats.org/officeDocument/2006/bibliography" SelectedStyle="\APASixthEditionOfficeOnline.xsl" StyleName="APA" Version="6"/>
+<p:properties xmlns:p="http://schemas.microsoft.com/office/2006/metadata/properties" xmlns:xsi="http://www.w3.org/2001/XMLSchema-instance" xmlns:pc="http://schemas.microsoft.com/office/infopath/2007/PartnerControls">
+  <documentManagement>
+    <ReferenceId xmlns="3082a470-ada5-4cbf-9d06-ea7467a5f42b" xsi:nil="true"/>
+  </documentManagement>
+</p:properties>
 </file>
 
 <file path=customXml/item2.xml><?xml version="1.0" encoding="utf-8"?>
-<?mso-contentType ?>
-<FormTemplates xmlns="http://schemas.microsoft.com/sharepoint/v3/contenttype/forms">
-  <Display>DocumentLibraryForm</Display>
-  <Edit>DocumentLibraryForm</Edit>
-  <New>DocumentLibraryForm</New>
-</FormTemplates>
-</file>
-
-<file path=customXml/item3.xml><?xml version="1.0" encoding="utf-8"?>
 <ct:contentTypeSchema xmlns:ct="http://schemas.microsoft.com/office/2006/metadata/contentType" xmlns:ma="http://schemas.microsoft.com/office/2006/metadata/properties/metaAttributes" ct:_="" ma:_="" ma:contentTypeName="Dokumentum" ma:contentTypeID="0x0101008DB2BA77D7B0974F81E40FCB12FBB0F7" ma:contentTypeVersion="1" ma:contentTypeDescription="Új dokumentum létrehozása." ma:contentTypeScope="" ma:versionID="a2fe183413a33cc8dafe865f56a242a7">
   <xsd:schema xmlns:xsd="http://www.w3.org/2001/XMLSchema" xmlns:xs="http://www.w3.org/2001/XMLSchema" xmlns:p="http://schemas.microsoft.com/office/2006/metadata/properties" xmlns:ns2="3082a470-ada5-4cbf-9d06-ea7467a5f42b" targetNamespace="http://schemas.microsoft.com/office/2006/metadata/properties" ma:root="true" ma:fieldsID="e8e075e40068dd2fe6b5652315bdd1b1" ns2:_="">
     <xsd:import namespace="3082a470-ada5-4cbf-9d06-ea7467a5f42b"/>
@@ -8598,31 +10171,30 @@
 </ct:contentTypeSchema>
 </file>
 
+<file path=customXml/item3.xml><?xml version="1.0" encoding="utf-8"?>
+<?mso-contentType ?>
+<FormTemplates xmlns="http://schemas.microsoft.com/sharepoint/v3/contenttype/forms">
+  <Display>DocumentLibraryForm</Display>
+  <Edit>DocumentLibraryForm</Edit>
+  <New>DocumentLibraryForm</New>
+</FormTemplates>
+</file>
+
 <file path=customXml/item4.xml><?xml version="1.0" encoding="utf-8"?>
-<p:properties xmlns:p="http://schemas.microsoft.com/office/2006/metadata/properties" xmlns:xsi="http://www.w3.org/2001/XMLSchema-instance" xmlns:pc="http://schemas.microsoft.com/office/infopath/2007/PartnerControls">
-  <documentManagement>
-    <ReferenceId xmlns="3082a470-ada5-4cbf-9d06-ea7467a5f42b" xsi:nil="true"/>
-  </documentManagement>
-</p:properties>
+<b:Sources xmlns:b="http://schemas.openxmlformats.org/officeDocument/2006/bibliography" xmlns="http://schemas.openxmlformats.org/officeDocument/2006/bibliography" SelectedStyle="\APASixthEditionOfficeOnline.xsl" StyleName="APA" Version="6"/>
 </file>
 
 <file path=customXml/itemProps1.xml><?xml version="1.0" encoding="utf-8"?>
-<ds:datastoreItem xmlns:ds="http://schemas.openxmlformats.org/officeDocument/2006/customXml" ds:itemID="{E046164B-1B66-4EDD-8209-A45E9B93A194}">
+<ds:datastoreItem xmlns:ds="http://schemas.openxmlformats.org/officeDocument/2006/customXml" ds:itemID="{B7E9051D-122B-41E4-9B50-07EAFD04DFCF}">
   <ds:schemaRefs>
-    <ds:schemaRef ds:uri="http://schemas.openxmlformats.org/officeDocument/2006/bibliography"/>
+    <ds:schemaRef ds:uri="http://schemas.microsoft.com/office/2006/metadata/properties"/>
+    <ds:schemaRef ds:uri="http://schemas.microsoft.com/office/infopath/2007/PartnerControls"/>
+    <ds:schemaRef ds:uri="3082a470-ada5-4cbf-9d06-ea7467a5f42b"/>
   </ds:schemaRefs>
 </ds:datastoreItem>
 </file>
 
 <file path=customXml/itemProps2.xml><?xml version="1.0" encoding="utf-8"?>
-<ds:datastoreItem xmlns:ds="http://schemas.openxmlformats.org/officeDocument/2006/customXml" ds:itemID="{79A7C881-0E9F-4ADE-9952-CE895C263EC3}">
-  <ds:schemaRefs>
-    <ds:schemaRef ds:uri="http://schemas.microsoft.com/sharepoint/v3/contenttype/forms"/>
-  </ds:schemaRefs>
-</ds:datastoreItem>
-</file>
-
-<file path=customXml/itemProps3.xml><?xml version="1.0" encoding="utf-8"?>
 <ds:datastoreItem xmlns:ds="http://schemas.openxmlformats.org/officeDocument/2006/customXml" ds:itemID="{C926E1C3-1EDF-4BDB-98CD-6269B8457C24}">
   <ds:schemaRefs>
     <ds:schemaRef ds:uri="http://schemas.microsoft.com/office/2006/metadata/contentType"/>
@@ -8640,12 +10212,18 @@
 </ds:datastoreItem>
 </file>
 
+<file path=customXml/itemProps3.xml><?xml version="1.0" encoding="utf-8"?>
+<ds:datastoreItem xmlns:ds="http://schemas.openxmlformats.org/officeDocument/2006/customXml" ds:itemID="{79A7C881-0E9F-4ADE-9952-CE895C263EC3}">
+  <ds:schemaRefs>
+    <ds:schemaRef ds:uri="http://schemas.microsoft.com/sharepoint/v3/contenttype/forms"/>
+  </ds:schemaRefs>
+</ds:datastoreItem>
+</file>
+
 <file path=customXml/itemProps4.xml><?xml version="1.0" encoding="utf-8"?>
-<ds:datastoreItem xmlns:ds="http://schemas.openxmlformats.org/officeDocument/2006/customXml" ds:itemID="{B7E9051D-122B-41E4-9B50-07EAFD04DFCF}">
+<ds:datastoreItem xmlns:ds="http://schemas.openxmlformats.org/officeDocument/2006/customXml" ds:itemID="{E046164B-1B66-4EDD-8209-A45E9B93A194}">
   <ds:schemaRefs>
-    <ds:schemaRef ds:uri="http://schemas.microsoft.com/office/2006/metadata/properties"/>
-    <ds:schemaRef ds:uri="http://schemas.microsoft.com/office/infopath/2007/PartnerControls"/>
-    <ds:schemaRef ds:uri="3082a470-ada5-4cbf-9d06-ea7467a5f42b"/>
+    <ds:schemaRef ds:uri="http://schemas.openxmlformats.org/officeDocument/2006/bibliography"/>
   </ds:schemaRefs>
 </ds:datastoreItem>
 </file>
--- a/SA_SO_CSM_vizsgaremek_dokumentáció_minta2026.docx
+++ b/SA_SO_CSM_vizsgaremek_dokumentáció_minta2026.docx
@@ -4500,22 +4500,22 @@
         </w:numPr>
       </w:pPr>
       <w:r>
-        <w:t>Kosár és rendeléskezelési folyamat</w:t>
-      </w:r>
-    </w:p>
-    <w:p>
-      <w:pPr>
-        <w:rPr>
-          <w:rFonts w:cs="Times New Roman"/>
-          <w:szCs w:val="24"/>
-        </w:rPr>
-      </w:pPr>
-      <w:r>
-        <w:rPr>
-          <w:rFonts w:cs="Times New Roman"/>
-          <w:szCs w:val="24"/>
-        </w:rPr>
-        <w:t>A CartsController kezeli a kosárral kapcsolatos műveleteket. A POST /carts/AddProduct végpont egyszerre látja el a hozzáadás, mennyiségmódosítás és eltávolítás funkcióját. Minden végpont JWT tokenből olvassa ki a bejelentkezett felhasználó azonosítóját (User.Claims, "userId" claim), égy a kosár mindig az aktuális felhasználóhoz kötődik.</w:t>
+        <w:t>Felhasználói szerepkör módosítása</w:t>
+      </w:r>
+    </w:p>
+    <w:p>
+      <w:pPr>
+        <w:rPr>
+          <w:rFonts w:cs="Times New Roman"/>
+          <w:szCs w:val="24"/>
+        </w:rPr>
+      </w:pPr>
+      <w:r>
+        <w:rPr>
+          <w:rFonts w:cs="Times New Roman"/>
+          <w:szCs w:val="24"/>
+        </w:rPr>
+        <w:t>A rendszer lehetőséget biztosít a felhasználók jogosultsági szintjének módosítására. Ennek segítségével egy adott felhasználó szerepköre normál felhasználóról (User) adminisztrátorra (Admin) módosítható, illetve vissza is állítható.</w:t>
       </w:r>
     </w:p>
     <w:p>
@@ -4523,6 +4523,7 @@
         <w:rPr>
           <w:rFonts w:cs="Times New Roman"/>
           <w:b/>
+          <w:bCs/>
           <w:szCs w:val="24"/>
         </w:rPr>
       </w:pPr>
@@ -4530,69 +4531,50 @@
         <w:rPr>
           <w:rFonts w:cs="Times New Roman"/>
           <w:b/>
-          <w:szCs w:val="24"/>
-        </w:rPr>
-        <w:t>Termék hozzáadása a kosárhoz:</w:t>
-      </w:r>
-    </w:p>
-    <w:p>
-      <w:pPr>
-        <w:pStyle w:val="ListParagraph"/>
-        <w:numPr>
-          <w:ilvl w:val="0"/>
-          <w:numId w:val="20"/>
-        </w:numPr>
-        <w:rPr>
-          <w:rFonts w:cs="Times New Roman"/>
-          <w:szCs w:val="24"/>
-        </w:rPr>
-      </w:pPr>
-      <w:r>
-        <w:rPr>
-          <w:rFonts w:cs="Times New Roman"/>
-          <w:szCs w:val="24"/>
-        </w:rPr>
-        <w:t>A frontend POST kérést küld a /carts/AddProduct végpontra egy AddProductToCartDto objektummal (ProductId, Quantity). A backend betölti a bejelentkezett felhasználó kosárát eager loading-gal: CartProducts → Product → ProductSpecs → Spec és Category.</w:t>
-      </w:r>
-    </w:p>
-    <w:p>
-      <w:pPr>
-        <w:pStyle w:val="ListParagraph"/>
-        <w:numPr>
-          <w:ilvl w:val="0"/>
-          <w:numId w:val="20"/>
-        </w:numPr>
-        <w:rPr>
-          <w:rFonts w:cs="Times New Roman"/>
-          <w:szCs w:val="24"/>
-        </w:rPr>
-      </w:pPr>
-      <w:r>
-        <w:rPr>
-          <w:rFonts w:cs="Times New Roman"/>
-          <w:szCs w:val="24"/>
-        </w:rPr>
-        <w:t>A rendszer lekérdezi a kosárban lévő termék-azonosítókat (existingProductIds). Ha a termék már szerepel: Quantity &lt;= 0 esetén törli a CartProduct sort (eltávolítás), egyébként frissíti a mennyiséget. Ha a termék még nincs a kosárban: Quantity &lt;= 0 esetén 404-et ad vissza, egyébként új CartProduct sort szúr be az adatbázisba.</w:t>
-      </w:r>
-    </w:p>
-    <w:p>
-      <w:pPr>
-        <w:pStyle w:val="ListParagraph"/>
-        <w:numPr>
-          <w:ilvl w:val="0"/>
-          <w:numId w:val="20"/>
-        </w:numPr>
-        <w:rPr>
-          <w:rFonts w:cs="Times New Roman"/>
-          <w:szCs w:val="24"/>
-        </w:rPr>
-      </w:pPr>
-      <w:r>
-        <w:rPr>
-          <w:rFonts w:cs="Times New Roman"/>
-          <w:szCs w:val="24"/>
-        </w:rPr>
-        <w:t>Mindkét esetben a végpont 201 CreatedAtAction választ ad vissza, és a MapToDto() metódus a kosár tartalmát CartReadDto-vá alakítja: tartalmazza a kosárazonosítót, a felhasználó e-mail címét, és minden termékhez a mennyiséget, az árat, a speci-fikációkat és a kategória adatait.</w:t>
+          <w:bCs/>
+          <w:szCs w:val="24"/>
+        </w:rPr>
+        <w:t>A szerepkörök az alábbi módon vannak definiálva:</w:t>
+      </w:r>
+    </w:p>
+    <w:p>
+      <w:pPr>
+        <w:pStyle w:val="ListParagraph"/>
+        <w:numPr>
+          <w:ilvl w:val="0"/>
+          <w:numId w:val="12"/>
+        </w:numPr>
+        <w:rPr>
+          <w:rFonts w:cs="Times New Roman"/>
+          <w:szCs w:val="24"/>
+        </w:rPr>
+      </w:pPr>
+      <w:r>
+        <w:rPr>
+          <w:rFonts w:cs="Times New Roman"/>
+          <w:szCs w:val="24"/>
+        </w:rPr>
+        <w:t>1 – User (alapértelmezett felhasználó)</w:t>
+      </w:r>
+    </w:p>
+    <w:p>
+      <w:pPr>
+        <w:pStyle w:val="ListParagraph"/>
+        <w:numPr>
+          <w:ilvl w:val="0"/>
+          <w:numId w:val="12"/>
+        </w:numPr>
+        <w:rPr>
+          <w:rFonts w:cs="Times New Roman"/>
+          <w:szCs w:val="24"/>
+        </w:rPr>
+      </w:pPr>
+      <w:r>
+        <w:rPr>
+          <w:rFonts w:cs="Times New Roman"/>
+          <w:szCs w:val="24"/>
+        </w:rPr>
+        <w:t>2 – Admin (rendszergazda jogosultságok)</w:t>
       </w:r>
     </w:p>
     <w:p>
@@ -4600,6 +4582,7 @@
         <w:rPr>
           <w:rFonts w:cs="Times New Roman"/>
           <w:b/>
+          <w:bCs/>
           <w:szCs w:val="24"/>
         </w:rPr>
       </w:pPr>
@@ -4607,17 +4590,226 @@
         <w:rPr>
           <w:rFonts w:cs="Times New Roman"/>
           <w:b/>
-          <w:szCs w:val="24"/>
-        </w:rPr>
-        <w:t>Kosár lekérdezése:</w:t>
-      </w:r>
-    </w:p>
-    <w:p>
-      <w:pPr>
-        <w:pStyle w:val="ListParagraph"/>
-        <w:numPr>
-          <w:ilvl w:val="0"/>
-          <w:numId w:val="19"/>
+          <w:bCs/>
+          <w:szCs w:val="24"/>
+        </w:rPr>
+        <w:t>Elérési útvonal</w:t>
+      </w:r>
+    </w:p>
+    <w:p>
+      <w:pPr>
+        <w:rPr>
+          <w:rFonts w:cs="Times New Roman"/>
+          <w:szCs w:val="24"/>
+        </w:rPr>
+      </w:pPr>
+      <w:r>
+        <w:rPr>
+          <w:rFonts w:cs="Times New Roman"/>
+          <w:szCs w:val="24"/>
+        </w:rPr>
+        <w:t>A szerepkör módosítása egy backend API végponton keresztül történik:</w:t>
+      </w:r>
+    </w:p>
+    <w:p>
+      <w:pPr>
+        <w:pStyle w:val="ListParagraph"/>
+        <w:numPr>
+          <w:ilvl w:val="0"/>
+          <w:numId w:val="46"/>
+        </w:numPr>
+        <w:rPr>
+          <w:rFonts w:cs="Times New Roman"/>
+          <w:szCs w:val="24"/>
+        </w:rPr>
+      </w:pPr>
+      <w:r>
+        <w:rPr>
+          <w:rFonts w:cs="Times New Roman"/>
+          <w:szCs w:val="24"/>
+        </w:rPr>
+        <w:t>HTTP metódus: PUT</w:t>
+      </w:r>
+    </w:p>
+    <w:p>
+      <w:pPr>
+        <w:pStyle w:val="ListParagraph"/>
+        <w:numPr>
+          <w:ilvl w:val="0"/>
+          <w:numId w:val="46"/>
+        </w:numPr>
+        <w:rPr>
+          <w:rFonts w:cs="Times New Roman"/>
+          <w:szCs w:val="24"/>
+        </w:rPr>
+      </w:pPr>
+      <w:r>
+        <w:rPr>
+          <w:rFonts w:cs="Times New Roman"/>
+          <w:szCs w:val="24"/>
+        </w:rPr>
+        <w:t>Endpoint: /auth/changeRole</w:t>
+      </w:r>
+    </w:p>
+    <w:p>
+      <w:pPr>
+        <w:pStyle w:val="ListParagraph"/>
+        <w:numPr>
+          <w:ilvl w:val="0"/>
+          <w:numId w:val="46"/>
+        </w:numPr>
+        <w:rPr>
+          <w:rFonts w:cs="Times New Roman"/>
+          <w:szCs w:val="24"/>
+        </w:rPr>
+      </w:pPr>
+      <w:r>
+        <w:rPr>
+          <w:rFonts w:cs="Times New Roman"/>
+          <w:szCs w:val="24"/>
+        </w:rPr>
+        <w:t>Elérés: Swagger felületen keresztül</w:t>
+      </w:r>
+    </w:p>
+    <w:p>
+      <w:pPr>
+        <w:pStyle w:val="ListParagraph"/>
+        <w:numPr>
+          <w:ilvl w:val="0"/>
+          <w:numId w:val="46"/>
+        </w:numPr>
+        <w:rPr>
+          <w:rFonts w:cs="Times New Roman"/>
+          <w:szCs w:val="24"/>
+        </w:rPr>
+      </w:pPr>
+      <w:r>
+        <w:rPr>
+          <w:rFonts w:cs="Times New Roman"/>
+          <w:szCs w:val="24"/>
+        </w:rPr>
+        <w:t>Port: https://localhost:5000</w:t>
+      </w:r>
+    </w:p>
+    <w:p>
+      <w:pPr>
+        <w:pStyle w:val="ListParagraph"/>
+        <w:numPr>
+          <w:ilvl w:val="0"/>
+          <w:numId w:val="46"/>
+        </w:numPr>
+        <w:rPr>
+          <w:rFonts w:cs="Times New Roman"/>
+          <w:szCs w:val="24"/>
+        </w:rPr>
+      </w:pPr>
+      <w:r>
+        <w:rPr>
+          <w:rFonts w:cs="Times New Roman"/>
+          <w:szCs w:val="24"/>
+        </w:rPr>
+        <w:t>A végpont a Swagger UI segítségével könnyen tesztelhető a böngészőből.</w:t>
+      </w:r>
+    </w:p>
+    <w:p>
+      <w:pPr>
+        <w:rPr>
+          <w:rFonts w:cs="Times New Roman"/>
+          <w:b/>
+          <w:bCs/>
+          <w:szCs w:val="24"/>
+        </w:rPr>
+      </w:pPr>
+      <w:r>
+        <w:rPr>
+          <w:rFonts w:cs="Times New Roman"/>
+          <w:b/>
+          <w:bCs/>
+          <w:szCs w:val="24"/>
+        </w:rPr>
+        <w:t>Működés leírása</w:t>
+      </w:r>
+    </w:p>
+    <w:p>
+      <w:pPr>
+        <w:rPr>
+          <w:rFonts w:cs="Times New Roman"/>
+          <w:szCs w:val="24"/>
+        </w:rPr>
+      </w:pPr>
+      <w:r>
+        <w:rPr>
+          <w:rFonts w:cs="Times New Roman"/>
+          <w:szCs w:val="24"/>
+        </w:rPr>
+        <w:t>A végpont egy RoleChangeDto objektumot vár bemenetként, amely tartalmazza:</w:t>
+      </w:r>
+    </w:p>
+    <w:p>
+      <w:pPr>
+        <w:pStyle w:val="ListParagraph"/>
+        <w:numPr>
+          <w:ilvl w:val="0"/>
+          <w:numId w:val="47"/>
+        </w:numPr>
+        <w:rPr>
+          <w:rFonts w:cs="Times New Roman"/>
+          <w:szCs w:val="24"/>
+        </w:rPr>
+      </w:pPr>
+      <w:r>
+        <w:rPr>
+          <w:rFonts w:cs="Times New Roman"/>
+          <w:szCs w:val="24"/>
+        </w:rPr>
+        <w:t>a felhasználó e-mail címét (Email)</w:t>
+      </w:r>
+    </w:p>
+    <w:p>
+      <w:pPr>
+        <w:pStyle w:val="ListParagraph"/>
+        <w:numPr>
+          <w:ilvl w:val="0"/>
+          <w:numId w:val="47"/>
+        </w:numPr>
+        <w:rPr>
+          <w:rFonts w:cs="Times New Roman"/>
+          <w:szCs w:val="24"/>
+        </w:rPr>
+      </w:pPr>
+      <w:r>
+        <w:rPr>
+          <w:rFonts w:cs="Times New Roman"/>
+          <w:szCs w:val="24"/>
+        </w:rPr>
+        <w:t>az új szerepkör azonosítóját (RoleId)</w:t>
+      </w:r>
+    </w:p>
+    <w:p>
+      <w:pPr>
+        <w:rPr>
+          <w:rFonts w:cs="Times New Roman"/>
+          <w:b/>
+          <w:bCs/>
+          <w:szCs w:val="24"/>
+        </w:rPr>
+      </w:pPr>
+      <w:r>
+        <w:rPr>
+          <w:rFonts w:cs="Times New Roman"/>
+          <w:b/>
+          <w:bCs/>
+          <w:szCs w:val="24"/>
+        </w:rPr>
+        <w:t>Feldolgozás lépései:</w:t>
+      </w:r>
+    </w:p>
+    <w:p>
+      <w:pPr>
+        <w:pStyle w:val="ListParagraph"/>
+        <w:numPr>
+          <w:ilvl w:val="0"/>
+          <w:numId w:val="48"/>
         </w:numPr>
         <w:rPr>
           <w:rFonts w:cs="Times New Roman"/>
@@ -4630,67 +4822,441 @@
           <w:szCs w:val="24"/>
         </w:rPr>
         <w:lastRenderedPageBreak/>
-        <w:t>A GET /carts/Current végpont ([Authorize]) a JWT tokenből kiolvasott userId alapján kérdezi le a bejelentkezett felhasználó kosárát. A GET /carts/{id} végpont kosazöonsító alapján érheti el bárki a kosár adatait (például a rendelés megerősítése után), 404-et ad vissza, ha a kosár nem található.</w:t>
-      </w:r>
-    </w:p>
-    <w:p>
-      <w:pPr>
-        <w:pStyle w:val="ListParagraph"/>
-        <w:numPr>
-          <w:ilvl w:val="0"/>
-          <w:numId w:val="19"/>
-        </w:numPr>
-        <w:rPr>
-          <w:rFonts w:cs="Times New Roman"/>
-          <w:szCs w:val="24"/>
-        </w:rPr>
-      </w:pPr>
-      <w:r>
-        <w:rPr>
-          <w:rFonts w:cs="Times New Roman"/>
-          <w:szCs w:val="24"/>
-        </w:rPr>
-        <w:t>A GET /carts végpont az összes kosár adatait adja vissza (adminisztrációs célra). Mindkét lekérdező végpont ugyanazt a többszintű eager loading-ot alkalmazza: CartProducts → Product → ProductSpecs → Spec, és az eredményt CartReadDto-ként adja vissza.</w:t>
-      </w:r>
-    </w:p>
-    <w:p>
-      <w:pPr>
-        <w:pStyle w:val="ListParagraph"/>
-        <w:numPr>
-          <w:ilvl w:val="0"/>
-          <w:numId w:val="19"/>
-        </w:numPr>
-        <w:rPr>
-          <w:rFonts w:cs="Times New Roman"/>
-          <w:szCs w:val="24"/>
-        </w:rPr>
-      </w:pPr>
-      <w:r>
-        <w:rPr>
-          <w:rFonts w:cs="Times New Roman"/>
-          <w:szCs w:val="24"/>
-        </w:rPr>
-        <w:t>Az AddProduct végpont rendelés-létrehozást nem végez — a kosár és a rendelés szétválasztott: a CartsController csak a kosár tartalmát kezeli, a rendelés véglegesítését az OrdersController végzi.</w:t>
-      </w:r>
-    </w:p>
-    <w:p>
-      <w:pPr>
-        <w:pStyle w:val="ListParagraph"/>
-        <w:numPr>
-          <w:ilvl w:val="0"/>
-          <w:numId w:val="19"/>
-        </w:numPr>
-        <w:rPr>
-          <w:rFonts w:cs="Times New Roman"/>
-          <w:szCs w:val="24"/>
-        </w:rPr>
-      </w:pPr>
-      <w:r>
-        <w:rPr>
-          <w:rFonts w:cs="Times New Roman"/>
-          <w:szCs w:val="24"/>
-        </w:rPr>
-        <w:t>A kosár adatai mindig valós időben tükröződnek: az AddProduct végpont minden mővelet után visszaadja a teljes, frissített kosár tartalmát, így a frontend mindig konzisztens állapotot mutat a felhasználónak.</w:t>
+        <w:t>A rendszer lekéri az aktuális időpontot (DateTime.Now).</w:t>
+      </w:r>
+    </w:p>
+    <w:p>
+      <w:pPr>
+        <w:pStyle w:val="ListParagraph"/>
+        <w:numPr>
+          <w:ilvl w:val="0"/>
+          <w:numId w:val="48"/>
+        </w:numPr>
+        <w:rPr>
+          <w:rFonts w:cs="Times New Roman"/>
+          <w:szCs w:val="24"/>
+        </w:rPr>
+      </w:pPr>
+      <w:r>
+        <w:rPr>
+          <w:rFonts w:cs="Times New Roman"/>
+          <w:szCs w:val="24"/>
+        </w:rPr>
+        <w:t>Az adatbázisból megkeresi a felhasználót az e-mail cím alapján.</w:t>
+      </w:r>
+    </w:p>
+    <w:p>
+      <w:pPr>
+        <w:pStyle w:val="ListParagraph"/>
+        <w:numPr>
+          <w:ilvl w:val="0"/>
+          <w:numId w:val="48"/>
+        </w:numPr>
+        <w:rPr>
+          <w:rFonts w:cs="Times New Roman"/>
+          <w:szCs w:val="24"/>
+        </w:rPr>
+      </w:pPr>
+      <w:r>
+        <w:rPr>
+          <w:rFonts w:cs="Times New Roman"/>
+          <w:szCs w:val="24"/>
+        </w:rPr>
+        <w:t>Betölti a felhasználóhoz tartozó jelenlegi szerepkört (Include(u =&gt; u.Role)).</w:t>
+      </w:r>
+    </w:p>
+    <w:p>
+      <w:pPr>
+        <w:pStyle w:val="ListParagraph"/>
+        <w:numPr>
+          <w:ilvl w:val="0"/>
+          <w:numId w:val="48"/>
+        </w:numPr>
+        <w:rPr>
+          <w:rFonts w:cs="Times New Roman"/>
+          <w:szCs w:val="24"/>
+        </w:rPr>
+      </w:pPr>
+      <w:r>
+        <w:rPr>
+          <w:rFonts w:cs="Times New Roman"/>
+          <w:szCs w:val="24"/>
+        </w:rPr>
+        <w:t>Lekérdezi az összes létező szerepkör azonosítóját.</w:t>
+      </w:r>
+    </w:p>
+    <w:p>
+      <w:pPr>
+        <w:pStyle w:val="ListParagraph"/>
+        <w:numPr>
+          <w:ilvl w:val="0"/>
+          <w:numId w:val="48"/>
+        </w:numPr>
+        <w:rPr>
+          <w:rFonts w:cs="Times New Roman"/>
+          <w:szCs w:val="24"/>
+        </w:rPr>
+      </w:pPr>
+      <w:r>
+        <w:rPr>
+          <w:rFonts w:cs="Times New Roman"/>
+          <w:szCs w:val="24"/>
+        </w:rPr>
+        <w:t>Ellenőrzi:</w:t>
+      </w:r>
+    </w:p>
+    <w:p>
+      <w:pPr>
+        <w:pStyle w:val="ListParagraph"/>
+        <w:numPr>
+          <w:ilvl w:val="0"/>
+          <w:numId w:val="49"/>
+        </w:numPr>
+        <w:rPr>
+          <w:rFonts w:cs="Times New Roman"/>
+          <w:szCs w:val="24"/>
+        </w:rPr>
+      </w:pPr>
+      <w:r>
+        <w:rPr>
+          <w:rFonts w:cs="Times New Roman"/>
+          <w:szCs w:val="24"/>
+        </w:rPr>
+        <w:t>létezik-e a felhasználó</w:t>
+      </w:r>
+    </w:p>
+    <w:p>
+      <w:pPr>
+        <w:pStyle w:val="ListParagraph"/>
+        <w:numPr>
+          <w:ilvl w:val="0"/>
+          <w:numId w:val="49"/>
+        </w:numPr>
+        <w:rPr>
+          <w:rFonts w:cs="Times New Roman"/>
+          <w:szCs w:val="24"/>
+        </w:rPr>
+      </w:pPr>
+      <w:r>
+        <w:rPr>
+          <w:rFonts w:cs="Times New Roman"/>
+          <w:szCs w:val="24"/>
+        </w:rPr>
+        <w:t>létezik-e a megadott szerepkör</w:t>
+      </w:r>
+    </w:p>
+    <w:p>
+      <w:pPr>
+        <w:pStyle w:val="ListParagraph"/>
+        <w:numPr>
+          <w:ilvl w:val="0"/>
+          <w:numId w:val="48"/>
+        </w:numPr>
+        <w:rPr>
+          <w:rFonts w:cs="Times New Roman"/>
+          <w:szCs w:val="24"/>
+        </w:rPr>
+      </w:pPr>
+      <w:r>
+        <w:rPr>
+          <w:rFonts w:cs="Times New Roman"/>
+          <w:szCs w:val="24"/>
+        </w:rPr>
+        <w:t>Ha minden feltétel teljesül:</w:t>
+      </w:r>
+    </w:p>
+    <w:p>
+      <w:pPr>
+        <w:pStyle w:val="ListParagraph"/>
+        <w:numPr>
+          <w:ilvl w:val="0"/>
+          <w:numId w:val="49"/>
+        </w:numPr>
+        <w:rPr>
+          <w:rFonts w:cs="Times New Roman"/>
+          <w:szCs w:val="24"/>
+        </w:rPr>
+      </w:pPr>
+      <w:r>
+        <w:rPr>
+          <w:rFonts w:cs="Times New Roman"/>
+          <w:szCs w:val="24"/>
+        </w:rPr>
+        <w:t>frissíti a felhasználó RoleId mezőjét</w:t>
+      </w:r>
+    </w:p>
+    <w:p>
+      <w:pPr>
+        <w:pStyle w:val="ListParagraph"/>
+        <w:numPr>
+          <w:ilvl w:val="0"/>
+          <w:numId w:val="49"/>
+        </w:numPr>
+        <w:rPr>
+          <w:rFonts w:cs="Times New Roman"/>
+          <w:szCs w:val="24"/>
+        </w:rPr>
+      </w:pPr>
+      <w:r>
+        <w:rPr>
+          <w:rFonts w:cs="Times New Roman"/>
+          <w:szCs w:val="24"/>
+        </w:rPr>
+        <w:t>beállítja a módosítás idejét (ModifiedAt)</w:t>
+      </w:r>
+    </w:p>
+    <w:p>
+      <w:pPr>
+        <w:pStyle w:val="ListParagraph"/>
+        <w:numPr>
+          <w:ilvl w:val="0"/>
+          <w:numId w:val="49"/>
+        </w:numPr>
+        <w:rPr>
+          <w:rFonts w:cs="Times New Roman"/>
+          <w:szCs w:val="24"/>
+        </w:rPr>
+      </w:pPr>
+      <w:r>
+        <w:rPr>
+          <w:rFonts w:cs="Times New Roman"/>
+          <w:szCs w:val="24"/>
+        </w:rPr>
+        <w:t>menti a változtatásokat az adatbázisba</w:t>
+      </w:r>
+    </w:p>
+    <w:p>
+      <w:pPr>
+        <w:rPr>
+          <w:rFonts w:cs="Times New Roman"/>
+          <w:b/>
+          <w:bCs/>
+          <w:szCs w:val="24"/>
+        </w:rPr>
+      </w:pPr>
+      <w:r>
+        <w:rPr>
+          <w:rFonts w:cs="Times New Roman"/>
+          <w:b/>
+          <w:bCs/>
+          <w:szCs w:val="24"/>
+        </w:rPr>
+        <w:t>Hibakezelés</w:t>
+      </w:r>
+    </w:p>
+    <w:p>
+      <w:pPr>
+        <w:rPr>
+          <w:rFonts w:cs="Times New Roman"/>
+          <w:szCs w:val="24"/>
+        </w:rPr>
+      </w:pPr>
+      <w:r>
+        <w:rPr>
+          <w:rFonts w:cs="Times New Roman"/>
+          <w:szCs w:val="24"/>
+        </w:rPr>
+        <w:t>A rendszer az alábbi eseteket kezeli:</w:t>
+      </w:r>
+    </w:p>
+    <w:p>
+      <w:pPr>
+        <w:pStyle w:val="ListParagraph"/>
+        <w:numPr>
+          <w:ilvl w:val="0"/>
+          <w:numId w:val="50"/>
+        </w:numPr>
+        <w:rPr>
+          <w:rFonts w:cs="Times New Roman"/>
+          <w:szCs w:val="24"/>
+        </w:rPr>
+      </w:pPr>
+      <w:r>
+        <w:rPr>
+          <w:rFonts w:cs="Times New Roman"/>
+          <w:szCs w:val="24"/>
+        </w:rPr>
+        <w:t>Felhasználó nem található</w:t>
+      </w:r>
+    </w:p>
+    <w:p>
+      <w:pPr>
+        <w:pStyle w:val="ListParagraph"/>
+        <w:numPr>
+          <w:ilvl w:val="1"/>
+          <w:numId w:val="50"/>
+        </w:numPr>
+        <w:rPr>
+          <w:rFonts w:cs="Times New Roman"/>
+          <w:szCs w:val="24"/>
+        </w:rPr>
+      </w:pPr>
+      <w:r>
+        <w:rPr>
+          <w:rFonts w:cs="Times New Roman"/>
+          <w:szCs w:val="24"/>
+        </w:rPr>
+        <w:t>Válasz: 404 Not Found</w:t>
+      </w:r>
+    </w:p>
+    <w:p>
+      <w:pPr>
+        <w:pStyle w:val="ListParagraph"/>
+        <w:numPr>
+          <w:ilvl w:val="1"/>
+          <w:numId w:val="50"/>
+        </w:numPr>
+        <w:rPr>
+          <w:rFonts w:cs="Times New Roman"/>
+          <w:szCs w:val="24"/>
+        </w:rPr>
+      </w:pPr>
+      <w:r>
+        <w:rPr>
+          <w:rFonts w:cs="Times New Roman"/>
+          <w:szCs w:val="24"/>
+        </w:rPr>
+        <w:t>Üzenet: "User not found."</w:t>
+      </w:r>
+    </w:p>
+    <w:p>
+      <w:pPr>
+        <w:pStyle w:val="ListParagraph"/>
+        <w:numPr>
+          <w:ilvl w:val="0"/>
+          <w:numId w:val="50"/>
+        </w:numPr>
+        <w:rPr>
+          <w:rFonts w:cs="Times New Roman"/>
+          <w:szCs w:val="24"/>
+        </w:rPr>
+      </w:pPr>
+      <w:r>
+        <w:rPr>
+          <w:rFonts w:cs="Times New Roman"/>
+          <w:szCs w:val="24"/>
+        </w:rPr>
+        <w:t>Nem létező szerepkör</w:t>
+      </w:r>
+    </w:p>
+    <w:p>
+      <w:pPr>
+        <w:pStyle w:val="ListParagraph"/>
+        <w:numPr>
+          <w:ilvl w:val="1"/>
+          <w:numId w:val="50"/>
+        </w:numPr>
+        <w:rPr>
+          <w:rFonts w:cs="Times New Roman"/>
+          <w:szCs w:val="24"/>
+        </w:rPr>
+      </w:pPr>
+      <w:r>
+        <w:rPr>
+          <w:rFonts w:cs="Times New Roman"/>
+          <w:szCs w:val="24"/>
+        </w:rPr>
+        <w:t>Válasz: 404 Not Found</w:t>
+      </w:r>
+    </w:p>
+    <w:p>
+      <w:pPr>
+        <w:pStyle w:val="ListParagraph"/>
+        <w:numPr>
+          <w:ilvl w:val="1"/>
+          <w:numId w:val="50"/>
+        </w:numPr>
+        <w:rPr>
+          <w:rFonts w:cs="Times New Roman"/>
+          <w:szCs w:val="24"/>
+        </w:rPr>
+      </w:pPr>
+      <w:r>
+        <w:rPr>
+          <w:rFonts w:cs="Times New Roman"/>
+          <w:szCs w:val="24"/>
+        </w:rPr>
+        <w:t>Üzenet: "Role not found."</w:t>
+      </w:r>
+    </w:p>
+    <w:p>
+      <w:pPr>
+        <w:pStyle w:val="ListParagraph"/>
+        <w:numPr>
+          <w:ilvl w:val="0"/>
+          <w:numId w:val="50"/>
+        </w:numPr>
+        <w:rPr>
+          <w:rFonts w:cs="Times New Roman"/>
+          <w:szCs w:val="24"/>
+        </w:rPr>
+      </w:pPr>
+      <w:r>
+        <w:rPr>
+          <w:rFonts w:cs="Times New Roman"/>
+          <w:szCs w:val="24"/>
+        </w:rPr>
+        <w:t>Sikeres válasz</w:t>
+      </w:r>
+    </w:p>
+    <w:p>
+      <w:pPr>
+        <w:pStyle w:val="ListParagraph"/>
+        <w:numPr>
+          <w:ilvl w:val="1"/>
+          <w:numId w:val="50"/>
+        </w:numPr>
+        <w:rPr>
+          <w:rFonts w:cs="Times New Roman"/>
+          <w:szCs w:val="24"/>
+        </w:rPr>
+      </w:pPr>
+      <w:r>
+        <w:rPr>
+          <w:rFonts w:cs="Times New Roman"/>
+          <w:szCs w:val="24"/>
+        </w:rPr>
+        <w:t>Sikeres módosítás esetén:</w:t>
+      </w:r>
+    </w:p>
+    <w:p>
+      <w:pPr>
+        <w:pStyle w:val="ListParagraph"/>
+        <w:numPr>
+          <w:ilvl w:val="1"/>
+          <w:numId w:val="50"/>
+        </w:numPr>
+        <w:rPr>
+          <w:rFonts w:cs="Times New Roman"/>
+          <w:szCs w:val="24"/>
+        </w:rPr>
+      </w:pPr>
+      <w:r>
+        <w:rPr>
+          <w:rFonts w:cs="Times New Roman"/>
+          <w:szCs w:val="24"/>
+        </w:rPr>
+        <w:t>HTTP státuszkód: 204 NoContent</w:t>
+      </w:r>
+    </w:p>
+    <w:p>
+      <w:pPr>
+        <w:pStyle w:val="ListParagraph"/>
+        <w:numPr>
+          <w:ilvl w:val="1"/>
+          <w:numId w:val="50"/>
+        </w:numPr>
+        <w:rPr>
+          <w:rFonts w:cs="Times New Roman"/>
+          <w:szCs w:val="24"/>
+        </w:rPr>
+      </w:pPr>
+      <w:r>
+        <w:rPr>
+          <w:rFonts w:cs="Times New Roman"/>
+          <w:szCs w:val="24"/>
+        </w:rPr>
+        <w:t>A válasz nem tartalmaz adatot, csak a sikeres végrehajtást jelzi.</w:t>
       </w:r>
     </w:p>
     <w:p>
@@ -4702,6 +5268,208 @@
         </w:numPr>
       </w:pPr>
       <w:r>
+        <w:t>Kosár és rendeléskezelési folyamat</w:t>
+      </w:r>
+    </w:p>
+    <w:p>
+      <w:pPr>
+        <w:rPr>
+          <w:rFonts w:cs="Times New Roman"/>
+          <w:szCs w:val="24"/>
+        </w:rPr>
+      </w:pPr>
+      <w:r>
+        <w:rPr>
+          <w:rFonts w:cs="Times New Roman"/>
+          <w:szCs w:val="24"/>
+        </w:rPr>
+        <w:t>A CartsController kezeli a kosárral kapcsolatos műveleteket. A POST /carts/AddProduct végpont egyszerre látja el a hozzáadás, mennyiségmódosítás és eltávolítás funkcióját. Minden végpont JWT tokenből olvassa ki a bejelentkezett felhasználó azonosítóját (User.Claims, "userId" claim), égy a kosár mindig az aktuális felhasználóhoz kötődik.</w:t>
+      </w:r>
+    </w:p>
+    <w:p>
+      <w:pPr>
+        <w:rPr>
+          <w:rFonts w:cs="Times New Roman"/>
+          <w:b/>
+          <w:szCs w:val="24"/>
+        </w:rPr>
+      </w:pPr>
+      <w:r>
+        <w:rPr>
+          <w:rFonts w:cs="Times New Roman"/>
+          <w:b/>
+          <w:szCs w:val="24"/>
+        </w:rPr>
+        <w:t>Termék hozzáadása a kosárhoz:</w:t>
+      </w:r>
+    </w:p>
+    <w:p>
+      <w:pPr>
+        <w:pStyle w:val="ListParagraph"/>
+        <w:numPr>
+          <w:ilvl w:val="0"/>
+          <w:numId w:val="20"/>
+        </w:numPr>
+        <w:rPr>
+          <w:rFonts w:cs="Times New Roman"/>
+          <w:szCs w:val="24"/>
+        </w:rPr>
+      </w:pPr>
+      <w:r>
+        <w:rPr>
+          <w:rFonts w:cs="Times New Roman"/>
+          <w:szCs w:val="24"/>
+        </w:rPr>
+        <w:lastRenderedPageBreak/>
+        <w:t>A frontend POST kérést küld a /carts/AddProduct végpontra egy AddProductToCartDto objektummal (ProductId, Quantity). A backend betölti a bejelentkezett felhasználó kosárát eager loading-gal: CartProducts → Product → ProductSpecs → Spec és Category.</w:t>
+      </w:r>
+    </w:p>
+    <w:p>
+      <w:pPr>
+        <w:pStyle w:val="ListParagraph"/>
+        <w:numPr>
+          <w:ilvl w:val="0"/>
+          <w:numId w:val="20"/>
+        </w:numPr>
+        <w:rPr>
+          <w:rFonts w:cs="Times New Roman"/>
+          <w:szCs w:val="24"/>
+        </w:rPr>
+      </w:pPr>
+      <w:r>
+        <w:rPr>
+          <w:rFonts w:cs="Times New Roman"/>
+          <w:szCs w:val="24"/>
+        </w:rPr>
+        <w:t>A rendszer lekérdezi a kosárban lévő termék-azonosítókat (existingProductIds). Ha a termék már szerepel: Quantity &lt;= 0 esetén törli a CartProduct sort (eltávolítás), egyébként frissíti a mennyiséget. Ha a termék még nincs a kosárban: Quantity &lt;= 0 esetén 404-et ad vissza, egyébként új CartProduct sort szúr be az adatbázisba.</w:t>
+      </w:r>
+    </w:p>
+    <w:p>
+      <w:pPr>
+        <w:pStyle w:val="ListParagraph"/>
+        <w:numPr>
+          <w:ilvl w:val="0"/>
+          <w:numId w:val="20"/>
+        </w:numPr>
+        <w:rPr>
+          <w:rFonts w:cs="Times New Roman"/>
+          <w:szCs w:val="24"/>
+        </w:rPr>
+      </w:pPr>
+      <w:r>
+        <w:rPr>
+          <w:rFonts w:cs="Times New Roman"/>
+          <w:szCs w:val="24"/>
+        </w:rPr>
+        <w:t>Mindkét esetben a végpont 201 CreatedAtAction választ ad vissza, és a MapToDto() metódus a kosár tartalmát CartReadDto-vá alakítja: tartalmazza a kosárazonosítót, a felhasználó e-mail címét, és minden termékhez a mennyiséget, az árat, a speci-fikációkat és a kategória adatait.</w:t>
+      </w:r>
+    </w:p>
+    <w:p>
+      <w:pPr>
+        <w:rPr>
+          <w:rFonts w:cs="Times New Roman"/>
+          <w:b/>
+          <w:szCs w:val="24"/>
+        </w:rPr>
+      </w:pPr>
+      <w:r>
+        <w:rPr>
+          <w:rFonts w:cs="Times New Roman"/>
+          <w:b/>
+          <w:szCs w:val="24"/>
+        </w:rPr>
+        <w:t>Kosár lekérdezése:</w:t>
+      </w:r>
+    </w:p>
+    <w:p>
+      <w:pPr>
+        <w:pStyle w:val="ListParagraph"/>
+        <w:numPr>
+          <w:ilvl w:val="0"/>
+          <w:numId w:val="19"/>
+        </w:numPr>
+        <w:rPr>
+          <w:rFonts w:cs="Times New Roman"/>
+          <w:szCs w:val="24"/>
+        </w:rPr>
+      </w:pPr>
+      <w:r>
+        <w:rPr>
+          <w:rFonts w:cs="Times New Roman"/>
+          <w:szCs w:val="24"/>
+        </w:rPr>
+        <w:t>A GET /carts/Current végpont ([Authorize]) a JWT tokenből kiolvasott userId alapján kérdezi le a bejelentkezett felhasználó kosárát. A GET /carts/{id} végpont kosazöonsító alapján érheti el bárki a kosár adatait (például a rendelés megerősítése után), 404-et ad vissza, ha a kosár nem található.</w:t>
+      </w:r>
+    </w:p>
+    <w:p>
+      <w:pPr>
+        <w:pStyle w:val="ListParagraph"/>
+        <w:numPr>
+          <w:ilvl w:val="0"/>
+          <w:numId w:val="19"/>
+        </w:numPr>
+        <w:rPr>
+          <w:rFonts w:cs="Times New Roman"/>
+          <w:szCs w:val="24"/>
+        </w:rPr>
+      </w:pPr>
+      <w:r>
+        <w:rPr>
+          <w:rFonts w:cs="Times New Roman"/>
+          <w:szCs w:val="24"/>
+        </w:rPr>
+        <w:t>A GET /carts végpont az összes kosár adatait adja vissza (adminisztrációs célra). Mindkét lekérdező végpont ugyanazt a többszintű eager loading-ot alkalmazza: CartProducts → Product → ProductSpecs → Spec, és az eredményt CartReadDto-ként adja vissza.</w:t>
+      </w:r>
+    </w:p>
+    <w:p>
+      <w:pPr>
+        <w:pStyle w:val="ListParagraph"/>
+        <w:numPr>
+          <w:ilvl w:val="0"/>
+          <w:numId w:val="19"/>
+        </w:numPr>
+        <w:rPr>
+          <w:rFonts w:cs="Times New Roman"/>
+          <w:szCs w:val="24"/>
+        </w:rPr>
+      </w:pPr>
+      <w:r>
+        <w:rPr>
+          <w:rFonts w:cs="Times New Roman"/>
+          <w:szCs w:val="24"/>
+        </w:rPr>
+        <w:t>Az AddProduct végpont rendelés-létrehozást nem végez — a kosár és a rendelés szétválasztott: a CartsController csak a kosár tartalmát kezeli, a rendelés véglegesítését az OrdersController végzi.</w:t>
+      </w:r>
+    </w:p>
+    <w:p>
+      <w:pPr>
+        <w:pStyle w:val="ListParagraph"/>
+        <w:numPr>
+          <w:ilvl w:val="0"/>
+          <w:numId w:val="19"/>
+        </w:numPr>
+        <w:rPr>
+          <w:rFonts w:cs="Times New Roman"/>
+          <w:szCs w:val="24"/>
+        </w:rPr>
+      </w:pPr>
+      <w:r>
+        <w:rPr>
+          <w:rFonts w:cs="Times New Roman"/>
+          <w:szCs w:val="24"/>
+        </w:rPr>
+        <w:t>A kosár adatai mindig valós időben tükröződnek: az AddProduct végpont minden mővelet után visszaadja a teljes, frissített kosár tartalmát, így a frontend mindig konzisztens állapotot mutat a felhasználónak.</w:t>
+      </w:r>
+    </w:p>
+    <w:p>
+      <w:pPr>
+        <w:pStyle w:val="Heading1"/>
+        <w:numPr>
+          <w:ilvl w:val="1"/>
+          <w:numId w:val="4"/>
+        </w:numPr>
+      </w:pPr>
+      <w:r>
         <w:t>Rendelés létrehozása és életciklus-kezelés</w:t>
       </w:r>
     </w:p>
@@ -4734,6 +5502,7 @@
           <w:b/>
           <w:szCs w:val="24"/>
         </w:rPr>
+        <w:lastRenderedPageBreak/>
         <w:t>Rendelés létrehozásának lépései:</w:t>
       </w:r>
     </w:p>
@@ -4831,7 +5600,6 @@
           <w:rFonts w:cs="Times New Roman"/>
           <w:szCs w:val="24"/>
         </w:rPr>
-        <w:lastRenderedPageBreak/>
         <w:t>Rendelés lekérdezése és válasz:</w:t>
       </w:r>
     </w:p>
@@ -4954,10 +5722,7 @@
         </w:numPr>
       </w:pPr>
       <w:r>
-        <w:t>T</w:t>
-      </w:r>
-      <w:r>
-        <w:t>esztelési stratégia</w:t>
+        <w:t>Tesztelési stratégia</w:t>
       </w:r>
     </w:p>
     <w:p>
@@ -6600,6 +7365,232 @@
     </w:lvl>
   </w:abstractNum>
   <w:abstractNum w:abstractNumId="7" w15:restartNumberingAfterBreak="0">
+    <w:nsid w:val="2314643E"/>
+    <w:multiLevelType w:val="hybridMultilevel"/>
+    <w:tmpl w:val="9BF0B650"/>
+    <w:lvl w:ilvl="0" w:tplc="08090001">
+      <w:start w:val="1"/>
+      <w:numFmt w:val="bullet"/>
+      <w:lvlText w:val=""/>
+      <w:lvlJc w:val="left"/>
+      <w:pPr>
+        <w:ind w:left="720" w:hanging="360"/>
+      </w:pPr>
+      <w:rPr>
+        <w:rFonts w:ascii="Symbol" w:hAnsi="Symbol" w:hint="default"/>
+      </w:rPr>
+    </w:lvl>
+    <w:lvl w:ilvl="1" w:tplc="08090003">
+      <w:start w:val="1"/>
+      <w:numFmt w:val="bullet"/>
+      <w:lvlText w:val="o"/>
+      <w:lvlJc w:val="left"/>
+      <w:pPr>
+        <w:ind w:left="1440" w:hanging="360"/>
+      </w:pPr>
+      <w:rPr>
+        <w:rFonts w:ascii="Courier New" w:hAnsi="Courier New" w:cs="Courier New" w:hint="default"/>
+      </w:rPr>
+    </w:lvl>
+    <w:lvl w:ilvl="2" w:tplc="08090005" w:tentative="1">
+      <w:start w:val="1"/>
+      <w:numFmt w:val="bullet"/>
+      <w:lvlText w:val=""/>
+      <w:lvlJc w:val="left"/>
+      <w:pPr>
+        <w:ind w:left="2160" w:hanging="360"/>
+      </w:pPr>
+      <w:rPr>
+        <w:rFonts w:ascii="Wingdings" w:hAnsi="Wingdings" w:hint="default"/>
+      </w:rPr>
+    </w:lvl>
+    <w:lvl w:ilvl="3" w:tplc="08090001" w:tentative="1">
+      <w:start w:val="1"/>
+      <w:numFmt w:val="bullet"/>
+      <w:lvlText w:val=""/>
+      <w:lvlJc w:val="left"/>
+      <w:pPr>
+        <w:ind w:left="2880" w:hanging="360"/>
+      </w:pPr>
+      <w:rPr>
+        <w:rFonts w:ascii="Symbol" w:hAnsi="Symbol" w:hint="default"/>
+      </w:rPr>
+    </w:lvl>
+    <w:lvl w:ilvl="4" w:tplc="08090003" w:tentative="1">
+      <w:start w:val="1"/>
+      <w:numFmt w:val="bullet"/>
+      <w:lvlText w:val="o"/>
+      <w:lvlJc w:val="left"/>
+      <w:pPr>
+        <w:ind w:left="3600" w:hanging="360"/>
+      </w:pPr>
+      <w:rPr>
+        <w:rFonts w:ascii="Courier New" w:hAnsi="Courier New" w:cs="Courier New" w:hint="default"/>
+      </w:rPr>
+    </w:lvl>
+    <w:lvl w:ilvl="5" w:tplc="08090005" w:tentative="1">
+      <w:start w:val="1"/>
+      <w:numFmt w:val="bullet"/>
+      <w:lvlText w:val=""/>
+      <w:lvlJc w:val="left"/>
+      <w:pPr>
+        <w:ind w:left="4320" w:hanging="360"/>
+      </w:pPr>
+      <w:rPr>
+        <w:rFonts w:ascii="Wingdings" w:hAnsi="Wingdings" w:hint="default"/>
+      </w:rPr>
+    </w:lvl>
+    <w:lvl w:ilvl="6" w:tplc="08090001" w:tentative="1">
+      <w:start w:val="1"/>
+      <w:numFmt w:val="bullet"/>
+      <w:lvlText w:val=""/>
+      <w:lvlJc w:val="left"/>
+      <w:pPr>
+        <w:ind w:left="5040" w:hanging="360"/>
+      </w:pPr>
+      <w:rPr>
+        <w:rFonts w:ascii="Symbol" w:hAnsi="Symbol" w:hint="default"/>
+      </w:rPr>
+    </w:lvl>
+    <w:lvl w:ilvl="7" w:tplc="08090003" w:tentative="1">
+      <w:start w:val="1"/>
+      <w:numFmt w:val="bullet"/>
+      <w:lvlText w:val="o"/>
+      <w:lvlJc w:val="left"/>
+      <w:pPr>
+        <w:ind w:left="5760" w:hanging="360"/>
+      </w:pPr>
+      <w:rPr>
+        <w:rFonts w:ascii="Courier New" w:hAnsi="Courier New" w:cs="Courier New" w:hint="default"/>
+      </w:rPr>
+    </w:lvl>
+    <w:lvl w:ilvl="8" w:tplc="08090005" w:tentative="1">
+      <w:start w:val="1"/>
+      <w:numFmt w:val="bullet"/>
+      <w:lvlText w:val=""/>
+      <w:lvlJc w:val="left"/>
+      <w:pPr>
+        <w:ind w:left="6480" w:hanging="360"/>
+      </w:pPr>
+      <w:rPr>
+        <w:rFonts w:ascii="Wingdings" w:hAnsi="Wingdings" w:hint="default"/>
+      </w:rPr>
+    </w:lvl>
+  </w:abstractNum>
+  <w:abstractNum w:abstractNumId="8" w15:restartNumberingAfterBreak="0">
+    <w:nsid w:val="23867C95"/>
+    <w:multiLevelType w:val="hybridMultilevel"/>
+    <w:tmpl w:val="4FBE7F9A"/>
+    <w:lvl w:ilvl="0" w:tplc="08090001">
+      <w:start w:val="1"/>
+      <w:numFmt w:val="bullet"/>
+      <w:lvlText w:val=""/>
+      <w:lvlJc w:val="left"/>
+      <w:pPr>
+        <w:ind w:left="720" w:hanging="360"/>
+      </w:pPr>
+      <w:rPr>
+        <w:rFonts w:ascii="Symbol" w:hAnsi="Symbol" w:hint="default"/>
+      </w:rPr>
+    </w:lvl>
+    <w:lvl w:ilvl="1" w:tplc="08090003" w:tentative="1">
+      <w:start w:val="1"/>
+      <w:numFmt w:val="bullet"/>
+      <w:lvlText w:val="o"/>
+      <w:lvlJc w:val="left"/>
+      <w:pPr>
+        <w:ind w:left="1440" w:hanging="360"/>
+      </w:pPr>
+      <w:rPr>
+        <w:rFonts w:ascii="Courier New" w:hAnsi="Courier New" w:cs="Courier New" w:hint="default"/>
+      </w:rPr>
+    </w:lvl>
+    <w:lvl w:ilvl="2" w:tplc="08090005" w:tentative="1">
+      <w:start w:val="1"/>
+      <w:numFmt w:val="bullet"/>
+      <w:lvlText w:val=""/>
+      <w:lvlJc w:val="left"/>
+      <w:pPr>
+        <w:ind w:left="2160" w:hanging="360"/>
+      </w:pPr>
+      <w:rPr>
+        <w:rFonts w:ascii="Wingdings" w:hAnsi="Wingdings" w:hint="default"/>
+      </w:rPr>
+    </w:lvl>
+    <w:lvl w:ilvl="3" w:tplc="08090001" w:tentative="1">
+      <w:start w:val="1"/>
+      <w:numFmt w:val="bullet"/>
+      <w:lvlText w:val=""/>
+      <w:lvlJc w:val="left"/>
+      <w:pPr>
+        <w:ind w:left="2880" w:hanging="360"/>
+      </w:pPr>
+      <w:rPr>
+        <w:rFonts w:ascii="Symbol" w:hAnsi="Symbol" w:hint="default"/>
+      </w:rPr>
+    </w:lvl>
+    <w:lvl w:ilvl="4" w:tplc="08090003" w:tentative="1">
+      <w:start w:val="1"/>
+      <w:numFmt w:val="bullet"/>
+      <w:lvlText w:val="o"/>
+      <w:lvlJc w:val="left"/>
+      <w:pPr>
+        <w:ind w:left="3600" w:hanging="360"/>
+      </w:pPr>
+      <w:rPr>
+        <w:rFonts w:ascii="Courier New" w:hAnsi="Courier New" w:cs="Courier New" w:hint="default"/>
+      </w:rPr>
+    </w:lvl>
+    <w:lvl w:ilvl="5" w:tplc="08090005" w:tentative="1">
+      <w:start w:val="1"/>
+      <w:numFmt w:val="bullet"/>
+      <w:lvlText w:val=""/>
+      <w:lvlJc w:val="left"/>
+      <w:pPr>
+        <w:ind w:left="4320" w:hanging="360"/>
+      </w:pPr>
+      <w:rPr>
+        <w:rFonts w:ascii="Wingdings" w:hAnsi="Wingdings" w:hint="default"/>
+      </w:rPr>
+    </w:lvl>
+    <w:lvl w:ilvl="6" w:tplc="08090001" w:tentative="1">
+      <w:start w:val="1"/>
+      <w:numFmt w:val="bullet"/>
+      <w:lvlText w:val=""/>
+      <w:lvlJc w:val="left"/>
+      <w:pPr>
+        <w:ind w:left="5040" w:hanging="360"/>
+      </w:pPr>
+      <w:rPr>
+        <w:rFonts w:ascii="Symbol" w:hAnsi="Symbol" w:hint="default"/>
+      </w:rPr>
+    </w:lvl>
+    <w:lvl w:ilvl="7" w:tplc="08090003" w:tentative="1">
+      <w:start w:val="1"/>
+      <w:numFmt w:val="bullet"/>
+      <w:lvlText w:val="o"/>
+      <w:lvlJc w:val="left"/>
+      <w:pPr>
+        <w:ind w:left="5760" w:hanging="360"/>
+      </w:pPr>
+      <w:rPr>
+        <w:rFonts w:ascii="Courier New" w:hAnsi="Courier New" w:cs="Courier New" w:hint="default"/>
+      </w:rPr>
+    </w:lvl>
+    <w:lvl w:ilvl="8" w:tplc="08090005" w:tentative="1">
+      <w:start w:val="1"/>
+      <w:numFmt w:val="bullet"/>
+      <w:lvlText w:val=""/>
+      <w:lvlJc w:val="left"/>
+      <w:pPr>
+        <w:ind w:left="6480" w:hanging="360"/>
+      </w:pPr>
+      <w:rPr>
+        <w:rFonts w:ascii="Wingdings" w:hAnsi="Wingdings" w:hint="default"/>
+      </w:rPr>
+    </w:lvl>
+  </w:abstractNum>
+  <w:abstractNum w:abstractNumId="9" w15:restartNumberingAfterBreak="0">
     <w:nsid w:val="274E02EA"/>
     <w:multiLevelType w:val="multilevel"/>
     <w:tmpl w:val="ADC4D118"/>
@@ -6712,7 +7703,7 @@
       </w:rPr>
     </w:lvl>
   </w:abstractNum>
-  <w:abstractNum w:abstractNumId="8" w15:restartNumberingAfterBreak="0">
+  <w:abstractNum w:abstractNumId="10" w15:restartNumberingAfterBreak="0">
     <w:nsid w:val="2CC71388"/>
     <w:multiLevelType w:val="multilevel"/>
     <w:tmpl w:val="8C482A5A"/>
@@ -6879,10 +7870,10 @@
       </w:rPr>
     </w:lvl>
   </w:abstractNum>
-  <w:abstractNum w:abstractNumId="9" w15:restartNumberingAfterBreak="0">
+  <w:abstractNum w:abstractNumId="11" w15:restartNumberingAfterBreak="0">
     <w:nsid w:val="32C60FEC"/>
     <w:multiLevelType w:val="hybridMultilevel"/>
-    <w:tmpl w:val="C810B99A"/>
+    <w:tmpl w:val="AF0AC862"/>
     <w:lvl w:ilvl="0" w:tplc="08090001">
       <w:start w:val="1"/>
       <w:numFmt w:val="bullet"/>
@@ -6992,7 +7983,7 @@
       </w:rPr>
     </w:lvl>
   </w:abstractNum>
-  <w:abstractNum w:abstractNumId="10" w15:restartNumberingAfterBreak="0">
+  <w:abstractNum w:abstractNumId="12" w15:restartNumberingAfterBreak="0">
     <w:nsid w:val="39B33AD3"/>
     <w:multiLevelType w:val="hybridMultilevel"/>
     <w:tmpl w:val="D09EF02E"/>
@@ -7105,7 +8096,120 @@
       </w:rPr>
     </w:lvl>
   </w:abstractNum>
-  <w:abstractNum w:abstractNumId="11" w15:restartNumberingAfterBreak="0">
+  <w:abstractNum w:abstractNumId="13" w15:restartNumberingAfterBreak="0">
+    <w:nsid w:val="3BF736F6"/>
+    <w:multiLevelType w:val="hybridMultilevel"/>
+    <w:tmpl w:val="97AC38C6"/>
+    <w:lvl w:ilvl="0" w:tplc="08090001">
+      <w:start w:val="1"/>
+      <w:numFmt w:val="bullet"/>
+      <w:lvlText w:val=""/>
+      <w:lvlJc w:val="left"/>
+      <w:pPr>
+        <w:ind w:left="1069" w:hanging="360"/>
+      </w:pPr>
+      <w:rPr>
+        <w:rFonts w:ascii="Symbol" w:hAnsi="Symbol" w:hint="default"/>
+      </w:rPr>
+    </w:lvl>
+    <w:lvl w:ilvl="1" w:tplc="08090003" w:tentative="1">
+      <w:start w:val="1"/>
+      <w:numFmt w:val="bullet"/>
+      <w:lvlText w:val="o"/>
+      <w:lvlJc w:val="left"/>
+      <w:pPr>
+        <w:ind w:left="1789" w:hanging="360"/>
+      </w:pPr>
+      <w:rPr>
+        <w:rFonts w:ascii="Courier New" w:hAnsi="Courier New" w:cs="Courier New" w:hint="default"/>
+      </w:rPr>
+    </w:lvl>
+    <w:lvl w:ilvl="2" w:tplc="08090005" w:tentative="1">
+      <w:start w:val="1"/>
+      <w:numFmt w:val="bullet"/>
+      <w:lvlText w:val=""/>
+      <w:lvlJc w:val="left"/>
+      <w:pPr>
+        <w:ind w:left="2509" w:hanging="360"/>
+      </w:pPr>
+      <w:rPr>
+        <w:rFonts w:ascii="Wingdings" w:hAnsi="Wingdings" w:hint="default"/>
+      </w:rPr>
+    </w:lvl>
+    <w:lvl w:ilvl="3" w:tplc="08090001" w:tentative="1">
+      <w:start w:val="1"/>
+      <w:numFmt w:val="bullet"/>
+      <w:lvlText w:val=""/>
+      <w:lvlJc w:val="left"/>
+      <w:pPr>
+        <w:ind w:left="3229" w:hanging="360"/>
+      </w:pPr>
+      <w:rPr>
+        <w:rFonts w:ascii="Symbol" w:hAnsi="Symbol" w:hint="default"/>
+      </w:rPr>
+    </w:lvl>
+    <w:lvl w:ilvl="4" w:tplc="08090003" w:tentative="1">
+      <w:start w:val="1"/>
+      <w:numFmt w:val="bullet"/>
+      <w:lvlText w:val="o"/>
+      <w:lvlJc w:val="left"/>
+      <w:pPr>
+        <w:ind w:left="3949" w:hanging="360"/>
+      </w:pPr>
+      <w:rPr>
+        <w:rFonts w:ascii="Courier New" w:hAnsi="Courier New" w:cs="Courier New" w:hint="default"/>
+      </w:rPr>
+    </w:lvl>
+    <w:lvl w:ilvl="5" w:tplc="08090005" w:tentative="1">
+      <w:start w:val="1"/>
+      <w:numFmt w:val="bullet"/>
+      <w:lvlText w:val=""/>
+      <w:lvlJc w:val="left"/>
+      <w:pPr>
+        <w:ind w:left="4669" w:hanging="360"/>
+      </w:pPr>
+      <w:rPr>
+        <w:rFonts w:ascii="Wingdings" w:hAnsi="Wingdings" w:hint="default"/>
+      </w:rPr>
+    </w:lvl>
+    <w:lvl w:ilvl="6" w:tplc="08090001" w:tentative="1">
+      <w:start w:val="1"/>
+      <w:numFmt w:val="bullet"/>
+      <w:lvlText w:val=""/>
+      <w:lvlJc w:val="left"/>
+      <w:pPr>
+        <w:ind w:left="5389" w:hanging="360"/>
+      </w:pPr>
+      <w:rPr>
+        <w:rFonts w:ascii="Symbol" w:hAnsi="Symbol" w:hint="default"/>
+      </w:rPr>
+    </w:lvl>
+    <w:lvl w:ilvl="7" w:tplc="08090003" w:tentative="1">
+      <w:start w:val="1"/>
+      <w:numFmt w:val="bullet"/>
+      <w:lvlText w:val="o"/>
+      <w:lvlJc w:val="left"/>
+      <w:pPr>
+        <w:ind w:left="6109" w:hanging="360"/>
+      </w:pPr>
+      <w:rPr>
+        <w:rFonts w:ascii="Courier New" w:hAnsi="Courier New" w:cs="Courier New" w:hint="default"/>
+      </w:rPr>
+    </w:lvl>
+    <w:lvl w:ilvl="8" w:tplc="08090005" w:tentative="1">
+      <w:start w:val="1"/>
+      <w:numFmt w:val="bullet"/>
+      <w:lvlText w:val=""/>
+      <w:lvlJc w:val="left"/>
+      <w:pPr>
+        <w:ind w:left="6829" w:hanging="360"/>
+      </w:pPr>
+      <w:rPr>
+        <w:rFonts w:ascii="Wingdings" w:hAnsi="Wingdings" w:hint="default"/>
+      </w:rPr>
+    </w:lvl>
+  </w:abstractNum>
+  <w:abstractNum w:abstractNumId="14" w15:restartNumberingAfterBreak="0">
     <w:nsid w:val="3E0B5DDA"/>
     <w:multiLevelType w:val="multilevel"/>
     <w:tmpl w:val="34CAAE0C"/>
@@ -7218,7 +8322,120 @@
       </w:rPr>
     </w:lvl>
   </w:abstractNum>
-  <w:abstractNum w:abstractNumId="12" w15:restartNumberingAfterBreak="0">
+  <w:abstractNum w:abstractNumId="15" w15:restartNumberingAfterBreak="0">
+    <w:nsid w:val="4DC548BC"/>
+    <w:multiLevelType w:val="hybridMultilevel"/>
+    <w:tmpl w:val="1FC29A70"/>
+    <w:lvl w:ilvl="0" w:tplc="08090001">
+      <w:start w:val="1"/>
+      <w:numFmt w:val="bullet"/>
+      <w:lvlText w:val=""/>
+      <w:lvlJc w:val="left"/>
+      <w:pPr>
+        <w:ind w:left="720" w:hanging="360"/>
+      </w:pPr>
+      <w:rPr>
+        <w:rFonts w:ascii="Symbol" w:hAnsi="Symbol" w:hint="default"/>
+      </w:rPr>
+    </w:lvl>
+    <w:lvl w:ilvl="1" w:tplc="08090003" w:tentative="1">
+      <w:start w:val="1"/>
+      <w:numFmt w:val="bullet"/>
+      <w:lvlText w:val="o"/>
+      <w:lvlJc w:val="left"/>
+      <w:pPr>
+        <w:ind w:left="1440" w:hanging="360"/>
+      </w:pPr>
+      <w:rPr>
+        <w:rFonts w:ascii="Courier New" w:hAnsi="Courier New" w:cs="Courier New" w:hint="default"/>
+      </w:rPr>
+    </w:lvl>
+    <w:lvl w:ilvl="2" w:tplc="08090005" w:tentative="1">
+      <w:start w:val="1"/>
+      <w:numFmt w:val="bullet"/>
+      <w:lvlText w:val=""/>
+      <w:lvlJc w:val="left"/>
+      <w:pPr>
+        <w:ind w:left="2160" w:hanging="360"/>
+      </w:pPr>
+      <w:rPr>
+        <w:rFonts w:ascii="Wingdings" w:hAnsi="Wingdings" w:hint="default"/>
+      </w:rPr>
+    </w:lvl>
+    <w:lvl w:ilvl="3" w:tplc="08090001" w:tentative="1">
+      <w:start w:val="1"/>
+      <w:numFmt w:val="bullet"/>
+      <w:lvlText w:val=""/>
+      <w:lvlJc w:val="left"/>
+      <w:pPr>
+        <w:ind w:left="2880" w:hanging="360"/>
+      </w:pPr>
+      <w:rPr>
+        <w:rFonts w:ascii="Symbol" w:hAnsi="Symbol" w:hint="default"/>
+      </w:rPr>
+    </w:lvl>
+    <w:lvl w:ilvl="4" w:tplc="08090003" w:tentative="1">
+      <w:start w:val="1"/>
+      <w:numFmt w:val="bullet"/>
+      <w:lvlText w:val="o"/>
+      <w:lvlJc w:val="left"/>
+      <w:pPr>
+        <w:ind w:left="3600" w:hanging="360"/>
+      </w:pPr>
+      <w:rPr>
+        <w:rFonts w:ascii="Courier New" w:hAnsi="Courier New" w:cs="Courier New" w:hint="default"/>
+      </w:rPr>
+    </w:lvl>
+    <w:lvl w:ilvl="5" w:tplc="08090005" w:tentative="1">
+      <w:start w:val="1"/>
+      <w:numFmt w:val="bullet"/>
+      <w:lvlText w:val=""/>
+      <w:lvlJc w:val="left"/>
+      <w:pPr>
+        <w:ind w:left="4320" w:hanging="360"/>
+      </w:pPr>
+      <w:rPr>
+        <w:rFonts w:ascii="Wingdings" w:hAnsi="Wingdings" w:hint="default"/>
+      </w:rPr>
+    </w:lvl>
+    <w:lvl w:ilvl="6" w:tplc="08090001" w:tentative="1">
+      <w:start w:val="1"/>
+      <w:numFmt w:val="bullet"/>
+      <w:lvlText w:val=""/>
+      <w:lvlJc w:val="left"/>
+      <w:pPr>
+        <w:ind w:left="5040" w:hanging="360"/>
+      </w:pPr>
+      <w:rPr>
+        <w:rFonts w:ascii="Symbol" w:hAnsi="Symbol" w:hint="default"/>
+      </w:rPr>
+    </w:lvl>
+    <w:lvl w:ilvl="7" w:tplc="08090003" w:tentative="1">
+      <w:start w:val="1"/>
+      <w:numFmt w:val="bullet"/>
+      <w:lvlText w:val="o"/>
+      <w:lvlJc w:val="left"/>
+      <w:pPr>
+        <w:ind w:left="5760" w:hanging="360"/>
+      </w:pPr>
+      <w:rPr>
+        <w:rFonts w:ascii="Courier New" w:hAnsi="Courier New" w:cs="Courier New" w:hint="default"/>
+      </w:rPr>
+    </w:lvl>
+    <w:lvl w:ilvl="8" w:tplc="08090005" w:tentative="1">
+      <w:start w:val="1"/>
+      <w:numFmt w:val="bullet"/>
+      <w:lvlText w:val=""/>
+      <w:lvlJc w:val="left"/>
+      <w:pPr>
+        <w:ind w:left="6480" w:hanging="360"/>
+      </w:pPr>
+      <w:rPr>
+        <w:rFonts w:ascii="Wingdings" w:hAnsi="Wingdings" w:hint="default"/>
+      </w:rPr>
+    </w:lvl>
+  </w:abstractNum>
+  <w:abstractNum w:abstractNumId="16" w15:restartNumberingAfterBreak="0">
     <w:nsid w:val="5125374E"/>
     <w:multiLevelType w:val="multilevel"/>
     <w:tmpl w:val="5AAA9CA2"/>
@@ -7331,7 +8548,7 @@
       </w:rPr>
     </w:lvl>
   </w:abstractNum>
-  <w:abstractNum w:abstractNumId="13" w15:restartNumberingAfterBreak="0">
+  <w:abstractNum w:abstractNumId="17" w15:restartNumberingAfterBreak="0">
     <w:nsid w:val="53215AF0"/>
     <w:multiLevelType w:val="hybridMultilevel"/>
     <w:tmpl w:val="25324CEE"/>
@@ -7444,7 +8661,7 @@
       </w:rPr>
     </w:lvl>
   </w:abstractNum>
-  <w:abstractNum w:abstractNumId="14" w15:restartNumberingAfterBreak="0">
+  <w:abstractNum w:abstractNumId="18" w15:restartNumberingAfterBreak="0">
     <w:nsid w:val="57C60AE4"/>
     <w:multiLevelType w:val="hybridMultilevel"/>
     <w:tmpl w:val="1BC6EEB2"/>
@@ -7557,7 +8774,7 @@
       </w:rPr>
     </w:lvl>
   </w:abstractNum>
-  <w:abstractNum w:abstractNumId="15" w15:restartNumberingAfterBreak="0">
+  <w:abstractNum w:abstractNumId="19" w15:restartNumberingAfterBreak="0">
     <w:nsid w:val="584E786F"/>
     <w:multiLevelType w:val="multilevel"/>
     <w:tmpl w:val="0A082EAC"/>
@@ -7670,7 +8887,7 @@
       </w:rPr>
     </w:lvl>
   </w:abstractNum>
-  <w:abstractNum w:abstractNumId="16" w15:restartNumberingAfterBreak="0">
+  <w:abstractNum w:abstractNumId="20" w15:restartNumberingAfterBreak="0">
     <w:nsid w:val="58A50CA8"/>
     <w:multiLevelType w:val="multilevel"/>
     <w:tmpl w:val="08090021"/>
@@ -7783,7 +9000,93 @@
       </w:rPr>
     </w:lvl>
   </w:abstractNum>
-  <w:abstractNum w:abstractNumId="17" w15:restartNumberingAfterBreak="0">
+  <w:abstractNum w:abstractNumId="21" w15:restartNumberingAfterBreak="0">
+    <w:nsid w:val="5E691EA5"/>
+    <w:multiLevelType w:val="hybridMultilevel"/>
+    <w:tmpl w:val="B4D4C8B0"/>
+    <w:lvl w:ilvl="0" w:tplc="0809000F">
+      <w:start w:val="1"/>
+      <w:numFmt w:val="decimal"/>
+      <w:lvlText w:val="%1."/>
+      <w:lvlJc w:val="left"/>
+      <w:pPr>
+        <w:ind w:left="720" w:hanging="360"/>
+      </w:pPr>
+    </w:lvl>
+    <w:lvl w:ilvl="1" w:tplc="08090019" w:tentative="1">
+      <w:start w:val="1"/>
+      <w:numFmt w:val="lowerLetter"/>
+      <w:lvlText w:val="%2."/>
+      <w:lvlJc w:val="left"/>
+      <w:pPr>
+        <w:ind w:left="1440" w:hanging="360"/>
+      </w:pPr>
+    </w:lvl>
+    <w:lvl w:ilvl="2" w:tplc="0809001B" w:tentative="1">
+      <w:start w:val="1"/>
+      <w:numFmt w:val="lowerRoman"/>
+      <w:lvlText w:val="%3."/>
+      <w:lvlJc w:val="right"/>
+      <w:pPr>
+        <w:ind w:left="2160" w:hanging="180"/>
+      </w:pPr>
+    </w:lvl>
+    <w:lvl w:ilvl="3" w:tplc="0809000F" w:tentative="1">
+      <w:start w:val="1"/>
+      <w:numFmt w:val="decimal"/>
+      <w:lvlText w:val="%4."/>
+      <w:lvlJc w:val="left"/>
+      <w:pPr>
+        <w:ind w:left="2880" w:hanging="360"/>
+      </w:pPr>
+    </w:lvl>
+    <w:lvl w:ilvl="4" w:tplc="08090019" w:tentative="1">
+      <w:start w:val="1"/>
+      <w:numFmt w:val="lowerLetter"/>
+      <w:lvlText w:val="%5."/>
+      <w:lvlJc w:val="left"/>
+      <w:pPr>
+        <w:ind w:left="3600" w:hanging="360"/>
+      </w:pPr>
+    </w:lvl>
+    <w:lvl w:ilvl="5" w:tplc="0809001B" w:tentative="1">
+      <w:start w:val="1"/>
+      <w:numFmt w:val="lowerRoman"/>
+      <w:lvlText w:val="%6."/>
+      <w:lvlJc w:val="right"/>
+      <w:pPr>
+        <w:ind w:left="4320" w:hanging="180"/>
+      </w:pPr>
+    </w:lvl>
+    <w:lvl w:ilvl="6" w:tplc="0809000F" w:tentative="1">
+      <w:start w:val="1"/>
+      <w:numFmt w:val="decimal"/>
+      <w:lvlText w:val="%7."/>
+      <w:lvlJc w:val="left"/>
+      <w:pPr>
+        <w:ind w:left="5040" w:hanging="360"/>
+      </w:pPr>
+    </w:lvl>
+    <w:lvl w:ilvl="7" w:tplc="08090019" w:tentative="1">
+      <w:start w:val="1"/>
+      <w:numFmt w:val="lowerLetter"/>
+      <w:lvlText w:val="%8."/>
+      <w:lvlJc w:val="left"/>
+      <w:pPr>
+        <w:ind w:left="5760" w:hanging="360"/>
+      </w:pPr>
+    </w:lvl>
+    <w:lvl w:ilvl="8" w:tplc="0809001B" w:tentative="1">
+      <w:start w:val="1"/>
+      <w:numFmt w:val="lowerRoman"/>
+      <w:lvlText w:val="%9."/>
+      <w:lvlJc w:val="right"/>
+      <w:pPr>
+        <w:ind w:left="6480" w:hanging="180"/>
+      </w:pPr>
+    </w:lvl>
+  </w:abstractNum>
+  <w:abstractNum w:abstractNumId="22" w15:restartNumberingAfterBreak="0">
     <w:nsid w:val="655D6CC7"/>
     <w:multiLevelType w:val="hybridMultilevel"/>
     <w:tmpl w:val="BBDEACFC"/>
@@ -7896,7 +9199,7 @@
       </w:rPr>
     </w:lvl>
   </w:abstractNum>
-  <w:abstractNum w:abstractNumId="18" w15:restartNumberingAfterBreak="0">
+  <w:abstractNum w:abstractNumId="23" w15:restartNumberingAfterBreak="0">
     <w:nsid w:val="6A260D77"/>
     <w:multiLevelType w:val="multilevel"/>
     <w:tmpl w:val="C35ADCDE"/>
@@ -8009,7 +9312,7 @@
       </w:rPr>
     </w:lvl>
   </w:abstractNum>
-  <w:abstractNum w:abstractNumId="19" w15:restartNumberingAfterBreak="0">
+  <w:abstractNum w:abstractNumId="24" w15:restartNumberingAfterBreak="0">
     <w:nsid w:val="6FD33CA8"/>
     <w:multiLevelType w:val="hybridMultilevel"/>
     <w:tmpl w:val="94C0312C"/>
@@ -8122,7 +9425,7 @@
       </w:rPr>
     </w:lvl>
   </w:abstractNum>
-  <w:abstractNum w:abstractNumId="20" w15:restartNumberingAfterBreak="0">
+  <w:abstractNum w:abstractNumId="25" w15:restartNumberingAfterBreak="0">
     <w:nsid w:val="70217B03"/>
     <w:multiLevelType w:val="hybridMultilevel"/>
     <w:tmpl w:val="D0165690"/>
@@ -8235,7 +9538,7 @@
       </w:rPr>
     </w:lvl>
   </w:abstractNum>
-  <w:abstractNum w:abstractNumId="21" w15:restartNumberingAfterBreak="0">
+  <w:abstractNum w:abstractNumId="26" w15:restartNumberingAfterBreak="0">
     <w:nsid w:val="762B2AAA"/>
     <w:multiLevelType w:val="hybridMultilevel"/>
     <w:tmpl w:val="00FE61C2"/>
@@ -8348,7 +9651,7 @@
       </w:rPr>
     </w:lvl>
   </w:abstractNum>
-  <w:abstractNum w:abstractNumId="22" w15:restartNumberingAfterBreak="0">
+  <w:abstractNum w:abstractNumId="27" w15:restartNumberingAfterBreak="0">
     <w:nsid w:val="76AC035D"/>
     <w:multiLevelType w:val="multilevel"/>
     <w:tmpl w:val="040E001F"/>
@@ -8434,7 +9737,7 @@
       </w:pPr>
     </w:lvl>
   </w:abstractNum>
-  <w:abstractNum w:abstractNumId="23" w15:restartNumberingAfterBreak="0">
+  <w:abstractNum w:abstractNumId="28" w15:restartNumberingAfterBreak="0">
     <w:nsid w:val="7A032A56"/>
     <w:multiLevelType w:val="hybridMultilevel"/>
     <w:tmpl w:val="FF922A3C"/>
@@ -8521,7 +9824,7 @@
       </w:pPr>
     </w:lvl>
   </w:abstractNum>
-  <w:abstractNum w:abstractNumId="24" w15:restartNumberingAfterBreak="0">
+  <w:abstractNum w:abstractNumId="29" w15:restartNumberingAfterBreak="0">
     <w:nsid w:val="7AE02CE0"/>
     <w:multiLevelType w:val="hybridMultilevel"/>
     <w:tmpl w:val="759A32AC"/>
@@ -8634,7 +9937,7 @@
       </w:rPr>
     </w:lvl>
   </w:abstractNum>
-  <w:abstractNum w:abstractNumId="25" w15:restartNumberingAfterBreak="0">
+  <w:abstractNum w:abstractNumId="30" w15:restartNumberingAfterBreak="0">
     <w:nsid w:val="7CCF6371"/>
     <w:multiLevelType w:val="multilevel"/>
     <w:tmpl w:val="39E44950"/>
@@ -8747,7 +10050,7 @@
       </w:rPr>
     </w:lvl>
   </w:abstractNum>
-  <w:abstractNum w:abstractNumId="26" w15:restartNumberingAfterBreak="0">
+  <w:abstractNum w:abstractNumId="31" w15:restartNumberingAfterBreak="0">
     <w:nsid w:val="7CFE6FA4"/>
     <w:multiLevelType w:val="hybridMultilevel"/>
     <w:tmpl w:val="4FAE59DC"/>
@@ -8860,7 +10163,7 @@
       </w:rPr>
     </w:lvl>
   </w:abstractNum>
-  <w:abstractNum w:abstractNumId="27" w15:restartNumberingAfterBreak="0">
+  <w:abstractNum w:abstractNumId="32" w15:restartNumberingAfterBreak="0">
     <w:nsid w:val="7D4E62F3"/>
     <w:multiLevelType w:val="hybridMultilevel"/>
     <w:tmpl w:val="157E0696"/>
@@ -8974,58 +10277,58 @@
     </w:lvl>
   </w:abstractNum>
   <w:num w:numId="1" w16cid:durableId="1072653194">
-    <w:abstractNumId w:val="23"/>
+    <w:abstractNumId w:val="28"/>
   </w:num>
   <w:num w:numId="2" w16cid:durableId="482965870">
-    <w:abstractNumId w:val="8"/>
+    <w:abstractNumId w:val="10"/>
   </w:num>
   <w:num w:numId="3" w16cid:durableId="194855032">
     <w:abstractNumId w:val="0"/>
   </w:num>
   <w:num w:numId="4" w16cid:durableId="1020399097">
+    <w:abstractNumId w:val="27"/>
+  </w:num>
+  <w:num w:numId="5" w16cid:durableId="249627064">
+    <w:abstractNumId w:val="32"/>
+  </w:num>
+  <w:num w:numId="6" w16cid:durableId="1122453830">
+    <w:abstractNumId w:val="28"/>
+  </w:num>
+  <w:num w:numId="7" w16cid:durableId="261837761">
     <w:abstractNumId w:val="22"/>
   </w:num>
-  <w:num w:numId="5" w16cid:durableId="249627064">
-    <w:abstractNumId w:val="27"/>
-  </w:num>
-  <w:num w:numId="6" w16cid:durableId="1122453830">
-    <w:abstractNumId w:val="23"/>
-  </w:num>
-  <w:num w:numId="7" w16cid:durableId="261837761">
+  <w:num w:numId="8" w16cid:durableId="41683750">
     <w:abstractNumId w:val="17"/>
   </w:num>
-  <w:num w:numId="8" w16cid:durableId="41683750">
-    <w:abstractNumId w:val="13"/>
-  </w:num>
   <w:num w:numId="9" w16cid:durableId="854996144">
-    <w:abstractNumId w:val="19"/>
+    <w:abstractNumId w:val="24"/>
   </w:num>
   <w:num w:numId="10" w16cid:durableId="1938518867">
     <w:abstractNumId w:val="1"/>
   </w:num>
   <w:num w:numId="11" w16cid:durableId="1166438713">
-    <w:abstractNumId w:val="14"/>
+    <w:abstractNumId w:val="18"/>
   </w:num>
   <w:num w:numId="12" w16cid:durableId="934290815">
-    <w:abstractNumId w:val="9"/>
+    <w:abstractNumId w:val="11"/>
   </w:num>
   <w:num w:numId="13" w16cid:durableId="1212229025">
-    <w:abstractNumId w:val="16"/>
+    <w:abstractNumId w:val="20"/>
   </w:num>
   <w:num w:numId="14" w16cid:durableId="254292866">
     <w:abstractNumId w:val="3"/>
   </w:num>
   <w:num w:numId="15" w16cid:durableId="129052550">
-    <w:abstractNumId w:val="7"/>
+    <w:abstractNumId w:val="9"/>
   </w:num>
   <w:num w:numId="16" w16cid:durableId="185872029">
-    <w:abstractNumId w:val="15"/>
+    <w:abstractNumId w:val="19"/>
   </w:num>
   <w:num w:numId="17" w16cid:durableId="1593053616">
     <w:abstractNumId w:val="2"/>
   </w:num>
   <w:num w:numId="18" w16cid:durableId="1059592351">
-    <w:abstractNumId w:val="12"/>
+    <w:abstractNumId w:val="16"/>
   </w:num>
   <w:num w:numId="19" w16cid:durableId="291207590">
     <w:abstractNumId w:val="6"/>
@@ -9034,76 +10337,94 @@
     <w:abstractNumId w:val="4"/>
   </w:num>
   <w:num w:numId="21" w16cid:durableId="802651089">
-    <w:abstractNumId w:val="18"/>
+    <w:abstractNumId w:val="23"/>
   </w:num>
   <w:num w:numId="22" w16cid:durableId="872814827">
-    <w:abstractNumId w:val="11"/>
+    <w:abstractNumId w:val="14"/>
   </w:num>
   <w:num w:numId="23" w16cid:durableId="784498480">
+    <w:abstractNumId w:val="30"/>
+  </w:num>
+  <w:num w:numId="24" w16cid:durableId="1476557639">
+    <w:abstractNumId w:val="28"/>
+  </w:num>
+  <w:num w:numId="25" w16cid:durableId="975572787">
+    <w:abstractNumId w:val="28"/>
+  </w:num>
+  <w:num w:numId="26" w16cid:durableId="403189569">
+    <w:abstractNumId w:val="28"/>
+  </w:num>
+  <w:num w:numId="27" w16cid:durableId="1472289564">
+    <w:abstractNumId w:val="28"/>
+  </w:num>
+  <w:num w:numId="28" w16cid:durableId="1406029115">
+    <w:abstractNumId w:val="28"/>
+  </w:num>
+  <w:num w:numId="29" w16cid:durableId="120419030">
+    <w:abstractNumId w:val="28"/>
+  </w:num>
+  <w:num w:numId="30" w16cid:durableId="827592716">
+    <w:abstractNumId w:val="28"/>
+  </w:num>
+  <w:num w:numId="31" w16cid:durableId="1219321316">
+    <w:abstractNumId w:val="28"/>
+  </w:num>
+  <w:num w:numId="32" w16cid:durableId="1433666056">
+    <w:abstractNumId w:val="28"/>
+  </w:num>
+  <w:num w:numId="33" w16cid:durableId="498930067">
+    <w:abstractNumId w:val="28"/>
+  </w:num>
+  <w:num w:numId="34" w16cid:durableId="1853254970">
+    <w:abstractNumId w:val="28"/>
+  </w:num>
+  <w:num w:numId="35" w16cid:durableId="567421967">
+    <w:abstractNumId w:val="31"/>
+  </w:num>
+  <w:num w:numId="36" w16cid:durableId="933904821">
+    <w:abstractNumId w:val="28"/>
+  </w:num>
+  <w:num w:numId="37" w16cid:durableId="1933388568">
+    <w:abstractNumId w:val="29"/>
+  </w:num>
+  <w:num w:numId="38" w16cid:durableId="939795394">
     <w:abstractNumId w:val="25"/>
   </w:num>
-  <w:num w:numId="24" w16cid:durableId="1476557639">
-    <w:abstractNumId w:val="23"/>
-  </w:num>
-  <w:num w:numId="25" w16cid:durableId="975572787">
-    <w:abstractNumId w:val="23"/>
-  </w:num>
-  <w:num w:numId="26" w16cid:durableId="403189569">
-    <w:abstractNumId w:val="23"/>
-  </w:num>
-  <w:num w:numId="27" w16cid:durableId="1472289564">
-    <w:abstractNumId w:val="23"/>
-  </w:num>
-  <w:num w:numId="28" w16cid:durableId="1406029115">
-    <w:abstractNumId w:val="23"/>
-  </w:num>
-  <w:num w:numId="29" w16cid:durableId="120419030">
-    <w:abstractNumId w:val="23"/>
-  </w:num>
-  <w:num w:numId="30" w16cid:durableId="827592716">
-    <w:abstractNumId w:val="23"/>
-  </w:num>
-  <w:num w:numId="31" w16cid:durableId="1219321316">
-    <w:abstractNumId w:val="23"/>
-  </w:num>
-  <w:num w:numId="32" w16cid:durableId="1433666056">
-    <w:abstractNumId w:val="23"/>
-  </w:num>
-  <w:num w:numId="33" w16cid:durableId="498930067">
-    <w:abstractNumId w:val="23"/>
-  </w:num>
-  <w:num w:numId="34" w16cid:durableId="1853254970">
-    <w:abstractNumId w:val="23"/>
-  </w:num>
-  <w:num w:numId="35" w16cid:durableId="567421967">
-    <w:abstractNumId w:val="26"/>
-  </w:num>
-  <w:num w:numId="36" w16cid:durableId="933904821">
-    <w:abstractNumId w:val="23"/>
-  </w:num>
-  <w:num w:numId="37" w16cid:durableId="1933388568">
-    <w:abstractNumId w:val="24"/>
-  </w:num>
-  <w:num w:numId="38" w16cid:durableId="939795394">
-    <w:abstractNumId w:val="20"/>
-  </w:num>
   <w:num w:numId="39" w16cid:durableId="381439970">
-    <w:abstractNumId w:val="23"/>
+    <w:abstractNumId w:val="28"/>
   </w:num>
   <w:num w:numId="40" w16cid:durableId="1630934961">
     <w:abstractNumId w:val="5"/>
   </w:num>
   <w:num w:numId="41" w16cid:durableId="2055494459">
-    <w:abstractNumId w:val="10"/>
+    <w:abstractNumId w:val="12"/>
   </w:num>
   <w:num w:numId="42" w16cid:durableId="284579778">
-    <w:abstractNumId w:val="23"/>
+    <w:abstractNumId w:val="28"/>
   </w:num>
   <w:num w:numId="43" w16cid:durableId="177549464">
+    <w:abstractNumId w:val="26"/>
+  </w:num>
+  <w:num w:numId="44" w16cid:durableId="1911429203">
+    <w:abstractNumId w:val="28"/>
+  </w:num>
+  <w:num w:numId="45" w16cid:durableId="1534532811">
+    <w:abstractNumId w:val="28"/>
+  </w:num>
+  <w:num w:numId="46" w16cid:durableId="150148044">
+    <w:abstractNumId w:val="8"/>
+  </w:num>
+  <w:num w:numId="47" w16cid:durableId="931427050">
+    <w:abstractNumId w:val="15"/>
+  </w:num>
+  <w:num w:numId="48" w16cid:durableId="98067151">
     <w:abstractNumId w:val="21"/>
   </w:num>
-  <w:num w:numId="44" w16cid:durableId="1911429203">
-    <w:abstractNumId w:val="23"/>
+  <w:num w:numId="49" w16cid:durableId="1725988336">
+    <w:abstractNumId w:val="13"/>
+  </w:num>
+  <w:num w:numId="50" w16cid:durableId="689993573">
+    <w:abstractNumId w:val="7"/>
   </w:num>
   <w:numIdMacAtCleanup w:val="5"/>
 </w:numbering>
@@ -9592,7 +10913,6 @@
   <w:style w:type="character" w:default="1" w:styleId="DefaultParagraphFont">
     <w:name w:val="Default Paragraph Font"/>
     <w:uiPriority w:val="1"/>
-    <w:semiHidden/>
     <w:unhideWhenUsed/>
   </w:style>
   <w:style w:type="table" w:default="1" w:styleId="TableNormal">
@@ -10038,14 +11358,19 @@
 </file>
 
 <file path=customXml/item1.xml><?xml version="1.0" encoding="utf-8"?>
-<p:properties xmlns:p="http://schemas.microsoft.com/office/2006/metadata/properties" xmlns:xsi="http://www.w3.org/2001/XMLSchema-instance" xmlns:pc="http://schemas.microsoft.com/office/infopath/2007/PartnerControls">
-  <documentManagement>
-    <ReferenceId xmlns="3082a470-ada5-4cbf-9d06-ea7467a5f42b" xsi:nil="true"/>
-  </documentManagement>
-</p:properties>
+<b:Sources xmlns:b="http://schemas.openxmlformats.org/officeDocument/2006/bibliography" xmlns="http://schemas.openxmlformats.org/officeDocument/2006/bibliography" SelectedStyle="\APASixthEditionOfficeOnline.xsl" StyleName="APA" Version="6"/>
 </file>
 
 <file path=customXml/item2.xml><?xml version="1.0" encoding="utf-8"?>
+<?mso-contentType ?>
+<FormTemplates xmlns="http://schemas.microsoft.com/sharepoint/v3/contenttype/forms">
+  <Display>DocumentLibraryForm</Display>
+  <Edit>DocumentLibraryForm</Edit>
+  <New>DocumentLibraryForm</New>
+</FormTemplates>
+</file>
+
+<file path=customXml/item3.xml><?xml version="1.0" encoding="utf-8"?>
 <ct:contentTypeSchema xmlns:ct="http://schemas.microsoft.com/office/2006/metadata/contentType" xmlns:ma="http://schemas.microsoft.com/office/2006/metadata/properties/metaAttributes" ct:_="" ma:_="" ma:contentTypeName="Dokumentum" ma:contentTypeID="0x0101008DB2BA77D7B0974F81E40FCB12FBB0F7" ma:contentTypeVersion="1" ma:contentTypeDescription="Új dokumentum létrehozása." ma:contentTypeScope="" ma:versionID="a2fe183413a33cc8dafe865f56a242a7">
   <xsd:schema xmlns:xsd="http://www.w3.org/2001/XMLSchema" xmlns:xs="http://www.w3.org/2001/XMLSchema" xmlns:p="http://schemas.microsoft.com/office/2006/metadata/properties" xmlns:ns2="3082a470-ada5-4cbf-9d06-ea7467a5f42b" targetNamespace="http://schemas.microsoft.com/office/2006/metadata/properties" ma:root="true" ma:fieldsID="e8e075e40068dd2fe6b5652315bdd1b1" ns2:_="">
     <xsd:import namespace="3082a470-ada5-4cbf-9d06-ea7467a5f42b"/>
@@ -10171,30 +11496,31 @@
 </ct:contentTypeSchema>
 </file>
 
-<file path=customXml/item3.xml><?xml version="1.0" encoding="utf-8"?>
-<?mso-contentType ?>
-<FormTemplates xmlns="http://schemas.microsoft.com/sharepoint/v3/contenttype/forms">
-  <Display>DocumentLibraryForm</Display>
-  <Edit>DocumentLibraryForm</Edit>
-  <New>DocumentLibraryForm</New>
-</FormTemplates>
-</file>
-
 <file path=customXml/item4.xml><?xml version="1.0" encoding="utf-8"?>
-<b:Sources xmlns:b="http://schemas.openxmlformats.org/officeDocument/2006/bibliography" xmlns="http://schemas.openxmlformats.org/officeDocument/2006/bibliography" SelectedStyle="\APASixthEditionOfficeOnline.xsl" StyleName="APA" Version="6"/>
+<p:properties xmlns:p="http://schemas.microsoft.com/office/2006/metadata/properties" xmlns:xsi="http://www.w3.org/2001/XMLSchema-instance" xmlns:pc="http://schemas.microsoft.com/office/infopath/2007/PartnerControls">
+  <documentManagement>
+    <ReferenceId xmlns="3082a470-ada5-4cbf-9d06-ea7467a5f42b" xsi:nil="true"/>
+  </documentManagement>
+</p:properties>
 </file>
 
 <file path=customXml/itemProps1.xml><?xml version="1.0" encoding="utf-8"?>
-<ds:datastoreItem xmlns:ds="http://schemas.openxmlformats.org/officeDocument/2006/customXml" ds:itemID="{B7E9051D-122B-41E4-9B50-07EAFD04DFCF}">
+<ds:datastoreItem xmlns:ds="http://schemas.openxmlformats.org/officeDocument/2006/customXml" ds:itemID="{E046164B-1B66-4EDD-8209-A45E9B93A194}">
   <ds:schemaRefs>
-    <ds:schemaRef ds:uri="http://schemas.microsoft.com/office/2006/metadata/properties"/>
-    <ds:schemaRef ds:uri="http://schemas.microsoft.com/office/infopath/2007/PartnerControls"/>
-    <ds:schemaRef ds:uri="3082a470-ada5-4cbf-9d06-ea7467a5f42b"/>
+    <ds:schemaRef ds:uri="http://schemas.openxmlformats.org/officeDocument/2006/bibliography"/>
   </ds:schemaRefs>
 </ds:datastoreItem>
 </file>
 
 <file path=customXml/itemProps2.xml><?xml version="1.0" encoding="utf-8"?>
+<ds:datastoreItem xmlns:ds="http://schemas.openxmlformats.org/officeDocument/2006/customXml" ds:itemID="{79A7C881-0E9F-4ADE-9952-CE895C263EC3}">
+  <ds:schemaRefs>
+    <ds:schemaRef ds:uri="http://schemas.microsoft.com/sharepoint/v3/contenttype/forms"/>
+  </ds:schemaRefs>
+</ds:datastoreItem>
+</file>
+
+<file path=customXml/itemProps3.xml><?xml version="1.0" encoding="utf-8"?>
 <ds:datastoreItem xmlns:ds="http://schemas.openxmlformats.org/officeDocument/2006/customXml" ds:itemID="{C926E1C3-1EDF-4BDB-98CD-6269B8457C24}">
   <ds:schemaRefs>
     <ds:schemaRef ds:uri="http://schemas.microsoft.com/office/2006/metadata/contentType"/>
@@ -10212,18 +11538,12 @@
 </ds:datastoreItem>
 </file>
 
-<file path=customXml/itemProps3.xml><?xml version="1.0" encoding="utf-8"?>
-<ds:datastoreItem xmlns:ds="http://schemas.openxmlformats.org/officeDocument/2006/customXml" ds:itemID="{79A7C881-0E9F-4ADE-9952-CE895C263EC3}">
+<file path=customXml/itemProps4.xml><?xml version="1.0" encoding="utf-8"?>
+<ds:datastoreItem xmlns:ds="http://schemas.openxmlformats.org/officeDocument/2006/customXml" ds:itemID="{B7E9051D-122B-41E4-9B50-07EAFD04DFCF}">
   <ds:schemaRefs>
-    <ds:schemaRef ds:uri="http://schemas.microsoft.com/sharepoint/v3/contenttype/forms"/>
-  </ds:schemaRefs>
-</ds:datastoreItem>
-</file>
-
-<file path=customXml/itemProps4.xml><?xml version="1.0" encoding="utf-8"?>
-<ds:datastoreItem xmlns:ds="http://schemas.openxmlformats.org/officeDocument/2006/customXml" ds:itemID="{E046164B-1B66-4EDD-8209-A45E9B93A194}">
-  <ds:schemaRefs>
-    <ds:schemaRef ds:uri="http://schemas.openxmlformats.org/officeDocument/2006/bibliography"/>
+    <ds:schemaRef ds:uri="http://schemas.microsoft.com/office/2006/metadata/properties"/>
+    <ds:schemaRef ds:uri="http://schemas.microsoft.com/office/infopath/2007/PartnerControls"/>
+    <ds:schemaRef ds:uri="3082a470-ada5-4cbf-9d06-ea7467a5f42b"/>
   </ds:schemaRefs>
 </ds:datastoreItem>
 </file>
--- a/SA_SO_CSM_vizsgaremek_dokumentáció_minta2026.docx
+++ b/SA_SO_CSM_vizsgaremek_dokumentáció_minta2026.docx
@@ -5320,8 +5320,15 @@
           <w:rFonts w:cs="Times New Roman"/>
           <w:szCs w:val="24"/>
         </w:rPr>
+        <w:t xml:space="preserve">A frontend POST kérést küld a /carts/AddProduct végpontra egy AddProductToCartDto objektummal (ProductId, Quantity). A backend betölti a </w:t>
+      </w:r>
+      <w:r>
+        <w:rPr>
+          <w:rFonts w:cs="Times New Roman"/>
+          <w:szCs w:val="24"/>
+        </w:rPr>
         <w:lastRenderedPageBreak/>
-        <w:t>A frontend POST kérést küld a /carts/AddProduct végpontra egy AddProductToCartDto objektummal (ProductId, Quantity). A backend betölti a bejelentkezett felhasználó kosárát eager loading-gal: CartProducts → Product → ProductSpecs → Spec és Category.</w:t>
+        <w:t>bejelentkezett felhasználó kosárát eager loading-gal: CartProducts → Product → ProductSpecs → Spec és Category.</w:t>
       </w:r>
     </w:p>
     <w:p>
@@ -5502,27 +5509,27 @@
           <w:b/>
           <w:szCs w:val="24"/>
         </w:rPr>
+        <w:t>Rendelés létrehozásának lépései:</w:t>
+      </w:r>
+    </w:p>
+    <w:p>
+      <w:pPr>
+        <w:pStyle w:val="ListParagraph"/>
+        <w:numPr>
+          <w:ilvl w:val="0"/>
+          <w:numId w:val="18"/>
+        </w:numPr>
+        <w:rPr>
+          <w:rFonts w:cs="Times New Roman"/>
+          <w:szCs w:val="24"/>
+        </w:rPr>
+      </w:pPr>
+      <w:r>
+        <w:rPr>
+          <w:rFonts w:cs="Times New Roman"/>
+          <w:szCs w:val="24"/>
+        </w:rPr>
         <w:lastRenderedPageBreak/>
-        <w:t>Rendelés létrehozásának lépései:</w:t>
-      </w:r>
-    </w:p>
-    <w:p>
-      <w:pPr>
-        <w:pStyle w:val="ListParagraph"/>
-        <w:numPr>
-          <w:ilvl w:val="0"/>
-          <w:numId w:val="18"/>
-        </w:numPr>
-        <w:rPr>
-          <w:rFonts w:cs="Times New Roman"/>
-          <w:szCs w:val="24"/>
-        </w:rPr>
-      </w:pPr>
-      <w:r>
-        <w:rPr>
-          <w:rFonts w:cs="Times New Roman"/>
-          <w:szCs w:val="24"/>
-        </w:rPr>
         <w:t>A backend a JWT tokenből kinyeri a loggedInUserId értékét, majd betölti a felhasználó kosárát a CartProducts kapcsolattal együtt. Ha a kosár üres (CartProducts.Count &lt;= 0), a rendszer 404 NotFound választ ad vissza.</w:t>
       </w:r>
     </w:p>
@@ -6551,6 +6558,4126 @@
           <w:szCs w:val="24"/>
         </w:rPr>
         <w:t>A hibák feltárása és javítása iteratív módon történt a fejlesztési folyamat során.</w:t>
+      </w:r>
+    </w:p>
+    <w:p>
+      <w:pPr>
+        <w:pStyle w:val="Heading1"/>
+        <w:spacing w:before="240"/>
+        <w:ind w:left="714" w:hanging="357"/>
+      </w:pPr>
+      <w:r>
+        <w:lastRenderedPageBreak/>
+        <w:t>Felhasználói dokumentáció</w:t>
+      </w:r>
+    </w:p>
+    <w:p>
+      <w:pPr>
+        <w:pStyle w:val="ListParagraph"/>
+        <w:numPr>
+          <w:ilvl w:val="0"/>
+          <w:numId w:val="52"/>
+        </w:numPr>
+        <w:rPr>
+          <w:rFonts w:cs="Times New Roman"/>
+          <w:b/>
+          <w:bCs/>
+          <w:sz w:val="32"/>
+          <w:szCs w:val="32"/>
+        </w:rPr>
+      </w:pPr>
+      <w:r>
+        <w:rPr>
+          <w:rFonts w:cs="Times New Roman"/>
+          <w:b/>
+          <w:bCs/>
+          <w:sz w:val="32"/>
+          <w:szCs w:val="32"/>
+        </w:rPr>
+        <w:t>Program általános specifikációja és célja</w:t>
+      </w:r>
+    </w:p>
+    <w:p>
+      <w:pPr>
+        <w:pStyle w:val="ListParagraph"/>
+        <w:numPr>
+          <w:ilvl w:val="1"/>
+          <w:numId w:val="52"/>
+        </w:numPr>
+        <w:rPr>
+          <w:rFonts w:cs="Times New Roman"/>
+          <w:b/>
+          <w:bCs/>
+          <w:sz w:val="32"/>
+          <w:szCs w:val="32"/>
+        </w:rPr>
+      </w:pPr>
+      <w:r>
+        <w:rPr>
+          <w:rFonts w:cs="Times New Roman"/>
+          <w:b/>
+          <w:bCs/>
+          <w:sz w:val="32"/>
+          <w:szCs w:val="32"/>
+        </w:rPr>
+        <w:t>Program célja</w:t>
+      </w:r>
+    </w:p>
+    <w:p>
+      <w:pPr>
+        <w:rPr>
+          <w:rFonts w:cs="Times New Roman"/>
+          <w:szCs w:val="24"/>
+        </w:rPr>
+      </w:pPr>
+      <w:r>
+        <w:rPr>
+          <w:rFonts w:cs="Times New Roman"/>
+          <w:szCs w:val="24"/>
+        </w:rPr>
+        <w:t>Az alkalmazás egy modern e-kereskedelmi platform, amely lehetővé teszi a felhasználóknak, hogy online vásároljanak különféle elektronikai termékeket. A rendszer termékek böngészésére, szűrésére, kosárba helyezésére, valamint rendelések kezelésére biztosít funkcionalitást.</w:t>
+      </w:r>
+    </w:p>
+    <w:p>
+      <w:pPr>
+        <w:pStyle w:val="ListParagraph"/>
+        <w:numPr>
+          <w:ilvl w:val="0"/>
+          <w:numId w:val="52"/>
+        </w:numPr>
+        <w:rPr>
+          <w:rFonts w:cs="Times New Roman"/>
+          <w:b/>
+          <w:bCs/>
+          <w:sz w:val="32"/>
+          <w:szCs w:val="32"/>
+        </w:rPr>
+      </w:pPr>
+      <w:r>
+        <w:rPr>
+          <w:rFonts w:cs="Times New Roman"/>
+          <w:b/>
+          <w:bCs/>
+          <w:sz w:val="32"/>
+          <w:szCs w:val="32"/>
+        </w:rPr>
+        <w:t>Általános specifikáció</w:t>
+      </w:r>
+    </w:p>
+    <w:p>
+      <w:pPr>
+        <w:rPr>
+          <w:rFonts w:cs="Times New Roman"/>
+          <w:szCs w:val="24"/>
+        </w:rPr>
+      </w:pPr>
+      <w:r>
+        <w:rPr>
+          <w:rFonts w:cs="Times New Roman"/>
+          <w:szCs w:val="24"/>
+        </w:rPr>
+        <w:t>Alkalmazástípus: Webalapú e-</w:t>
+      </w:r>
+      <w:r>
+        <w:rPr>
+          <w:rFonts w:cs="Times New Roman"/>
+          <w:szCs w:val="24"/>
+        </w:rPr>
+        <w:t>kereskedelmi</w:t>
+      </w:r>
+      <w:r>
+        <w:rPr>
+          <w:rFonts w:cs="Times New Roman"/>
+          <w:szCs w:val="24"/>
+        </w:rPr>
+        <w:t xml:space="preserve"> rendszer</w:t>
+      </w:r>
+    </w:p>
+    <w:p>
+      <w:pPr>
+        <w:rPr>
+          <w:rFonts w:cs="Times New Roman"/>
+          <w:szCs w:val="24"/>
+        </w:rPr>
+      </w:pPr>
+      <w:r>
+        <w:rPr>
+          <w:rFonts w:cs="Times New Roman"/>
+          <w:szCs w:val="24"/>
+        </w:rPr>
+        <w:t>Architektura: Modern 3-rétegű alkalmazás (Frontend - React, Backend - ASP.NET Core, Database - SQLite)</w:t>
+      </w:r>
+    </w:p>
+    <w:p>
+      <w:pPr>
+        <w:pStyle w:val="ListParagraph"/>
+        <w:numPr>
+          <w:ilvl w:val="1"/>
+          <w:numId w:val="52"/>
+        </w:numPr>
+        <w:rPr>
+          <w:rFonts w:cs="Times New Roman"/>
+          <w:b/>
+          <w:bCs/>
+          <w:sz w:val="32"/>
+          <w:szCs w:val="32"/>
+        </w:rPr>
+      </w:pPr>
+      <w:r>
+        <w:rPr>
+          <w:rFonts w:cs="Times New Roman"/>
+          <w:b/>
+          <w:bCs/>
+          <w:sz w:val="32"/>
+          <w:szCs w:val="32"/>
+        </w:rPr>
+        <w:t>Támogatott funkciók:</w:t>
+      </w:r>
+    </w:p>
+    <w:p>
+      <w:pPr>
+        <w:rPr>
+          <w:rFonts w:cs="Times New Roman"/>
+          <w:szCs w:val="24"/>
+        </w:rPr>
+      </w:pPr>
+      <w:r>
+        <w:rPr>
+          <w:rFonts w:cs="Times New Roman"/>
+          <w:szCs w:val="24"/>
+        </w:rPr>
+        <w:t>Felhasználói regisztráció és bejelentkezés</w:t>
+      </w:r>
+    </w:p>
+    <w:p>
+      <w:pPr>
+        <w:rPr>
+          <w:rFonts w:cs="Times New Roman"/>
+          <w:szCs w:val="24"/>
+        </w:rPr>
+      </w:pPr>
+      <w:r>
+        <w:rPr>
+          <w:rFonts w:cs="Times New Roman"/>
+          <w:szCs w:val="24"/>
+        </w:rPr>
+        <w:t>Termékek böngészése kategóriák szerint (telefon, notebook, kiegészítők)</w:t>
+      </w:r>
+    </w:p>
+    <w:p>
+      <w:pPr>
+        <w:rPr>
+          <w:rFonts w:cs="Times New Roman"/>
+          <w:szCs w:val="24"/>
+        </w:rPr>
+      </w:pPr>
+      <w:r>
+        <w:rPr>
+          <w:rFonts w:cs="Times New Roman"/>
+          <w:szCs w:val="24"/>
+        </w:rPr>
+        <w:t>Termék szűrés és keresés</w:t>
+      </w:r>
+    </w:p>
+    <w:p>
+      <w:pPr>
+        <w:rPr>
+          <w:rFonts w:cs="Times New Roman"/>
+          <w:szCs w:val="24"/>
+        </w:rPr>
+      </w:pPr>
+      <w:r>
+        <w:rPr>
+          <w:rFonts w:cs="Times New Roman"/>
+          <w:szCs w:val="24"/>
+        </w:rPr>
+        <w:t>Kosár kezelés</w:t>
+      </w:r>
+    </w:p>
+    <w:p>
+      <w:pPr>
+        <w:rPr>
+          <w:rFonts w:cs="Times New Roman"/>
+          <w:szCs w:val="24"/>
+        </w:rPr>
+      </w:pPr>
+      <w:r>
+        <w:rPr>
+          <w:rFonts w:cs="Times New Roman"/>
+          <w:szCs w:val="24"/>
+        </w:rPr>
+        <w:t>Felhasználói profil és rendelési előzmények</w:t>
+      </w:r>
+    </w:p>
+    <w:p>
+      <w:pPr>
+        <w:rPr>
+          <w:rFonts w:cs="Times New Roman"/>
+          <w:szCs w:val="24"/>
+        </w:rPr>
+      </w:pPr>
+      <w:r>
+        <w:rPr>
+          <w:rFonts w:cs="Times New Roman"/>
+          <w:szCs w:val="24"/>
+        </w:rPr>
+        <w:t xml:space="preserve">Admin funkciók (termékek, </w:t>
+      </w:r>
+      <w:r>
+        <w:rPr>
+          <w:rFonts w:cs="Times New Roman"/>
+          <w:szCs w:val="24"/>
+        </w:rPr>
+        <w:t>specifikációk, rendelések</w:t>
+      </w:r>
+      <w:r>
+        <w:rPr>
+          <w:rFonts w:cs="Times New Roman"/>
+          <w:szCs w:val="24"/>
+        </w:rPr>
+        <w:t xml:space="preserve"> kezelése)</w:t>
+      </w:r>
+    </w:p>
+    <w:p>
+      <w:pPr>
+        <w:pStyle w:val="ListParagraph"/>
+        <w:numPr>
+          <w:ilvl w:val="0"/>
+          <w:numId w:val="52"/>
+        </w:numPr>
+        <w:rPr>
+          <w:rFonts w:cs="Times New Roman"/>
+          <w:b/>
+          <w:bCs/>
+          <w:sz w:val="32"/>
+          <w:szCs w:val="32"/>
+        </w:rPr>
+      </w:pPr>
+      <w:r>
+        <w:rPr>
+          <w:rFonts w:cs="Times New Roman"/>
+          <w:b/>
+          <w:bCs/>
+          <w:sz w:val="32"/>
+          <w:szCs w:val="32"/>
+        </w:rPr>
+        <w:t>Rendszer követelmények</w:t>
+      </w:r>
+    </w:p>
+    <w:p>
+      <w:pPr>
+        <w:pStyle w:val="ListParagraph"/>
+        <w:numPr>
+          <w:ilvl w:val="1"/>
+          <w:numId w:val="52"/>
+        </w:numPr>
+        <w:rPr>
+          <w:rFonts w:cs="Times New Roman"/>
+          <w:b/>
+          <w:bCs/>
+          <w:sz w:val="32"/>
+          <w:szCs w:val="32"/>
+        </w:rPr>
+      </w:pPr>
+      <w:r>
+        <w:rPr>
+          <w:rFonts w:cs="Times New Roman"/>
+          <w:b/>
+          <w:bCs/>
+          <w:sz w:val="32"/>
+          <w:szCs w:val="32"/>
+        </w:rPr>
+        <w:t>Szoftver követelmények</w:t>
+      </w:r>
+    </w:p>
+    <w:p>
+      <w:pPr>
+        <w:pStyle w:val="ListParagraph"/>
+        <w:numPr>
+          <w:ilvl w:val="0"/>
+          <w:numId w:val="54"/>
+        </w:numPr>
+        <w:rPr>
+          <w:rFonts w:cs="Times New Roman"/>
+          <w:szCs w:val="24"/>
+        </w:rPr>
+      </w:pPr>
+      <w:r>
+        <w:rPr>
+          <w:rFonts w:cs="Times New Roman"/>
+          <w:szCs w:val="24"/>
+        </w:rPr>
+        <w:t>Operációs rendszer</w:t>
+      </w:r>
+    </w:p>
+    <w:p>
+      <w:pPr>
+        <w:pStyle w:val="ListParagraph"/>
+        <w:numPr>
+          <w:ilvl w:val="0"/>
+          <w:numId w:val="54"/>
+        </w:numPr>
+        <w:rPr>
+          <w:rFonts w:cs="Times New Roman"/>
+          <w:szCs w:val="24"/>
+        </w:rPr>
+      </w:pPr>
+      <w:r>
+        <w:rPr>
+          <w:rFonts w:cs="Times New Roman"/>
+          <w:szCs w:val="24"/>
+        </w:rPr>
+        <w:t>Windows 10 vagy újabb</w:t>
+      </w:r>
+      <w:r>
+        <w:rPr>
+          <w:rFonts w:cs="Times New Roman"/>
+          <w:szCs w:val="24"/>
+        </w:rPr>
+        <w:t xml:space="preserve"> (Windows 11 ajánlott)</w:t>
+      </w:r>
+    </w:p>
+    <w:p>
+      <w:pPr>
+        <w:pStyle w:val="ListParagraph"/>
+        <w:numPr>
+          <w:ilvl w:val="1"/>
+          <w:numId w:val="52"/>
+        </w:numPr>
+        <w:rPr>
+          <w:rFonts w:cs="Times New Roman"/>
+          <w:b/>
+          <w:bCs/>
+          <w:sz w:val="32"/>
+          <w:szCs w:val="32"/>
+        </w:rPr>
+      </w:pPr>
+      <w:r>
+        <w:rPr>
+          <w:rFonts w:cs="Times New Roman"/>
+          <w:b/>
+          <w:bCs/>
+          <w:sz w:val="32"/>
+          <w:szCs w:val="32"/>
+        </w:rPr>
+        <w:t>Backend</w:t>
+      </w:r>
+      <w:r>
+        <w:rPr>
+          <w:rFonts w:cs="Times New Roman"/>
+          <w:b/>
+          <w:bCs/>
+          <w:sz w:val="32"/>
+          <w:szCs w:val="32"/>
+        </w:rPr>
+        <w:t xml:space="preserve"> követelmények</w:t>
+      </w:r>
+    </w:p>
+    <w:p>
+      <w:pPr>
+        <w:pStyle w:val="ListParagraph"/>
+        <w:numPr>
+          <w:ilvl w:val="0"/>
+          <w:numId w:val="54"/>
+        </w:numPr>
+        <w:rPr>
+          <w:rFonts w:cs="Times New Roman"/>
+          <w:szCs w:val="24"/>
+        </w:rPr>
+      </w:pPr>
+      <w:r>
+        <w:rPr>
+          <w:rFonts w:cs="Times New Roman"/>
+          <w:szCs w:val="24"/>
+        </w:rPr>
+        <w:t>.NET SDK 8.0 vagy újabb</w:t>
+      </w:r>
+    </w:p>
+    <w:p>
+      <w:pPr>
+        <w:pStyle w:val="ListParagraph"/>
+        <w:numPr>
+          <w:ilvl w:val="0"/>
+          <w:numId w:val="54"/>
+        </w:numPr>
+        <w:rPr>
+          <w:rFonts w:cs="Times New Roman"/>
+          <w:szCs w:val="24"/>
+        </w:rPr>
+      </w:pPr>
+      <w:r>
+        <w:rPr>
+          <w:rFonts w:cs="Times New Roman"/>
+          <w:szCs w:val="24"/>
+        </w:rPr>
+        <w:t>SQL Server, PostgreSQL, vagy SQLite</w:t>
+      </w:r>
+      <w:r>
+        <w:rPr>
+          <w:rFonts w:cs="Times New Roman"/>
+          <w:szCs w:val="24"/>
+        </w:rPr>
+        <w:t xml:space="preserve"> </w:t>
+      </w:r>
+      <w:r>
+        <w:rPr>
+          <w:rFonts w:cs="Times New Roman"/>
+          <w:szCs w:val="24"/>
+        </w:rPr>
+        <w:t>adatbázis (projekt SQLite-ot használ)</w:t>
+      </w:r>
+    </w:p>
+    <w:p>
+      <w:pPr>
+        <w:pStyle w:val="ListParagraph"/>
+        <w:numPr>
+          <w:ilvl w:val="1"/>
+          <w:numId w:val="52"/>
+        </w:numPr>
+        <w:rPr>
+          <w:rFonts w:cs="Times New Roman"/>
+          <w:b/>
+          <w:bCs/>
+          <w:sz w:val="32"/>
+          <w:szCs w:val="32"/>
+        </w:rPr>
+      </w:pPr>
+      <w:r>
+        <w:rPr>
+          <w:rFonts w:cs="Times New Roman"/>
+          <w:b/>
+          <w:bCs/>
+          <w:sz w:val="32"/>
+          <w:szCs w:val="32"/>
+        </w:rPr>
+        <w:t>Frontend</w:t>
+      </w:r>
+      <w:r>
+        <w:rPr>
+          <w:rFonts w:cs="Times New Roman"/>
+          <w:b/>
+          <w:bCs/>
+          <w:sz w:val="32"/>
+          <w:szCs w:val="32"/>
+        </w:rPr>
+        <w:t xml:space="preserve"> követelmények</w:t>
+      </w:r>
+    </w:p>
+    <w:p>
+      <w:pPr>
+        <w:pStyle w:val="ListParagraph"/>
+        <w:numPr>
+          <w:ilvl w:val="0"/>
+          <w:numId w:val="54"/>
+        </w:numPr>
+        <w:rPr>
+          <w:rFonts w:cs="Times New Roman"/>
+          <w:szCs w:val="24"/>
+        </w:rPr>
+      </w:pPr>
+      <w:r>
+        <w:rPr>
+          <w:rFonts w:cs="Times New Roman"/>
+          <w:szCs w:val="24"/>
+        </w:rPr>
+        <w:t>Node.js 16.0 vagy újabb verzió</w:t>
+      </w:r>
+    </w:p>
+    <w:p>
+      <w:pPr>
+        <w:pStyle w:val="ListParagraph"/>
+        <w:numPr>
+          <w:ilvl w:val="0"/>
+          <w:numId w:val="54"/>
+        </w:numPr>
+        <w:rPr>
+          <w:rFonts w:cs="Times New Roman"/>
+          <w:szCs w:val="24"/>
+        </w:rPr>
+      </w:pPr>
+      <w:r>
+        <w:rPr>
+          <w:rFonts w:cs="Times New Roman"/>
+          <w:szCs w:val="24"/>
+        </w:rPr>
+        <w:lastRenderedPageBreak/>
+        <w:t>Bármelyik modern webböngészőt használhat</w:t>
+      </w:r>
+      <w:r>
+        <w:rPr>
+          <w:rFonts w:cs="Times New Roman"/>
+          <w:szCs w:val="24"/>
+        </w:rPr>
+        <w:t>ó</w:t>
+      </w:r>
+      <w:r>
+        <w:rPr>
+          <w:rFonts w:cs="Times New Roman"/>
+          <w:szCs w:val="24"/>
+        </w:rPr>
+        <w:t>:</w:t>
+      </w:r>
+    </w:p>
+    <w:p>
+      <w:pPr>
+        <w:pStyle w:val="ListParagraph"/>
+        <w:numPr>
+          <w:ilvl w:val="1"/>
+          <w:numId w:val="54"/>
+        </w:numPr>
+        <w:rPr>
+          <w:rFonts w:cs="Times New Roman"/>
+          <w:szCs w:val="24"/>
+        </w:rPr>
+      </w:pPr>
+      <w:r>
+        <w:rPr>
+          <w:rFonts w:cs="Times New Roman"/>
+          <w:szCs w:val="24"/>
+        </w:rPr>
+        <w:t>Google Chrome (ajánlott)</w:t>
+      </w:r>
+    </w:p>
+    <w:p>
+      <w:pPr>
+        <w:pStyle w:val="ListParagraph"/>
+        <w:numPr>
+          <w:ilvl w:val="1"/>
+          <w:numId w:val="54"/>
+        </w:numPr>
+        <w:rPr>
+          <w:rFonts w:cs="Times New Roman"/>
+          <w:szCs w:val="24"/>
+        </w:rPr>
+      </w:pPr>
+      <w:r>
+        <w:rPr>
+          <w:rFonts w:cs="Times New Roman"/>
+          <w:szCs w:val="24"/>
+        </w:rPr>
+        <w:t>Microsoft Edge</w:t>
+      </w:r>
+    </w:p>
+    <w:p>
+      <w:pPr>
+        <w:pStyle w:val="ListParagraph"/>
+        <w:numPr>
+          <w:ilvl w:val="1"/>
+          <w:numId w:val="54"/>
+        </w:numPr>
+        <w:rPr>
+          <w:rFonts w:cs="Times New Roman"/>
+          <w:szCs w:val="24"/>
+        </w:rPr>
+      </w:pPr>
+      <w:r>
+        <w:rPr>
+          <w:rFonts w:cs="Times New Roman"/>
+          <w:szCs w:val="24"/>
+        </w:rPr>
+        <w:t>Mozilla Firefox</w:t>
+      </w:r>
+    </w:p>
+    <w:p>
+      <w:pPr>
+        <w:pStyle w:val="ListParagraph"/>
+        <w:numPr>
+          <w:ilvl w:val="1"/>
+          <w:numId w:val="54"/>
+        </w:numPr>
+        <w:rPr>
+          <w:rFonts w:cs="Times New Roman"/>
+          <w:szCs w:val="24"/>
+        </w:rPr>
+      </w:pPr>
+      <w:r>
+        <w:rPr>
+          <w:rFonts w:cs="Times New Roman"/>
+          <w:szCs w:val="24"/>
+        </w:rPr>
+        <w:t>Safari</w:t>
+      </w:r>
+    </w:p>
+    <w:p>
+      <w:pPr>
+        <w:pStyle w:val="ListParagraph"/>
+        <w:numPr>
+          <w:ilvl w:val="1"/>
+          <w:numId w:val="54"/>
+        </w:numPr>
+        <w:rPr>
+          <w:rFonts w:cs="Times New Roman"/>
+          <w:szCs w:val="24"/>
+        </w:rPr>
+      </w:pPr>
+      <w:r>
+        <w:rPr>
+          <w:rFonts w:cs="Times New Roman"/>
+          <w:szCs w:val="24"/>
+        </w:rPr>
+        <w:t>Egyéb ES2020+ támogatással rendelkező böngészők</w:t>
+      </w:r>
+    </w:p>
+    <w:p>
+      <w:pPr>
+        <w:pStyle w:val="ListParagraph"/>
+        <w:numPr>
+          <w:ilvl w:val="1"/>
+          <w:numId w:val="52"/>
+        </w:numPr>
+        <w:rPr>
+          <w:rFonts w:cs="Times New Roman"/>
+          <w:b/>
+          <w:bCs/>
+          <w:sz w:val="32"/>
+          <w:szCs w:val="32"/>
+        </w:rPr>
+      </w:pPr>
+      <w:r>
+        <w:rPr>
+          <w:rFonts w:cs="Times New Roman"/>
+          <w:b/>
+          <w:bCs/>
+          <w:sz w:val="32"/>
+          <w:szCs w:val="32"/>
+        </w:rPr>
+        <w:t>Hardver követelmények</w:t>
+      </w:r>
+    </w:p>
+    <w:p>
+      <w:pPr>
+        <w:pStyle w:val="ListParagraph"/>
+        <w:numPr>
+          <w:ilvl w:val="0"/>
+          <w:numId w:val="54"/>
+        </w:numPr>
+        <w:rPr>
+          <w:rFonts w:cs="Times New Roman"/>
+          <w:szCs w:val="24"/>
+        </w:rPr>
+      </w:pPr>
+      <w:r>
+        <w:rPr>
+          <w:rFonts w:cs="Times New Roman"/>
+          <w:szCs w:val="24"/>
+        </w:rPr>
+        <w:t>Processzor: Intel Core i5 / AMD Ryzen 5 vagy jobb</w:t>
+      </w:r>
+    </w:p>
+    <w:p>
+      <w:pPr>
+        <w:pStyle w:val="ListParagraph"/>
+        <w:numPr>
+          <w:ilvl w:val="0"/>
+          <w:numId w:val="54"/>
+        </w:numPr>
+        <w:rPr>
+          <w:rFonts w:cs="Times New Roman"/>
+          <w:szCs w:val="24"/>
+        </w:rPr>
+      </w:pPr>
+      <w:r>
+        <w:rPr>
+          <w:rFonts w:cs="Times New Roman"/>
+          <w:szCs w:val="24"/>
+        </w:rPr>
+        <w:t>RAM: Minimum 4 GB (8 GB ajánlott)</w:t>
+      </w:r>
+    </w:p>
+    <w:p>
+      <w:pPr>
+        <w:pStyle w:val="ListParagraph"/>
+        <w:numPr>
+          <w:ilvl w:val="0"/>
+          <w:numId w:val="54"/>
+        </w:numPr>
+        <w:rPr>
+          <w:rFonts w:cs="Times New Roman"/>
+          <w:szCs w:val="24"/>
+        </w:rPr>
+      </w:pPr>
+      <w:r>
+        <w:rPr>
+          <w:rFonts w:cs="Times New Roman"/>
+          <w:szCs w:val="24"/>
+        </w:rPr>
+        <w:t>Szabad lemezterület: Minimum 1 GB</w:t>
+      </w:r>
+    </w:p>
+    <w:p>
+      <w:pPr>
+        <w:pStyle w:val="ListParagraph"/>
+        <w:numPr>
+          <w:ilvl w:val="0"/>
+          <w:numId w:val="54"/>
+        </w:numPr>
+        <w:rPr>
+          <w:rFonts w:cs="Times New Roman"/>
+          <w:szCs w:val="24"/>
+        </w:rPr>
+      </w:pPr>
+      <w:r>
+        <w:rPr>
+          <w:rFonts w:cs="Times New Roman"/>
+          <w:szCs w:val="24"/>
+        </w:rPr>
+        <w:t>Internetkapcsolat: Helyi hálózat / localhost teszteléshez</w:t>
+      </w:r>
+    </w:p>
+    <w:p>
+      <w:pPr>
+        <w:pStyle w:val="ListParagraph"/>
+        <w:numPr>
+          <w:ilvl w:val="1"/>
+          <w:numId w:val="52"/>
+        </w:numPr>
+        <w:rPr>
+          <w:rFonts w:cs="Times New Roman"/>
+          <w:b/>
+          <w:bCs/>
+          <w:sz w:val="32"/>
+          <w:szCs w:val="32"/>
+        </w:rPr>
+      </w:pPr>
+      <w:r>
+        <w:rPr>
+          <w:rFonts w:cs="Times New Roman"/>
+          <w:b/>
+          <w:bCs/>
+          <w:sz w:val="32"/>
+          <w:szCs w:val="32"/>
+        </w:rPr>
+        <w:t>Hálózati portok</w:t>
+      </w:r>
+    </w:p>
+    <w:p>
+      <w:pPr>
+        <w:pStyle w:val="ListParagraph"/>
+        <w:numPr>
+          <w:ilvl w:val="0"/>
+          <w:numId w:val="55"/>
+        </w:numPr>
+        <w:rPr>
+          <w:rFonts w:cs="Times New Roman"/>
+          <w:szCs w:val="24"/>
+        </w:rPr>
+      </w:pPr>
+      <w:r>
+        <w:rPr>
+          <w:rFonts w:cs="Times New Roman"/>
+          <w:szCs w:val="24"/>
+        </w:rPr>
+        <w:t>Frontend: localhost:3000</w:t>
+      </w:r>
+    </w:p>
+    <w:p>
+      <w:pPr>
+        <w:pStyle w:val="ListParagraph"/>
+        <w:numPr>
+          <w:ilvl w:val="0"/>
+          <w:numId w:val="55"/>
+        </w:numPr>
+        <w:rPr>
+          <w:rFonts w:cs="Times New Roman"/>
+          <w:szCs w:val="24"/>
+        </w:rPr>
+      </w:pPr>
+      <w:r>
+        <w:rPr>
+          <w:rFonts w:cs="Times New Roman"/>
+          <w:szCs w:val="24"/>
+        </w:rPr>
+        <w:t>Backend API: localhost:5000</w:t>
+      </w:r>
+    </w:p>
+    <w:p>
+      <w:pPr>
+        <w:pStyle w:val="ListParagraph"/>
+        <w:numPr>
+          <w:ilvl w:val="0"/>
+          <w:numId w:val="55"/>
+        </w:numPr>
+        <w:rPr>
+          <w:rFonts w:cs="Times New Roman"/>
+          <w:szCs w:val="24"/>
+        </w:rPr>
+      </w:pPr>
+      <w:r>
+        <w:rPr>
+          <w:rFonts w:cs="Times New Roman"/>
+          <w:szCs w:val="24"/>
+        </w:rPr>
+        <w:t>Swagger UI (API dokumentáció): localhost:5000/swagger</w:t>
+      </w:r>
+    </w:p>
+    <w:p>
+      <w:pPr>
+        <w:pStyle w:val="ListParagraph"/>
+        <w:numPr>
+          <w:ilvl w:val="0"/>
+          <w:numId w:val="52"/>
+        </w:numPr>
+        <w:rPr>
+          <w:rFonts w:cs="Times New Roman"/>
+          <w:b/>
+          <w:bCs/>
+          <w:sz w:val="32"/>
+          <w:szCs w:val="32"/>
+        </w:rPr>
+      </w:pPr>
+      <w:r>
+        <w:rPr>
+          <w:rFonts w:cs="Times New Roman"/>
+          <w:b/>
+          <w:bCs/>
+          <w:sz w:val="32"/>
+          <w:szCs w:val="32"/>
+        </w:rPr>
+        <w:t>Program telepítése</w:t>
+      </w:r>
+    </w:p>
+    <w:p>
+      <w:pPr>
+        <w:pStyle w:val="ListParagraph"/>
+        <w:numPr>
+          <w:ilvl w:val="1"/>
+          <w:numId w:val="52"/>
+        </w:numPr>
+        <w:rPr>
+          <w:rFonts w:cs="Times New Roman"/>
+          <w:b/>
+          <w:bCs/>
+          <w:sz w:val="32"/>
+          <w:szCs w:val="32"/>
+        </w:rPr>
+      </w:pPr>
+      <w:r>
+        <w:rPr>
+          <w:rFonts w:cs="Times New Roman"/>
+          <w:b/>
+          <w:bCs/>
+          <w:sz w:val="32"/>
+          <w:szCs w:val="32"/>
+        </w:rPr>
+        <w:t>Előfeltételek ellenőrzése</w:t>
+      </w:r>
+    </w:p>
+    <w:p>
+      <w:pPr>
+        <w:rPr>
+          <w:rFonts w:cs="Times New Roman"/>
+          <w:szCs w:val="24"/>
+        </w:rPr>
+      </w:pPr>
+      <w:r>
+        <w:rPr>
+          <w:rFonts w:cs="Times New Roman"/>
+          <w:szCs w:val="24"/>
+        </w:rPr>
+        <w:t>Ellenőrizze, hogy az alábbi szoftverek telepítve vannak</w:t>
+      </w:r>
+      <w:r>
+        <w:rPr>
+          <w:rFonts w:cs="Times New Roman"/>
+          <w:szCs w:val="24"/>
+        </w:rPr>
+        <w:t xml:space="preserve"> powershellben</w:t>
+      </w:r>
+      <w:r>
+        <w:rPr>
+          <w:rFonts w:cs="Times New Roman"/>
+          <w:szCs w:val="24"/>
+        </w:rPr>
+        <w:t>:</w:t>
+      </w:r>
+    </w:p>
+    <w:p>
+      <w:pPr>
+        <w:pStyle w:val="ListParagraph"/>
+        <w:numPr>
+          <w:ilvl w:val="0"/>
+          <w:numId w:val="56"/>
+        </w:numPr>
+        <w:rPr>
+          <w:rFonts w:cs="Times New Roman"/>
+          <w:b/>
+          <w:bCs/>
+          <w:szCs w:val="24"/>
+        </w:rPr>
+      </w:pPr>
+      <w:r>
+        <w:rPr>
+          <w:rFonts w:cs="Times New Roman"/>
+          <w:b/>
+          <w:bCs/>
+          <w:szCs w:val="24"/>
+        </w:rPr>
+        <w:t>.NET verzió ellenőrzése</w:t>
+      </w:r>
+    </w:p>
+    <w:p>
+      <w:pPr>
+        <w:pStyle w:val="ListParagraph"/>
+        <w:numPr>
+          <w:ilvl w:val="1"/>
+          <w:numId w:val="56"/>
+        </w:numPr>
+        <w:rPr>
+          <w:rFonts w:cs="Times New Roman"/>
+          <w:szCs w:val="24"/>
+        </w:rPr>
+      </w:pPr>
+      <w:r>
+        <w:rPr>
+          <w:rFonts w:cs="Times New Roman"/>
+          <w:szCs w:val="24"/>
+        </w:rPr>
+        <w:t>dotnet --version</w:t>
+      </w:r>
+    </w:p>
+    <w:p>
+      <w:pPr>
+        <w:pStyle w:val="ListParagraph"/>
+        <w:numPr>
+          <w:ilvl w:val="0"/>
+          <w:numId w:val="56"/>
+        </w:numPr>
+        <w:rPr>
+          <w:rFonts w:cs="Times New Roman"/>
+          <w:b/>
+          <w:bCs/>
+          <w:szCs w:val="24"/>
+        </w:rPr>
+      </w:pPr>
+      <w:r>
+        <w:rPr>
+          <w:rFonts w:cs="Times New Roman"/>
+          <w:b/>
+          <w:bCs/>
+          <w:szCs w:val="24"/>
+        </w:rPr>
+        <w:t>Node.js verzió ellenőrzése</w:t>
+      </w:r>
+    </w:p>
+    <w:p>
+      <w:pPr>
+        <w:pStyle w:val="ListParagraph"/>
+        <w:numPr>
+          <w:ilvl w:val="1"/>
+          <w:numId w:val="56"/>
+        </w:numPr>
+        <w:rPr>
+          <w:rFonts w:cs="Times New Roman"/>
+          <w:szCs w:val="24"/>
+        </w:rPr>
+      </w:pPr>
+      <w:r>
+        <w:rPr>
+          <w:rFonts w:cs="Times New Roman"/>
+          <w:szCs w:val="24"/>
+        </w:rPr>
+        <w:t>node --version</w:t>
+      </w:r>
+    </w:p>
+    <w:p>
+      <w:pPr>
+        <w:pStyle w:val="ListParagraph"/>
+        <w:numPr>
+          <w:ilvl w:val="1"/>
+          <w:numId w:val="52"/>
+        </w:numPr>
+        <w:rPr>
+          <w:rFonts w:cs="Times New Roman"/>
+          <w:b/>
+          <w:bCs/>
+          <w:sz w:val="32"/>
+          <w:szCs w:val="32"/>
+        </w:rPr>
+      </w:pPr>
+      <w:r>
+        <w:rPr>
+          <w:rFonts w:cs="Times New Roman"/>
+          <w:b/>
+          <w:bCs/>
+          <w:sz w:val="32"/>
+          <w:szCs w:val="32"/>
+        </w:rPr>
+        <w:t>Projekt letöltése</w:t>
+      </w:r>
+    </w:p>
+    <w:p>
+      <w:pPr>
+        <w:rPr>
+          <w:rFonts w:cs="Times New Roman"/>
+          <w:szCs w:val="24"/>
+        </w:rPr>
+      </w:pPr>
+      <w:r>
+        <w:rPr>
+          <w:rFonts w:cs="Times New Roman"/>
+          <w:szCs w:val="24"/>
+        </w:rPr>
+        <w:t xml:space="preserve">A projektmappát </w:t>
+      </w:r>
+      <w:r>
+        <w:rPr>
+          <w:rFonts w:cs="Times New Roman"/>
+          <w:szCs w:val="24"/>
+        </w:rPr>
+        <w:t>töltse le</w:t>
+      </w:r>
+      <w:r>
+        <w:rPr>
+          <w:rFonts w:cs="Times New Roman"/>
+          <w:szCs w:val="24"/>
+        </w:rPr>
+        <w:t xml:space="preserve"> vagy klónozza Git-ből:</w:t>
+      </w:r>
+    </w:p>
+    <w:p>
+      <w:pPr>
+        <w:rPr>
+          <w:rFonts w:cs="Times New Roman"/>
+          <w:szCs w:val="24"/>
+        </w:rPr>
+      </w:pPr>
+      <w:r>
+        <w:rPr>
+          <w:rFonts w:cs="Times New Roman"/>
+          <w:szCs w:val="24"/>
+        </w:rPr>
+        <w:t>Powershellben:</w:t>
+      </w:r>
+    </w:p>
+    <w:p>
+      <w:pPr>
+        <w:pStyle w:val="ListParagraph"/>
+        <w:numPr>
+          <w:ilvl w:val="0"/>
+          <w:numId w:val="58"/>
+        </w:numPr>
+        <w:rPr>
+          <w:rFonts w:cs="Times New Roman"/>
+          <w:szCs w:val="24"/>
+        </w:rPr>
+      </w:pPr>
+      <w:r>
+        <w:rPr>
+          <w:rFonts w:cs="Times New Roman"/>
+          <w:szCs w:val="24"/>
+        </w:rPr>
+        <w:t xml:space="preserve">git clone </w:t>
+      </w:r>
+      <w:hyperlink r:id="rId10" w:history="1">
+        <w:r>
+          <w:rPr>
+            <w:rStyle w:val="Hyperlink"/>
+            <w:rFonts w:cs="Times New Roman"/>
+            <w:szCs w:val="24"/>
+          </w:rPr>
+          <w:t>https://github.com/AronFLS/2025-26_Vizsgaremek.git</w:t>
+        </w:r>
+      </w:hyperlink>
+    </w:p>
+    <w:p>
+      <w:pPr>
+        <w:pStyle w:val="ListParagraph"/>
+        <w:numPr>
+          <w:ilvl w:val="0"/>
+          <w:numId w:val="58"/>
+        </w:numPr>
+        <w:rPr>
+          <w:rFonts w:cs="Times New Roman"/>
+          <w:szCs w:val="24"/>
+        </w:rPr>
+      </w:pPr>
+      <w:r>
+        <w:rPr>
+          <w:rFonts w:cs="Times New Roman"/>
+          <w:szCs w:val="24"/>
+        </w:rPr>
+        <w:t>cd 2025-26_Vizsgaremek</w:t>
+      </w:r>
+    </w:p>
+    <w:p>
+      <w:pPr>
+        <w:pStyle w:val="ListParagraph"/>
+        <w:numPr>
+          <w:ilvl w:val="1"/>
+          <w:numId w:val="52"/>
+        </w:numPr>
+        <w:rPr>
+          <w:rFonts w:cs="Times New Roman"/>
+          <w:b/>
+          <w:bCs/>
+          <w:sz w:val="32"/>
+          <w:szCs w:val="32"/>
+        </w:rPr>
+      </w:pPr>
+      <w:r>
+        <w:rPr>
+          <w:rFonts w:cs="Times New Roman"/>
+          <w:b/>
+          <w:bCs/>
+          <w:sz w:val="32"/>
+          <w:szCs w:val="32"/>
+        </w:rPr>
+        <w:t>Az alkalmazás indítása</w:t>
+      </w:r>
+    </w:p>
+    <w:p>
+      <w:pPr>
+        <w:pStyle w:val="ListParagraph"/>
+        <w:numPr>
+          <w:ilvl w:val="0"/>
+          <w:numId w:val="57"/>
+        </w:numPr>
+        <w:rPr>
+          <w:rFonts w:cs="Times New Roman"/>
+          <w:szCs w:val="24"/>
+        </w:rPr>
+      </w:pPr>
+      <w:r>
+        <w:rPr>
+          <w:rFonts w:cs="Times New Roman"/>
+          <w:szCs w:val="24"/>
+        </w:rPr>
+        <w:t>Telepítse a Node.js-t, ha még nincs telepítve (</w:t>
+      </w:r>
+      <w:hyperlink r:id="rId11" w:history="1">
+        <w:r>
+          <w:rPr>
+            <w:rStyle w:val="Hyperlink"/>
+            <w:rFonts w:cs="Times New Roman"/>
+            <w:szCs w:val="24"/>
+          </w:rPr>
+          <w:t>Node.js — Download Node.js®</w:t>
+        </w:r>
+      </w:hyperlink>
+      <w:r>
+        <w:rPr>
+          <w:rFonts w:cs="Times New Roman"/>
+          <w:szCs w:val="24"/>
+        </w:rPr>
+        <w:t>)</w:t>
+      </w:r>
+    </w:p>
+    <w:p>
+      <w:pPr>
+        <w:pStyle w:val="ListParagraph"/>
+        <w:numPr>
+          <w:ilvl w:val="0"/>
+          <w:numId w:val="57"/>
+        </w:numPr>
+        <w:rPr>
+          <w:rFonts w:cs="Times New Roman"/>
+          <w:szCs w:val="24"/>
+        </w:rPr>
+      </w:pPr>
+      <w:r>
+        <w:rPr>
+          <w:rFonts w:cs="Times New Roman"/>
+          <w:szCs w:val="24"/>
+        </w:rPr>
+        <w:lastRenderedPageBreak/>
+        <w:t>Telepítsen .Net 8 vagy magasabb verziót, ha még nincs telepítve (</w:t>
+      </w:r>
+      <w:hyperlink r:id="rId12" w:history="1">
+        <w:r>
+          <w:rPr>
+            <w:rStyle w:val="Hyperlink"/>
+            <w:rFonts w:cs="Times New Roman"/>
+            <w:szCs w:val="24"/>
+          </w:rPr>
+          <w:t>Download .NET (Linux, macOS, and Windows) | .NET</w:t>
+        </w:r>
+      </w:hyperlink>
+      <w:r>
+        <w:rPr>
+          <w:rFonts w:cs="Times New Roman"/>
+          <w:szCs w:val="24"/>
+        </w:rPr>
+        <w:t>)</w:t>
+      </w:r>
+    </w:p>
+    <w:p>
+      <w:pPr>
+        <w:pStyle w:val="ListParagraph"/>
+        <w:numPr>
+          <w:ilvl w:val="0"/>
+          <w:numId w:val="57"/>
+        </w:numPr>
+        <w:rPr>
+          <w:rFonts w:cs="Times New Roman"/>
+          <w:szCs w:val="24"/>
+        </w:rPr>
+      </w:pPr>
+      <w:r>
+        <w:rPr>
+          <w:rFonts w:cs="Times New Roman"/>
+          <w:szCs w:val="24"/>
+        </w:rPr>
+        <w:t>Indítsa el a</w:t>
+      </w:r>
+      <w:r>
+        <w:rPr>
+          <w:rFonts w:cs="Times New Roman"/>
+          <w:szCs w:val="24"/>
+        </w:rPr>
+        <w:t>z „AppleTopia.exe” fájlt</w:t>
+      </w:r>
+      <w:r>
+        <w:rPr>
+          <w:rFonts w:cs="Times New Roman"/>
+          <w:szCs w:val="24"/>
+        </w:rPr>
+        <w:t xml:space="preserve"> a projektmappából</w:t>
+      </w:r>
+    </w:p>
+    <w:p>
+      <w:pPr>
+        <w:pStyle w:val="ListParagraph"/>
+        <w:numPr>
+          <w:ilvl w:val="1"/>
+          <w:numId w:val="52"/>
+        </w:numPr>
+        <w:rPr>
+          <w:rFonts w:cs="Times New Roman"/>
+          <w:b/>
+          <w:bCs/>
+          <w:sz w:val="32"/>
+          <w:szCs w:val="32"/>
+        </w:rPr>
+      </w:pPr>
+      <w:r>
+        <w:rPr>
+          <w:rFonts w:cs="Times New Roman"/>
+          <w:b/>
+          <w:bCs/>
+          <w:sz w:val="32"/>
+          <w:szCs w:val="32"/>
+        </w:rPr>
+        <w:t>Indítási</w:t>
+      </w:r>
+      <w:r>
+        <w:rPr>
+          <w:rFonts w:cs="Times New Roman"/>
+          <w:b/>
+          <w:bCs/>
+          <w:sz w:val="32"/>
+          <w:szCs w:val="32"/>
+        </w:rPr>
+        <w:t xml:space="preserve"> adatok</w:t>
+      </w:r>
+    </w:p>
+    <w:p>
+      <w:pPr>
+        <w:rPr>
+          <w:rFonts w:cs="Times New Roman"/>
+          <w:szCs w:val="24"/>
+        </w:rPr>
+      </w:pPr>
+      <w:r>
+        <w:rPr>
+          <w:rFonts w:cs="Times New Roman"/>
+          <w:szCs w:val="24"/>
+        </w:rPr>
+        <w:t xml:space="preserve">Az alkalmazás az adatbázis inicializálása során beépített </w:t>
+      </w:r>
+      <w:r>
+        <w:rPr>
+          <w:rFonts w:cs="Times New Roman"/>
+          <w:szCs w:val="24"/>
+        </w:rPr>
+        <w:t xml:space="preserve">Roleokat, </w:t>
+      </w:r>
+      <w:r>
+        <w:rPr>
+          <w:rFonts w:cs="Times New Roman"/>
+          <w:szCs w:val="24"/>
+        </w:rPr>
+        <w:t>kategóriákat</w:t>
+      </w:r>
+      <w:r>
+        <w:rPr>
+          <w:rFonts w:cs="Times New Roman"/>
+          <w:szCs w:val="24"/>
+        </w:rPr>
+        <w:t xml:space="preserve"> Productokat és Specifikációkat</w:t>
+      </w:r>
+      <w:r>
+        <w:rPr>
+          <w:rFonts w:cs="Times New Roman"/>
+          <w:szCs w:val="24"/>
+        </w:rPr>
+        <w:t xml:space="preserve"> hoz létre</w:t>
+      </w:r>
+      <w:r>
+        <w:rPr>
+          <w:rFonts w:cs="Times New Roman"/>
+          <w:szCs w:val="24"/>
+        </w:rPr>
+        <w:t>. A Roleokból létrehoz egy „user” (RoleId = 1) és egy „admin” (RoleId = 2). Kategóriákból létrehoz egy „phone”, „macbook” és egy „accessories” kategóriát. Productok és Specifikációk részletezéséhez nézze meg a „SeedData.cs” fájlt a „Backend/Backend” mappában</w:t>
+      </w:r>
+    </w:p>
+    <w:p>
+      <w:pPr>
+        <w:pStyle w:val="ListParagraph"/>
+        <w:numPr>
+          <w:ilvl w:val="0"/>
+          <w:numId w:val="52"/>
+        </w:numPr>
+        <w:rPr>
+          <w:rFonts w:cs="Times New Roman"/>
+          <w:b/>
+          <w:bCs/>
+          <w:sz w:val="32"/>
+          <w:szCs w:val="32"/>
+        </w:rPr>
+      </w:pPr>
+      <w:r>
+        <w:rPr>
+          <w:rFonts w:cs="Times New Roman"/>
+          <w:b/>
+          <w:bCs/>
+          <w:sz w:val="32"/>
+          <w:szCs w:val="32"/>
+        </w:rPr>
+        <w:t>Program használata</w:t>
+      </w:r>
+    </w:p>
+    <w:p>
+      <w:pPr>
+        <w:pStyle w:val="ListParagraph"/>
+        <w:numPr>
+          <w:ilvl w:val="1"/>
+          <w:numId w:val="52"/>
+        </w:numPr>
+        <w:rPr>
+          <w:rFonts w:cs="Times New Roman"/>
+          <w:b/>
+          <w:bCs/>
+          <w:sz w:val="32"/>
+          <w:szCs w:val="32"/>
+        </w:rPr>
+      </w:pPr>
+      <w:r>
+        <w:rPr>
+          <w:rFonts w:cs="Times New Roman"/>
+          <w:b/>
+          <w:bCs/>
+          <w:sz w:val="32"/>
+          <w:szCs w:val="32"/>
+        </w:rPr>
+        <w:t>Az alkalmazás indítása</w:t>
+      </w:r>
+    </w:p>
+    <w:p>
+      <w:pPr>
+        <w:rPr>
+          <w:rFonts w:cs="Times New Roman"/>
+          <w:szCs w:val="24"/>
+        </w:rPr>
+      </w:pPr>
+      <w:r>
+        <w:rPr>
+          <w:rFonts w:cs="Times New Roman"/>
+          <w:szCs w:val="24"/>
+        </w:rPr>
+        <w:t>Ha elindította a fájlt, akkor a webshop fő oldalán fogja magát találni a „localhost:3000”-es porton</w:t>
+      </w:r>
+    </w:p>
+    <w:p>
+      <w:pPr>
+        <w:pStyle w:val="ListParagraph"/>
+        <w:numPr>
+          <w:ilvl w:val="1"/>
+          <w:numId w:val="52"/>
+        </w:numPr>
+        <w:rPr>
+          <w:rFonts w:cs="Times New Roman"/>
+          <w:b/>
+          <w:bCs/>
+          <w:sz w:val="32"/>
+          <w:szCs w:val="32"/>
+        </w:rPr>
+      </w:pPr>
+      <w:r>
+        <w:rPr>
+          <w:rFonts w:cs="Times New Roman"/>
+          <w:b/>
+          <w:bCs/>
+          <w:sz w:val="32"/>
+          <w:szCs w:val="32"/>
+        </w:rPr>
+        <w:t>Felhasználói fiókok</w:t>
+      </w:r>
+    </w:p>
+    <w:p>
+      <w:pPr>
+        <w:pStyle w:val="ListParagraph"/>
+        <w:numPr>
+          <w:ilvl w:val="2"/>
+          <w:numId w:val="52"/>
+        </w:numPr>
+        <w:rPr>
+          <w:rFonts w:cs="Times New Roman"/>
+          <w:b/>
+          <w:bCs/>
+          <w:sz w:val="32"/>
+          <w:szCs w:val="32"/>
+        </w:rPr>
+      </w:pPr>
+      <w:r>
+        <w:rPr>
+          <w:rFonts w:cs="Times New Roman"/>
+          <w:b/>
+          <w:bCs/>
+          <w:sz w:val="32"/>
+          <w:szCs w:val="32"/>
+        </w:rPr>
+        <w:t>Regisztráció</w:t>
+      </w:r>
+    </w:p>
+    <w:p>
+      <w:pPr>
+        <w:pStyle w:val="ListParagraph"/>
+        <w:numPr>
+          <w:ilvl w:val="0"/>
+          <w:numId w:val="59"/>
+        </w:numPr>
+        <w:rPr>
+          <w:rFonts w:cs="Times New Roman"/>
+          <w:szCs w:val="24"/>
+        </w:rPr>
+      </w:pPr>
+      <w:r>
+        <w:rPr>
+          <w:rFonts w:cs="Times New Roman"/>
+          <w:szCs w:val="24"/>
+        </w:rPr>
+        <w:t>Kattintosn a felhasználó ikonra</w:t>
+      </w:r>
+    </w:p>
+    <w:p>
+      <w:pPr>
+        <w:pStyle w:val="ListParagraph"/>
+        <w:numPr>
+          <w:ilvl w:val="0"/>
+          <w:numId w:val="59"/>
+        </w:numPr>
+        <w:rPr>
+          <w:rFonts w:cs="Times New Roman"/>
+          <w:szCs w:val="24"/>
+        </w:rPr>
+      </w:pPr>
+      <w:r>
+        <w:rPr>
+          <w:rFonts w:cs="Times New Roman"/>
+          <w:szCs w:val="24"/>
+        </w:rPr>
+        <w:t>Nyomjon a „Sign up” piros szövegre</w:t>
+      </w:r>
+    </w:p>
+    <w:p>
+      <w:pPr>
+        <w:pStyle w:val="ListParagraph"/>
+        <w:numPr>
+          <w:ilvl w:val="0"/>
+          <w:numId w:val="59"/>
+        </w:numPr>
+        <w:rPr>
+          <w:rFonts w:cs="Times New Roman"/>
+          <w:szCs w:val="24"/>
+        </w:rPr>
+      </w:pPr>
+      <w:r>
+        <w:rPr>
+          <w:rFonts w:cs="Times New Roman"/>
+          <w:szCs w:val="24"/>
+        </w:rPr>
+        <w:t>Adja meg az adatokat (biztonságos jelszót adjon meg)</w:t>
+      </w:r>
+    </w:p>
+    <w:p>
+      <w:pPr>
+        <w:jc w:val="center"/>
+        <w:rPr>
+          <w:rFonts w:cs="Times New Roman"/>
+          <w:szCs w:val="24"/>
+        </w:rPr>
+      </w:pPr>
+      <w:r>
+        <w:rPr>
+          <w:rFonts w:cs="Times New Roman"/>
+          <w:szCs w:val="24"/>
+        </w:rPr>
+        <w:lastRenderedPageBreak/>
+        <w:drawing>
+          <wp:inline distT="0" distB="0" distL="0" distR="0" wp14:anchorId="47F0540E" wp14:editId="2C581DEC">
+            <wp:extent cx="5580380" cy="3997960"/>
+            <wp:effectExtent l="0" t="0" r="1270" b="2540"/>
+            <wp:docPr id="950848213" name="Picture 1"/>
+            <wp:cNvGraphicFramePr>
+              <a:graphicFrameLocks xmlns:a="http://schemas.openxmlformats.org/drawingml/2006/main" noChangeAspect="1"/>
+            </wp:cNvGraphicFramePr>
+            <a:graphic xmlns:a="http://schemas.openxmlformats.org/drawingml/2006/main">
+              <a:graphicData uri="http://schemas.openxmlformats.org/drawingml/2006/picture">
+                <pic:pic xmlns:pic="http://schemas.openxmlformats.org/drawingml/2006/picture">
+                  <pic:nvPicPr>
+                    <pic:cNvPr id="950848213" name=""/>
+                    <pic:cNvPicPr/>
+                  </pic:nvPicPr>
+                  <pic:blipFill>
+                    <a:blip r:embed="rId13"/>
+                    <a:stretch>
+                      <a:fillRect/>
+                    </a:stretch>
+                  </pic:blipFill>
+                  <pic:spPr>
+                    <a:xfrm>
+                      <a:off x="0" y="0"/>
+                      <a:ext cx="5580380" cy="3997960"/>
+                    </a:xfrm>
+                    <a:prstGeom prst="rect">
+                      <a:avLst/>
+                    </a:prstGeom>
+                  </pic:spPr>
+                </pic:pic>
+              </a:graphicData>
+            </a:graphic>
+          </wp:inline>
+        </w:drawing>
+      </w:r>
+    </w:p>
+    <w:p>
+      <w:pPr>
+        <w:pStyle w:val="ListParagraph"/>
+        <w:numPr>
+          <w:ilvl w:val="2"/>
+          <w:numId w:val="52"/>
+        </w:numPr>
+        <w:rPr>
+          <w:rFonts w:cs="Times New Roman"/>
+          <w:b/>
+          <w:bCs/>
+          <w:sz w:val="32"/>
+          <w:szCs w:val="32"/>
+        </w:rPr>
+      </w:pPr>
+      <w:r>
+        <w:rPr>
+          <w:rFonts w:cs="Times New Roman"/>
+          <w:b/>
+          <w:bCs/>
+          <w:sz w:val="32"/>
+          <w:szCs w:val="32"/>
+        </w:rPr>
+        <w:t>Bejelentkezés</w:t>
+      </w:r>
+    </w:p>
+    <w:p>
+      <w:pPr>
+        <w:pStyle w:val="ListParagraph"/>
+        <w:numPr>
+          <w:ilvl w:val="0"/>
+          <w:numId w:val="60"/>
+        </w:numPr>
+        <w:rPr>
+          <w:rFonts w:cs="Times New Roman"/>
+          <w:szCs w:val="24"/>
+        </w:rPr>
+      </w:pPr>
+      <w:r>
+        <w:rPr>
+          <w:rFonts w:cs="Times New Roman"/>
+          <w:szCs w:val="24"/>
+        </w:rPr>
+        <w:t>Kattintosn a felhasználó ikonra</w:t>
+      </w:r>
+    </w:p>
+    <w:p>
+      <w:pPr>
+        <w:pStyle w:val="ListParagraph"/>
+        <w:numPr>
+          <w:ilvl w:val="0"/>
+          <w:numId w:val="60"/>
+        </w:numPr>
+        <w:rPr>
+          <w:rFonts w:cs="Times New Roman"/>
+          <w:szCs w:val="24"/>
+        </w:rPr>
+      </w:pPr>
+      <w:r>
+        <w:rPr>
+          <w:rFonts w:cs="Times New Roman"/>
+          <w:szCs w:val="24"/>
+        </w:rPr>
+        <w:t>Írja be az adatokat</w:t>
+      </w:r>
+    </w:p>
+    <w:p>
+      <w:pPr>
+        <w:pStyle w:val="ListParagraph"/>
+        <w:numPr>
+          <w:ilvl w:val="0"/>
+          <w:numId w:val="60"/>
+        </w:numPr>
+        <w:rPr>
+          <w:rFonts w:cs="Times New Roman"/>
+          <w:szCs w:val="24"/>
+        </w:rPr>
+      </w:pPr>
+      <w:r>
+        <w:rPr>
+          <w:rFonts w:cs="Times New Roman"/>
+          <w:szCs w:val="24"/>
+        </w:rPr>
+        <w:t>Kattintson a „Sign in” piros gombra</w:t>
+      </w:r>
+    </w:p>
+    <w:p>
+      <w:pPr>
+        <w:ind w:left="720"/>
+        <w:jc w:val="center"/>
+        <w:rPr>
+          <w:rFonts w:cs="Times New Roman"/>
+          <w:szCs w:val="24"/>
+        </w:rPr>
+      </w:pPr>
+      <w:r>
+        <w:rPr>
+          <w:rFonts w:cs="Times New Roman"/>
+          <w:szCs w:val="24"/>
+        </w:rPr>
+        <w:drawing>
+          <wp:inline distT="0" distB="0" distL="0" distR="0" wp14:anchorId="74485DA8" wp14:editId="591F45FA">
+            <wp:extent cx="2415540" cy="3141781"/>
+            <wp:effectExtent l="0" t="0" r="3810" b="1905"/>
+            <wp:docPr id="760504049" name="Picture 1"/>
+            <wp:cNvGraphicFramePr>
+              <a:graphicFrameLocks xmlns:a="http://schemas.openxmlformats.org/drawingml/2006/main" noChangeAspect="1"/>
+            </wp:cNvGraphicFramePr>
+            <a:graphic xmlns:a="http://schemas.openxmlformats.org/drawingml/2006/main">
+              <a:graphicData uri="http://schemas.openxmlformats.org/drawingml/2006/picture">
+                <pic:pic xmlns:pic="http://schemas.openxmlformats.org/drawingml/2006/picture">
+                  <pic:nvPicPr>
+                    <pic:cNvPr id="760504049" name=""/>
+                    <pic:cNvPicPr/>
+                  </pic:nvPicPr>
+                  <pic:blipFill>
+                    <a:blip r:embed="rId14"/>
+                    <a:stretch>
+                      <a:fillRect/>
+                    </a:stretch>
+                  </pic:blipFill>
+                  <pic:spPr>
+                    <a:xfrm>
+                      <a:off x="0" y="0"/>
+                      <a:ext cx="2419221" cy="3146569"/>
+                    </a:xfrm>
+                    <a:prstGeom prst="rect">
+                      <a:avLst/>
+                    </a:prstGeom>
+                  </pic:spPr>
+                </pic:pic>
+              </a:graphicData>
+            </a:graphic>
+          </wp:inline>
+        </w:drawing>
+      </w:r>
+    </w:p>
+    <w:p>
+      <w:pPr>
+        <w:pStyle w:val="ListParagraph"/>
+        <w:numPr>
+          <w:ilvl w:val="1"/>
+          <w:numId w:val="52"/>
+        </w:numPr>
+        <w:rPr>
+          <w:rFonts w:cs="Times New Roman"/>
+          <w:b/>
+          <w:bCs/>
+          <w:sz w:val="32"/>
+          <w:szCs w:val="32"/>
+        </w:rPr>
+      </w:pPr>
+      <w:r>
+        <w:rPr>
+          <w:rFonts w:cs="Times New Roman"/>
+          <w:b/>
+          <w:bCs/>
+          <w:sz w:val="32"/>
+          <w:szCs w:val="32"/>
+        </w:rPr>
+        <w:lastRenderedPageBreak/>
+        <w:t>Termékek böngészése</w:t>
+      </w:r>
+    </w:p>
+    <w:p>
+      <w:pPr>
+        <w:rPr>
+          <w:rFonts w:cs="Times New Roman"/>
+          <w:szCs w:val="24"/>
+        </w:rPr>
+      </w:pPr>
+      <w:r>
+        <w:rPr>
+          <w:rFonts w:cs="Times New Roman"/>
+          <w:szCs w:val="24"/>
+        </w:rPr>
+        <w:t>A kezdőlapon vagy menüben válasszon egy kategóriát:</w:t>
+      </w:r>
+    </w:p>
+    <w:p>
+      <w:pPr>
+        <w:pStyle w:val="ListParagraph"/>
+        <w:numPr>
+          <w:ilvl w:val="0"/>
+          <w:numId w:val="61"/>
+        </w:numPr>
+        <w:rPr>
+          <w:rFonts w:cs="Times New Roman"/>
+          <w:szCs w:val="24"/>
+        </w:rPr>
+      </w:pPr>
+      <w:r>
+        <w:rPr>
+          <w:rFonts w:cs="Times New Roman"/>
+          <w:szCs w:val="24"/>
+        </w:rPr>
+        <w:t>Telefonok</w:t>
+      </w:r>
+    </w:p>
+    <w:p>
+      <w:pPr>
+        <w:pStyle w:val="ListParagraph"/>
+        <w:numPr>
+          <w:ilvl w:val="0"/>
+          <w:numId w:val="61"/>
+        </w:numPr>
+        <w:rPr>
+          <w:rFonts w:cs="Times New Roman"/>
+          <w:szCs w:val="24"/>
+        </w:rPr>
+      </w:pPr>
+      <w:r>
+        <w:rPr>
+          <w:rFonts w:cs="Times New Roman"/>
+          <w:szCs w:val="24"/>
+        </w:rPr>
+        <w:t>MacBookok</w:t>
+      </w:r>
+    </w:p>
+    <w:p>
+      <w:pPr>
+        <w:pStyle w:val="ListParagraph"/>
+        <w:numPr>
+          <w:ilvl w:val="0"/>
+          <w:numId w:val="61"/>
+        </w:numPr>
+        <w:rPr>
+          <w:rFonts w:cs="Times New Roman"/>
+          <w:szCs w:val="24"/>
+        </w:rPr>
+      </w:pPr>
+      <w:r>
+        <w:rPr>
+          <w:rFonts w:cs="Times New Roman"/>
+          <w:szCs w:val="24"/>
+        </w:rPr>
+        <w:t>Kiegészítők</w:t>
+      </w:r>
+    </w:p>
+    <w:p>
+      <w:pPr>
+        <w:rPr>
+          <w:rFonts w:cs="Times New Roman"/>
+          <w:szCs w:val="24"/>
+        </w:rPr>
+      </w:pPr>
+      <w:r>
+        <w:rPr>
+          <w:rFonts w:cs="Times New Roman"/>
+          <w:szCs w:val="24"/>
+        </w:rPr>
+        <w:drawing>
+          <wp:inline distT="0" distB="0" distL="0" distR="0" wp14:anchorId="296448A6" wp14:editId="57920B30">
+            <wp:extent cx="5580380" cy="645795"/>
+            <wp:effectExtent l="0" t="0" r="1270" b="1905"/>
+            <wp:docPr id="2048469798" name="Picture 1"/>
+            <wp:cNvGraphicFramePr>
+              <a:graphicFrameLocks xmlns:a="http://schemas.openxmlformats.org/drawingml/2006/main" noChangeAspect="1"/>
+            </wp:cNvGraphicFramePr>
+            <a:graphic xmlns:a="http://schemas.openxmlformats.org/drawingml/2006/main">
+              <a:graphicData uri="http://schemas.openxmlformats.org/drawingml/2006/picture">
+                <pic:pic xmlns:pic="http://schemas.openxmlformats.org/drawingml/2006/picture">
+                  <pic:nvPicPr>
+                    <pic:cNvPr id="2048469798" name=""/>
+                    <pic:cNvPicPr/>
+                  </pic:nvPicPr>
+                  <pic:blipFill>
+                    <a:blip r:embed="rId15"/>
+                    <a:stretch>
+                      <a:fillRect/>
+                    </a:stretch>
+                  </pic:blipFill>
+                  <pic:spPr>
+                    <a:xfrm>
+                      <a:off x="0" y="0"/>
+                      <a:ext cx="5580380" cy="645795"/>
+                    </a:xfrm>
+                    <a:prstGeom prst="rect">
+                      <a:avLst/>
+                    </a:prstGeom>
+                  </pic:spPr>
+                </pic:pic>
+              </a:graphicData>
+            </a:graphic>
+          </wp:inline>
+        </w:drawing>
+      </w:r>
+    </w:p>
+    <w:p>
+      <w:pPr>
+        <w:rPr>
+          <w:rFonts w:cs="Times New Roman"/>
+          <w:szCs w:val="24"/>
+        </w:rPr>
+      </w:pPr>
+      <w:r>
+        <w:rPr>
+          <w:rFonts w:cs="Times New Roman"/>
+          <w:szCs w:val="24"/>
+        </w:rPr>
+        <w:t>Megjelennek az adott kategóriában lévő termékek</w:t>
+      </w:r>
+    </w:p>
+    <w:p>
+      <w:pPr>
+        <w:pStyle w:val="ListParagraph"/>
+        <w:numPr>
+          <w:ilvl w:val="1"/>
+          <w:numId w:val="52"/>
+        </w:numPr>
+        <w:rPr>
+          <w:rFonts w:cs="Times New Roman"/>
+          <w:b/>
+          <w:bCs/>
+          <w:sz w:val="32"/>
+          <w:szCs w:val="32"/>
+        </w:rPr>
+      </w:pPr>
+      <w:r>
+        <w:rPr>
+          <w:rFonts w:cs="Times New Roman"/>
+          <w:b/>
+          <w:bCs/>
+          <w:sz w:val="32"/>
+          <w:szCs w:val="32"/>
+        </w:rPr>
+        <w:t>Termék részletei</w:t>
+      </w:r>
+    </w:p>
+    <w:p>
+      <w:pPr>
+        <w:rPr>
+          <w:rFonts w:cs="Times New Roman"/>
+          <w:szCs w:val="24"/>
+        </w:rPr>
+      </w:pPr>
+      <w:r>
+        <w:rPr>
+          <w:rFonts w:cs="Times New Roman"/>
+          <w:szCs w:val="24"/>
+        </w:rPr>
+        <w:t>Kattintson egy termék</w:t>
+      </w:r>
+      <w:r>
+        <w:rPr>
+          <w:rFonts w:cs="Times New Roman"/>
+          <w:szCs w:val="24"/>
+        </w:rPr>
+        <w:t>re</w:t>
+      </w:r>
+      <w:r>
+        <w:rPr>
+          <w:rFonts w:cs="Times New Roman"/>
+          <w:szCs w:val="24"/>
+        </w:rPr>
+        <w:t xml:space="preserve"> a részleteket tekintéséhez</w:t>
+      </w:r>
+    </w:p>
+    <w:p>
+      <w:pPr>
+        <w:rPr>
+          <w:rFonts w:cs="Times New Roman"/>
+          <w:szCs w:val="24"/>
+        </w:rPr>
+      </w:pPr>
+      <w:r>
+        <w:rPr>
+          <w:rFonts w:cs="Times New Roman"/>
+          <w:szCs w:val="24"/>
+        </w:rPr>
+        <w:t>Megtekintheti:</w:t>
+      </w:r>
+    </w:p>
+    <w:p>
+      <w:pPr>
+        <w:pStyle w:val="ListParagraph"/>
+        <w:numPr>
+          <w:ilvl w:val="0"/>
+          <w:numId w:val="62"/>
+        </w:numPr>
+        <w:rPr>
+          <w:rFonts w:cs="Times New Roman"/>
+          <w:szCs w:val="24"/>
+        </w:rPr>
+      </w:pPr>
+      <w:r>
+        <w:rPr>
+          <w:rFonts w:cs="Times New Roman"/>
+          <w:szCs w:val="24"/>
+        </w:rPr>
+        <w:t>Terméknevet és leírást</w:t>
+      </w:r>
+    </w:p>
+    <w:p>
+      <w:pPr>
+        <w:pStyle w:val="ListParagraph"/>
+        <w:numPr>
+          <w:ilvl w:val="0"/>
+          <w:numId w:val="62"/>
+        </w:numPr>
+        <w:rPr>
+          <w:rFonts w:cs="Times New Roman"/>
+          <w:szCs w:val="24"/>
+        </w:rPr>
+      </w:pPr>
+      <w:r>
+        <w:rPr>
+          <w:rFonts w:cs="Times New Roman"/>
+          <w:szCs w:val="24"/>
+        </w:rPr>
+        <w:t>Árat</w:t>
+      </w:r>
+      <w:r>
+        <w:rPr>
+          <w:rFonts w:cs="Times New Roman"/>
+          <w:szCs w:val="24"/>
+        </w:rPr>
+        <w:t xml:space="preserve"> (ha le van árazva akkor a leárazott ár látható)</w:t>
+      </w:r>
+    </w:p>
+    <w:p>
+      <w:pPr>
+        <w:pStyle w:val="ListParagraph"/>
+        <w:numPr>
+          <w:ilvl w:val="0"/>
+          <w:numId w:val="62"/>
+        </w:numPr>
+        <w:rPr>
+          <w:rFonts w:cs="Times New Roman"/>
+          <w:szCs w:val="24"/>
+        </w:rPr>
+      </w:pPr>
+      <w:r>
+        <w:rPr>
+          <w:rFonts w:cs="Times New Roman"/>
+          <w:szCs w:val="24"/>
+        </w:rPr>
+        <w:t>Specifikációkat (paraméterek)</w:t>
+      </w:r>
+    </w:p>
+    <w:p>
+      <w:pPr>
+        <w:rPr>
+          <w:rFonts w:cs="Times New Roman"/>
+          <w:szCs w:val="24"/>
+        </w:rPr>
+      </w:pPr>
+      <w:r>
+        <w:rPr>
+          <w:rFonts w:cs="Times New Roman"/>
+          <w:szCs w:val="24"/>
+        </w:rPr>
+        <w:drawing>
+          <wp:inline distT="0" distB="0" distL="0" distR="0" wp14:anchorId="72FF41A0" wp14:editId="2EC83722">
+            <wp:extent cx="5580380" cy="3352800"/>
+            <wp:effectExtent l="0" t="0" r="1270" b="0"/>
+            <wp:docPr id="567733248" name="Picture 1"/>
+            <wp:cNvGraphicFramePr>
+              <a:graphicFrameLocks xmlns:a="http://schemas.openxmlformats.org/drawingml/2006/main" noChangeAspect="1"/>
+            </wp:cNvGraphicFramePr>
+            <a:graphic xmlns:a="http://schemas.openxmlformats.org/drawingml/2006/main">
+              <a:graphicData uri="http://schemas.openxmlformats.org/drawingml/2006/picture">
+                <pic:pic xmlns:pic="http://schemas.openxmlformats.org/drawingml/2006/picture">
+                  <pic:nvPicPr>
+                    <pic:cNvPr id="567733248" name=""/>
+                    <pic:cNvPicPr/>
+                  </pic:nvPicPr>
+                  <pic:blipFill>
+                    <a:blip r:embed="rId16"/>
+                    <a:stretch>
+                      <a:fillRect/>
+                    </a:stretch>
+                  </pic:blipFill>
+                  <pic:spPr>
+                    <a:xfrm>
+                      <a:off x="0" y="0"/>
+                      <a:ext cx="5580380" cy="3352800"/>
+                    </a:xfrm>
+                    <a:prstGeom prst="rect">
+                      <a:avLst/>
+                    </a:prstGeom>
+                  </pic:spPr>
+                </pic:pic>
+              </a:graphicData>
+            </a:graphic>
+          </wp:inline>
+        </w:drawing>
+      </w:r>
+    </w:p>
+    <w:p>
+      <w:pPr>
+        <w:pStyle w:val="ListParagraph"/>
+        <w:numPr>
+          <w:ilvl w:val="1"/>
+          <w:numId w:val="52"/>
+        </w:numPr>
+        <w:rPr>
+          <w:rFonts w:cs="Times New Roman"/>
+          <w:b/>
+          <w:bCs/>
+          <w:sz w:val="32"/>
+          <w:szCs w:val="32"/>
+        </w:rPr>
+      </w:pPr>
+      <w:r>
+        <w:rPr>
+          <w:rFonts w:cs="Times New Roman"/>
+          <w:b/>
+          <w:bCs/>
+          <w:sz w:val="32"/>
+          <w:szCs w:val="32"/>
+        </w:rPr>
+        <w:t>Kosár kezelés</w:t>
+      </w:r>
+    </w:p>
+    <w:p>
+      <w:pPr>
+        <w:pStyle w:val="ListParagraph"/>
+        <w:numPr>
+          <w:ilvl w:val="2"/>
+          <w:numId w:val="52"/>
+        </w:numPr>
+        <w:rPr>
+          <w:rFonts w:cs="Times New Roman"/>
+          <w:b/>
+          <w:bCs/>
+          <w:sz w:val="32"/>
+          <w:szCs w:val="32"/>
+        </w:rPr>
+      </w:pPr>
+      <w:r>
+        <w:rPr>
+          <w:rFonts w:cs="Times New Roman"/>
+          <w:b/>
+          <w:bCs/>
+          <w:sz w:val="32"/>
+          <w:szCs w:val="32"/>
+        </w:rPr>
+        <w:lastRenderedPageBreak/>
+        <w:t>Termék hozzáadása a kosárhoz</w:t>
+      </w:r>
+    </w:p>
+    <w:p>
+      <w:pPr>
+        <w:pStyle w:val="ListParagraph"/>
+        <w:numPr>
+          <w:ilvl w:val="0"/>
+          <w:numId w:val="63"/>
+        </w:numPr>
+        <w:rPr>
+          <w:rFonts w:cs="Times New Roman"/>
+          <w:szCs w:val="24"/>
+        </w:rPr>
+      </w:pPr>
+      <w:r>
+        <w:rPr>
+          <w:rFonts w:cs="Times New Roman"/>
+          <w:szCs w:val="24"/>
+        </w:rPr>
+        <w:t>Válasszon egy terméket</w:t>
+      </w:r>
+    </w:p>
+    <w:p>
+      <w:pPr>
+        <w:pStyle w:val="ListParagraph"/>
+        <w:numPr>
+          <w:ilvl w:val="0"/>
+          <w:numId w:val="63"/>
+        </w:numPr>
+        <w:rPr>
+          <w:rFonts w:cs="Times New Roman"/>
+          <w:szCs w:val="24"/>
+        </w:rPr>
+      </w:pPr>
+      <w:r>
+        <w:rPr>
+          <w:rFonts w:cs="Times New Roman"/>
+          <w:szCs w:val="24"/>
+        </w:rPr>
+        <w:t>Nyomja meg az „Add to cart” gombot</w:t>
+      </w:r>
+    </w:p>
+    <w:p>
+      <w:pPr>
+        <w:pStyle w:val="ListParagraph"/>
+        <w:numPr>
+          <w:ilvl w:val="0"/>
+          <w:numId w:val="63"/>
+        </w:numPr>
+        <w:rPr>
+          <w:rFonts w:cs="Times New Roman"/>
+          <w:szCs w:val="24"/>
+        </w:rPr>
+      </w:pPr>
+      <w:r>
+        <w:rPr>
+          <w:rFonts w:cs="Times New Roman"/>
+          <w:szCs w:val="24"/>
+        </w:rPr>
+        <w:t>A termék hozzáadódik a kosárhoz</w:t>
+      </w:r>
+    </w:p>
+    <w:p>
+      <w:pPr>
+        <w:pStyle w:val="ListParagraph"/>
+        <w:numPr>
+          <w:ilvl w:val="2"/>
+          <w:numId w:val="52"/>
+        </w:numPr>
+        <w:rPr>
+          <w:rFonts w:cs="Times New Roman"/>
+          <w:b/>
+          <w:bCs/>
+          <w:sz w:val="32"/>
+          <w:szCs w:val="32"/>
+        </w:rPr>
+      </w:pPr>
+      <w:r>
+        <w:rPr>
+          <w:rFonts w:cs="Times New Roman"/>
+          <w:b/>
+          <w:bCs/>
+          <w:sz w:val="32"/>
+          <w:szCs w:val="32"/>
+        </w:rPr>
+        <w:t>Kosár megtekintése</w:t>
+      </w:r>
+    </w:p>
+    <w:p>
+      <w:pPr>
+        <w:pStyle w:val="ListParagraph"/>
+        <w:numPr>
+          <w:ilvl w:val="0"/>
+          <w:numId w:val="64"/>
+        </w:numPr>
+        <w:rPr>
+          <w:rFonts w:cs="Times New Roman"/>
+          <w:szCs w:val="24"/>
+        </w:rPr>
+      </w:pPr>
+      <w:r>
+        <w:rPr>
+          <w:rFonts w:cs="Times New Roman"/>
+          <w:szCs w:val="24"/>
+        </w:rPr>
+        <w:t xml:space="preserve">Kattintson a </w:t>
+      </w:r>
+      <w:r>
+        <w:rPr>
+          <w:rFonts w:cs="Times New Roman"/>
+          <w:szCs w:val="24"/>
+        </w:rPr>
+        <w:t>Kosár</w:t>
+      </w:r>
+      <w:r>
+        <w:rPr>
+          <w:rFonts w:cs="Times New Roman"/>
+          <w:szCs w:val="24"/>
+        </w:rPr>
+        <w:t xml:space="preserve"> ikonra</w:t>
+      </w:r>
+      <w:r>
+        <w:rPr>
+          <w:rFonts w:cs="Times New Roman"/>
+          <w:szCs w:val="24"/>
+        </w:rPr>
+        <w:t xml:space="preserve"> (felhasználó ikon mellett)</w:t>
+      </w:r>
+    </w:p>
+    <w:p>
+      <w:pPr>
+        <w:pStyle w:val="ListParagraph"/>
+        <w:numPr>
+          <w:ilvl w:val="0"/>
+          <w:numId w:val="64"/>
+        </w:numPr>
+        <w:rPr>
+          <w:rFonts w:cs="Times New Roman"/>
+          <w:szCs w:val="24"/>
+        </w:rPr>
+      </w:pPr>
+      <w:r>
+        <w:rPr>
+          <w:rFonts w:cs="Times New Roman"/>
+          <w:szCs w:val="24"/>
+        </w:rPr>
+        <w:t>Megtekintheti:</w:t>
+      </w:r>
+    </w:p>
+    <w:p>
+      <w:pPr>
+        <w:pStyle w:val="ListParagraph"/>
+        <w:numPr>
+          <w:ilvl w:val="0"/>
+          <w:numId w:val="64"/>
+        </w:numPr>
+        <w:rPr>
+          <w:rFonts w:cs="Times New Roman"/>
+          <w:szCs w:val="24"/>
+        </w:rPr>
+      </w:pPr>
+      <w:r>
+        <w:rPr>
+          <w:rFonts w:cs="Times New Roman"/>
+          <w:szCs w:val="24"/>
+        </w:rPr>
+        <w:t>A kosárban levő termékeket</w:t>
+      </w:r>
+    </w:p>
+    <w:p>
+      <w:pPr>
+        <w:pStyle w:val="ListParagraph"/>
+        <w:numPr>
+          <w:ilvl w:val="0"/>
+          <w:numId w:val="64"/>
+        </w:numPr>
+        <w:rPr>
+          <w:rFonts w:cs="Times New Roman"/>
+          <w:szCs w:val="24"/>
+        </w:rPr>
+      </w:pPr>
+      <w:r>
+        <w:rPr>
+          <w:rFonts w:cs="Times New Roman"/>
+          <w:szCs w:val="24"/>
+        </w:rPr>
+        <w:t>Az egyes termékek mennyiségét és árát</w:t>
+      </w:r>
+    </w:p>
+    <w:p>
+      <w:pPr>
+        <w:pStyle w:val="ListParagraph"/>
+        <w:numPr>
+          <w:ilvl w:val="0"/>
+          <w:numId w:val="64"/>
+        </w:numPr>
+        <w:rPr>
+          <w:rFonts w:cs="Times New Roman"/>
+          <w:szCs w:val="24"/>
+        </w:rPr>
+      </w:pPr>
+      <w:r>
+        <w:rPr>
+          <w:rFonts w:cs="Times New Roman"/>
+          <w:szCs w:val="24"/>
+        </w:rPr>
+        <w:t>A teljes végösszeg</w:t>
+      </w:r>
+    </w:p>
+    <w:p>
+      <w:pPr>
+        <w:rPr>
+          <w:rFonts w:cs="Times New Roman"/>
+          <w:szCs w:val="24"/>
+        </w:rPr>
+      </w:pPr>
+      <w:r>
+        <w:rPr>
+          <w:rFonts w:cs="Times New Roman"/>
+          <w:szCs w:val="24"/>
+        </w:rPr>
+        <w:drawing>
+          <wp:inline distT="0" distB="0" distL="0" distR="0" wp14:anchorId="16F805D8" wp14:editId="520866AD">
+            <wp:extent cx="5580380" cy="2077720"/>
+            <wp:effectExtent l="0" t="0" r="1270" b="0"/>
+            <wp:docPr id="277183747" name="Picture 1"/>
+            <wp:cNvGraphicFramePr>
+              <a:graphicFrameLocks xmlns:a="http://schemas.openxmlformats.org/drawingml/2006/main" noChangeAspect="1"/>
+            </wp:cNvGraphicFramePr>
+            <a:graphic xmlns:a="http://schemas.openxmlformats.org/drawingml/2006/main">
+              <a:graphicData uri="http://schemas.openxmlformats.org/drawingml/2006/picture">
+                <pic:pic xmlns:pic="http://schemas.openxmlformats.org/drawingml/2006/picture">
+                  <pic:nvPicPr>
+                    <pic:cNvPr id="277183747" name=""/>
+                    <pic:cNvPicPr/>
+                  </pic:nvPicPr>
+                  <pic:blipFill>
+                    <a:blip r:embed="rId17"/>
+                    <a:stretch>
+                      <a:fillRect/>
+                    </a:stretch>
+                  </pic:blipFill>
+                  <pic:spPr>
+                    <a:xfrm>
+                      <a:off x="0" y="0"/>
+                      <a:ext cx="5580380" cy="2077720"/>
+                    </a:xfrm>
+                    <a:prstGeom prst="rect">
+                      <a:avLst/>
+                    </a:prstGeom>
+                  </pic:spPr>
+                </pic:pic>
+              </a:graphicData>
+            </a:graphic>
+          </wp:inline>
+        </w:drawing>
+      </w:r>
+    </w:p>
+    <w:p>
+      <w:pPr>
+        <w:pStyle w:val="ListParagraph"/>
+        <w:numPr>
+          <w:ilvl w:val="2"/>
+          <w:numId w:val="52"/>
+        </w:numPr>
+        <w:rPr>
+          <w:rFonts w:cs="Times New Roman"/>
+          <w:b/>
+          <w:bCs/>
+          <w:sz w:val="32"/>
+          <w:szCs w:val="32"/>
+        </w:rPr>
+      </w:pPr>
+      <w:r>
+        <w:rPr>
+          <w:rFonts w:cs="Times New Roman"/>
+          <w:b/>
+          <w:bCs/>
+          <w:sz w:val="32"/>
+          <w:szCs w:val="32"/>
+        </w:rPr>
+        <w:t>Termék eltávolítása a kosárból</w:t>
+      </w:r>
+    </w:p>
+    <w:p>
+      <w:pPr>
+        <w:pStyle w:val="ListParagraph"/>
+        <w:numPr>
+          <w:ilvl w:val="0"/>
+          <w:numId w:val="65"/>
+        </w:numPr>
+        <w:rPr>
+          <w:rFonts w:cs="Times New Roman"/>
+          <w:szCs w:val="24"/>
+        </w:rPr>
+      </w:pPr>
+      <w:r>
+        <w:rPr>
+          <w:rFonts w:cs="Times New Roman"/>
+          <w:szCs w:val="24"/>
+        </w:rPr>
+        <w:t xml:space="preserve">A </w:t>
+      </w:r>
+      <w:r>
+        <w:rPr>
+          <w:rFonts w:cs="Times New Roman"/>
+          <w:szCs w:val="24"/>
+        </w:rPr>
+        <w:t>kosárban</w:t>
+      </w:r>
+      <w:r>
+        <w:rPr>
+          <w:rFonts w:cs="Times New Roman"/>
+          <w:szCs w:val="24"/>
+        </w:rPr>
+        <w:t xml:space="preserve"> keresse meg az eltávolítandó terméket</w:t>
+      </w:r>
+    </w:p>
+    <w:p>
+      <w:pPr>
+        <w:pStyle w:val="ListParagraph"/>
+        <w:numPr>
+          <w:ilvl w:val="0"/>
+          <w:numId w:val="65"/>
+        </w:numPr>
+        <w:rPr>
+          <w:rFonts w:cs="Times New Roman"/>
+          <w:szCs w:val="24"/>
+        </w:rPr>
+      </w:pPr>
+      <w:r>
+        <w:rPr>
+          <w:rFonts w:cs="Times New Roman"/>
+          <w:szCs w:val="24"/>
+        </w:rPr>
+        <w:t>Kattintson a</w:t>
+      </w:r>
+      <w:r>
+        <w:rPr>
+          <w:rFonts w:cs="Times New Roman"/>
+          <w:szCs w:val="24"/>
+        </w:rPr>
+        <w:t xml:space="preserve"> „Remove from cart”</w:t>
+      </w:r>
+      <w:r>
+        <w:rPr>
+          <w:rFonts w:cs="Times New Roman"/>
+          <w:szCs w:val="24"/>
+        </w:rPr>
+        <w:t xml:space="preserve"> </w:t>
+      </w:r>
+      <w:r>
+        <w:rPr>
+          <w:rFonts w:cs="Times New Roman"/>
+          <w:szCs w:val="24"/>
+        </w:rPr>
+        <w:t>piros szövegre</w:t>
+      </w:r>
+    </w:p>
+    <w:p>
+      <w:pPr>
+        <w:pStyle w:val="ListParagraph"/>
+        <w:numPr>
+          <w:ilvl w:val="0"/>
+          <w:numId w:val="65"/>
+        </w:numPr>
+        <w:rPr>
+          <w:rFonts w:cs="Times New Roman"/>
+          <w:szCs w:val="24"/>
+        </w:rPr>
+      </w:pPr>
+      <w:r>
+        <w:rPr>
+          <w:rFonts w:cs="Times New Roman"/>
+          <w:szCs w:val="24"/>
+        </w:rPr>
+        <w:t>A termék törlődik a kosárból</w:t>
+      </w:r>
+    </w:p>
+    <w:p>
+      <w:pPr>
+        <w:pStyle w:val="ListParagraph"/>
+        <w:numPr>
+          <w:ilvl w:val="2"/>
+          <w:numId w:val="52"/>
+        </w:numPr>
+        <w:rPr>
+          <w:rFonts w:cs="Times New Roman"/>
+          <w:b/>
+          <w:bCs/>
+          <w:sz w:val="32"/>
+          <w:szCs w:val="32"/>
+        </w:rPr>
+      </w:pPr>
+      <w:r>
+        <w:rPr>
+          <w:rFonts w:cs="Times New Roman"/>
+          <w:b/>
+          <w:bCs/>
+          <w:sz w:val="32"/>
+          <w:szCs w:val="32"/>
+        </w:rPr>
+        <w:t>Rendelés leadása</w:t>
+      </w:r>
+    </w:p>
+    <w:p>
+      <w:pPr>
+        <w:pStyle w:val="ListParagraph"/>
+        <w:numPr>
+          <w:ilvl w:val="0"/>
+          <w:numId w:val="66"/>
+        </w:numPr>
+        <w:rPr>
+          <w:rFonts w:cs="Times New Roman"/>
+          <w:szCs w:val="24"/>
+        </w:rPr>
+      </w:pPr>
+      <w:r>
+        <w:rPr>
+          <w:rFonts w:cs="Times New Roman"/>
+          <w:szCs w:val="24"/>
+        </w:rPr>
+        <w:t>Kattintson a „Proceed to Checkout” gombra a kosárban</w:t>
+      </w:r>
+    </w:p>
+    <w:p>
+      <w:pPr>
+        <w:pStyle w:val="ListParagraph"/>
+        <w:numPr>
+          <w:ilvl w:val="0"/>
+          <w:numId w:val="66"/>
+        </w:numPr>
+        <w:rPr>
+          <w:rFonts w:cs="Times New Roman"/>
+          <w:szCs w:val="24"/>
+        </w:rPr>
+      </w:pPr>
+      <w:r>
+        <w:rPr>
+          <w:rFonts w:cs="Times New Roman"/>
+          <w:szCs w:val="24"/>
+        </w:rPr>
+        <w:t>Adja meg a szállítási adatokat:</w:t>
+      </w:r>
+    </w:p>
+    <w:p>
+      <w:pPr>
+        <w:pStyle w:val="ListParagraph"/>
+        <w:numPr>
+          <w:ilvl w:val="1"/>
+          <w:numId w:val="66"/>
+        </w:numPr>
+        <w:rPr>
+          <w:rFonts w:cs="Times New Roman"/>
+          <w:szCs w:val="24"/>
+        </w:rPr>
+      </w:pPr>
+      <w:r>
+        <w:rPr>
+          <w:rFonts w:cs="Times New Roman"/>
+          <w:szCs w:val="24"/>
+        </w:rPr>
+        <w:t>Lakcím</w:t>
+      </w:r>
+    </w:p>
+    <w:p>
+      <w:pPr>
+        <w:pStyle w:val="ListParagraph"/>
+        <w:numPr>
+          <w:ilvl w:val="1"/>
+          <w:numId w:val="66"/>
+        </w:numPr>
+        <w:rPr>
+          <w:rFonts w:cs="Times New Roman"/>
+          <w:szCs w:val="24"/>
+        </w:rPr>
+      </w:pPr>
+      <w:r>
+        <w:rPr>
+          <w:rFonts w:cs="Times New Roman"/>
+          <w:szCs w:val="24"/>
+        </w:rPr>
+        <w:t>Város</w:t>
+      </w:r>
+    </w:p>
+    <w:p>
+      <w:pPr>
+        <w:pStyle w:val="ListParagraph"/>
+        <w:numPr>
+          <w:ilvl w:val="1"/>
+          <w:numId w:val="66"/>
+        </w:numPr>
+        <w:rPr>
+          <w:rFonts w:cs="Times New Roman"/>
+          <w:szCs w:val="24"/>
+        </w:rPr>
+      </w:pPr>
+      <w:r>
+        <w:rPr>
+          <w:rFonts w:cs="Times New Roman"/>
+          <w:szCs w:val="24"/>
+        </w:rPr>
+        <w:t>Zip kód</w:t>
+      </w:r>
+    </w:p>
+    <w:p>
+      <w:pPr>
+        <w:pStyle w:val="ListParagraph"/>
+        <w:numPr>
+          <w:ilvl w:val="1"/>
+          <w:numId w:val="66"/>
+        </w:numPr>
+        <w:rPr>
+          <w:rFonts w:cs="Times New Roman"/>
+          <w:szCs w:val="24"/>
+        </w:rPr>
+      </w:pPr>
+      <w:r>
+        <w:rPr>
+          <w:rFonts w:cs="Times New Roman"/>
+          <w:szCs w:val="24"/>
+        </w:rPr>
+        <w:t xml:space="preserve">Válassza ki a </w:t>
+      </w:r>
+      <w:r>
+        <w:rPr>
+          <w:rFonts w:cs="Times New Roman"/>
+          <w:szCs w:val="24"/>
+        </w:rPr>
+        <w:t>fizetési módot (jelenleg csak Cash on delivery)</w:t>
+      </w:r>
+    </w:p>
+    <w:p>
+      <w:pPr>
+        <w:pStyle w:val="ListParagraph"/>
+        <w:numPr>
+          <w:ilvl w:val="0"/>
+          <w:numId w:val="66"/>
+        </w:numPr>
+        <w:rPr>
+          <w:rFonts w:cs="Times New Roman"/>
+          <w:szCs w:val="24"/>
+        </w:rPr>
+      </w:pPr>
+      <w:r>
+        <w:rPr>
+          <w:rFonts w:cs="Times New Roman"/>
+          <w:szCs w:val="24"/>
+        </w:rPr>
+        <w:t>Nyomjon a „Place Order” gombra</w:t>
+      </w:r>
+    </w:p>
+    <w:p>
+      <w:pPr>
+        <w:rPr>
+          <w:rFonts w:cs="Times New Roman"/>
+          <w:szCs w:val="24"/>
+        </w:rPr>
+      </w:pPr>
+      <w:r>
+        <w:rPr>
+          <w:rFonts w:cs="Times New Roman"/>
+          <w:szCs w:val="24"/>
+        </w:rPr>
+        <w:lastRenderedPageBreak/>
+        <w:drawing>
+          <wp:inline distT="0" distB="0" distL="0" distR="0" wp14:anchorId="3E95C9B1" wp14:editId="32B5CBB0">
+            <wp:extent cx="5580380" cy="6132830"/>
+            <wp:effectExtent l="0" t="0" r="1270" b="1270"/>
+            <wp:docPr id="631463821" name="Picture 1"/>
+            <wp:cNvGraphicFramePr>
+              <a:graphicFrameLocks xmlns:a="http://schemas.openxmlformats.org/drawingml/2006/main" noChangeAspect="1"/>
+            </wp:cNvGraphicFramePr>
+            <a:graphic xmlns:a="http://schemas.openxmlformats.org/drawingml/2006/main">
+              <a:graphicData uri="http://schemas.openxmlformats.org/drawingml/2006/picture">
+                <pic:pic xmlns:pic="http://schemas.openxmlformats.org/drawingml/2006/picture">
+                  <pic:nvPicPr>
+                    <pic:cNvPr id="631463821" name=""/>
+                    <pic:cNvPicPr/>
+                  </pic:nvPicPr>
+                  <pic:blipFill>
+                    <a:blip r:embed="rId18"/>
+                    <a:stretch>
+                      <a:fillRect/>
+                    </a:stretch>
+                  </pic:blipFill>
+                  <pic:spPr>
+                    <a:xfrm>
+                      <a:off x="0" y="0"/>
+                      <a:ext cx="5580380" cy="6132830"/>
+                    </a:xfrm>
+                    <a:prstGeom prst="rect">
+                      <a:avLst/>
+                    </a:prstGeom>
+                  </pic:spPr>
+                </pic:pic>
+              </a:graphicData>
+            </a:graphic>
+          </wp:inline>
+        </w:drawing>
+      </w:r>
+    </w:p>
+    <w:p>
+      <w:pPr>
+        <w:pStyle w:val="ListParagraph"/>
+        <w:numPr>
+          <w:ilvl w:val="0"/>
+          <w:numId w:val="66"/>
+        </w:numPr>
+        <w:rPr>
+          <w:rFonts w:cs="Times New Roman"/>
+          <w:szCs w:val="24"/>
+        </w:rPr>
+      </w:pPr>
+      <w:r>
+        <w:rPr>
+          <w:rFonts w:cs="Times New Roman"/>
+          <w:szCs w:val="24"/>
+        </w:rPr>
+        <w:t>Checkoutnál utoljára átnézheti az adatokat</w:t>
+      </w:r>
+    </w:p>
+    <w:p>
+      <w:pPr>
+        <w:pStyle w:val="ListParagraph"/>
+        <w:numPr>
+          <w:ilvl w:val="0"/>
+          <w:numId w:val="66"/>
+        </w:numPr>
+        <w:rPr>
+          <w:rFonts w:cs="Times New Roman"/>
+          <w:szCs w:val="24"/>
+        </w:rPr>
+      </w:pPr>
+      <w:r>
+        <w:rPr>
+          <w:rFonts w:cs="Times New Roman"/>
+          <w:szCs w:val="24"/>
+        </w:rPr>
+        <w:t>Nyomjon az „Order” gombra</w:t>
+      </w:r>
+    </w:p>
+    <w:p>
+      <w:pPr>
+        <w:pStyle w:val="ListParagraph"/>
+        <w:numPr>
+          <w:ilvl w:val="0"/>
+          <w:numId w:val="66"/>
+        </w:numPr>
+        <w:rPr>
+          <w:rFonts w:cs="Times New Roman"/>
+          <w:szCs w:val="24"/>
+        </w:rPr>
+      </w:pPr>
+      <w:r>
+        <w:rPr>
+          <w:rFonts w:cs="Times New Roman"/>
+          <w:szCs w:val="24"/>
+        </w:rPr>
+        <w:t>Kap</w:t>
+      </w:r>
+      <w:r>
+        <w:rPr>
+          <w:rFonts w:cs="Times New Roman"/>
+          <w:szCs w:val="24"/>
+        </w:rPr>
+        <w:t xml:space="preserve"> egy emailt, hogy a rendszer megkapta a</w:t>
+      </w:r>
+      <w:r>
+        <w:rPr>
+          <w:rFonts w:cs="Times New Roman"/>
+          <w:szCs w:val="24"/>
+        </w:rPr>
+        <w:t xml:space="preserve"> rendelésed</w:t>
+      </w:r>
+    </w:p>
+    <w:p>
+      <w:pPr>
+        <w:rPr>
+          <w:rFonts w:cs="Times New Roman"/>
+          <w:szCs w:val="24"/>
+        </w:rPr>
+      </w:pPr>
+      <w:r>
+        <w:rPr>
+          <w:rFonts w:cs="Times New Roman"/>
+          <w:szCs w:val="24"/>
+        </w:rPr>
+        <w:lastRenderedPageBreak/>
+        <w:drawing>
+          <wp:inline distT="0" distB="0" distL="0" distR="0" wp14:anchorId="156D4480" wp14:editId="7BAFAB92">
+            <wp:extent cx="5580380" cy="3851910"/>
+            <wp:effectExtent l="0" t="0" r="1270" b="0"/>
+            <wp:docPr id="335188357" name="Picture 1"/>
+            <wp:cNvGraphicFramePr>
+              <a:graphicFrameLocks xmlns:a="http://schemas.openxmlformats.org/drawingml/2006/main" noChangeAspect="1"/>
+            </wp:cNvGraphicFramePr>
+            <a:graphic xmlns:a="http://schemas.openxmlformats.org/drawingml/2006/main">
+              <a:graphicData uri="http://schemas.openxmlformats.org/drawingml/2006/picture">
+                <pic:pic xmlns:pic="http://schemas.openxmlformats.org/drawingml/2006/picture">
+                  <pic:nvPicPr>
+                    <pic:cNvPr id="335188357" name=""/>
+                    <pic:cNvPicPr/>
+                  </pic:nvPicPr>
+                  <pic:blipFill>
+                    <a:blip r:embed="rId19"/>
+                    <a:stretch>
+                      <a:fillRect/>
+                    </a:stretch>
+                  </pic:blipFill>
+                  <pic:spPr>
+                    <a:xfrm>
+                      <a:off x="0" y="0"/>
+                      <a:ext cx="5580380" cy="3851910"/>
+                    </a:xfrm>
+                    <a:prstGeom prst="rect">
+                      <a:avLst/>
+                    </a:prstGeom>
+                  </pic:spPr>
+                </pic:pic>
+              </a:graphicData>
+            </a:graphic>
+          </wp:inline>
+        </w:drawing>
+      </w:r>
+    </w:p>
+    <w:p>
+      <w:pPr>
+        <w:pStyle w:val="ListParagraph"/>
+        <w:numPr>
+          <w:ilvl w:val="2"/>
+          <w:numId w:val="52"/>
+        </w:numPr>
+        <w:rPr>
+          <w:rFonts w:cs="Times New Roman"/>
+          <w:b/>
+          <w:bCs/>
+          <w:sz w:val="32"/>
+          <w:szCs w:val="32"/>
+        </w:rPr>
+      </w:pPr>
+      <w:r>
+        <w:rPr>
+          <w:rFonts w:cs="Times New Roman"/>
+          <w:b/>
+          <w:bCs/>
+          <w:sz w:val="32"/>
+          <w:szCs w:val="32"/>
+        </w:rPr>
+        <w:t>Rendelések követése</w:t>
+      </w:r>
+    </w:p>
+    <w:p>
+      <w:pPr>
+        <w:pStyle w:val="ListParagraph"/>
+        <w:numPr>
+          <w:ilvl w:val="0"/>
+          <w:numId w:val="67"/>
+        </w:numPr>
+        <w:rPr>
+          <w:rFonts w:cs="Times New Roman"/>
+          <w:szCs w:val="24"/>
+        </w:rPr>
+      </w:pPr>
+      <w:r>
+        <w:rPr>
+          <w:rFonts w:cs="Times New Roman"/>
+          <w:szCs w:val="24"/>
+        </w:rPr>
+        <w:t>Kattintson a felhasználó ikonra</w:t>
+      </w:r>
+    </w:p>
+    <w:p>
+      <w:pPr>
+        <w:pStyle w:val="ListParagraph"/>
+        <w:numPr>
+          <w:ilvl w:val="0"/>
+          <w:numId w:val="67"/>
+        </w:numPr>
+        <w:rPr>
+          <w:rFonts w:cs="Times New Roman"/>
+          <w:szCs w:val="24"/>
+        </w:rPr>
+      </w:pPr>
+      <w:r>
+        <w:rPr>
+          <w:rFonts w:cs="Times New Roman"/>
+          <w:szCs w:val="24"/>
+        </w:rPr>
+        <w:t>Kattintson az „Account details” piros szövegre</w:t>
+      </w:r>
+    </w:p>
+    <w:p>
+      <w:pPr>
+        <w:pStyle w:val="ListParagraph"/>
+        <w:numPr>
+          <w:ilvl w:val="0"/>
+          <w:numId w:val="67"/>
+        </w:numPr>
+        <w:rPr>
+          <w:rFonts w:cs="Times New Roman"/>
+          <w:szCs w:val="24"/>
+        </w:rPr>
+      </w:pPr>
+      <w:r>
+        <w:rPr>
+          <w:rFonts w:cs="Times New Roman"/>
+          <w:szCs w:val="24"/>
+        </w:rPr>
+        <w:t>Megtekintheti</w:t>
+      </w:r>
+      <w:r>
+        <w:rPr>
+          <w:rFonts w:cs="Times New Roman"/>
+          <w:szCs w:val="24"/>
+        </w:rPr>
+        <w:t xml:space="preserve"> a</w:t>
+      </w:r>
+      <w:r>
+        <w:rPr>
+          <w:rFonts w:cs="Times New Roman"/>
+          <w:szCs w:val="24"/>
+        </w:rPr>
+        <w:t>z aktív rendeléseit és a rendelési előzményeit és az ezekhez tartozó információkat (fizetési mód, szállítási cím, termékek, összeg)</w:t>
+      </w:r>
+    </w:p>
+    <w:p>
+      <w:pPr>
+        <w:rPr>
+          <w:rFonts w:cs="Times New Roman"/>
+          <w:szCs w:val="24"/>
+        </w:rPr>
+      </w:pPr>
+      <w:r>
+        <w:rPr>
+          <w:rFonts w:cs="Times New Roman"/>
+          <w:szCs w:val="24"/>
+        </w:rPr>
+        <w:drawing>
+          <wp:inline distT="0" distB="0" distL="0" distR="0" wp14:anchorId="6F577229" wp14:editId="1F12C94A">
+            <wp:extent cx="5580380" cy="2709545"/>
+            <wp:effectExtent l="0" t="0" r="1270" b="0"/>
+            <wp:docPr id="662624000" name="Picture 1"/>
+            <wp:cNvGraphicFramePr>
+              <a:graphicFrameLocks xmlns:a="http://schemas.openxmlformats.org/drawingml/2006/main" noChangeAspect="1"/>
+            </wp:cNvGraphicFramePr>
+            <a:graphic xmlns:a="http://schemas.openxmlformats.org/drawingml/2006/main">
+              <a:graphicData uri="http://schemas.openxmlformats.org/drawingml/2006/picture">
+                <pic:pic xmlns:pic="http://schemas.openxmlformats.org/drawingml/2006/picture">
+                  <pic:nvPicPr>
+                    <pic:cNvPr id="662624000" name=""/>
+                    <pic:cNvPicPr/>
+                  </pic:nvPicPr>
+                  <pic:blipFill>
+                    <a:blip r:embed="rId20"/>
+                    <a:stretch>
+                      <a:fillRect/>
+                    </a:stretch>
+                  </pic:blipFill>
+                  <pic:spPr>
+                    <a:xfrm>
+                      <a:off x="0" y="0"/>
+                      <a:ext cx="5580380" cy="2709545"/>
+                    </a:xfrm>
+                    <a:prstGeom prst="rect">
+                      <a:avLst/>
+                    </a:prstGeom>
+                  </pic:spPr>
+                </pic:pic>
+              </a:graphicData>
+            </a:graphic>
+          </wp:inline>
+        </w:drawing>
+      </w:r>
+    </w:p>
+    <w:p>
+      <w:pPr>
+        <w:pStyle w:val="ListParagraph"/>
+        <w:numPr>
+          <w:ilvl w:val="1"/>
+          <w:numId w:val="52"/>
+        </w:numPr>
+        <w:rPr>
+          <w:rFonts w:cs="Times New Roman"/>
+          <w:b/>
+          <w:bCs/>
+          <w:sz w:val="32"/>
+          <w:szCs w:val="32"/>
+        </w:rPr>
+      </w:pPr>
+      <w:r>
+        <w:rPr>
+          <w:rFonts w:cs="Times New Roman"/>
+          <w:b/>
+          <w:bCs/>
+          <w:sz w:val="32"/>
+          <w:szCs w:val="32"/>
+        </w:rPr>
+        <w:t>Felhasználói fiók kezelése</w:t>
+      </w:r>
+    </w:p>
+    <w:p>
+      <w:pPr>
+        <w:pStyle w:val="ListParagraph"/>
+        <w:numPr>
+          <w:ilvl w:val="0"/>
+          <w:numId w:val="68"/>
+        </w:numPr>
+        <w:rPr>
+          <w:rFonts w:cs="Times New Roman"/>
+          <w:szCs w:val="24"/>
+        </w:rPr>
+      </w:pPr>
+      <w:r>
+        <w:rPr>
+          <w:rFonts w:cs="Times New Roman"/>
+          <w:szCs w:val="24"/>
+        </w:rPr>
+        <w:lastRenderedPageBreak/>
+        <w:t xml:space="preserve">Kattintson a </w:t>
+      </w:r>
+      <w:r>
+        <w:rPr>
+          <w:rFonts w:cs="Times New Roman"/>
+          <w:szCs w:val="24"/>
+        </w:rPr>
+        <w:t>felhasználó</w:t>
+      </w:r>
+      <w:r>
+        <w:rPr>
+          <w:rFonts w:cs="Times New Roman"/>
+          <w:szCs w:val="24"/>
+        </w:rPr>
+        <w:t xml:space="preserve"> ikonra</w:t>
+      </w:r>
+    </w:p>
+    <w:p>
+      <w:pPr>
+        <w:pStyle w:val="ListParagraph"/>
+        <w:numPr>
+          <w:ilvl w:val="0"/>
+          <w:numId w:val="68"/>
+        </w:numPr>
+        <w:rPr>
+          <w:rFonts w:cs="Times New Roman"/>
+          <w:szCs w:val="24"/>
+        </w:rPr>
+      </w:pPr>
+      <w:r>
+        <w:rPr>
+          <w:rFonts w:cs="Times New Roman"/>
+          <w:szCs w:val="24"/>
+        </w:rPr>
+        <w:t>Válassza az "</w:t>
+      </w:r>
+      <w:r>
+        <w:rPr>
+          <w:rFonts w:cs="Times New Roman"/>
+          <w:szCs w:val="24"/>
+        </w:rPr>
+        <w:t>Account details</w:t>
+      </w:r>
+      <w:r>
+        <w:rPr>
+          <w:rFonts w:cs="Times New Roman"/>
+          <w:szCs w:val="24"/>
+        </w:rPr>
+        <w:t>"</w:t>
+      </w:r>
+    </w:p>
+    <w:p>
+      <w:pPr>
+        <w:pStyle w:val="ListParagraph"/>
+        <w:numPr>
+          <w:ilvl w:val="0"/>
+          <w:numId w:val="68"/>
+        </w:numPr>
+        <w:rPr>
+          <w:rFonts w:cs="Times New Roman"/>
+          <w:szCs w:val="24"/>
+        </w:rPr>
+      </w:pPr>
+      <w:r>
+        <w:rPr>
+          <w:rFonts w:cs="Times New Roman"/>
+          <w:szCs w:val="24"/>
+        </w:rPr>
+        <w:t>Itt megtekintheti</w:t>
+      </w:r>
+    </w:p>
+    <w:p>
+      <w:pPr>
+        <w:pStyle w:val="ListParagraph"/>
+        <w:numPr>
+          <w:ilvl w:val="1"/>
+          <w:numId w:val="68"/>
+        </w:numPr>
+        <w:rPr>
+          <w:rFonts w:cs="Times New Roman"/>
+          <w:szCs w:val="24"/>
+        </w:rPr>
+      </w:pPr>
+      <w:r>
+        <w:rPr>
+          <w:rFonts w:cs="Times New Roman"/>
+          <w:szCs w:val="24"/>
+        </w:rPr>
+        <w:t>Személyes adatok</w:t>
+      </w:r>
+      <w:r>
+        <w:rPr>
+          <w:rFonts w:cs="Times New Roman"/>
+          <w:szCs w:val="24"/>
+        </w:rPr>
+        <w:t>at</w:t>
+      </w:r>
+    </w:p>
+    <w:p>
+      <w:pPr>
+        <w:pStyle w:val="ListParagraph"/>
+        <w:numPr>
+          <w:ilvl w:val="1"/>
+          <w:numId w:val="68"/>
+        </w:numPr>
+        <w:rPr>
+          <w:rFonts w:cs="Times New Roman"/>
+          <w:szCs w:val="24"/>
+        </w:rPr>
+      </w:pPr>
+      <w:r>
+        <w:rPr>
+          <w:rFonts w:cs="Times New Roman"/>
+          <w:szCs w:val="24"/>
+        </w:rPr>
+        <w:t>Email cím</w:t>
+      </w:r>
+      <w:r>
+        <w:rPr>
+          <w:rFonts w:cs="Times New Roman"/>
+          <w:szCs w:val="24"/>
+        </w:rPr>
+        <w:t>et</w:t>
+      </w:r>
+    </w:p>
+    <w:p>
+      <w:pPr>
+        <w:pStyle w:val="ListParagraph"/>
+        <w:numPr>
+          <w:ilvl w:val="1"/>
+          <w:numId w:val="68"/>
+        </w:numPr>
+        <w:rPr>
+          <w:rFonts w:cs="Times New Roman"/>
+          <w:szCs w:val="24"/>
+        </w:rPr>
+      </w:pPr>
+      <w:r>
+        <w:rPr>
+          <w:rFonts w:cs="Times New Roman"/>
+          <w:szCs w:val="24"/>
+        </w:rPr>
+        <w:t>Jelszó</w:t>
+      </w:r>
+      <w:r>
+        <w:rPr>
+          <w:rFonts w:cs="Times New Roman"/>
+          <w:szCs w:val="24"/>
+        </w:rPr>
+        <w:t>t</w:t>
+      </w:r>
+    </w:p>
+    <w:p>
+      <w:pPr>
+        <w:pStyle w:val="ListParagraph"/>
+        <w:numPr>
+          <w:ilvl w:val="1"/>
+          <w:numId w:val="68"/>
+        </w:numPr>
+        <w:rPr>
+          <w:rFonts w:cs="Times New Roman"/>
+          <w:szCs w:val="24"/>
+        </w:rPr>
+      </w:pPr>
+      <w:r>
+        <w:rPr>
+          <w:rFonts w:cs="Times New Roman"/>
+          <w:szCs w:val="24"/>
+        </w:rPr>
+        <w:t>Rendeléseket</w:t>
+      </w:r>
+    </w:p>
+    <w:p>
+      <w:pPr>
+        <w:jc w:val="center"/>
+        <w:rPr>
+          <w:rFonts w:cs="Times New Roman"/>
+          <w:szCs w:val="24"/>
+        </w:rPr>
+      </w:pPr>
+      <w:r>
+        <w:rPr>
+          <w:rFonts w:cs="Times New Roman"/>
+          <w:szCs w:val="24"/>
+        </w:rPr>
+        <w:drawing>
+          <wp:inline distT="0" distB="0" distL="0" distR="0" wp14:anchorId="10760D5F" wp14:editId="6F560108">
+            <wp:extent cx="5580380" cy="3703320"/>
+            <wp:effectExtent l="0" t="0" r="1270" b="0"/>
+            <wp:docPr id="2059299665" name="Picture 1"/>
+            <wp:cNvGraphicFramePr>
+              <a:graphicFrameLocks xmlns:a="http://schemas.openxmlformats.org/drawingml/2006/main" noChangeAspect="1"/>
+            </wp:cNvGraphicFramePr>
+            <a:graphic xmlns:a="http://schemas.openxmlformats.org/drawingml/2006/main">
+              <a:graphicData uri="http://schemas.openxmlformats.org/drawingml/2006/picture">
+                <pic:pic xmlns:pic="http://schemas.openxmlformats.org/drawingml/2006/picture">
+                  <pic:nvPicPr>
+                    <pic:cNvPr id="2059299665" name=""/>
+                    <pic:cNvPicPr/>
+                  </pic:nvPicPr>
+                  <pic:blipFill>
+                    <a:blip r:embed="rId21"/>
+                    <a:stretch>
+                      <a:fillRect/>
+                    </a:stretch>
+                  </pic:blipFill>
+                  <pic:spPr>
+                    <a:xfrm>
+                      <a:off x="0" y="0"/>
+                      <a:ext cx="5580380" cy="3703320"/>
+                    </a:xfrm>
+                    <a:prstGeom prst="rect">
+                      <a:avLst/>
+                    </a:prstGeom>
+                  </pic:spPr>
+                </pic:pic>
+              </a:graphicData>
+            </a:graphic>
+          </wp:inline>
+        </w:drawing>
+      </w:r>
+    </w:p>
+    <w:p>
+      <w:pPr>
+        <w:pStyle w:val="ListParagraph"/>
+        <w:numPr>
+          <w:ilvl w:val="1"/>
+          <w:numId w:val="52"/>
+        </w:numPr>
+        <w:rPr>
+          <w:rFonts w:cs="Times New Roman"/>
+          <w:b/>
+          <w:bCs/>
+          <w:sz w:val="32"/>
+          <w:szCs w:val="32"/>
+        </w:rPr>
+      </w:pPr>
+      <w:r>
+        <w:rPr>
+          <w:rFonts w:cs="Times New Roman"/>
+          <w:b/>
+          <w:bCs/>
+          <w:sz w:val="32"/>
+          <w:szCs w:val="32"/>
+        </w:rPr>
+        <w:t>Admin funkciók (adminisztrátorok számára)</w:t>
+      </w:r>
+    </w:p>
+    <w:p>
+      <w:pPr>
+        <w:pStyle w:val="ListParagraph"/>
+        <w:numPr>
+          <w:ilvl w:val="2"/>
+          <w:numId w:val="52"/>
+        </w:numPr>
+        <w:rPr>
+          <w:rFonts w:cs="Times New Roman"/>
+          <w:b/>
+          <w:bCs/>
+          <w:sz w:val="32"/>
+          <w:szCs w:val="32"/>
+        </w:rPr>
+      </w:pPr>
+      <w:r>
+        <w:rPr>
+          <w:rFonts w:cs="Times New Roman"/>
+          <w:b/>
+          <w:bCs/>
+          <w:sz w:val="32"/>
+          <w:szCs w:val="32"/>
+        </w:rPr>
+        <w:t>Admin panel elérése</w:t>
+      </w:r>
+    </w:p>
+    <w:p>
+      <w:pPr>
+        <w:pStyle w:val="ListParagraph"/>
+        <w:numPr>
+          <w:ilvl w:val="0"/>
+          <w:numId w:val="69"/>
+        </w:numPr>
+        <w:rPr>
+          <w:rFonts w:cs="Times New Roman"/>
+          <w:szCs w:val="24"/>
+        </w:rPr>
+      </w:pPr>
+      <w:r>
+        <w:rPr>
+          <w:rFonts w:cs="Times New Roman"/>
+          <w:szCs w:val="24"/>
+        </w:rPr>
+        <w:t>Jelentkezzen be</w:t>
+      </w:r>
+      <w:r>
+        <w:rPr>
+          <w:rFonts w:cs="Times New Roman"/>
+          <w:szCs w:val="24"/>
+        </w:rPr>
+        <w:t xml:space="preserve"> admin fiókkal</w:t>
+      </w:r>
+    </w:p>
+    <w:p>
+      <w:pPr>
+        <w:pStyle w:val="ListParagraph"/>
+        <w:numPr>
+          <w:ilvl w:val="0"/>
+          <w:numId w:val="69"/>
+        </w:numPr>
+        <w:rPr>
+          <w:rFonts w:cs="Times New Roman"/>
+          <w:szCs w:val="24"/>
+        </w:rPr>
+      </w:pPr>
+      <w:r>
+        <w:rPr>
+          <w:rFonts w:cs="Times New Roman"/>
+          <w:szCs w:val="24"/>
+        </w:rPr>
+        <w:t>Kattintson az "Admin"</w:t>
+      </w:r>
+      <w:r>
+        <w:rPr>
+          <w:rFonts w:cs="Times New Roman"/>
+          <w:szCs w:val="24"/>
+        </w:rPr>
+        <w:t xml:space="preserve"> menüpontra</w:t>
+      </w:r>
+    </w:p>
+    <w:p>
+      <w:pPr>
+        <w:jc w:val="center"/>
+        <w:rPr>
+          <w:rFonts w:cs="Times New Roman"/>
+          <w:szCs w:val="24"/>
+        </w:rPr>
+      </w:pPr>
+      <w:r>
+        <w:rPr>
+          <w:rFonts w:cs="Times New Roman"/>
+          <w:szCs w:val="24"/>
+        </w:rPr>
+        <w:drawing>
+          <wp:inline distT="0" distB="0" distL="0" distR="0" wp14:anchorId="25D46B22" wp14:editId="1AA2AC9A">
+            <wp:extent cx="5580380" cy="286385"/>
+            <wp:effectExtent l="0" t="0" r="1270" b="0"/>
+            <wp:docPr id="1361460924" name="Picture 1"/>
+            <wp:cNvGraphicFramePr>
+              <a:graphicFrameLocks xmlns:a="http://schemas.openxmlformats.org/drawingml/2006/main" noChangeAspect="1"/>
+            </wp:cNvGraphicFramePr>
+            <a:graphic xmlns:a="http://schemas.openxmlformats.org/drawingml/2006/main">
+              <a:graphicData uri="http://schemas.openxmlformats.org/drawingml/2006/picture">
+                <pic:pic xmlns:pic="http://schemas.openxmlformats.org/drawingml/2006/picture">
+                  <pic:nvPicPr>
+                    <pic:cNvPr id="1361460924" name=""/>
+                    <pic:cNvPicPr/>
+                  </pic:nvPicPr>
+                  <pic:blipFill>
+                    <a:blip r:embed="rId22"/>
+                    <a:stretch>
+                      <a:fillRect/>
+                    </a:stretch>
+                  </pic:blipFill>
+                  <pic:spPr>
+                    <a:xfrm>
+                      <a:off x="0" y="0"/>
+                      <a:ext cx="5580380" cy="286385"/>
+                    </a:xfrm>
+                    <a:prstGeom prst="rect">
+                      <a:avLst/>
+                    </a:prstGeom>
+                  </pic:spPr>
+                </pic:pic>
+              </a:graphicData>
+            </a:graphic>
+          </wp:inline>
+        </w:drawing>
+      </w:r>
+    </w:p>
+    <w:p>
+      <w:pPr>
+        <w:pStyle w:val="ListParagraph"/>
+        <w:numPr>
+          <w:ilvl w:val="2"/>
+          <w:numId w:val="52"/>
+        </w:numPr>
+        <w:rPr>
+          <w:rFonts w:cs="Times New Roman"/>
+          <w:b/>
+          <w:bCs/>
+          <w:sz w:val="32"/>
+          <w:szCs w:val="32"/>
+        </w:rPr>
+      </w:pPr>
+      <w:r>
+        <w:rPr>
+          <w:rFonts w:cs="Times New Roman"/>
+          <w:b/>
+          <w:bCs/>
+          <w:sz w:val="32"/>
+          <w:szCs w:val="32"/>
+        </w:rPr>
+        <w:t>Termékek kezelése</w:t>
+      </w:r>
+    </w:p>
+    <w:p>
+      <w:pPr>
+        <w:pStyle w:val="ListParagraph"/>
+        <w:numPr>
+          <w:ilvl w:val="3"/>
+          <w:numId w:val="52"/>
+        </w:numPr>
+        <w:rPr>
+          <w:rFonts w:cs="Times New Roman"/>
+          <w:b/>
+          <w:bCs/>
+          <w:sz w:val="32"/>
+          <w:szCs w:val="32"/>
+        </w:rPr>
+      </w:pPr>
+      <w:r>
+        <w:rPr>
+          <w:rFonts w:cs="Times New Roman"/>
+          <w:b/>
+          <w:bCs/>
+          <w:sz w:val="32"/>
+          <w:szCs w:val="32"/>
+        </w:rPr>
+        <w:t>Új t</w:t>
+      </w:r>
+      <w:r>
+        <w:rPr>
+          <w:rFonts w:cs="Times New Roman"/>
+          <w:b/>
+          <w:bCs/>
+          <w:sz w:val="32"/>
+          <w:szCs w:val="32"/>
+        </w:rPr>
+        <w:t>ermékek hozzáadása</w:t>
+      </w:r>
+    </w:p>
+    <w:p>
+      <w:pPr>
+        <w:pStyle w:val="ListParagraph"/>
+        <w:numPr>
+          <w:ilvl w:val="0"/>
+          <w:numId w:val="70"/>
+        </w:numPr>
+        <w:rPr>
+          <w:rFonts w:cs="Times New Roman"/>
+          <w:szCs w:val="24"/>
+        </w:rPr>
+      </w:pPr>
+      <w:r>
+        <w:rPr>
+          <w:rFonts w:cs="Times New Roman"/>
+          <w:szCs w:val="24"/>
+        </w:rPr>
+        <w:t>Válassza ki a „PostProduct/Spec” menü pontot</w:t>
+      </w:r>
+    </w:p>
+    <w:p>
+      <w:pPr>
+        <w:pStyle w:val="ListParagraph"/>
+        <w:numPr>
+          <w:ilvl w:val="0"/>
+          <w:numId w:val="70"/>
+        </w:numPr>
+        <w:rPr>
+          <w:rFonts w:cs="Times New Roman"/>
+          <w:szCs w:val="24"/>
+        </w:rPr>
+      </w:pPr>
+      <w:r>
+        <w:rPr>
+          <w:rFonts w:cs="Times New Roman"/>
+          <w:szCs w:val="24"/>
+        </w:rPr>
+        <w:lastRenderedPageBreak/>
+        <w:t xml:space="preserve">Adja meg a Product információit (Ha </w:t>
+      </w:r>
+      <w:r>
+        <w:rPr>
+          <w:rFonts w:cs="Times New Roman"/>
+          <w:szCs w:val="24"/>
+        </w:rPr>
+        <w:t>tölt fel egy képet és egy linket is rak be, akkor a feltöltött kép lesz prioritizálva és azt fogja a program a továbbiakban használni</w:t>
+      </w:r>
+      <w:r>
+        <w:rPr>
+          <w:rFonts w:cs="Times New Roman"/>
+          <w:szCs w:val="24"/>
+        </w:rPr>
+        <w:t>)</w:t>
+      </w:r>
+    </w:p>
+    <w:p>
+      <w:pPr>
+        <w:jc w:val="center"/>
+        <w:rPr>
+          <w:rFonts w:cs="Times New Roman"/>
+          <w:szCs w:val="24"/>
+        </w:rPr>
+      </w:pPr>
+      <w:r>
+        <w:rPr>
+          <w:rFonts w:cs="Times New Roman"/>
+          <w:szCs w:val="24"/>
+        </w:rPr>
+        <w:drawing>
+          <wp:inline distT="0" distB="0" distL="0" distR="0" wp14:anchorId="4D028E41" wp14:editId="4867AA5B">
+            <wp:extent cx="5580380" cy="3554095"/>
+            <wp:effectExtent l="0" t="0" r="1270" b="8255"/>
+            <wp:docPr id="1707092545" name="Picture 1"/>
+            <wp:cNvGraphicFramePr>
+              <a:graphicFrameLocks xmlns:a="http://schemas.openxmlformats.org/drawingml/2006/main" noChangeAspect="1"/>
+            </wp:cNvGraphicFramePr>
+            <a:graphic xmlns:a="http://schemas.openxmlformats.org/drawingml/2006/main">
+              <a:graphicData uri="http://schemas.openxmlformats.org/drawingml/2006/picture">
+                <pic:pic xmlns:pic="http://schemas.openxmlformats.org/drawingml/2006/picture">
+                  <pic:nvPicPr>
+                    <pic:cNvPr id="1707092545" name=""/>
+                    <pic:cNvPicPr/>
+                  </pic:nvPicPr>
+                  <pic:blipFill>
+                    <a:blip r:embed="rId23"/>
+                    <a:stretch>
+                      <a:fillRect/>
+                    </a:stretch>
+                  </pic:blipFill>
+                  <pic:spPr>
+                    <a:xfrm>
+                      <a:off x="0" y="0"/>
+                      <a:ext cx="5580380" cy="3554095"/>
+                    </a:xfrm>
+                    <a:prstGeom prst="rect">
+                      <a:avLst/>
+                    </a:prstGeom>
+                  </pic:spPr>
+                </pic:pic>
+              </a:graphicData>
+            </a:graphic>
+          </wp:inline>
+        </w:drawing>
+      </w:r>
+    </w:p>
+    <w:p>
+      <w:pPr>
+        <w:pStyle w:val="ListParagraph"/>
+        <w:numPr>
+          <w:ilvl w:val="3"/>
+          <w:numId w:val="52"/>
+        </w:numPr>
+        <w:rPr>
+          <w:rFonts w:cs="Times New Roman"/>
+          <w:b/>
+          <w:bCs/>
+          <w:sz w:val="32"/>
+          <w:szCs w:val="32"/>
+        </w:rPr>
+      </w:pPr>
+      <w:r>
+        <w:rPr>
+          <w:rFonts w:cs="Times New Roman"/>
+          <w:b/>
+          <w:bCs/>
+          <w:sz w:val="32"/>
+          <w:szCs w:val="32"/>
+        </w:rPr>
+        <w:t>Meglévő termékek kezelése</w:t>
+      </w:r>
+    </w:p>
+    <w:p>
+      <w:pPr>
+        <w:pStyle w:val="ListParagraph"/>
+        <w:numPr>
+          <w:ilvl w:val="0"/>
+          <w:numId w:val="71"/>
+        </w:numPr>
+        <w:rPr>
+          <w:rFonts w:cs="Times New Roman"/>
+          <w:szCs w:val="24"/>
+        </w:rPr>
+      </w:pPr>
+      <w:r>
+        <w:rPr>
+          <w:rFonts w:cs="Times New Roman"/>
+          <w:szCs w:val="24"/>
+        </w:rPr>
+        <w:t>Kattintson az „UpdateProducts” menüpontra</w:t>
+      </w:r>
+    </w:p>
+    <w:p>
+      <w:pPr>
+        <w:pStyle w:val="ListParagraph"/>
+        <w:numPr>
+          <w:ilvl w:val="0"/>
+          <w:numId w:val="71"/>
+        </w:numPr>
+        <w:rPr>
+          <w:rFonts w:cs="Times New Roman"/>
+          <w:szCs w:val="24"/>
+        </w:rPr>
+      </w:pPr>
+      <w:r>
+        <w:rPr>
+          <w:rFonts w:cs="Times New Roman"/>
+          <w:szCs w:val="24"/>
+        </w:rPr>
+        <w:t>Itt lehet megváltoztatni egy adott termék árát, leárazását, darabszámát és státuszát (Csak aktív státuszú termékek jelennek meg a felhasználónak)</w:t>
+      </w:r>
+    </w:p>
+    <w:p>
+      <w:pPr>
+        <w:jc w:val="center"/>
+        <w:rPr>
+          <w:rFonts w:cs="Times New Roman"/>
+          <w:szCs w:val="24"/>
+        </w:rPr>
+      </w:pPr>
+      <w:r>
+        <w:rPr>
+          <w:rFonts w:cs="Times New Roman"/>
+          <w:szCs w:val="24"/>
+        </w:rPr>
+        <w:lastRenderedPageBreak/>
+        <w:drawing>
+          <wp:inline distT="0" distB="0" distL="0" distR="0" wp14:anchorId="29093639" wp14:editId="1A84E65F">
+            <wp:extent cx="5580380" cy="3380740"/>
+            <wp:effectExtent l="0" t="0" r="1270" b="0"/>
+            <wp:docPr id="550766713" name="Picture 1"/>
+            <wp:cNvGraphicFramePr>
+              <a:graphicFrameLocks xmlns:a="http://schemas.openxmlformats.org/drawingml/2006/main" noChangeAspect="1"/>
+            </wp:cNvGraphicFramePr>
+            <a:graphic xmlns:a="http://schemas.openxmlformats.org/drawingml/2006/main">
+              <a:graphicData uri="http://schemas.openxmlformats.org/drawingml/2006/picture">
+                <pic:pic xmlns:pic="http://schemas.openxmlformats.org/drawingml/2006/picture">
+                  <pic:nvPicPr>
+                    <pic:cNvPr id="550766713" name=""/>
+                    <pic:cNvPicPr/>
+                  </pic:nvPicPr>
+                  <pic:blipFill>
+                    <a:blip r:embed="rId24"/>
+                    <a:stretch>
+                      <a:fillRect/>
+                    </a:stretch>
+                  </pic:blipFill>
+                  <pic:spPr>
+                    <a:xfrm>
+                      <a:off x="0" y="0"/>
+                      <a:ext cx="5580380" cy="3380740"/>
+                    </a:xfrm>
+                    <a:prstGeom prst="rect">
+                      <a:avLst/>
+                    </a:prstGeom>
+                  </pic:spPr>
+                </pic:pic>
+              </a:graphicData>
+            </a:graphic>
+          </wp:inline>
+        </w:drawing>
+      </w:r>
+    </w:p>
+    <w:p>
+      <w:pPr>
+        <w:pStyle w:val="ListParagraph"/>
+        <w:numPr>
+          <w:ilvl w:val="2"/>
+          <w:numId w:val="52"/>
+        </w:numPr>
+        <w:rPr>
+          <w:rFonts w:cs="Times New Roman"/>
+          <w:b/>
+          <w:bCs/>
+          <w:sz w:val="32"/>
+          <w:szCs w:val="32"/>
+        </w:rPr>
+      </w:pPr>
+      <w:r>
+        <w:rPr>
+          <w:rFonts w:cs="Times New Roman"/>
+          <w:b/>
+          <w:bCs/>
+          <w:sz w:val="32"/>
+          <w:szCs w:val="32"/>
+        </w:rPr>
+        <w:t>Specifikációk kezelése</w:t>
+      </w:r>
+    </w:p>
+    <w:p>
+      <w:pPr>
+        <w:pStyle w:val="ListParagraph"/>
+        <w:numPr>
+          <w:ilvl w:val="0"/>
+          <w:numId w:val="72"/>
+        </w:numPr>
+        <w:rPr>
+          <w:rFonts w:cs="Times New Roman"/>
+          <w:szCs w:val="24"/>
+        </w:rPr>
+      </w:pPr>
+      <w:r>
+        <w:rPr>
+          <w:rFonts w:cs="Times New Roman"/>
+          <w:szCs w:val="24"/>
+        </w:rPr>
+        <w:t>Válassza a "PostProduct/Spec" menüpontot</w:t>
+      </w:r>
+    </w:p>
+    <w:p>
+      <w:pPr>
+        <w:pStyle w:val="ListParagraph"/>
+        <w:numPr>
+          <w:ilvl w:val="0"/>
+          <w:numId w:val="51"/>
+        </w:numPr>
+        <w:rPr>
+          <w:rFonts w:cs="Times New Roman"/>
+          <w:szCs w:val="24"/>
+        </w:rPr>
+      </w:pPr>
+      <w:r>
+        <w:rPr>
+          <w:rFonts w:cs="Times New Roman"/>
+          <w:szCs w:val="24"/>
+        </w:rPr>
+        <w:t>Görgessen le a lap aljára</w:t>
+      </w:r>
+    </w:p>
+    <w:p>
+      <w:pPr>
+        <w:pStyle w:val="ListParagraph"/>
+        <w:numPr>
+          <w:ilvl w:val="0"/>
+          <w:numId w:val="51"/>
+        </w:numPr>
+        <w:rPr>
+          <w:rFonts w:cs="Times New Roman"/>
+          <w:szCs w:val="24"/>
+        </w:rPr>
+      </w:pPr>
+      <w:r>
+        <w:rPr>
+          <w:rFonts w:cs="Times New Roman"/>
+          <w:szCs w:val="24"/>
+        </w:rPr>
+        <w:t>Írja be a kívánt specifikációt</w:t>
+      </w:r>
+    </w:p>
+    <w:p>
+      <w:pPr>
+        <w:pStyle w:val="ListParagraph"/>
+        <w:numPr>
+          <w:ilvl w:val="0"/>
+          <w:numId w:val="51"/>
+        </w:numPr>
+        <w:rPr>
+          <w:rFonts w:cs="Times New Roman"/>
+          <w:szCs w:val="24"/>
+        </w:rPr>
+      </w:pPr>
+      <w:r>
+        <w:rPr>
+          <w:rFonts w:cs="Times New Roman"/>
+          <w:szCs w:val="24"/>
+        </w:rPr>
+        <w:t>Nyomjon az „Add Spec” gombra</w:t>
+      </w:r>
+    </w:p>
+    <w:p>
+      <w:pPr>
+        <w:ind w:left="360"/>
+        <w:jc w:val="center"/>
+        <w:rPr>
+          <w:rFonts w:cs="Times New Roman"/>
+          <w:szCs w:val="24"/>
+        </w:rPr>
+      </w:pPr>
+      <w:r>
+        <w:rPr>
+          <w:rFonts w:cs="Times New Roman"/>
+          <w:noProof/>
+          <w:szCs w:val="24"/>
+        </w:rPr>
+        <w:drawing>
+          <wp:inline distT="0" distB="0" distL="0" distR="0" wp14:anchorId="1D70CF91" wp14:editId="0BD7B862">
+            <wp:extent cx="5580380" cy="1574165"/>
+            <wp:effectExtent l="0" t="0" r="1270" b="6985"/>
+            <wp:docPr id="1506940801" name="Picture 1"/>
+            <wp:cNvGraphicFramePr>
+              <a:graphicFrameLocks xmlns:a="http://schemas.openxmlformats.org/drawingml/2006/main" noChangeAspect="1"/>
+            </wp:cNvGraphicFramePr>
+            <a:graphic xmlns:a="http://schemas.openxmlformats.org/drawingml/2006/main">
+              <a:graphicData uri="http://schemas.openxmlformats.org/drawingml/2006/picture">
+                <pic:pic xmlns:pic="http://schemas.openxmlformats.org/drawingml/2006/picture">
+                  <pic:nvPicPr>
+                    <pic:cNvPr id="1506940801" name=""/>
+                    <pic:cNvPicPr/>
+                  </pic:nvPicPr>
+                  <pic:blipFill>
+                    <a:blip r:embed="rId25"/>
+                    <a:stretch>
+                      <a:fillRect/>
+                    </a:stretch>
+                  </pic:blipFill>
+                  <pic:spPr>
+                    <a:xfrm>
+                      <a:off x="0" y="0"/>
+                      <a:ext cx="5580380" cy="1574165"/>
+                    </a:xfrm>
+                    <a:prstGeom prst="rect">
+                      <a:avLst/>
+                    </a:prstGeom>
+                  </pic:spPr>
+                </pic:pic>
+              </a:graphicData>
+            </a:graphic>
+          </wp:inline>
+        </w:drawing>
+      </w:r>
+    </w:p>
+    <w:p>
+      <w:pPr>
+        <w:pStyle w:val="ListParagraph"/>
+        <w:numPr>
+          <w:ilvl w:val="2"/>
+          <w:numId w:val="52"/>
+        </w:numPr>
+        <w:rPr>
+          <w:rFonts w:cs="Times New Roman"/>
+          <w:b/>
+          <w:bCs/>
+          <w:sz w:val="32"/>
+          <w:szCs w:val="32"/>
+        </w:rPr>
+      </w:pPr>
+      <w:r>
+        <w:rPr>
+          <w:rFonts w:cs="Times New Roman"/>
+          <w:b/>
+          <w:bCs/>
+          <w:sz w:val="32"/>
+          <w:szCs w:val="32"/>
+        </w:rPr>
+        <w:t>Rendelések kezelése</w:t>
+      </w:r>
+    </w:p>
+    <w:p>
+      <w:pPr>
+        <w:pStyle w:val="ListParagraph"/>
+        <w:numPr>
+          <w:ilvl w:val="0"/>
+          <w:numId w:val="72"/>
+        </w:numPr>
+        <w:rPr>
+          <w:rFonts w:cs="Times New Roman"/>
+          <w:szCs w:val="24"/>
+        </w:rPr>
+      </w:pPr>
+      <w:r>
+        <w:rPr>
+          <w:rFonts w:cs="Times New Roman"/>
+          <w:szCs w:val="24"/>
+        </w:rPr>
+        <w:t>Válassza ki az "ActiveOrders" menüpontot</w:t>
+      </w:r>
+    </w:p>
+    <w:p>
+      <w:pPr>
+        <w:pStyle w:val="ListParagraph"/>
+        <w:numPr>
+          <w:ilvl w:val="0"/>
+          <w:numId w:val="72"/>
+        </w:numPr>
+        <w:rPr>
+          <w:rFonts w:cs="Times New Roman"/>
+          <w:szCs w:val="24"/>
+        </w:rPr>
+      </w:pPr>
+      <w:r>
+        <w:rPr>
+          <w:rFonts w:cs="Times New Roman"/>
+          <w:szCs w:val="24"/>
+        </w:rPr>
+        <w:t>Megtekintheti az összes rendelést és változtathatja azok státuszát</w:t>
+      </w:r>
+    </w:p>
+    <w:p>
+      <w:pPr>
+        <w:pStyle w:val="ListParagraph"/>
+        <w:numPr>
+          <w:ilvl w:val="1"/>
+          <w:numId w:val="52"/>
+        </w:numPr>
+        <w:rPr>
+          <w:rFonts w:cs="Times New Roman"/>
+          <w:b/>
+          <w:bCs/>
+          <w:sz w:val="32"/>
+          <w:szCs w:val="32"/>
+        </w:rPr>
+      </w:pPr>
+      <w:r>
+        <w:rPr>
+          <w:rFonts w:cs="Times New Roman"/>
+          <w:b/>
+          <w:bCs/>
+          <w:sz w:val="32"/>
+          <w:szCs w:val="32"/>
+        </w:rPr>
+        <w:t>Ügyfélszolgálat és Hiba kezelés</w:t>
+      </w:r>
+    </w:p>
+    <w:p>
+      <w:pPr>
+        <w:rPr>
+          <w:rFonts w:cs="Times New Roman"/>
+          <w:szCs w:val="24"/>
+        </w:rPr>
+      </w:pPr>
+      <w:r>
+        <w:rPr>
+          <w:rFonts w:cs="Times New Roman"/>
+          <w:szCs w:val="24"/>
+        </w:rPr>
+        <w:t>Gyakori hibák</w:t>
+      </w:r>
+      <w:r>
+        <w:rPr>
+          <w:rFonts w:cs="Times New Roman"/>
+          <w:szCs w:val="24"/>
+        </w:rPr>
+        <w:t xml:space="preserve"> és megoldásaik</w:t>
+      </w:r>
+    </w:p>
+    <w:p>
+      <w:pPr>
+        <w:pStyle w:val="ListParagraph"/>
+        <w:numPr>
+          <w:ilvl w:val="0"/>
+          <w:numId w:val="73"/>
+        </w:numPr>
+        <w:rPr>
+          <w:rFonts w:cs="Times New Roman"/>
+          <w:szCs w:val="24"/>
+        </w:rPr>
+      </w:pPr>
+      <w:r>
+        <w:rPr>
+          <w:rFonts w:cs="Times New Roman"/>
+          <w:szCs w:val="24"/>
+        </w:rPr>
+        <w:t>"Nem sikerült csatlakozni az API-hoz</w:t>
+      </w:r>
+      <w:r>
+        <w:rPr>
+          <w:rFonts w:cs="Times New Roman"/>
+          <w:szCs w:val="24"/>
+        </w:rPr>
+        <w:t xml:space="preserve">” - </w:t>
+      </w:r>
+      <w:r>
+        <w:rPr>
+          <w:rFonts w:cs="Times New Roman"/>
+          <w:szCs w:val="24"/>
+        </w:rPr>
+        <w:t>Ellenőrizze, hogy a Backend fut-e a `http://localhost:5000` címen</w:t>
+      </w:r>
+    </w:p>
+    <w:p>
+      <w:pPr>
+        <w:pStyle w:val="ListParagraph"/>
+        <w:numPr>
+          <w:ilvl w:val="0"/>
+          <w:numId w:val="73"/>
+        </w:numPr>
+        <w:rPr>
+          <w:rFonts w:cs="Times New Roman"/>
+          <w:szCs w:val="24"/>
+        </w:rPr>
+      </w:pPr>
+      <w:r>
+        <w:rPr>
+          <w:rFonts w:cs="Times New Roman"/>
+          <w:szCs w:val="24"/>
+        </w:rPr>
+        <w:lastRenderedPageBreak/>
+        <w:t xml:space="preserve">"A bejelentkezés sikertelen" </w:t>
+      </w:r>
+      <w:r>
+        <w:rPr>
+          <w:rFonts w:cs="Times New Roman"/>
+          <w:szCs w:val="24"/>
+        </w:rPr>
+        <w:t xml:space="preserve">- </w:t>
+      </w:r>
+      <w:r>
+        <w:rPr>
+          <w:rFonts w:cs="Times New Roman"/>
+          <w:szCs w:val="24"/>
+        </w:rPr>
+        <w:t>Ellenőrizze az email és jelszó helyességét</w:t>
+      </w:r>
+    </w:p>
+    <w:p>
+      <w:pPr>
+        <w:pStyle w:val="ListParagraph"/>
+        <w:numPr>
+          <w:ilvl w:val="0"/>
+          <w:numId w:val="73"/>
+        </w:numPr>
+        <w:rPr>
+          <w:rFonts w:cs="Times New Roman"/>
+          <w:szCs w:val="24"/>
+        </w:rPr>
+      </w:pPr>
+      <w:r>
+        <w:rPr>
+          <w:rFonts w:cs="Times New Roman"/>
+          <w:szCs w:val="24"/>
+        </w:rPr>
+        <w:t xml:space="preserve">"Üres oldal jelenik meg" </w:t>
+      </w:r>
+      <w:r>
+        <w:rPr>
+          <w:rFonts w:cs="Times New Roman"/>
+          <w:szCs w:val="24"/>
+        </w:rPr>
+        <w:t xml:space="preserve">- </w:t>
+      </w:r>
+      <w:r>
+        <w:rPr>
+          <w:rFonts w:cs="Times New Roman"/>
+          <w:szCs w:val="24"/>
+        </w:rPr>
+        <w:t>Frissítse az oldalt (F5), vagy törölje a böngésző gyorsítótárá|</w:t>
+      </w:r>
+    </w:p>
+    <w:p>
+      <w:pPr>
+        <w:pStyle w:val="ListParagraph"/>
+        <w:numPr>
+          <w:ilvl w:val="0"/>
+          <w:numId w:val="73"/>
+        </w:numPr>
+        <w:rPr>
+          <w:rFonts w:cs="Times New Roman"/>
+          <w:szCs w:val="24"/>
+        </w:rPr>
+      </w:pPr>
+      <w:r>
+        <w:rPr>
+          <w:rFonts w:cs="Times New Roman"/>
+          <w:szCs w:val="24"/>
+        </w:rPr>
+        <w:t xml:space="preserve">"Termékek nem töltődnek be" </w:t>
+      </w:r>
+      <w:r>
+        <w:rPr>
+          <w:rFonts w:cs="Times New Roman"/>
+          <w:szCs w:val="24"/>
+        </w:rPr>
+        <w:t xml:space="preserve">- </w:t>
+      </w:r>
+      <w:r>
+        <w:rPr>
+          <w:rFonts w:cs="Times New Roman"/>
+          <w:szCs w:val="24"/>
+        </w:rPr>
+        <w:t>Ellenőrizze az internet kapcsolatot és az adatbázist</w:t>
       </w:r>
     </w:p>
     <w:p>
@@ -6687,6 +10814,119 @@
     </w:lvl>
   </w:abstractNum>
   <w:abstractNum w:abstractNumId="1" w15:restartNumberingAfterBreak="0">
+    <w:nsid w:val="023A1530"/>
+    <w:multiLevelType w:val="hybridMultilevel"/>
+    <w:tmpl w:val="32544BAE"/>
+    <w:lvl w:ilvl="0" w:tplc="08090001">
+      <w:start w:val="1"/>
+      <w:numFmt w:val="bullet"/>
+      <w:lvlText w:val=""/>
+      <w:lvlJc w:val="left"/>
+      <w:pPr>
+        <w:ind w:left="1080" w:hanging="360"/>
+      </w:pPr>
+      <w:rPr>
+        <w:rFonts w:ascii="Symbol" w:hAnsi="Symbol" w:hint="default"/>
+      </w:rPr>
+    </w:lvl>
+    <w:lvl w:ilvl="1" w:tplc="08090003" w:tentative="1">
+      <w:start w:val="1"/>
+      <w:numFmt w:val="bullet"/>
+      <w:lvlText w:val="o"/>
+      <w:lvlJc w:val="left"/>
+      <w:pPr>
+        <w:ind w:left="1800" w:hanging="360"/>
+      </w:pPr>
+      <w:rPr>
+        <w:rFonts w:ascii="Courier New" w:hAnsi="Courier New" w:cs="Courier New" w:hint="default"/>
+      </w:rPr>
+    </w:lvl>
+    <w:lvl w:ilvl="2" w:tplc="08090005" w:tentative="1">
+      <w:start w:val="1"/>
+      <w:numFmt w:val="bullet"/>
+      <w:lvlText w:val=""/>
+      <w:lvlJc w:val="left"/>
+      <w:pPr>
+        <w:ind w:left="2520" w:hanging="360"/>
+      </w:pPr>
+      <w:rPr>
+        <w:rFonts w:ascii="Wingdings" w:hAnsi="Wingdings" w:hint="default"/>
+      </w:rPr>
+    </w:lvl>
+    <w:lvl w:ilvl="3" w:tplc="08090001" w:tentative="1">
+      <w:start w:val="1"/>
+      <w:numFmt w:val="bullet"/>
+      <w:lvlText w:val=""/>
+      <w:lvlJc w:val="left"/>
+      <w:pPr>
+        <w:ind w:left="3240" w:hanging="360"/>
+      </w:pPr>
+      <w:rPr>
+        <w:rFonts w:ascii="Symbol" w:hAnsi="Symbol" w:hint="default"/>
+      </w:rPr>
+    </w:lvl>
+    <w:lvl w:ilvl="4" w:tplc="08090003" w:tentative="1">
+      <w:start w:val="1"/>
+      <w:numFmt w:val="bullet"/>
+      <w:lvlText w:val="o"/>
+      <w:lvlJc w:val="left"/>
+      <w:pPr>
+        <w:ind w:left="3960" w:hanging="360"/>
+      </w:pPr>
+      <w:rPr>
+        <w:rFonts w:ascii="Courier New" w:hAnsi="Courier New" w:cs="Courier New" w:hint="default"/>
+      </w:rPr>
+    </w:lvl>
+    <w:lvl w:ilvl="5" w:tplc="08090005" w:tentative="1">
+      <w:start w:val="1"/>
+      <w:numFmt w:val="bullet"/>
+      <w:lvlText w:val=""/>
+      <w:lvlJc w:val="left"/>
+      <w:pPr>
+        <w:ind w:left="4680" w:hanging="360"/>
+      </w:pPr>
+      <w:rPr>
+        <w:rFonts w:ascii="Wingdings" w:hAnsi="Wingdings" w:hint="default"/>
+      </w:rPr>
+    </w:lvl>
+    <w:lvl w:ilvl="6" w:tplc="08090001" w:tentative="1">
+      <w:start w:val="1"/>
+      <w:numFmt w:val="bullet"/>
+      <w:lvlText w:val=""/>
+      <w:lvlJc w:val="left"/>
+      <w:pPr>
+        <w:ind w:left="5400" w:hanging="360"/>
+      </w:pPr>
+      <w:rPr>
+        <w:rFonts w:ascii="Symbol" w:hAnsi="Symbol" w:hint="default"/>
+      </w:rPr>
+    </w:lvl>
+    <w:lvl w:ilvl="7" w:tplc="08090003" w:tentative="1">
+      <w:start w:val="1"/>
+      <w:numFmt w:val="bullet"/>
+      <w:lvlText w:val="o"/>
+      <w:lvlJc w:val="left"/>
+      <w:pPr>
+        <w:ind w:left="6120" w:hanging="360"/>
+      </w:pPr>
+      <w:rPr>
+        <w:rFonts w:ascii="Courier New" w:hAnsi="Courier New" w:cs="Courier New" w:hint="default"/>
+      </w:rPr>
+    </w:lvl>
+    <w:lvl w:ilvl="8" w:tplc="08090005" w:tentative="1">
+      <w:start w:val="1"/>
+      <w:numFmt w:val="bullet"/>
+      <w:lvlText w:val=""/>
+      <w:lvlJc w:val="left"/>
+      <w:pPr>
+        <w:ind w:left="6840" w:hanging="360"/>
+      </w:pPr>
+      <w:rPr>
+        <w:rFonts w:ascii="Wingdings" w:hAnsi="Wingdings" w:hint="default"/>
+      </w:rPr>
+    </w:lvl>
+  </w:abstractNum>
+  <w:abstractNum w:abstractNumId="2" w15:restartNumberingAfterBreak="0">
     <w:nsid w:val="037E2C29"/>
     <w:multiLevelType w:val="hybridMultilevel"/>
     <w:tmpl w:val="974A714C"/>
@@ -6799,7 +11039,7 @@
       </w:rPr>
     </w:lvl>
   </w:abstractNum>
-  <w:abstractNum w:abstractNumId="2" w15:restartNumberingAfterBreak="0">
+  <w:abstractNum w:abstractNumId="3" w15:restartNumberingAfterBreak="0">
     <w:nsid w:val="03963772"/>
     <w:multiLevelType w:val="multilevel"/>
     <w:tmpl w:val="5AAA9CA2"/>
@@ -6912,7 +11152,346 @@
       </w:rPr>
     </w:lvl>
   </w:abstractNum>
-  <w:abstractNum w:abstractNumId="3" w15:restartNumberingAfterBreak="0">
+  <w:abstractNum w:abstractNumId="4" w15:restartNumberingAfterBreak="0">
+    <w:nsid w:val="0C3D374B"/>
+    <w:multiLevelType w:val="hybridMultilevel"/>
+    <w:tmpl w:val="0234DB68"/>
+    <w:lvl w:ilvl="0" w:tplc="08090001">
+      <w:start w:val="1"/>
+      <w:numFmt w:val="bullet"/>
+      <w:lvlText w:val=""/>
+      <w:lvlJc w:val="left"/>
+      <w:pPr>
+        <w:ind w:left="720" w:hanging="360"/>
+      </w:pPr>
+      <w:rPr>
+        <w:rFonts w:ascii="Symbol" w:hAnsi="Symbol" w:hint="default"/>
+      </w:rPr>
+    </w:lvl>
+    <w:lvl w:ilvl="1" w:tplc="08090003" w:tentative="1">
+      <w:start w:val="1"/>
+      <w:numFmt w:val="bullet"/>
+      <w:lvlText w:val="o"/>
+      <w:lvlJc w:val="left"/>
+      <w:pPr>
+        <w:ind w:left="1440" w:hanging="360"/>
+      </w:pPr>
+      <w:rPr>
+        <w:rFonts w:ascii="Courier New" w:hAnsi="Courier New" w:cs="Courier New" w:hint="default"/>
+      </w:rPr>
+    </w:lvl>
+    <w:lvl w:ilvl="2" w:tplc="08090005" w:tentative="1">
+      <w:start w:val="1"/>
+      <w:numFmt w:val="bullet"/>
+      <w:lvlText w:val=""/>
+      <w:lvlJc w:val="left"/>
+      <w:pPr>
+        <w:ind w:left="2160" w:hanging="360"/>
+      </w:pPr>
+      <w:rPr>
+        <w:rFonts w:ascii="Wingdings" w:hAnsi="Wingdings" w:hint="default"/>
+      </w:rPr>
+    </w:lvl>
+    <w:lvl w:ilvl="3" w:tplc="08090001" w:tentative="1">
+      <w:start w:val="1"/>
+      <w:numFmt w:val="bullet"/>
+      <w:lvlText w:val=""/>
+      <w:lvlJc w:val="left"/>
+      <w:pPr>
+        <w:ind w:left="2880" w:hanging="360"/>
+      </w:pPr>
+      <w:rPr>
+        <w:rFonts w:ascii="Symbol" w:hAnsi="Symbol" w:hint="default"/>
+      </w:rPr>
+    </w:lvl>
+    <w:lvl w:ilvl="4" w:tplc="08090003" w:tentative="1">
+      <w:start w:val="1"/>
+      <w:numFmt w:val="bullet"/>
+      <w:lvlText w:val="o"/>
+      <w:lvlJc w:val="left"/>
+      <w:pPr>
+        <w:ind w:left="3600" w:hanging="360"/>
+      </w:pPr>
+      <w:rPr>
+        <w:rFonts w:ascii="Courier New" w:hAnsi="Courier New" w:cs="Courier New" w:hint="default"/>
+      </w:rPr>
+    </w:lvl>
+    <w:lvl w:ilvl="5" w:tplc="08090005" w:tentative="1">
+      <w:start w:val="1"/>
+      <w:numFmt w:val="bullet"/>
+      <w:lvlText w:val=""/>
+      <w:lvlJc w:val="left"/>
+      <w:pPr>
+        <w:ind w:left="4320" w:hanging="360"/>
+      </w:pPr>
+      <w:rPr>
+        <w:rFonts w:ascii="Wingdings" w:hAnsi="Wingdings" w:hint="default"/>
+      </w:rPr>
+    </w:lvl>
+    <w:lvl w:ilvl="6" w:tplc="08090001" w:tentative="1">
+      <w:start w:val="1"/>
+      <w:numFmt w:val="bullet"/>
+      <w:lvlText w:val=""/>
+      <w:lvlJc w:val="left"/>
+      <w:pPr>
+        <w:ind w:left="5040" w:hanging="360"/>
+      </w:pPr>
+      <w:rPr>
+        <w:rFonts w:ascii="Symbol" w:hAnsi="Symbol" w:hint="default"/>
+      </w:rPr>
+    </w:lvl>
+    <w:lvl w:ilvl="7" w:tplc="08090003" w:tentative="1">
+      <w:start w:val="1"/>
+      <w:numFmt w:val="bullet"/>
+      <w:lvlText w:val="o"/>
+      <w:lvlJc w:val="left"/>
+      <w:pPr>
+        <w:ind w:left="5760" w:hanging="360"/>
+      </w:pPr>
+      <w:rPr>
+        <w:rFonts w:ascii="Courier New" w:hAnsi="Courier New" w:cs="Courier New" w:hint="default"/>
+      </w:rPr>
+    </w:lvl>
+    <w:lvl w:ilvl="8" w:tplc="08090005" w:tentative="1">
+      <w:start w:val="1"/>
+      <w:numFmt w:val="bullet"/>
+      <w:lvlText w:val=""/>
+      <w:lvlJc w:val="left"/>
+      <w:pPr>
+        <w:ind w:left="6480" w:hanging="360"/>
+      </w:pPr>
+      <w:rPr>
+        <w:rFonts w:ascii="Wingdings" w:hAnsi="Wingdings" w:hint="default"/>
+      </w:rPr>
+    </w:lvl>
+  </w:abstractNum>
+  <w:abstractNum w:abstractNumId="5" w15:restartNumberingAfterBreak="0">
+    <w:nsid w:val="1651494A"/>
+    <w:multiLevelType w:val="hybridMultilevel"/>
+    <w:tmpl w:val="A9E082A6"/>
+    <w:lvl w:ilvl="0" w:tplc="08090001">
+      <w:start w:val="1"/>
+      <w:numFmt w:val="bullet"/>
+      <w:lvlText w:val=""/>
+      <w:lvlJc w:val="left"/>
+      <w:pPr>
+        <w:ind w:left="1080" w:hanging="360"/>
+      </w:pPr>
+      <w:rPr>
+        <w:rFonts w:ascii="Symbol" w:hAnsi="Symbol" w:hint="default"/>
+      </w:rPr>
+    </w:lvl>
+    <w:lvl w:ilvl="1" w:tplc="08090003" w:tentative="1">
+      <w:start w:val="1"/>
+      <w:numFmt w:val="bullet"/>
+      <w:lvlText w:val="o"/>
+      <w:lvlJc w:val="left"/>
+      <w:pPr>
+        <w:ind w:left="1800" w:hanging="360"/>
+      </w:pPr>
+      <w:rPr>
+        <w:rFonts w:ascii="Courier New" w:hAnsi="Courier New" w:cs="Courier New" w:hint="default"/>
+      </w:rPr>
+    </w:lvl>
+    <w:lvl w:ilvl="2" w:tplc="08090005" w:tentative="1">
+      <w:start w:val="1"/>
+      <w:numFmt w:val="bullet"/>
+      <w:lvlText w:val=""/>
+      <w:lvlJc w:val="left"/>
+      <w:pPr>
+        <w:ind w:left="2520" w:hanging="360"/>
+      </w:pPr>
+      <w:rPr>
+        <w:rFonts w:ascii="Wingdings" w:hAnsi="Wingdings" w:hint="default"/>
+      </w:rPr>
+    </w:lvl>
+    <w:lvl w:ilvl="3" w:tplc="08090001" w:tentative="1">
+      <w:start w:val="1"/>
+      <w:numFmt w:val="bullet"/>
+      <w:lvlText w:val=""/>
+      <w:lvlJc w:val="left"/>
+      <w:pPr>
+        <w:ind w:left="3240" w:hanging="360"/>
+      </w:pPr>
+      <w:rPr>
+        <w:rFonts w:ascii="Symbol" w:hAnsi="Symbol" w:hint="default"/>
+      </w:rPr>
+    </w:lvl>
+    <w:lvl w:ilvl="4" w:tplc="08090003" w:tentative="1">
+      <w:start w:val="1"/>
+      <w:numFmt w:val="bullet"/>
+      <w:lvlText w:val="o"/>
+      <w:lvlJc w:val="left"/>
+      <w:pPr>
+        <w:ind w:left="3960" w:hanging="360"/>
+      </w:pPr>
+      <w:rPr>
+        <w:rFonts w:ascii="Courier New" w:hAnsi="Courier New" w:cs="Courier New" w:hint="default"/>
+      </w:rPr>
+    </w:lvl>
+    <w:lvl w:ilvl="5" w:tplc="08090005" w:tentative="1">
+      <w:start w:val="1"/>
+      <w:numFmt w:val="bullet"/>
+      <w:lvlText w:val=""/>
+      <w:lvlJc w:val="left"/>
+      <w:pPr>
+        <w:ind w:left="4680" w:hanging="360"/>
+      </w:pPr>
+      <w:rPr>
+        <w:rFonts w:ascii="Wingdings" w:hAnsi="Wingdings" w:hint="default"/>
+      </w:rPr>
+    </w:lvl>
+    <w:lvl w:ilvl="6" w:tplc="08090001" w:tentative="1">
+      <w:start w:val="1"/>
+      <w:numFmt w:val="bullet"/>
+      <w:lvlText w:val=""/>
+      <w:lvlJc w:val="left"/>
+      <w:pPr>
+        <w:ind w:left="5400" w:hanging="360"/>
+      </w:pPr>
+      <w:rPr>
+        <w:rFonts w:ascii="Symbol" w:hAnsi="Symbol" w:hint="default"/>
+      </w:rPr>
+    </w:lvl>
+    <w:lvl w:ilvl="7" w:tplc="08090003" w:tentative="1">
+      <w:start w:val="1"/>
+      <w:numFmt w:val="bullet"/>
+      <w:lvlText w:val="o"/>
+      <w:lvlJc w:val="left"/>
+      <w:pPr>
+        <w:ind w:left="6120" w:hanging="360"/>
+      </w:pPr>
+      <w:rPr>
+        <w:rFonts w:ascii="Courier New" w:hAnsi="Courier New" w:cs="Courier New" w:hint="default"/>
+      </w:rPr>
+    </w:lvl>
+    <w:lvl w:ilvl="8" w:tplc="08090005" w:tentative="1">
+      <w:start w:val="1"/>
+      <w:numFmt w:val="bullet"/>
+      <w:lvlText w:val=""/>
+      <w:lvlJc w:val="left"/>
+      <w:pPr>
+        <w:ind w:left="6840" w:hanging="360"/>
+      </w:pPr>
+      <w:rPr>
+        <w:rFonts w:ascii="Wingdings" w:hAnsi="Wingdings" w:hint="default"/>
+      </w:rPr>
+    </w:lvl>
+  </w:abstractNum>
+  <w:abstractNum w:abstractNumId="6" w15:restartNumberingAfterBreak="0">
+    <w:nsid w:val="16561116"/>
+    <w:multiLevelType w:val="hybridMultilevel"/>
+    <w:tmpl w:val="7AA8DDF6"/>
+    <w:lvl w:ilvl="0" w:tplc="08090001">
+      <w:start w:val="1"/>
+      <w:numFmt w:val="bullet"/>
+      <w:lvlText w:val=""/>
+      <w:lvlJc w:val="left"/>
+      <w:pPr>
+        <w:ind w:left="1080" w:hanging="360"/>
+      </w:pPr>
+      <w:rPr>
+        <w:rFonts w:ascii="Symbol" w:hAnsi="Symbol" w:hint="default"/>
+      </w:rPr>
+    </w:lvl>
+    <w:lvl w:ilvl="1" w:tplc="08090003" w:tentative="1">
+      <w:start w:val="1"/>
+      <w:numFmt w:val="bullet"/>
+      <w:lvlText w:val="o"/>
+      <w:lvlJc w:val="left"/>
+      <w:pPr>
+        <w:ind w:left="1800" w:hanging="360"/>
+      </w:pPr>
+      <w:rPr>
+        <w:rFonts w:ascii="Courier New" w:hAnsi="Courier New" w:cs="Courier New" w:hint="default"/>
+      </w:rPr>
+    </w:lvl>
+    <w:lvl w:ilvl="2" w:tplc="08090005" w:tentative="1">
+      <w:start w:val="1"/>
+      <w:numFmt w:val="bullet"/>
+      <w:lvlText w:val=""/>
+      <w:lvlJc w:val="left"/>
+      <w:pPr>
+        <w:ind w:left="2520" w:hanging="360"/>
+      </w:pPr>
+      <w:rPr>
+        <w:rFonts w:ascii="Wingdings" w:hAnsi="Wingdings" w:hint="default"/>
+      </w:rPr>
+    </w:lvl>
+    <w:lvl w:ilvl="3" w:tplc="08090001" w:tentative="1">
+      <w:start w:val="1"/>
+      <w:numFmt w:val="bullet"/>
+      <w:lvlText w:val=""/>
+      <w:lvlJc w:val="left"/>
+      <w:pPr>
+        <w:ind w:left="3240" w:hanging="360"/>
+      </w:pPr>
+      <w:rPr>
+        <w:rFonts w:ascii="Symbol" w:hAnsi="Symbol" w:hint="default"/>
+      </w:rPr>
+    </w:lvl>
+    <w:lvl w:ilvl="4" w:tplc="08090003" w:tentative="1">
+      <w:start w:val="1"/>
+      <w:numFmt w:val="bullet"/>
+      <w:lvlText w:val="o"/>
+      <w:lvlJc w:val="left"/>
+      <w:pPr>
+        <w:ind w:left="3960" w:hanging="360"/>
+      </w:pPr>
+      <w:rPr>
+        <w:rFonts w:ascii="Courier New" w:hAnsi="Courier New" w:cs="Courier New" w:hint="default"/>
+      </w:rPr>
+    </w:lvl>
+    <w:lvl w:ilvl="5" w:tplc="08090005" w:tentative="1">
+      <w:start w:val="1"/>
+      <w:numFmt w:val="bullet"/>
+      <w:lvlText w:val=""/>
+      <w:lvlJc w:val="left"/>
+      <w:pPr>
+        <w:ind w:left="4680" w:hanging="360"/>
+      </w:pPr>
+      <w:rPr>
+        <w:rFonts w:ascii="Wingdings" w:hAnsi="Wingdings" w:hint="default"/>
+      </w:rPr>
+    </w:lvl>
+    <w:lvl w:ilvl="6" w:tplc="08090001" w:tentative="1">
+      <w:start w:val="1"/>
+      <w:numFmt w:val="bullet"/>
+      <w:lvlText w:val=""/>
+      <w:lvlJc w:val="left"/>
+      <w:pPr>
+        <w:ind w:left="5400" w:hanging="360"/>
+      </w:pPr>
+      <w:rPr>
+        <w:rFonts w:ascii="Symbol" w:hAnsi="Symbol" w:hint="default"/>
+      </w:rPr>
+    </w:lvl>
+    <w:lvl w:ilvl="7" w:tplc="08090003" w:tentative="1">
+      <w:start w:val="1"/>
+      <w:numFmt w:val="bullet"/>
+      <w:lvlText w:val="o"/>
+      <w:lvlJc w:val="left"/>
+      <w:pPr>
+        <w:ind w:left="6120" w:hanging="360"/>
+      </w:pPr>
+      <w:rPr>
+        <w:rFonts w:ascii="Courier New" w:hAnsi="Courier New" w:cs="Courier New" w:hint="default"/>
+      </w:rPr>
+    </w:lvl>
+    <w:lvl w:ilvl="8" w:tplc="08090005" w:tentative="1">
+      <w:start w:val="1"/>
+      <w:numFmt w:val="bullet"/>
+      <w:lvlText w:val=""/>
+      <w:lvlJc w:val="left"/>
+      <w:pPr>
+        <w:ind w:left="6840" w:hanging="360"/>
+      </w:pPr>
+      <w:rPr>
+        <w:rFonts w:ascii="Wingdings" w:hAnsi="Wingdings" w:hint="default"/>
+      </w:rPr>
+    </w:lvl>
+  </w:abstractNum>
+  <w:abstractNum w:abstractNumId="7" w15:restartNumberingAfterBreak="0">
     <w:nsid w:val="18A360DB"/>
     <w:multiLevelType w:val="multilevel"/>
     <w:tmpl w:val="9EB0444C"/>
@@ -7025,7 +11604,7 @@
       </w:rPr>
     </w:lvl>
   </w:abstractNum>
-  <w:abstractNum w:abstractNumId="4" w15:restartNumberingAfterBreak="0">
+  <w:abstractNum w:abstractNumId="8" w15:restartNumberingAfterBreak="0">
     <w:nsid w:val="18EB128F"/>
     <w:multiLevelType w:val="multilevel"/>
     <w:tmpl w:val="685CF55C"/>
@@ -7138,7 +11717,120 @@
       </w:rPr>
     </w:lvl>
   </w:abstractNum>
-  <w:abstractNum w:abstractNumId="5" w15:restartNumberingAfterBreak="0">
+  <w:abstractNum w:abstractNumId="9" w15:restartNumberingAfterBreak="0">
+    <w:nsid w:val="1A0A2A49"/>
+    <w:multiLevelType w:val="hybridMultilevel"/>
+    <w:tmpl w:val="59F4478A"/>
+    <w:lvl w:ilvl="0" w:tplc="0809000F">
+      <w:start w:val="1"/>
+      <w:numFmt w:val="decimal"/>
+      <w:lvlText w:val="%1."/>
+      <w:lvlJc w:val="left"/>
+      <w:pPr>
+        <w:ind w:left="1440" w:hanging="360"/>
+      </w:pPr>
+      <w:rPr>
+        <w:rFonts w:hint="default"/>
+      </w:rPr>
+    </w:lvl>
+    <w:lvl w:ilvl="1" w:tplc="FFFFFFFF" w:tentative="1">
+      <w:start w:val="1"/>
+      <w:numFmt w:val="bullet"/>
+      <w:lvlText w:val="o"/>
+      <w:lvlJc w:val="left"/>
+      <w:pPr>
+        <w:ind w:left="2160" w:hanging="360"/>
+      </w:pPr>
+      <w:rPr>
+        <w:rFonts w:ascii="Courier New" w:hAnsi="Courier New" w:cs="Courier New" w:hint="default"/>
+      </w:rPr>
+    </w:lvl>
+    <w:lvl w:ilvl="2" w:tplc="FFFFFFFF" w:tentative="1">
+      <w:start w:val="1"/>
+      <w:numFmt w:val="bullet"/>
+      <w:lvlText w:val=""/>
+      <w:lvlJc w:val="left"/>
+      <w:pPr>
+        <w:ind w:left="2880" w:hanging="360"/>
+      </w:pPr>
+      <w:rPr>
+        <w:rFonts w:ascii="Wingdings" w:hAnsi="Wingdings" w:hint="default"/>
+      </w:rPr>
+    </w:lvl>
+    <w:lvl w:ilvl="3" w:tplc="FFFFFFFF" w:tentative="1">
+      <w:start w:val="1"/>
+      <w:numFmt w:val="bullet"/>
+      <w:lvlText w:val=""/>
+      <w:lvlJc w:val="left"/>
+      <w:pPr>
+        <w:ind w:left="3600" w:hanging="360"/>
+      </w:pPr>
+      <w:rPr>
+        <w:rFonts w:ascii="Symbol" w:hAnsi="Symbol" w:hint="default"/>
+      </w:rPr>
+    </w:lvl>
+    <w:lvl w:ilvl="4" w:tplc="FFFFFFFF" w:tentative="1">
+      <w:start w:val="1"/>
+      <w:numFmt w:val="bullet"/>
+      <w:lvlText w:val="o"/>
+      <w:lvlJc w:val="left"/>
+      <w:pPr>
+        <w:ind w:left="4320" w:hanging="360"/>
+      </w:pPr>
+      <w:rPr>
+        <w:rFonts w:ascii="Courier New" w:hAnsi="Courier New" w:cs="Courier New" w:hint="default"/>
+      </w:rPr>
+    </w:lvl>
+    <w:lvl w:ilvl="5" w:tplc="FFFFFFFF" w:tentative="1">
+      <w:start w:val="1"/>
+      <w:numFmt w:val="bullet"/>
+      <w:lvlText w:val=""/>
+      <w:lvlJc w:val="left"/>
+      <w:pPr>
+        <w:ind w:left="5040" w:hanging="360"/>
+      </w:pPr>
+      <w:rPr>
+        <w:rFonts w:ascii="Wingdings" w:hAnsi="Wingdings" w:hint="default"/>
+      </w:rPr>
+    </w:lvl>
+    <w:lvl w:ilvl="6" w:tplc="FFFFFFFF" w:tentative="1">
+      <w:start w:val="1"/>
+      <w:numFmt w:val="bullet"/>
+      <w:lvlText w:val=""/>
+      <w:lvlJc w:val="left"/>
+      <w:pPr>
+        <w:ind w:left="5760" w:hanging="360"/>
+      </w:pPr>
+      <w:rPr>
+        <w:rFonts w:ascii="Symbol" w:hAnsi="Symbol" w:hint="default"/>
+      </w:rPr>
+    </w:lvl>
+    <w:lvl w:ilvl="7" w:tplc="FFFFFFFF" w:tentative="1">
+      <w:start w:val="1"/>
+      <w:numFmt w:val="bullet"/>
+      <w:lvlText w:val="o"/>
+      <w:lvlJc w:val="left"/>
+      <w:pPr>
+        <w:ind w:left="6480" w:hanging="360"/>
+      </w:pPr>
+      <w:rPr>
+        <w:rFonts w:ascii="Courier New" w:hAnsi="Courier New" w:cs="Courier New" w:hint="default"/>
+      </w:rPr>
+    </w:lvl>
+    <w:lvl w:ilvl="8" w:tplc="FFFFFFFF" w:tentative="1">
+      <w:start w:val="1"/>
+      <w:numFmt w:val="bullet"/>
+      <w:lvlText w:val=""/>
+      <w:lvlJc w:val="left"/>
+      <w:pPr>
+        <w:ind w:left="7200" w:hanging="360"/>
+      </w:pPr>
+      <w:rPr>
+        <w:rFonts w:ascii="Wingdings" w:hAnsi="Wingdings" w:hint="default"/>
+      </w:rPr>
+    </w:lvl>
+  </w:abstractNum>
+  <w:abstractNum w:abstractNumId="10" w15:restartNumberingAfterBreak="0">
     <w:nsid w:val="1F91398A"/>
     <w:multiLevelType w:val="hybridMultilevel"/>
     <w:tmpl w:val="38E06D6A"/>
@@ -7251,7 +11943,7 @@
       </w:rPr>
     </w:lvl>
   </w:abstractNum>
-  <w:abstractNum w:abstractNumId="6" w15:restartNumberingAfterBreak="0">
+  <w:abstractNum w:abstractNumId="11" w15:restartNumberingAfterBreak="0">
     <w:nsid w:val="208D08A0"/>
     <w:multiLevelType w:val="multilevel"/>
     <w:tmpl w:val="3E105A2A"/>
@@ -7364,7 +12056,233 @@
       </w:rPr>
     </w:lvl>
   </w:abstractNum>
-  <w:abstractNum w:abstractNumId="7" w15:restartNumberingAfterBreak="0">
+  <w:abstractNum w:abstractNumId="12" w15:restartNumberingAfterBreak="0">
+    <w:nsid w:val="21BC654C"/>
+    <w:multiLevelType w:val="hybridMultilevel"/>
+    <w:tmpl w:val="A7AA9B4A"/>
+    <w:lvl w:ilvl="0" w:tplc="08090001">
+      <w:start w:val="1"/>
+      <w:numFmt w:val="bullet"/>
+      <w:lvlText w:val=""/>
+      <w:lvlJc w:val="left"/>
+      <w:pPr>
+        <w:ind w:left="720" w:hanging="360"/>
+      </w:pPr>
+      <w:rPr>
+        <w:rFonts w:ascii="Symbol" w:hAnsi="Symbol" w:hint="default"/>
+      </w:rPr>
+    </w:lvl>
+    <w:lvl w:ilvl="1" w:tplc="08090003">
+      <w:start w:val="1"/>
+      <w:numFmt w:val="bullet"/>
+      <w:lvlText w:val="o"/>
+      <w:lvlJc w:val="left"/>
+      <w:pPr>
+        <w:ind w:left="1440" w:hanging="360"/>
+      </w:pPr>
+      <w:rPr>
+        <w:rFonts w:ascii="Courier New" w:hAnsi="Courier New" w:cs="Courier New" w:hint="default"/>
+      </w:rPr>
+    </w:lvl>
+    <w:lvl w:ilvl="2" w:tplc="08090005" w:tentative="1">
+      <w:start w:val="1"/>
+      <w:numFmt w:val="bullet"/>
+      <w:lvlText w:val=""/>
+      <w:lvlJc w:val="left"/>
+      <w:pPr>
+        <w:ind w:left="2160" w:hanging="360"/>
+      </w:pPr>
+      <w:rPr>
+        <w:rFonts w:ascii="Wingdings" w:hAnsi="Wingdings" w:hint="default"/>
+      </w:rPr>
+    </w:lvl>
+    <w:lvl w:ilvl="3" w:tplc="08090001" w:tentative="1">
+      <w:start w:val="1"/>
+      <w:numFmt w:val="bullet"/>
+      <w:lvlText w:val=""/>
+      <w:lvlJc w:val="left"/>
+      <w:pPr>
+        <w:ind w:left="2880" w:hanging="360"/>
+      </w:pPr>
+      <w:rPr>
+        <w:rFonts w:ascii="Symbol" w:hAnsi="Symbol" w:hint="default"/>
+      </w:rPr>
+    </w:lvl>
+    <w:lvl w:ilvl="4" w:tplc="08090003" w:tentative="1">
+      <w:start w:val="1"/>
+      <w:numFmt w:val="bullet"/>
+      <w:lvlText w:val="o"/>
+      <w:lvlJc w:val="left"/>
+      <w:pPr>
+        <w:ind w:left="3600" w:hanging="360"/>
+      </w:pPr>
+      <w:rPr>
+        <w:rFonts w:ascii="Courier New" w:hAnsi="Courier New" w:cs="Courier New" w:hint="default"/>
+      </w:rPr>
+    </w:lvl>
+    <w:lvl w:ilvl="5" w:tplc="08090005" w:tentative="1">
+      <w:start w:val="1"/>
+      <w:numFmt w:val="bullet"/>
+      <w:lvlText w:val=""/>
+      <w:lvlJc w:val="left"/>
+      <w:pPr>
+        <w:ind w:left="4320" w:hanging="360"/>
+      </w:pPr>
+      <w:rPr>
+        <w:rFonts w:ascii="Wingdings" w:hAnsi="Wingdings" w:hint="default"/>
+      </w:rPr>
+    </w:lvl>
+    <w:lvl w:ilvl="6" w:tplc="08090001" w:tentative="1">
+      <w:start w:val="1"/>
+      <w:numFmt w:val="bullet"/>
+      <w:lvlText w:val=""/>
+      <w:lvlJc w:val="left"/>
+      <w:pPr>
+        <w:ind w:left="5040" w:hanging="360"/>
+      </w:pPr>
+      <w:rPr>
+        <w:rFonts w:ascii="Symbol" w:hAnsi="Symbol" w:hint="default"/>
+      </w:rPr>
+    </w:lvl>
+    <w:lvl w:ilvl="7" w:tplc="08090003" w:tentative="1">
+      <w:start w:val="1"/>
+      <w:numFmt w:val="bullet"/>
+      <w:lvlText w:val="o"/>
+      <w:lvlJc w:val="left"/>
+      <w:pPr>
+        <w:ind w:left="5760" w:hanging="360"/>
+      </w:pPr>
+      <w:rPr>
+        <w:rFonts w:ascii="Courier New" w:hAnsi="Courier New" w:cs="Courier New" w:hint="default"/>
+      </w:rPr>
+    </w:lvl>
+    <w:lvl w:ilvl="8" w:tplc="08090005" w:tentative="1">
+      <w:start w:val="1"/>
+      <w:numFmt w:val="bullet"/>
+      <w:lvlText w:val=""/>
+      <w:lvlJc w:val="left"/>
+      <w:pPr>
+        <w:ind w:left="6480" w:hanging="360"/>
+      </w:pPr>
+      <w:rPr>
+        <w:rFonts w:ascii="Wingdings" w:hAnsi="Wingdings" w:hint="default"/>
+      </w:rPr>
+    </w:lvl>
+  </w:abstractNum>
+  <w:abstractNum w:abstractNumId="13" w15:restartNumberingAfterBreak="0">
+    <w:nsid w:val="230C45F4"/>
+    <w:multiLevelType w:val="hybridMultilevel"/>
+    <w:tmpl w:val="7676E7FA"/>
+    <w:lvl w:ilvl="0" w:tplc="08090001">
+      <w:start w:val="1"/>
+      <w:numFmt w:val="bullet"/>
+      <w:lvlText w:val=""/>
+      <w:lvlJc w:val="left"/>
+      <w:pPr>
+        <w:ind w:left="1080" w:hanging="360"/>
+      </w:pPr>
+      <w:rPr>
+        <w:rFonts w:ascii="Symbol" w:hAnsi="Symbol" w:hint="default"/>
+      </w:rPr>
+    </w:lvl>
+    <w:lvl w:ilvl="1" w:tplc="08090003">
+      <w:start w:val="1"/>
+      <w:numFmt w:val="bullet"/>
+      <w:lvlText w:val="o"/>
+      <w:lvlJc w:val="left"/>
+      <w:pPr>
+        <w:ind w:left="1800" w:hanging="360"/>
+      </w:pPr>
+      <w:rPr>
+        <w:rFonts w:ascii="Courier New" w:hAnsi="Courier New" w:cs="Courier New" w:hint="default"/>
+      </w:rPr>
+    </w:lvl>
+    <w:lvl w:ilvl="2" w:tplc="08090005" w:tentative="1">
+      <w:start w:val="1"/>
+      <w:numFmt w:val="bullet"/>
+      <w:lvlText w:val=""/>
+      <w:lvlJc w:val="left"/>
+      <w:pPr>
+        <w:ind w:left="2520" w:hanging="360"/>
+      </w:pPr>
+      <w:rPr>
+        <w:rFonts w:ascii="Wingdings" w:hAnsi="Wingdings" w:hint="default"/>
+      </w:rPr>
+    </w:lvl>
+    <w:lvl w:ilvl="3" w:tplc="08090001" w:tentative="1">
+      <w:start w:val="1"/>
+      <w:numFmt w:val="bullet"/>
+      <w:lvlText w:val=""/>
+      <w:lvlJc w:val="left"/>
+      <w:pPr>
+        <w:ind w:left="3240" w:hanging="360"/>
+      </w:pPr>
+      <w:rPr>
+        <w:rFonts w:ascii="Symbol" w:hAnsi="Symbol" w:hint="default"/>
+      </w:rPr>
+    </w:lvl>
+    <w:lvl w:ilvl="4" w:tplc="08090003" w:tentative="1">
+      <w:start w:val="1"/>
+      <w:numFmt w:val="bullet"/>
+      <w:lvlText w:val="o"/>
+      <w:lvlJc w:val="left"/>
+      <w:pPr>
+        <w:ind w:left="3960" w:hanging="360"/>
+      </w:pPr>
+      <w:rPr>
+        <w:rFonts w:ascii="Courier New" w:hAnsi="Courier New" w:cs="Courier New" w:hint="default"/>
+      </w:rPr>
+    </w:lvl>
+    <w:lvl w:ilvl="5" w:tplc="08090005" w:tentative="1">
+      <w:start w:val="1"/>
+      <w:numFmt w:val="bullet"/>
+      <w:lvlText w:val=""/>
+      <w:lvlJc w:val="left"/>
+      <w:pPr>
+        <w:ind w:left="4680" w:hanging="360"/>
+      </w:pPr>
+      <w:rPr>
+        <w:rFonts w:ascii="Wingdings" w:hAnsi="Wingdings" w:hint="default"/>
+      </w:rPr>
+    </w:lvl>
+    <w:lvl w:ilvl="6" w:tplc="08090001" w:tentative="1">
+      <w:start w:val="1"/>
+      <w:numFmt w:val="bullet"/>
+      <w:lvlText w:val=""/>
+      <w:lvlJc w:val="left"/>
+      <w:pPr>
+        <w:ind w:left="5400" w:hanging="360"/>
+      </w:pPr>
+      <w:rPr>
+        <w:rFonts w:ascii="Symbol" w:hAnsi="Symbol" w:hint="default"/>
+      </w:rPr>
+    </w:lvl>
+    <w:lvl w:ilvl="7" w:tplc="08090003" w:tentative="1">
+      <w:start w:val="1"/>
+      <w:numFmt w:val="bullet"/>
+      <w:lvlText w:val="o"/>
+      <w:lvlJc w:val="left"/>
+      <w:pPr>
+        <w:ind w:left="6120" w:hanging="360"/>
+      </w:pPr>
+      <w:rPr>
+        <w:rFonts w:ascii="Courier New" w:hAnsi="Courier New" w:cs="Courier New" w:hint="default"/>
+      </w:rPr>
+    </w:lvl>
+    <w:lvl w:ilvl="8" w:tplc="08090005" w:tentative="1">
+      <w:start w:val="1"/>
+      <w:numFmt w:val="bullet"/>
+      <w:lvlText w:val=""/>
+      <w:lvlJc w:val="left"/>
+      <w:pPr>
+        <w:ind w:left="6840" w:hanging="360"/>
+      </w:pPr>
+      <w:rPr>
+        <w:rFonts w:ascii="Wingdings" w:hAnsi="Wingdings" w:hint="default"/>
+      </w:rPr>
+    </w:lvl>
+  </w:abstractNum>
+  <w:abstractNum w:abstractNumId="14" w15:restartNumberingAfterBreak="0">
     <w:nsid w:val="2314643E"/>
     <w:multiLevelType w:val="hybridMultilevel"/>
     <w:tmpl w:val="9BF0B650"/>
@@ -7477,7 +12395,7 @@
       </w:rPr>
     </w:lvl>
   </w:abstractNum>
-  <w:abstractNum w:abstractNumId="8" w15:restartNumberingAfterBreak="0">
+  <w:abstractNum w:abstractNumId="15" w15:restartNumberingAfterBreak="0">
     <w:nsid w:val="23867C95"/>
     <w:multiLevelType w:val="hybridMultilevel"/>
     <w:tmpl w:val="4FBE7F9A"/>
@@ -7590,7 +12508,7 @@
       </w:rPr>
     </w:lvl>
   </w:abstractNum>
-  <w:abstractNum w:abstractNumId="9" w15:restartNumberingAfterBreak="0">
+  <w:abstractNum w:abstractNumId="16" w15:restartNumberingAfterBreak="0">
     <w:nsid w:val="274E02EA"/>
     <w:multiLevelType w:val="multilevel"/>
     <w:tmpl w:val="ADC4D118"/>
@@ -7703,7 +12621,120 @@
       </w:rPr>
     </w:lvl>
   </w:abstractNum>
-  <w:abstractNum w:abstractNumId="10" w15:restartNumberingAfterBreak="0">
+  <w:abstractNum w:abstractNumId="17" w15:restartNumberingAfterBreak="0">
+    <w:nsid w:val="2A000760"/>
+    <w:multiLevelType w:val="hybridMultilevel"/>
+    <w:tmpl w:val="57305A48"/>
+    <w:lvl w:ilvl="0" w:tplc="08090001">
+      <w:start w:val="1"/>
+      <w:numFmt w:val="bullet"/>
+      <w:lvlText w:val=""/>
+      <w:lvlJc w:val="left"/>
+      <w:pPr>
+        <w:ind w:left="1440" w:hanging="360"/>
+      </w:pPr>
+      <w:rPr>
+        <w:rFonts w:ascii="Symbol" w:hAnsi="Symbol" w:hint="default"/>
+      </w:rPr>
+    </w:lvl>
+    <w:lvl w:ilvl="1" w:tplc="08090003" w:tentative="1">
+      <w:start w:val="1"/>
+      <w:numFmt w:val="bullet"/>
+      <w:lvlText w:val="o"/>
+      <w:lvlJc w:val="left"/>
+      <w:pPr>
+        <w:ind w:left="2160" w:hanging="360"/>
+      </w:pPr>
+      <w:rPr>
+        <w:rFonts w:ascii="Courier New" w:hAnsi="Courier New" w:cs="Courier New" w:hint="default"/>
+      </w:rPr>
+    </w:lvl>
+    <w:lvl w:ilvl="2" w:tplc="08090005" w:tentative="1">
+      <w:start w:val="1"/>
+      <w:numFmt w:val="bullet"/>
+      <w:lvlText w:val=""/>
+      <w:lvlJc w:val="left"/>
+      <w:pPr>
+        <w:ind w:left="2880" w:hanging="360"/>
+      </w:pPr>
+      <w:rPr>
+        <w:rFonts w:ascii="Wingdings" w:hAnsi="Wingdings" w:hint="default"/>
+      </w:rPr>
+    </w:lvl>
+    <w:lvl w:ilvl="3" w:tplc="08090001" w:tentative="1">
+      <w:start w:val="1"/>
+      <w:numFmt w:val="bullet"/>
+      <w:lvlText w:val=""/>
+      <w:lvlJc w:val="left"/>
+      <w:pPr>
+        <w:ind w:left="3600" w:hanging="360"/>
+      </w:pPr>
+      <w:rPr>
+        <w:rFonts w:ascii="Symbol" w:hAnsi="Symbol" w:hint="default"/>
+      </w:rPr>
+    </w:lvl>
+    <w:lvl w:ilvl="4" w:tplc="08090003" w:tentative="1">
+      <w:start w:val="1"/>
+      <w:numFmt w:val="bullet"/>
+      <w:lvlText w:val="o"/>
+      <w:lvlJc w:val="left"/>
+      <w:pPr>
+        <w:ind w:left="4320" w:hanging="360"/>
+      </w:pPr>
+      <w:rPr>
+        <w:rFonts w:ascii="Courier New" w:hAnsi="Courier New" w:cs="Courier New" w:hint="default"/>
+      </w:rPr>
+    </w:lvl>
+    <w:lvl w:ilvl="5" w:tplc="08090005" w:tentative="1">
+      <w:start w:val="1"/>
+      <w:numFmt w:val="bullet"/>
+      <w:lvlText w:val=""/>
+      <w:lvlJc w:val="left"/>
+      <w:pPr>
+        <w:ind w:left="5040" w:hanging="360"/>
+      </w:pPr>
+      <w:rPr>
+        <w:rFonts w:ascii="Wingdings" w:hAnsi="Wingdings" w:hint="default"/>
+      </w:rPr>
+    </w:lvl>
+    <w:lvl w:ilvl="6" w:tplc="08090001" w:tentative="1">
+      <w:start w:val="1"/>
+      <w:numFmt w:val="bullet"/>
+      <w:lvlText w:val=""/>
+      <w:lvlJc w:val="left"/>
+      <w:pPr>
+        <w:ind w:left="5760" w:hanging="360"/>
+      </w:pPr>
+      <w:rPr>
+        <w:rFonts w:ascii="Symbol" w:hAnsi="Symbol" w:hint="default"/>
+      </w:rPr>
+    </w:lvl>
+    <w:lvl w:ilvl="7" w:tplc="08090003" w:tentative="1">
+      <w:start w:val="1"/>
+      <w:numFmt w:val="bullet"/>
+      <w:lvlText w:val="o"/>
+      <w:lvlJc w:val="left"/>
+      <w:pPr>
+        <w:ind w:left="6480" w:hanging="360"/>
+      </w:pPr>
+      <w:rPr>
+        <w:rFonts w:ascii="Courier New" w:hAnsi="Courier New" w:cs="Courier New" w:hint="default"/>
+      </w:rPr>
+    </w:lvl>
+    <w:lvl w:ilvl="8" w:tplc="08090005" w:tentative="1">
+      <w:start w:val="1"/>
+      <w:numFmt w:val="bullet"/>
+      <w:lvlText w:val=""/>
+      <w:lvlJc w:val="left"/>
+      <w:pPr>
+        <w:ind w:left="7200" w:hanging="360"/>
+      </w:pPr>
+      <w:rPr>
+        <w:rFonts w:ascii="Wingdings" w:hAnsi="Wingdings" w:hint="default"/>
+      </w:rPr>
+    </w:lvl>
+  </w:abstractNum>
+  <w:abstractNum w:abstractNumId="18" w15:restartNumberingAfterBreak="0">
     <w:nsid w:val="2CC71388"/>
     <w:multiLevelType w:val="multilevel"/>
     <w:tmpl w:val="8C482A5A"/>
@@ -7870,7 +12901,233 @@
       </w:rPr>
     </w:lvl>
   </w:abstractNum>
-  <w:abstractNum w:abstractNumId="11" w15:restartNumberingAfterBreak="0">
+  <w:abstractNum w:abstractNumId="19" w15:restartNumberingAfterBreak="0">
+    <w:nsid w:val="2EE37272"/>
+    <w:multiLevelType w:val="hybridMultilevel"/>
+    <w:tmpl w:val="998ACFC8"/>
+    <w:lvl w:ilvl="0" w:tplc="08090001">
+      <w:start w:val="1"/>
+      <w:numFmt w:val="bullet"/>
+      <w:lvlText w:val=""/>
+      <w:lvlJc w:val="left"/>
+      <w:pPr>
+        <w:ind w:left="1069" w:hanging="360"/>
+      </w:pPr>
+      <w:rPr>
+        <w:rFonts w:ascii="Symbol" w:hAnsi="Symbol" w:hint="default"/>
+      </w:rPr>
+    </w:lvl>
+    <w:lvl w:ilvl="1" w:tplc="08090003">
+      <w:start w:val="1"/>
+      <w:numFmt w:val="bullet"/>
+      <w:lvlText w:val="o"/>
+      <w:lvlJc w:val="left"/>
+      <w:pPr>
+        <w:ind w:left="1789" w:hanging="360"/>
+      </w:pPr>
+      <w:rPr>
+        <w:rFonts w:ascii="Courier New" w:hAnsi="Courier New" w:cs="Courier New" w:hint="default"/>
+      </w:rPr>
+    </w:lvl>
+    <w:lvl w:ilvl="2" w:tplc="08090005" w:tentative="1">
+      <w:start w:val="1"/>
+      <w:numFmt w:val="bullet"/>
+      <w:lvlText w:val=""/>
+      <w:lvlJc w:val="left"/>
+      <w:pPr>
+        <w:ind w:left="2509" w:hanging="360"/>
+      </w:pPr>
+      <w:rPr>
+        <w:rFonts w:ascii="Wingdings" w:hAnsi="Wingdings" w:hint="default"/>
+      </w:rPr>
+    </w:lvl>
+    <w:lvl w:ilvl="3" w:tplc="08090001" w:tentative="1">
+      <w:start w:val="1"/>
+      <w:numFmt w:val="bullet"/>
+      <w:lvlText w:val=""/>
+      <w:lvlJc w:val="left"/>
+      <w:pPr>
+        <w:ind w:left="3229" w:hanging="360"/>
+      </w:pPr>
+      <w:rPr>
+        <w:rFonts w:ascii="Symbol" w:hAnsi="Symbol" w:hint="default"/>
+      </w:rPr>
+    </w:lvl>
+    <w:lvl w:ilvl="4" w:tplc="08090003" w:tentative="1">
+      <w:start w:val="1"/>
+      <w:numFmt w:val="bullet"/>
+      <w:lvlText w:val="o"/>
+      <w:lvlJc w:val="left"/>
+      <w:pPr>
+        <w:ind w:left="3949" w:hanging="360"/>
+      </w:pPr>
+      <w:rPr>
+        <w:rFonts w:ascii="Courier New" w:hAnsi="Courier New" w:cs="Courier New" w:hint="default"/>
+      </w:rPr>
+    </w:lvl>
+    <w:lvl w:ilvl="5" w:tplc="08090005" w:tentative="1">
+      <w:start w:val="1"/>
+      <w:numFmt w:val="bullet"/>
+      <w:lvlText w:val=""/>
+      <w:lvlJc w:val="left"/>
+      <w:pPr>
+        <w:ind w:left="4669" w:hanging="360"/>
+      </w:pPr>
+      <w:rPr>
+        <w:rFonts w:ascii="Wingdings" w:hAnsi="Wingdings" w:hint="default"/>
+      </w:rPr>
+    </w:lvl>
+    <w:lvl w:ilvl="6" w:tplc="08090001" w:tentative="1">
+      <w:start w:val="1"/>
+      <w:numFmt w:val="bullet"/>
+      <w:lvlText w:val=""/>
+      <w:lvlJc w:val="left"/>
+      <w:pPr>
+        <w:ind w:left="5389" w:hanging="360"/>
+      </w:pPr>
+      <w:rPr>
+        <w:rFonts w:ascii="Symbol" w:hAnsi="Symbol" w:hint="default"/>
+      </w:rPr>
+    </w:lvl>
+    <w:lvl w:ilvl="7" w:tplc="08090003" w:tentative="1">
+      <w:start w:val="1"/>
+      <w:numFmt w:val="bullet"/>
+      <w:lvlText w:val="o"/>
+      <w:lvlJc w:val="left"/>
+      <w:pPr>
+        <w:ind w:left="6109" w:hanging="360"/>
+      </w:pPr>
+      <w:rPr>
+        <w:rFonts w:ascii="Courier New" w:hAnsi="Courier New" w:cs="Courier New" w:hint="default"/>
+      </w:rPr>
+    </w:lvl>
+    <w:lvl w:ilvl="8" w:tplc="08090005" w:tentative="1">
+      <w:start w:val="1"/>
+      <w:numFmt w:val="bullet"/>
+      <w:lvlText w:val=""/>
+      <w:lvlJc w:val="left"/>
+      <w:pPr>
+        <w:ind w:left="6829" w:hanging="360"/>
+      </w:pPr>
+      <w:rPr>
+        <w:rFonts w:ascii="Wingdings" w:hAnsi="Wingdings" w:hint="default"/>
+      </w:rPr>
+    </w:lvl>
+  </w:abstractNum>
+  <w:abstractNum w:abstractNumId="20" w15:restartNumberingAfterBreak="0">
+    <w:nsid w:val="32051F7F"/>
+    <w:multiLevelType w:val="hybridMultilevel"/>
+    <w:tmpl w:val="FB022AF0"/>
+    <w:lvl w:ilvl="0" w:tplc="08090001">
+      <w:start w:val="1"/>
+      <w:numFmt w:val="bullet"/>
+      <w:lvlText w:val=""/>
+      <w:lvlJc w:val="left"/>
+      <w:pPr>
+        <w:ind w:left="720" w:hanging="360"/>
+      </w:pPr>
+      <w:rPr>
+        <w:rFonts w:ascii="Symbol" w:hAnsi="Symbol" w:hint="default"/>
+      </w:rPr>
+    </w:lvl>
+    <w:lvl w:ilvl="1" w:tplc="08090003" w:tentative="1">
+      <w:start w:val="1"/>
+      <w:numFmt w:val="bullet"/>
+      <w:lvlText w:val="o"/>
+      <w:lvlJc w:val="left"/>
+      <w:pPr>
+        <w:ind w:left="1440" w:hanging="360"/>
+      </w:pPr>
+      <w:rPr>
+        <w:rFonts w:ascii="Courier New" w:hAnsi="Courier New" w:cs="Courier New" w:hint="default"/>
+      </w:rPr>
+    </w:lvl>
+    <w:lvl w:ilvl="2" w:tplc="08090005" w:tentative="1">
+      <w:start w:val="1"/>
+      <w:numFmt w:val="bullet"/>
+      <w:lvlText w:val=""/>
+      <w:lvlJc w:val="left"/>
+      <w:pPr>
+        <w:ind w:left="2160" w:hanging="360"/>
+      </w:pPr>
+      <w:rPr>
+        <w:rFonts w:ascii="Wingdings" w:hAnsi="Wingdings" w:hint="default"/>
+      </w:rPr>
+    </w:lvl>
+    <w:lvl w:ilvl="3" w:tplc="08090001" w:tentative="1">
+      <w:start w:val="1"/>
+      <w:numFmt w:val="bullet"/>
+      <w:lvlText w:val=""/>
+      <w:lvlJc w:val="left"/>
+      <w:pPr>
+        <w:ind w:left="2880" w:hanging="360"/>
+      </w:pPr>
+      <w:rPr>
+        <w:rFonts w:ascii="Symbol" w:hAnsi="Symbol" w:hint="default"/>
+      </w:rPr>
+    </w:lvl>
+    <w:lvl w:ilvl="4" w:tplc="08090003" w:tentative="1">
+      <w:start w:val="1"/>
+      <w:numFmt w:val="bullet"/>
+      <w:lvlText w:val="o"/>
+      <w:lvlJc w:val="left"/>
+      <w:pPr>
+        <w:ind w:left="3600" w:hanging="360"/>
+      </w:pPr>
+      <w:rPr>
+        <w:rFonts w:ascii="Courier New" w:hAnsi="Courier New" w:cs="Courier New" w:hint="default"/>
+      </w:rPr>
+    </w:lvl>
+    <w:lvl w:ilvl="5" w:tplc="08090005" w:tentative="1">
+      <w:start w:val="1"/>
+      <w:numFmt w:val="bullet"/>
+      <w:lvlText w:val=""/>
+      <w:lvlJc w:val="left"/>
+      <w:pPr>
+        <w:ind w:left="4320" w:hanging="360"/>
+      </w:pPr>
+      <w:rPr>
+        <w:rFonts w:ascii="Wingdings" w:hAnsi="Wingdings" w:hint="default"/>
+      </w:rPr>
+    </w:lvl>
+    <w:lvl w:ilvl="6" w:tplc="08090001" w:tentative="1">
+      <w:start w:val="1"/>
+      <w:numFmt w:val="bullet"/>
+      <w:lvlText w:val=""/>
+      <w:lvlJc w:val="left"/>
+      <w:pPr>
+        <w:ind w:left="5040" w:hanging="360"/>
+      </w:pPr>
+      <w:rPr>
+        <w:rFonts w:ascii="Symbol" w:hAnsi="Symbol" w:hint="default"/>
+      </w:rPr>
+    </w:lvl>
+    <w:lvl w:ilvl="7" w:tplc="08090003" w:tentative="1">
+      <w:start w:val="1"/>
+      <w:numFmt w:val="bullet"/>
+      <w:lvlText w:val="o"/>
+      <w:lvlJc w:val="left"/>
+      <w:pPr>
+        <w:ind w:left="5760" w:hanging="360"/>
+      </w:pPr>
+      <w:rPr>
+        <w:rFonts w:ascii="Courier New" w:hAnsi="Courier New" w:cs="Courier New" w:hint="default"/>
+      </w:rPr>
+    </w:lvl>
+    <w:lvl w:ilvl="8" w:tplc="08090005" w:tentative="1">
+      <w:start w:val="1"/>
+      <w:numFmt w:val="bullet"/>
+      <w:lvlText w:val=""/>
+      <w:lvlJc w:val="left"/>
+      <w:pPr>
+        <w:ind w:left="6480" w:hanging="360"/>
+      </w:pPr>
+      <w:rPr>
+        <w:rFonts w:ascii="Wingdings" w:hAnsi="Wingdings" w:hint="default"/>
+      </w:rPr>
+    </w:lvl>
+  </w:abstractNum>
+  <w:abstractNum w:abstractNumId="21" w15:restartNumberingAfterBreak="0">
     <w:nsid w:val="32C60FEC"/>
     <w:multiLevelType w:val="hybridMultilevel"/>
     <w:tmpl w:val="AF0AC862"/>
@@ -7983,7 +13240,233 @@
       </w:rPr>
     </w:lvl>
   </w:abstractNum>
-  <w:abstractNum w:abstractNumId="12" w15:restartNumberingAfterBreak="0">
+  <w:abstractNum w:abstractNumId="22" w15:restartNumberingAfterBreak="0">
+    <w:nsid w:val="34113363"/>
+    <w:multiLevelType w:val="hybridMultilevel"/>
+    <w:tmpl w:val="301CF23C"/>
+    <w:lvl w:ilvl="0" w:tplc="08090001">
+      <w:start w:val="1"/>
+      <w:numFmt w:val="bullet"/>
+      <w:lvlText w:val=""/>
+      <w:lvlJc w:val="left"/>
+      <w:pPr>
+        <w:ind w:left="1080" w:hanging="360"/>
+      </w:pPr>
+      <w:rPr>
+        <w:rFonts w:ascii="Symbol" w:hAnsi="Symbol" w:hint="default"/>
+      </w:rPr>
+    </w:lvl>
+    <w:lvl w:ilvl="1" w:tplc="08090003" w:tentative="1">
+      <w:start w:val="1"/>
+      <w:numFmt w:val="bullet"/>
+      <w:lvlText w:val="o"/>
+      <w:lvlJc w:val="left"/>
+      <w:pPr>
+        <w:ind w:left="1800" w:hanging="360"/>
+      </w:pPr>
+      <w:rPr>
+        <w:rFonts w:ascii="Courier New" w:hAnsi="Courier New" w:cs="Courier New" w:hint="default"/>
+      </w:rPr>
+    </w:lvl>
+    <w:lvl w:ilvl="2" w:tplc="08090005" w:tentative="1">
+      <w:start w:val="1"/>
+      <w:numFmt w:val="bullet"/>
+      <w:lvlText w:val=""/>
+      <w:lvlJc w:val="left"/>
+      <w:pPr>
+        <w:ind w:left="2520" w:hanging="360"/>
+      </w:pPr>
+      <w:rPr>
+        <w:rFonts w:ascii="Wingdings" w:hAnsi="Wingdings" w:hint="default"/>
+      </w:rPr>
+    </w:lvl>
+    <w:lvl w:ilvl="3" w:tplc="08090001" w:tentative="1">
+      <w:start w:val="1"/>
+      <w:numFmt w:val="bullet"/>
+      <w:lvlText w:val=""/>
+      <w:lvlJc w:val="left"/>
+      <w:pPr>
+        <w:ind w:left="3240" w:hanging="360"/>
+      </w:pPr>
+      <w:rPr>
+        <w:rFonts w:ascii="Symbol" w:hAnsi="Symbol" w:hint="default"/>
+      </w:rPr>
+    </w:lvl>
+    <w:lvl w:ilvl="4" w:tplc="08090003" w:tentative="1">
+      <w:start w:val="1"/>
+      <w:numFmt w:val="bullet"/>
+      <w:lvlText w:val="o"/>
+      <w:lvlJc w:val="left"/>
+      <w:pPr>
+        <w:ind w:left="3960" w:hanging="360"/>
+      </w:pPr>
+      <w:rPr>
+        <w:rFonts w:ascii="Courier New" w:hAnsi="Courier New" w:cs="Courier New" w:hint="default"/>
+      </w:rPr>
+    </w:lvl>
+    <w:lvl w:ilvl="5" w:tplc="08090005" w:tentative="1">
+      <w:start w:val="1"/>
+      <w:numFmt w:val="bullet"/>
+      <w:lvlText w:val=""/>
+      <w:lvlJc w:val="left"/>
+      <w:pPr>
+        <w:ind w:left="4680" w:hanging="360"/>
+      </w:pPr>
+      <w:rPr>
+        <w:rFonts w:ascii="Wingdings" w:hAnsi="Wingdings" w:hint="default"/>
+      </w:rPr>
+    </w:lvl>
+    <w:lvl w:ilvl="6" w:tplc="08090001" w:tentative="1">
+      <w:start w:val="1"/>
+      <w:numFmt w:val="bullet"/>
+      <w:lvlText w:val=""/>
+      <w:lvlJc w:val="left"/>
+      <w:pPr>
+        <w:ind w:left="5400" w:hanging="360"/>
+      </w:pPr>
+      <w:rPr>
+        <w:rFonts w:ascii="Symbol" w:hAnsi="Symbol" w:hint="default"/>
+      </w:rPr>
+    </w:lvl>
+    <w:lvl w:ilvl="7" w:tplc="08090003" w:tentative="1">
+      <w:start w:val="1"/>
+      <w:numFmt w:val="bullet"/>
+      <w:lvlText w:val="o"/>
+      <w:lvlJc w:val="left"/>
+      <w:pPr>
+        <w:ind w:left="6120" w:hanging="360"/>
+      </w:pPr>
+      <w:rPr>
+        <w:rFonts w:ascii="Courier New" w:hAnsi="Courier New" w:cs="Courier New" w:hint="default"/>
+      </w:rPr>
+    </w:lvl>
+    <w:lvl w:ilvl="8" w:tplc="08090005" w:tentative="1">
+      <w:start w:val="1"/>
+      <w:numFmt w:val="bullet"/>
+      <w:lvlText w:val=""/>
+      <w:lvlJc w:val="left"/>
+      <w:pPr>
+        <w:ind w:left="6840" w:hanging="360"/>
+      </w:pPr>
+      <w:rPr>
+        <w:rFonts w:ascii="Wingdings" w:hAnsi="Wingdings" w:hint="default"/>
+      </w:rPr>
+    </w:lvl>
+  </w:abstractNum>
+  <w:abstractNum w:abstractNumId="23" w15:restartNumberingAfterBreak="0">
+    <w:nsid w:val="35AC57EA"/>
+    <w:multiLevelType w:val="hybridMultilevel"/>
+    <w:tmpl w:val="EA62391E"/>
+    <w:lvl w:ilvl="0" w:tplc="08090001">
+      <w:start w:val="1"/>
+      <w:numFmt w:val="bullet"/>
+      <w:lvlText w:val=""/>
+      <w:lvlJc w:val="left"/>
+      <w:pPr>
+        <w:ind w:left="720" w:hanging="360"/>
+      </w:pPr>
+      <w:rPr>
+        <w:rFonts w:ascii="Symbol" w:hAnsi="Symbol" w:hint="default"/>
+      </w:rPr>
+    </w:lvl>
+    <w:lvl w:ilvl="1" w:tplc="08090003" w:tentative="1">
+      <w:start w:val="1"/>
+      <w:numFmt w:val="bullet"/>
+      <w:lvlText w:val="o"/>
+      <w:lvlJc w:val="left"/>
+      <w:pPr>
+        <w:ind w:left="1440" w:hanging="360"/>
+      </w:pPr>
+      <w:rPr>
+        <w:rFonts w:ascii="Courier New" w:hAnsi="Courier New" w:cs="Courier New" w:hint="default"/>
+      </w:rPr>
+    </w:lvl>
+    <w:lvl w:ilvl="2" w:tplc="08090005" w:tentative="1">
+      <w:start w:val="1"/>
+      <w:numFmt w:val="bullet"/>
+      <w:lvlText w:val=""/>
+      <w:lvlJc w:val="left"/>
+      <w:pPr>
+        <w:ind w:left="2160" w:hanging="360"/>
+      </w:pPr>
+      <w:rPr>
+        <w:rFonts w:ascii="Wingdings" w:hAnsi="Wingdings" w:hint="default"/>
+      </w:rPr>
+    </w:lvl>
+    <w:lvl w:ilvl="3" w:tplc="08090001" w:tentative="1">
+      <w:start w:val="1"/>
+      <w:numFmt w:val="bullet"/>
+      <w:lvlText w:val=""/>
+      <w:lvlJc w:val="left"/>
+      <w:pPr>
+        <w:ind w:left="2880" w:hanging="360"/>
+      </w:pPr>
+      <w:rPr>
+        <w:rFonts w:ascii="Symbol" w:hAnsi="Symbol" w:hint="default"/>
+      </w:rPr>
+    </w:lvl>
+    <w:lvl w:ilvl="4" w:tplc="08090003" w:tentative="1">
+      <w:start w:val="1"/>
+      <w:numFmt w:val="bullet"/>
+      <w:lvlText w:val="o"/>
+      <w:lvlJc w:val="left"/>
+      <w:pPr>
+        <w:ind w:left="3600" w:hanging="360"/>
+      </w:pPr>
+      <w:rPr>
+        <w:rFonts w:ascii="Courier New" w:hAnsi="Courier New" w:cs="Courier New" w:hint="default"/>
+      </w:rPr>
+    </w:lvl>
+    <w:lvl w:ilvl="5" w:tplc="08090005" w:tentative="1">
+      <w:start w:val="1"/>
+      <w:numFmt w:val="bullet"/>
+      <w:lvlText w:val=""/>
+      <w:lvlJc w:val="left"/>
+      <w:pPr>
+        <w:ind w:left="4320" w:hanging="360"/>
+      </w:pPr>
+      <w:rPr>
+        <w:rFonts w:ascii="Wingdings" w:hAnsi="Wingdings" w:hint="default"/>
+      </w:rPr>
+    </w:lvl>
+    <w:lvl w:ilvl="6" w:tplc="08090001" w:tentative="1">
+      <w:start w:val="1"/>
+      <w:numFmt w:val="bullet"/>
+      <w:lvlText w:val=""/>
+      <w:lvlJc w:val="left"/>
+      <w:pPr>
+        <w:ind w:left="5040" w:hanging="360"/>
+      </w:pPr>
+      <w:rPr>
+        <w:rFonts w:ascii="Symbol" w:hAnsi="Symbol" w:hint="default"/>
+      </w:rPr>
+    </w:lvl>
+    <w:lvl w:ilvl="7" w:tplc="08090003" w:tentative="1">
+      <w:start w:val="1"/>
+      <w:numFmt w:val="bullet"/>
+      <w:lvlText w:val="o"/>
+      <w:lvlJc w:val="left"/>
+      <w:pPr>
+        <w:ind w:left="5760" w:hanging="360"/>
+      </w:pPr>
+      <w:rPr>
+        <w:rFonts w:ascii="Courier New" w:hAnsi="Courier New" w:cs="Courier New" w:hint="default"/>
+      </w:rPr>
+    </w:lvl>
+    <w:lvl w:ilvl="8" w:tplc="08090005" w:tentative="1">
+      <w:start w:val="1"/>
+      <w:numFmt w:val="bullet"/>
+      <w:lvlText w:val=""/>
+      <w:lvlJc w:val="left"/>
+      <w:pPr>
+        <w:ind w:left="6480" w:hanging="360"/>
+      </w:pPr>
+      <w:rPr>
+        <w:rFonts w:ascii="Wingdings" w:hAnsi="Wingdings" w:hint="default"/>
+      </w:rPr>
+    </w:lvl>
+  </w:abstractNum>
+  <w:abstractNum w:abstractNumId="24" w15:restartNumberingAfterBreak="0">
     <w:nsid w:val="39B33AD3"/>
     <w:multiLevelType w:val="hybridMultilevel"/>
     <w:tmpl w:val="D09EF02E"/>
@@ -8096,7 +13579,7 @@
       </w:rPr>
     </w:lvl>
   </w:abstractNum>
-  <w:abstractNum w:abstractNumId="13" w15:restartNumberingAfterBreak="0">
+  <w:abstractNum w:abstractNumId="25" w15:restartNumberingAfterBreak="0">
     <w:nsid w:val="3BF736F6"/>
     <w:multiLevelType w:val="hybridMultilevel"/>
     <w:tmpl w:val="97AC38C6"/>
@@ -8209,7 +13692,7 @@
       </w:rPr>
     </w:lvl>
   </w:abstractNum>
-  <w:abstractNum w:abstractNumId="14" w15:restartNumberingAfterBreak="0">
+  <w:abstractNum w:abstractNumId="26" w15:restartNumberingAfterBreak="0">
     <w:nsid w:val="3E0B5DDA"/>
     <w:multiLevelType w:val="multilevel"/>
     <w:tmpl w:val="34CAAE0C"/>
@@ -8322,7 +13805,346 @@
       </w:rPr>
     </w:lvl>
   </w:abstractNum>
-  <w:abstractNum w:abstractNumId="15" w15:restartNumberingAfterBreak="0">
+  <w:abstractNum w:abstractNumId="27" w15:restartNumberingAfterBreak="0">
+    <w:nsid w:val="3EC8374A"/>
+    <w:multiLevelType w:val="hybridMultilevel"/>
+    <w:tmpl w:val="BFE8CC36"/>
+    <w:lvl w:ilvl="0" w:tplc="08090001">
+      <w:start w:val="1"/>
+      <w:numFmt w:val="bullet"/>
+      <w:lvlText w:val=""/>
+      <w:lvlJc w:val="left"/>
+      <w:pPr>
+        <w:ind w:left="720" w:hanging="360"/>
+      </w:pPr>
+      <w:rPr>
+        <w:rFonts w:ascii="Symbol" w:hAnsi="Symbol" w:hint="default"/>
+      </w:rPr>
+    </w:lvl>
+    <w:lvl w:ilvl="1" w:tplc="08090003" w:tentative="1">
+      <w:start w:val="1"/>
+      <w:numFmt w:val="bullet"/>
+      <w:lvlText w:val="o"/>
+      <w:lvlJc w:val="left"/>
+      <w:pPr>
+        <w:ind w:left="1440" w:hanging="360"/>
+      </w:pPr>
+      <w:rPr>
+        <w:rFonts w:ascii="Courier New" w:hAnsi="Courier New" w:cs="Courier New" w:hint="default"/>
+      </w:rPr>
+    </w:lvl>
+    <w:lvl w:ilvl="2" w:tplc="08090005" w:tentative="1">
+      <w:start w:val="1"/>
+      <w:numFmt w:val="bullet"/>
+      <w:lvlText w:val=""/>
+      <w:lvlJc w:val="left"/>
+      <w:pPr>
+        <w:ind w:left="2160" w:hanging="360"/>
+      </w:pPr>
+      <w:rPr>
+        <w:rFonts w:ascii="Wingdings" w:hAnsi="Wingdings" w:hint="default"/>
+      </w:rPr>
+    </w:lvl>
+    <w:lvl w:ilvl="3" w:tplc="08090001" w:tentative="1">
+      <w:start w:val="1"/>
+      <w:numFmt w:val="bullet"/>
+      <w:lvlText w:val=""/>
+      <w:lvlJc w:val="left"/>
+      <w:pPr>
+        <w:ind w:left="2880" w:hanging="360"/>
+      </w:pPr>
+      <w:rPr>
+        <w:rFonts w:ascii="Symbol" w:hAnsi="Symbol" w:hint="default"/>
+      </w:rPr>
+    </w:lvl>
+    <w:lvl w:ilvl="4" w:tplc="08090003" w:tentative="1">
+      <w:start w:val="1"/>
+      <w:numFmt w:val="bullet"/>
+      <w:lvlText w:val="o"/>
+      <w:lvlJc w:val="left"/>
+      <w:pPr>
+        <w:ind w:left="3600" w:hanging="360"/>
+      </w:pPr>
+      <w:rPr>
+        <w:rFonts w:ascii="Courier New" w:hAnsi="Courier New" w:cs="Courier New" w:hint="default"/>
+      </w:rPr>
+    </w:lvl>
+    <w:lvl w:ilvl="5" w:tplc="08090005" w:tentative="1">
+      <w:start w:val="1"/>
+      <w:numFmt w:val="bullet"/>
+      <w:lvlText w:val=""/>
+      <w:lvlJc w:val="left"/>
+      <w:pPr>
+        <w:ind w:left="4320" w:hanging="360"/>
+      </w:pPr>
+      <w:rPr>
+        <w:rFonts w:ascii="Wingdings" w:hAnsi="Wingdings" w:hint="default"/>
+      </w:rPr>
+    </w:lvl>
+    <w:lvl w:ilvl="6" w:tplc="08090001" w:tentative="1">
+      <w:start w:val="1"/>
+      <w:numFmt w:val="bullet"/>
+      <w:lvlText w:val=""/>
+      <w:lvlJc w:val="left"/>
+      <w:pPr>
+        <w:ind w:left="5040" w:hanging="360"/>
+      </w:pPr>
+      <w:rPr>
+        <w:rFonts w:ascii="Symbol" w:hAnsi="Symbol" w:hint="default"/>
+      </w:rPr>
+    </w:lvl>
+    <w:lvl w:ilvl="7" w:tplc="08090003" w:tentative="1">
+      <w:start w:val="1"/>
+      <w:numFmt w:val="bullet"/>
+      <w:lvlText w:val="o"/>
+      <w:lvlJc w:val="left"/>
+      <w:pPr>
+        <w:ind w:left="5760" w:hanging="360"/>
+      </w:pPr>
+      <w:rPr>
+        <w:rFonts w:ascii="Courier New" w:hAnsi="Courier New" w:cs="Courier New" w:hint="default"/>
+      </w:rPr>
+    </w:lvl>
+    <w:lvl w:ilvl="8" w:tplc="08090005" w:tentative="1">
+      <w:start w:val="1"/>
+      <w:numFmt w:val="bullet"/>
+      <w:lvlText w:val=""/>
+      <w:lvlJc w:val="left"/>
+      <w:pPr>
+        <w:ind w:left="6480" w:hanging="360"/>
+      </w:pPr>
+      <w:rPr>
+        <w:rFonts w:ascii="Wingdings" w:hAnsi="Wingdings" w:hint="default"/>
+      </w:rPr>
+    </w:lvl>
+  </w:abstractNum>
+  <w:abstractNum w:abstractNumId="28" w15:restartNumberingAfterBreak="0">
+    <w:nsid w:val="44D56E66"/>
+    <w:multiLevelType w:val="hybridMultilevel"/>
+    <w:tmpl w:val="005AD032"/>
+    <w:lvl w:ilvl="0" w:tplc="08090001">
+      <w:start w:val="1"/>
+      <w:numFmt w:val="bullet"/>
+      <w:lvlText w:val=""/>
+      <w:lvlJc w:val="left"/>
+      <w:pPr>
+        <w:ind w:left="720" w:hanging="360"/>
+      </w:pPr>
+      <w:rPr>
+        <w:rFonts w:ascii="Symbol" w:hAnsi="Symbol" w:hint="default"/>
+      </w:rPr>
+    </w:lvl>
+    <w:lvl w:ilvl="1" w:tplc="08090003" w:tentative="1">
+      <w:start w:val="1"/>
+      <w:numFmt w:val="bullet"/>
+      <w:lvlText w:val="o"/>
+      <w:lvlJc w:val="left"/>
+      <w:pPr>
+        <w:ind w:left="1440" w:hanging="360"/>
+      </w:pPr>
+      <w:rPr>
+        <w:rFonts w:ascii="Courier New" w:hAnsi="Courier New" w:cs="Courier New" w:hint="default"/>
+      </w:rPr>
+    </w:lvl>
+    <w:lvl w:ilvl="2" w:tplc="08090005" w:tentative="1">
+      <w:start w:val="1"/>
+      <w:numFmt w:val="bullet"/>
+      <w:lvlText w:val=""/>
+      <w:lvlJc w:val="left"/>
+      <w:pPr>
+        <w:ind w:left="2160" w:hanging="360"/>
+      </w:pPr>
+      <w:rPr>
+        <w:rFonts w:ascii="Wingdings" w:hAnsi="Wingdings" w:hint="default"/>
+      </w:rPr>
+    </w:lvl>
+    <w:lvl w:ilvl="3" w:tplc="08090001" w:tentative="1">
+      <w:start w:val="1"/>
+      <w:numFmt w:val="bullet"/>
+      <w:lvlText w:val=""/>
+      <w:lvlJc w:val="left"/>
+      <w:pPr>
+        <w:ind w:left="2880" w:hanging="360"/>
+      </w:pPr>
+      <w:rPr>
+        <w:rFonts w:ascii="Symbol" w:hAnsi="Symbol" w:hint="default"/>
+      </w:rPr>
+    </w:lvl>
+    <w:lvl w:ilvl="4" w:tplc="08090003" w:tentative="1">
+      <w:start w:val="1"/>
+      <w:numFmt w:val="bullet"/>
+      <w:lvlText w:val="o"/>
+      <w:lvlJc w:val="left"/>
+      <w:pPr>
+        <w:ind w:left="3600" w:hanging="360"/>
+      </w:pPr>
+      <w:rPr>
+        <w:rFonts w:ascii="Courier New" w:hAnsi="Courier New" w:cs="Courier New" w:hint="default"/>
+      </w:rPr>
+    </w:lvl>
+    <w:lvl w:ilvl="5" w:tplc="08090005" w:tentative="1">
+      <w:start w:val="1"/>
+      <w:numFmt w:val="bullet"/>
+      <w:lvlText w:val=""/>
+      <w:lvlJc w:val="left"/>
+      <w:pPr>
+        <w:ind w:left="4320" w:hanging="360"/>
+      </w:pPr>
+      <w:rPr>
+        <w:rFonts w:ascii="Wingdings" w:hAnsi="Wingdings" w:hint="default"/>
+      </w:rPr>
+    </w:lvl>
+    <w:lvl w:ilvl="6" w:tplc="08090001" w:tentative="1">
+      <w:start w:val="1"/>
+      <w:numFmt w:val="bullet"/>
+      <w:lvlText w:val=""/>
+      <w:lvlJc w:val="left"/>
+      <w:pPr>
+        <w:ind w:left="5040" w:hanging="360"/>
+      </w:pPr>
+      <w:rPr>
+        <w:rFonts w:ascii="Symbol" w:hAnsi="Symbol" w:hint="default"/>
+      </w:rPr>
+    </w:lvl>
+    <w:lvl w:ilvl="7" w:tplc="08090003" w:tentative="1">
+      <w:start w:val="1"/>
+      <w:numFmt w:val="bullet"/>
+      <w:lvlText w:val="o"/>
+      <w:lvlJc w:val="left"/>
+      <w:pPr>
+        <w:ind w:left="5760" w:hanging="360"/>
+      </w:pPr>
+      <w:rPr>
+        <w:rFonts w:ascii="Courier New" w:hAnsi="Courier New" w:cs="Courier New" w:hint="default"/>
+      </w:rPr>
+    </w:lvl>
+    <w:lvl w:ilvl="8" w:tplc="08090005" w:tentative="1">
+      <w:start w:val="1"/>
+      <w:numFmt w:val="bullet"/>
+      <w:lvlText w:val=""/>
+      <w:lvlJc w:val="left"/>
+      <w:pPr>
+        <w:ind w:left="6480" w:hanging="360"/>
+      </w:pPr>
+      <w:rPr>
+        <w:rFonts w:ascii="Wingdings" w:hAnsi="Wingdings" w:hint="default"/>
+      </w:rPr>
+    </w:lvl>
+  </w:abstractNum>
+  <w:abstractNum w:abstractNumId="29" w15:restartNumberingAfterBreak="0">
+    <w:nsid w:val="49894762"/>
+    <w:multiLevelType w:val="hybridMultilevel"/>
+    <w:tmpl w:val="5FC2E98C"/>
+    <w:lvl w:ilvl="0" w:tplc="08090001">
+      <w:start w:val="1"/>
+      <w:numFmt w:val="bullet"/>
+      <w:lvlText w:val=""/>
+      <w:lvlJc w:val="left"/>
+      <w:pPr>
+        <w:ind w:left="720" w:hanging="360"/>
+      </w:pPr>
+      <w:rPr>
+        <w:rFonts w:ascii="Symbol" w:hAnsi="Symbol" w:hint="default"/>
+      </w:rPr>
+    </w:lvl>
+    <w:lvl w:ilvl="1" w:tplc="08090003">
+      <w:start w:val="1"/>
+      <w:numFmt w:val="bullet"/>
+      <w:lvlText w:val="o"/>
+      <w:lvlJc w:val="left"/>
+      <w:pPr>
+        <w:ind w:left="1440" w:hanging="360"/>
+      </w:pPr>
+      <w:rPr>
+        <w:rFonts w:ascii="Courier New" w:hAnsi="Courier New" w:cs="Courier New" w:hint="default"/>
+      </w:rPr>
+    </w:lvl>
+    <w:lvl w:ilvl="2" w:tplc="08090005" w:tentative="1">
+      <w:start w:val="1"/>
+      <w:numFmt w:val="bullet"/>
+      <w:lvlText w:val=""/>
+      <w:lvlJc w:val="left"/>
+      <w:pPr>
+        <w:ind w:left="2160" w:hanging="360"/>
+      </w:pPr>
+      <w:rPr>
+        <w:rFonts w:ascii="Wingdings" w:hAnsi="Wingdings" w:hint="default"/>
+      </w:rPr>
+    </w:lvl>
+    <w:lvl w:ilvl="3" w:tplc="08090001" w:tentative="1">
+      <w:start w:val="1"/>
+      <w:numFmt w:val="bullet"/>
+      <w:lvlText w:val=""/>
+      <w:lvlJc w:val="left"/>
+      <w:pPr>
+        <w:ind w:left="2880" w:hanging="360"/>
+      </w:pPr>
+      <w:rPr>
+        <w:rFonts w:ascii="Symbol" w:hAnsi="Symbol" w:hint="default"/>
+      </w:rPr>
+    </w:lvl>
+    <w:lvl w:ilvl="4" w:tplc="08090003" w:tentative="1">
+      <w:start w:val="1"/>
+      <w:numFmt w:val="bullet"/>
+      <w:lvlText w:val="o"/>
+      <w:lvlJc w:val="left"/>
+      <w:pPr>
+        <w:ind w:left="3600" w:hanging="360"/>
+      </w:pPr>
+      <w:rPr>
+        <w:rFonts w:ascii="Courier New" w:hAnsi="Courier New" w:cs="Courier New" w:hint="default"/>
+      </w:rPr>
+    </w:lvl>
+    <w:lvl w:ilvl="5" w:tplc="08090005" w:tentative="1">
+      <w:start w:val="1"/>
+      <w:numFmt w:val="bullet"/>
+      <w:lvlText w:val=""/>
+      <w:lvlJc w:val="left"/>
+      <w:pPr>
+        <w:ind w:left="4320" w:hanging="360"/>
+      </w:pPr>
+      <w:rPr>
+        <w:rFonts w:ascii="Wingdings" w:hAnsi="Wingdings" w:hint="default"/>
+      </w:rPr>
+    </w:lvl>
+    <w:lvl w:ilvl="6" w:tplc="08090001" w:tentative="1">
+      <w:start w:val="1"/>
+      <w:numFmt w:val="bullet"/>
+      <w:lvlText w:val=""/>
+      <w:lvlJc w:val="left"/>
+      <w:pPr>
+        <w:ind w:left="5040" w:hanging="360"/>
+      </w:pPr>
+      <w:rPr>
+        <w:rFonts w:ascii="Symbol" w:hAnsi="Symbol" w:hint="default"/>
+      </w:rPr>
+    </w:lvl>
+    <w:lvl w:ilvl="7" w:tplc="08090003" w:tentative="1">
+      <w:start w:val="1"/>
+      <w:numFmt w:val="bullet"/>
+      <w:lvlText w:val="o"/>
+      <w:lvlJc w:val="left"/>
+      <w:pPr>
+        <w:ind w:left="5760" w:hanging="360"/>
+      </w:pPr>
+      <w:rPr>
+        <w:rFonts w:ascii="Courier New" w:hAnsi="Courier New" w:cs="Courier New" w:hint="default"/>
+      </w:rPr>
+    </w:lvl>
+    <w:lvl w:ilvl="8" w:tplc="08090005" w:tentative="1">
+      <w:start w:val="1"/>
+      <w:numFmt w:val="bullet"/>
+      <w:lvlText w:val=""/>
+      <w:lvlJc w:val="left"/>
+      <w:pPr>
+        <w:ind w:left="6480" w:hanging="360"/>
+      </w:pPr>
+      <w:rPr>
+        <w:rFonts w:ascii="Wingdings" w:hAnsi="Wingdings" w:hint="default"/>
+      </w:rPr>
+    </w:lvl>
+  </w:abstractNum>
+  <w:abstractNum w:abstractNumId="30" w15:restartNumberingAfterBreak="0">
     <w:nsid w:val="4DC548BC"/>
     <w:multiLevelType w:val="hybridMultilevel"/>
     <w:tmpl w:val="1FC29A70"/>
@@ -8435,7 +14257,120 @@
       </w:rPr>
     </w:lvl>
   </w:abstractNum>
-  <w:abstractNum w:abstractNumId="16" w15:restartNumberingAfterBreak="0">
+  <w:abstractNum w:abstractNumId="31" w15:restartNumberingAfterBreak="0">
+    <w:nsid w:val="4EB40BDB"/>
+    <w:multiLevelType w:val="hybridMultilevel"/>
+    <w:tmpl w:val="07302BAE"/>
+    <w:lvl w:ilvl="0" w:tplc="08090001">
+      <w:start w:val="1"/>
+      <w:numFmt w:val="bullet"/>
+      <w:lvlText w:val=""/>
+      <w:lvlJc w:val="left"/>
+      <w:pPr>
+        <w:ind w:left="1440" w:hanging="360"/>
+      </w:pPr>
+      <w:rPr>
+        <w:rFonts w:ascii="Symbol" w:hAnsi="Symbol" w:hint="default"/>
+      </w:rPr>
+    </w:lvl>
+    <w:lvl w:ilvl="1" w:tplc="08090003" w:tentative="1">
+      <w:start w:val="1"/>
+      <w:numFmt w:val="bullet"/>
+      <w:lvlText w:val="o"/>
+      <w:lvlJc w:val="left"/>
+      <w:pPr>
+        <w:ind w:left="2160" w:hanging="360"/>
+      </w:pPr>
+      <w:rPr>
+        <w:rFonts w:ascii="Courier New" w:hAnsi="Courier New" w:cs="Courier New" w:hint="default"/>
+      </w:rPr>
+    </w:lvl>
+    <w:lvl w:ilvl="2" w:tplc="08090005" w:tentative="1">
+      <w:start w:val="1"/>
+      <w:numFmt w:val="bullet"/>
+      <w:lvlText w:val=""/>
+      <w:lvlJc w:val="left"/>
+      <w:pPr>
+        <w:ind w:left="2880" w:hanging="360"/>
+      </w:pPr>
+      <w:rPr>
+        <w:rFonts w:ascii="Wingdings" w:hAnsi="Wingdings" w:hint="default"/>
+      </w:rPr>
+    </w:lvl>
+    <w:lvl w:ilvl="3" w:tplc="08090001" w:tentative="1">
+      <w:start w:val="1"/>
+      <w:numFmt w:val="bullet"/>
+      <w:lvlText w:val=""/>
+      <w:lvlJc w:val="left"/>
+      <w:pPr>
+        <w:ind w:left="3600" w:hanging="360"/>
+      </w:pPr>
+      <w:rPr>
+        <w:rFonts w:ascii="Symbol" w:hAnsi="Symbol" w:hint="default"/>
+      </w:rPr>
+    </w:lvl>
+    <w:lvl w:ilvl="4" w:tplc="08090003" w:tentative="1">
+      <w:start w:val="1"/>
+      <w:numFmt w:val="bullet"/>
+      <w:lvlText w:val="o"/>
+      <w:lvlJc w:val="left"/>
+      <w:pPr>
+        <w:ind w:left="4320" w:hanging="360"/>
+      </w:pPr>
+      <w:rPr>
+        <w:rFonts w:ascii="Courier New" w:hAnsi="Courier New" w:cs="Courier New" w:hint="default"/>
+      </w:rPr>
+    </w:lvl>
+    <w:lvl w:ilvl="5" w:tplc="08090005" w:tentative="1">
+      <w:start w:val="1"/>
+      <w:numFmt w:val="bullet"/>
+      <w:lvlText w:val=""/>
+      <w:lvlJc w:val="left"/>
+      <w:pPr>
+        <w:ind w:left="5040" w:hanging="360"/>
+      </w:pPr>
+      <w:rPr>
+        <w:rFonts w:ascii="Wingdings" w:hAnsi="Wingdings" w:hint="default"/>
+      </w:rPr>
+    </w:lvl>
+    <w:lvl w:ilvl="6" w:tplc="08090001" w:tentative="1">
+      <w:start w:val="1"/>
+      <w:numFmt w:val="bullet"/>
+      <w:lvlText w:val=""/>
+      <w:lvlJc w:val="left"/>
+      <w:pPr>
+        <w:ind w:left="5760" w:hanging="360"/>
+      </w:pPr>
+      <w:rPr>
+        <w:rFonts w:ascii="Symbol" w:hAnsi="Symbol" w:hint="default"/>
+      </w:rPr>
+    </w:lvl>
+    <w:lvl w:ilvl="7" w:tplc="08090003" w:tentative="1">
+      <w:start w:val="1"/>
+      <w:numFmt w:val="bullet"/>
+      <w:lvlText w:val="o"/>
+      <w:lvlJc w:val="left"/>
+      <w:pPr>
+        <w:ind w:left="6480" w:hanging="360"/>
+      </w:pPr>
+      <w:rPr>
+        <w:rFonts w:ascii="Courier New" w:hAnsi="Courier New" w:cs="Courier New" w:hint="default"/>
+      </w:rPr>
+    </w:lvl>
+    <w:lvl w:ilvl="8" w:tplc="08090005" w:tentative="1">
+      <w:start w:val="1"/>
+      <w:numFmt w:val="bullet"/>
+      <w:lvlText w:val=""/>
+      <w:lvlJc w:val="left"/>
+      <w:pPr>
+        <w:ind w:left="7200" w:hanging="360"/>
+      </w:pPr>
+      <w:rPr>
+        <w:rFonts w:ascii="Wingdings" w:hAnsi="Wingdings" w:hint="default"/>
+      </w:rPr>
+    </w:lvl>
+  </w:abstractNum>
+  <w:abstractNum w:abstractNumId="32" w15:restartNumberingAfterBreak="0">
     <w:nsid w:val="5125374E"/>
     <w:multiLevelType w:val="multilevel"/>
     <w:tmpl w:val="5AAA9CA2"/>
@@ -8548,7 +14483,7 @@
       </w:rPr>
     </w:lvl>
   </w:abstractNum>
-  <w:abstractNum w:abstractNumId="17" w15:restartNumberingAfterBreak="0">
+  <w:abstractNum w:abstractNumId="33" w15:restartNumberingAfterBreak="0">
     <w:nsid w:val="53215AF0"/>
     <w:multiLevelType w:val="hybridMultilevel"/>
     <w:tmpl w:val="25324CEE"/>
@@ -8661,7 +14596,233 @@
       </w:rPr>
     </w:lvl>
   </w:abstractNum>
-  <w:abstractNum w:abstractNumId="18" w15:restartNumberingAfterBreak="0">
+  <w:abstractNum w:abstractNumId="34" w15:restartNumberingAfterBreak="0">
+    <w:nsid w:val="54DD67F7"/>
+    <w:multiLevelType w:val="hybridMultilevel"/>
+    <w:tmpl w:val="575AB198"/>
+    <w:lvl w:ilvl="0" w:tplc="08090001">
+      <w:start w:val="1"/>
+      <w:numFmt w:val="bullet"/>
+      <w:lvlText w:val=""/>
+      <w:lvlJc w:val="left"/>
+      <w:pPr>
+        <w:ind w:left="1080" w:hanging="360"/>
+      </w:pPr>
+      <w:rPr>
+        <w:rFonts w:ascii="Symbol" w:hAnsi="Symbol" w:hint="default"/>
+      </w:rPr>
+    </w:lvl>
+    <w:lvl w:ilvl="1" w:tplc="08090003" w:tentative="1">
+      <w:start w:val="1"/>
+      <w:numFmt w:val="bullet"/>
+      <w:lvlText w:val="o"/>
+      <w:lvlJc w:val="left"/>
+      <w:pPr>
+        <w:ind w:left="1800" w:hanging="360"/>
+      </w:pPr>
+      <w:rPr>
+        <w:rFonts w:ascii="Courier New" w:hAnsi="Courier New" w:cs="Courier New" w:hint="default"/>
+      </w:rPr>
+    </w:lvl>
+    <w:lvl w:ilvl="2" w:tplc="08090005" w:tentative="1">
+      <w:start w:val="1"/>
+      <w:numFmt w:val="bullet"/>
+      <w:lvlText w:val=""/>
+      <w:lvlJc w:val="left"/>
+      <w:pPr>
+        <w:ind w:left="2520" w:hanging="360"/>
+      </w:pPr>
+      <w:rPr>
+        <w:rFonts w:ascii="Wingdings" w:hAnsi="Wingdings" w:hint="default"/>
+      </w:rPr>
+    </w:lvl>
+    <w:lvl w:ilvl="3" w:tplc="08090001" w:tentative="1">
+      <w:start w:val="1"/>
+      <w:numFmt w:val="bullet"/>
+      <w:lvlText w:val=""/>
+      <w:lvlJc w:val="left"/>
+      <w:pPr>
+        <w:ind w:left="3240" w:hanging="360"/>
+      </w:pPr>
+      <w:rPr>
+        <w:rFonts w:ascii="Symbol" w:hAnsi="Symbol" w:hint="default"/>
+      </w:rPr>
+    </w:lvl>
+    <w:lvl w:ilvl="4" w:tplc="08090003" w:tentative="1">
+      <w:start w:val="1"/>
+      <w:numFmt w:val="bullet"/>
+      <w:lvlText w:val="o"/>
+      <w:lvlJc w:val="left"/>
+      <w:pPr>
+        <w:ind w:left="3960" w:hanging="360"/>
+      </w:pPr>
+      <w:rPr>
+        <w:rFonts w:ascii="Courier New" w:hAnsi="Courier New" w:cs="Courier New" w:hint="default"/>
+      </w:rPr>
+    </w:lvl>
+    <w:lvl w:ilvl="5" w:tplc="08090005" w:tentative="1">
+      <w:start w:val="1"/>
+      <w:numFmt w:val="bullet"/>
+      <w:lvlText w:val=""/>
+      <w:lvlJc w:val="left"/>
+      <w:pPr>
+        <w:ind w:left="4680" w:hanging="360"/>
+      </w:pPr>
+      <w:rPr>
+        <w:rFonts w:ascii="Wingdings" w:hAnsi="Wingdings" w:hint="default"/>
+      </w:rPr>
+    </w:lvl>
+    <w:lvl w:ilvl="6" w:tplc="08090001" w:tentative="1">
+      <w:start w:val="1"/>
+      <w:numFmt w:val="bullet"/>
+      <w:lvlText w:val=""/>
+      <w:lvlJc w:val="left"/>
+      <w:pPr>
+        <w:ind w:left="5400" w:hanging="360"/>
+      </w:pPr>
+      <w:rPr>
+        <w:rFonts w:ascii="Symbol" w:hAnsi="Symbol" w:hint="default"/>
+      </w:rPr>
+    </w:lvl>
+    <w:lvl w:ilvl="7" w:tplc="08090003" w:tentative="1">
+      <w:start w:val="1"/>
+      <w:numFmt w:val="bullet"/>
+      <w:lvlText w:val="o"/>
+      <w:lvlJc w:val="left"/>
+      <w:pPr>
+        <w:ind w:left="6120" w:hanging="360"/>
+      </w:pPr>
+      <w:rPr>
+        <w:rFonts w:ascii="Courier New" w:hAnsi="Courier New" w:cs="Courier New" w:hint="default"/>
+      </w:rPr>
+    </w:lvl>
+    <w:lvl w:ilvl="8" w:tplc="08090005" w:tentative="1">
+      <w:start w:val="1"/>
+      <w:numFmt w:val="bullet"/>
+      <w:lvlText w:val=""/>
+      <w:lvlJc w:val="left"/>
+      <w:pPr>
+        <w:ind w:left="6840" w:hanging="360"/>
+      </w:pPr>
+      <w:rPr>
+        <w:rFonts w:ascii="Wingdings" w:hAnsi="Wingdings" w:hint="default"/>
+      </w:rPr>
+    </w:lvl>
+  </w:abstractNum>
+  <w:abstractNum w:abstractNumId="35" w15:restartNumberingAfterBreak="0">
+    <w:nsid w:val="562E6B8E"/>
+    <w:multiLevelType w:val="hybridMultilevel"/>
+    <w:tmpl w:val="D45A1288"/>
+    <w:lvl w:ilvl="0" w:tplc="08090001">
+      <w:start w:val="1"/>
+      <w:numFmt w:val="bullet"/>
+      <w:lvlText w:val=""/>
+      <w:lvlJc w:val="left"/>
+      <w:pPr>
+        <w:ind w:left="1080" w:hanging="360"/>
+      </w:pPr>
+      <w:rPr>
+        <w:rFonts w:ascii="Symbol" w:hAnsi="Symbol" w:hint="default"/>
+      </w:rPr>
+    </w:lvl>
+    <w:lvl w:ilvl="1" w:tplc="08090003">
+      <w:start w:val="1"/>
+      <w:numFmt w:val="bullet"/>
+      <w:lvlText w:val="o"/>
+      <w:lvlJc w:val="left"/>
+      <w:pPr>
+        <w:ind w:left="1800" w:hanging="360"/>
+      </w:pPr>
+      <w:rPr>
+        <w:rFonts w:ascii="Courier New" w:hAnsi="Courier New" w:cs="Courier New" w:hint="default"/>
+      </w:rPr>
+    </w:lvl>
+    <w:lvl w:ilvl="2" w:tplc="08090005" w:tentative="1">
+      <w:start w:val="1"/>
+      <w:numFmt w:val="bullet"/>
+      <w:lvlText w:val=""/>
+      <w:lvlJc w:val="left"/>
+      <w:pPr>
+        <w:ind w:left="2520" w:hanging="360"/>
+      </w:pPr>
+      <w:rPr>
+        <w:rFonts w:ascii="Wingdings" w:hAnsi="Wingdings" w:hint="default"/>
+      </w:rPr>
+    </w:lvl>
+    <w:lvl w:ilvl="3" w:tplc="08090001" w:tentative="1">
+      <w:start w:val="1"/>
+      <w:numFmt w:val="bullet"/>
+      <w:lvlText w:val=""/>
+      <w:lvlJc w:val="left"/>
+      <w:pPr>
+        <w:ind w:left="3240" w:hanging="360"/>
+      </w:pPr>
+      <w:rPr>
+        <w:rFonts w:ascii="Symbol" w:hAnsi="Symbol" w:hint="default"/>
+      </w:rPr>
+    </w:lvl>
+    <w:lvl w:ilvl="4" w:tplc="08090003" w:tentative="1">
+      <w:start w:val="1"/>
+      <w:numFmt w:val="bullet"/>
+      <w:lvlText w:val="o"/>
+      <w:lvlJc w:val="left"/>
+      <w:pPr>
+        <w:ind w:left="3960" w:hanging="360"/>
+      </w:pPr>
+      <w:rPr>
+        <w:rFonts w:ascii="Courier New" w:hAnsi="Courier New" w:cs="Courier New" w:hint="default"/>
+      </w:rPr>
+    </w:lvl>
+    <w:lvl w:ilvl="5" w:tplc="08090005" w:tentative="1">
+      <w:start w:val="1"/>
+      <w:numFmt w:val="bullet"/>
+      <w:lvlText w:val=""/>
+      <w:lvlJc w:val="left"/>
+      <w:pPr>
+        <w:ind w:left="4680" w:hanging="360"/>
+      </w:pPr>
+      <w:rPr>
+        <w:rFonts w:ascii="Wingdings" w:hAnsi="Wingdings" w:hint="default"/>
+      </w:rPr>
+    </w:lvl>
+    <w:lvl w:ilvl="6" w:tplc="08090001" w:tentative="1">
+      <w:start w:val="1"/>
+      <w:numFmt w:val="bullet"/>
+      <w:lvlText w:val=""/>
+      <w:lvlJc w:val="left"/>
+      <w:pPr>
+        <w:ind w:left="5400" w:hanging="360"/>
+      </w:pPr>
+      <w:rPr>
+        <w:rFonts w:ascii="Symbol" w:hAnsi="Symbol" w:hint="default"/>
+      </w:rPr>
+    </w:lvl>
+    <w:lvl w:ilvl="7" w:tplc="08090003" w:tentative="1">
+      <w:start w:val="1"/>
+      <w:numFmt w:val="bullet"/>
+      <w:lvlText w:val="o"/>
+      <w:lvlJc w:val="left"/>
+      <w:pPr>
+        <w:ind w:left="6120" w:hanging="360"/>
+      </w:pPr>
+      <w:rPr>
+        <w:rFonts w:ascii="Courier New" w:hAnsi="Courier New" w:cs="Courier New" w:hint="default"/>
+      </w:rPr>
+    </w:lvl>
+    <w:lvl w:ilvl="8" w:tplc="08090005" w:tentative="1">
+      <w:start w:val="1"/>
+      <w:numFmt w:val="bullet"/>
+      <w:lvlText w:val=""/>
+      <w:lvlJc w:val="left"/>
+      <w:pPr>
+        <w:ind w:left="6840" w:hanging="360"/>
+      </w:pPr>
+      <w:rPr>
+        <w:rFonts w:ascii="Wingdings" w:hAnsi="Wingdings" w:hint="default"/>
+      </w:rPr>
+    </w:lvl>
+  </w:abstractNum>
+  <w:abstractNum w:abstractNumId="36" w15:restartNumberingAfterBreak="0">
     <w:nsid w:val="57C60AE4"/>
     <w:multiLevelType w:val="hybridMultilevel"/>
     <w:tmpl w:val="1BC6EEB2"/>
@@ -8774,7 +14935,7 @@
       </w:rPr>
     </w:lvl>
   </w:abstractNum>
-  <w:abstractNum w:abstractNumId="19" w15:restartNumberingAfterBreak="0">
+  <w:abstractNum w:abstractNumId="37" w15:restartNumberingAfterBreak="0">
     <w:nsid w:val="584E786F"/>
     <w:multiLevelType w:val="multilevel"/>
     <w:tmpl w:val="0A082EAC"/>
@@ -8887,7 +15048,7 @@
       </w:rPr>
     </w:lvl>
   </w:abstractNum>
-  <w:abstractNum w:abstractNumId="20" w15:restartNumberingAfterBreak="0">
+  <w:abstractNum w:abstractNumId="38" w15:restartNumberingAfterBreak="0">
     <w:nsid w:val="58A50CA8"/>
     <w:multiLevelType w:val="multilevel"/>
     <w:tmpl w:val="08090021"/>
@@ -9000,10 +15161,123 @@
       </w:rPr>
     </w:lvl>
   </w:abstractNum>
-  <w:abstractNum w:abstractNumId="21" w15:restartNumberingAfterBreak="0">
+  <w:abstractNum w:abstractNumId="39" w15:restartNumberingAfterBreak="0">
+    <w:nsid w:val="5B7B39F1"/>
+    <w:multiLevelType w:val="hybridMultilevel"/>
+    <w:tmpl w:val="3DDA5AA4"/>
+    <w:lvl w:ilvl="0" w:tplc="08090001">
+      <w:start w:val="1"/>
+      <w:numFmt w:val="bullet"/>
+      <w:lvlText w:val=""/>
+      <w:lvlJc w:val="left"/>
+      <w:pPr>
+        <w:ind w:left="1080" w:hanging="360"/>
+      </w:pPr>
+      <w:rPr>
+        <w:rFonts w:ascii="Symbol" w:hAnsi="Symbol" w:hint="default"/>
+      </w:rPr>
+    </w:lvl>
+    <w:lvl w:ilvl="1" w:tplc="08090003" w:tentative="1">
+      <w:start w:val="1"/>
+      <w:numFmt w:val="bullet"/>
+      <w:lvlText w:val="o"/>
+      <w:lvlJc w:val="left"/>
+      <w:pPr>
+        <w:ind w:left="1800" w:hanging="360"/>
+      </w:pPr>
+      <w:rPr>
+        <w:rFonts w:ascii="Courier New" w:hAnsi="Courier New" w:cs="Courier New" w:hint="default"/>
+      </w:rPr>
+    </w:lvl>
+    <w:lvl w:ilvl="2" w:tplc="08090005" w:tentative="1">
+      <w:start w:val="1"/>
+      <w:numFmt w:val="bullet"/>
+      <w:lvlText w:val=""/>
+      <w:lvlJc w:val="left"/>
+      <w:pPr>
+        <w:ind w:left="2520" w:hanging="360"/>
+      </w:pPr>
+      <w:rPr>
+        <w:rFonts w:ascii="Wingdings" w:hAnsi="Wingdings" w:hint="default"/>
+      </w:rPr>
+    </w:lvl>
+    <w:lvl w:ilvl="3" w:tplc="08090001" w:tentative="1">
+      <w:start w:val="1"/>
+      <w:numFmt w:val="bullet"/>
+      <w:lvlText w:val=""/>
+      <w:lvlJc w:val="left"/>
+      <w:pPr>
+        <w:ind w:left="3240" w:hanging="360"/>
+      </w:pPr>
+      <w:rPr>
+        <w:rFonts w:ascii="Symbol" w:hAnsi="Symbol" w:hint="default"/>
+      </w:rPr>
+    </w:lvl>
+    <w:lvl w:ilvl="4" w:tplc="08090003" w:tentative="1">
+      <w:start w:val="1"/>
+      <w:numFmt w:val="bullet"/>
+      <w:lvlText w:val="o"/>
+      <w:lvlJc w:val="left"/>
+      <w:pPr>
+        <w:ind w:left="3960" w:hanging="360"/>
+      </w:pPr>
+      <w:rPr>
+        <w:rFonts w:ascii="Courier New" w:hAnsi="Courier New" w:cs="Courier New" w:hint="default"/>
+      </w:rPr>
+    </w:lvl>
+    <w:lvl w:ilvl="5" w:tplc="08090005" w:tentative="1">
+      <w:start w:val="1"/>
+      <w:numFmt w:val="bullet"/>
+      <w:lvlText w:val=""/>
+      <w:lvlJc w:val="left"/>
+      <w:pPr>
+        <w:ind w:left="4680" w:hanging="360"/>
+      </w:pPr>
+      <w:rPr>
+        <w:rFonts w:ascii="Wingdings" w:hAnsi="Wingdings" w:hint="default"/>
+      </w:rPr>
+    </w:lvl>
+    <w:lvl w:ilvl="6" w:tplc="08090001" w:tentative="1">
+      <w:start w:val="1"/>
+      <w:numFmt w:val="bullet"/>
+      <w:lvlText w:val=""/>
+      <w:lvlJc w:val="left"/>
+      <w:pPr>
+        <w:ind w:left="5400" w:hanging="360"/>
+      </w:pPr>
+      <w:rPr>
+        <w:rFonts w:ascii="Symbol" w:hAnsi="Symbol" w:hint="default"/>
+      </w:rPr>
+    </w:lvl>
+    <w:lvl w:ilvl="7" w:tplc="08090003" w:tentative="1">
+      <w:start w:val="1"/>
+      <w:numFmt w:val="bullet"/>
+      <w:lvlText w:val="o"/>
+      <w:lvlJc w:val="left"/>
+      <w:pPr>
+        <w:ind w:left="6120" w:hanging="360"/>
+      </w:pPr>
+      <w:rPr>
+        <w:rFonts w:ascii="Courier New" w:hAnsi="Courier New" w:cs="Courier New" w:hint="default"/>
+      </w:rPr>
+    </w:lvl>
+    <w:lvl w:ilvl="8" w:tplc="08090005" w:tentative="1">
+      <w:start w:val="1"/>
+      <w:numFmt w:val="bullet"/>
+      <w:lvlText w:val=""/>
+      <w:lvlJc w:val="left"/>
+      <w:pPr>
+        <w:ind w:left="6840" w:hanging="360"/>
+      </w:pPr>
+      <w:rPr>
+        <w:rFonts w:ascii="Wingdings" w:hAnsi="Wingdings" w:hint="default"/>
+      </w:rPr>
+    </w:lvl>
+  </w:abstractNum>
+  <w:abstractNum w:abstractNumId="40" w15:restartNumberingAfterBreak="0">
     <w:nsid w:val="5E691EA5"/>
     <w:multiLevelType w:val="hybridMultilevel"/>
-    <w:tmpl w:val="B4D4C8B0"/>
+    <w:tmpl w:val="42C4B630"/>
     <w:lvl w:ilvl="0" w:tplc="0809000F">
       <w:start w:val="1"/>
       <w:numFmt w:val="decimal"/>
@@ -9086,7 +15360,7 @@
       </w:pPr>
     </w:lvl>
   </w:abstractNum>
-  <w:abstractNum w:abstractNumId="22" w15:restartNumberingAfterBreak="0">
+  <w:abstractNum w:abstractNumId="41" w15:restartNumberingAfterBreak="0">
     <w:nsid w:val="655D6CC7"/>
     <w:multiLevelType w:val="hybridMultilevel"/>
     <w:tmpl w:val="BBDEACFC"/>
@@ -9199,7 +15473,7 @@
       </w:rPr>
     </w:lvl>
   </w:abstractNum>
-  <w:abstractNum w:abstractNumId="23" w15:restartNumberingAfterBreak="0">
+  <w:abstractNum w:abstractNumId="42" w15:restartNumberingAfterBreak="0">
     <w:nsid w:val="6A260D77"/>
     <w:multiLevelType w:val="multilevel"/>
     <w:tmpl w:val="C35ADCDE"/>
@@ -9312,7 +15586,206 @@
       </w:rPr>
     </w:lvl>
   </w:abstractNum>
-  <w:abstractNum w:abstractNumId="24" w15:restartNumberingAfterBreak="0">
+  <w:abstractNum w:abstractNumId="43" w15:restartNumberingAfterBreak="0">
+    <w:nsid w:val="6A3A06D3"/>
+    <w:multiLevelType w:val="hybridMultilevel"/>
+    <w:tmpl w:val="DCAC2CF8"/>
+    <w:lvl w:ilvl="0" w:tplc="08090001">
+      <w:start w:val="1"/>
+      <w:numFmt w:val="bullet"/>
+      <w:lvlText w:val=""/>
+      <w:lvlJc w:val="left"/>
+      <w:pPr>
+        <w:ind w:left="720" w:hanging="360"/>
+      </w:pPr>
+      <w:rPr>
+        <w:rFonts w:ascii="Symbol" w:hAnsi="Symbol" w:hint="default"/>
+      </w:rPr>
+    </w:lvl>
+    <w:lvl w:ilvl="1" w:tplc="08090003" w:tentative="1">
+      <w:start w:val="1"/>
+      <w:numFmt w:val="bullet"/>
+      <w:lvlText w:val="o"/>
+      <w:lvlJc w:val="left"/>
+      <w:pPr>
+        <w:ind w:left="1440" w:hanging="360"/>
+      </w:pPr>
+      <w:rPr>
+        <w:rFonts w:ascii="Courier New" w:hAnsi="Courier New" w:cs="Courier New" w:hint="default"/>
+      </w:rPr>
+    </w:lvl>
+    <w:lvl w:ilvl="2" w:tplc="08090005" w:tentative="1">
+      <w:start w:val="1"/>
+      <w:numFmt w:val="bullet"/>
+      <w:lvlText w:val=""/>
+      <w:lvlJc w:val="left"/>
+      <w:pPr>
+        <w:ind w:left="2160" w:hanging="360"/>
+      </w:pPr>
+      <w:rPr>
+        <w:rFonts w:ascii="Wingdings" w:hAnsi="Wingdings" w:hint="default"/>
+      </w:rPr>
+    </w:lvl>
+    <w:lvl w:ilvl="3" w:tplc="08090001" w:tentative="1">
+      <w:start w:val="1"/>
+      <w:numFmt w:val="bullet"/>
+      <w:lvlText w:val=""/>
+      <w:lvlJc w:val="left"/>
+      <w:pPr>
+        <w:ind w:left="2880" w:hanging="360"/>
+      </w:pPr>
+      <w:rPr>
+        <w:rFonts w:ascii="Symbol" w:hAnsi="Symbol" w:hint="default"/>
+      </w:rPr>
+    </w:lvl>
+    <w:lvl w:ilvl="4" w:tplc="08090003" w:tentative="1">
+      <w:start w:val="1"/>
+      <w:numFmt w:val="bullet"/>
+      <w:lvlText w:val="o"/>
+      <w:lvlJc w:val="left"/>
+      <w:pPr>
+        <w:ind w:left="3600" w:hanging="360"/>
+      </w:pPr>
+      <w:rPr>
+        <w:rFonts w:ascii="Courier New" w:hAnsi="Courier New" w:cs="Courier New" w:hint="default"/>
+      </w:rPr>
+    </w:lvl>
+    <w:lvl w:ilvl="5" w:tplc="08090005" w:tentative="1">
+      <w:start w:val="1"/>
+      <w:numFmt w:val="bullet"/>
+      <w:lvlText w:val=""/>
+      <w:lvlJc w:val="left"/>
+      <w:pPr>
+        <w:ind w:left="4320" w:hanging="360"/>
+      </w:pPr>
+      <w:rPr>
+        <w:rFonts w:ascii="Wingdings" w:hAnsi="Wingdings" w:hint="default"/>
+      </w:rPr>
+    </w:lvl>
+    <w:lvl w:ilvl="6" w:tplc="08090001" w:tentative="1">
+      <w:start w:val="1"/>
+      <w:numFmt w:val="bullet"/>
+      <w:lvlText w:val=""/>
+      <w:lvlJc w:val="left"/>
+      <w:pPr>
+        <w:ind w:left="5040" w:hanging="360"/>
+      </w:pPr>
+      <w:rPr>
+        <w:rFonts w:ascii="Symbol" w:hAnsi="Symbol" w:hint="default"/>
+      </w:rPr>
+    </w:lvl>
+    <w:lvl w:ilvl="7" w:tplc="08090003" w:tentative="1">
+      <w:start w:val="1"/>
+      <w:numFmt w:val="bullet"/>
+      <w:lvlText w:val="o"/>
+      <w:lvlJc w:val="left"/>
+      <w:pPr>
+        <w:ind w:left="5760" w:hanging="360"/>
+      </w:pPr>
+      <w:rPr>
+        <w:rFonts w:ascii="Courier New" w:hAnsi="Courier New" w:cs="Courier New" w:hint="default"/>
+      </w:rPr>
+    </w:lvl>
+    <w:lvl w:ilvl="8" w:tplc="08090005" w:tentative="1">
+      <w:start w:val="1"/>
+      <w:numFmt w:val="bullet"/>
+      <w:lvlText w:val=""/>
+      <w:lvlJc w:val="left"/>
+      <w:pPr>
+        <w:ind w:left="6480" w:hanging="360"/>
+      </w:pPr>
+      <w:rPr>
+        <w:rFonts w:ascii="Wingdings" w:hAnsi="Wingdings" w:hint="default"/>
+      </w:rPr>
+    </w:lvl>
+  </w:abstractNum>
+  <w:abstractNum w:abstractNumId="44" w15:restartNumberingAfterBreak="0">
+    <w:nsid w:val="6B43483A"/>
+    <w:multiLevelType w:val="multilevel"/>
+    <w:tmpl w:val="0809001F"/>
+    <w:lvl w:ilvl="0">
+      <w:start w:val="1"/>
+      <w:numFmt w:val="decimal"/>
+      <w:lvlText w:val="%1."/>
+      <w:lvlJc w:val="left"/>
+      <w:pPr>
+        <w:ind w:left="360" w:hanging="360"/>
+      </w:pPr>
+    </w:lvl>
+    <w:lvl w:ilvl="1">
+      <w:start w:val="1"/>
+      <w:numFmt w:val="decimal"/>
+      <w:lvlText w:val="%1.%2."/>
+      <w:lvlJc w:val="left"/>
+      <w:pPr>
+        <w:ind w:left="792" w:hanging="432"/>
+      </w:pPr>
+    </w:lvl>
+    <w:lvl w:ilvl="2">
+      <w:start w:val="1"/>
+      <w:numFmt w:val="decimal"/>
+      <w:lvlText w:val="%1.%2.%3."/>
+      <w:lvlJc w:val="left"/>
+      <w:pPr>
+        <w:ind w:left="1224" w:hanging="504"/>
+      </w:pPr>
+    </w:lvl>
+    <w:lvl w:ilvl="3">
+      <w:start w:val="1"/>
+      <w:numFmt w:val="decimal"/>
+      <w:lvlText w:val="%1.%2.%3.%4."/>
+      <w:lvlJc w:val="left"/>
+      <w:pPr>
+        <w:ind w:left="1728" w:hanging="648"/>
+      </w:pPr>
+    </w:lvl>
+    <w:lvl w:ilvl="4">
+      <w:start w:val="1"/>
+      <w:numFmt w:val="decimal"/>
+      <w:lvlText w:val="%1.%2.%3.%4.%5."/>
+      <w:lvlJc w:val="left"/>
+      <w:pPr>
+        <w:ind w:left="2232" w:hanging="792"/>
+      </w:pPr>
+    </w:lvl>
+    <w:lvl w:ilvl="5">
+      <w:start w:val="1"/>
+      <w:numFmt w:val="decimal"/>
+      <w:lvlText w:val="%1.%2.%3.%4.%5.%6."/>
+      <w:lvlJc w:val="left"/>
+      <w:pPr>
+        <w:ind w:left="2736" w:hanging="936"/>
+      </w:pPr>
+    </w:lvl>
+    <w:lvl w:ilvl="6">
+      <w:start w:val="1"/>
+      <w:numFmt w:val="decimal"/>
+      <w:lvlText w:val="%1.%2.%3.%4.%5.%6.%7."/>
+      <w:lvlJc w:val="left"/>
+      <w:pPr>
+        <w:ind w:left="3240" w:hanging="1080"/>
+      </w:pPr>
+    </w:lvl>
+    <w:lvl w:ilvl="7">
+      <w:start w:val="1"/>
+      <w:numFmt w:val="decimal"/>
+      <w:lvlText w:val="%1.%2.%3.%4.%5.%6.%7.%8."/>
+      <w:lvlJc w:val="left"/>
+      <w:pPr>
+        <w:ind w:left="3744" w:hanging="1224"/>
+      </w:pPr>
+    </w:lvl>
+    <w:lvl w:ilvl="8">
+      <w:start w:val="1"/>
+      <w:numFmt w:val="decimal"/>
+      <w:lvlText w:val="%1.%2.%3.%4.%5.%6.%7.%8.%9."/>
+      <w:lvlJc w:val="left"/>
+      <w:pPr>
+        <w:ind w:left="4320" w:hanging="1440"/>
+      </w:pPr>
+    </w:lvl>
+  </w:abstractNum>
+  <w:abstractNum w:abstractNumId="45" w15:restartNumberingAfterBreak="0">
     <w:nsid w:val="6FD33CA8"/>
     <w:multiLevelType w:val="hybridMultilevel"/>
     <w:tmpl w:val="94C0312C"/>
@@ -9425,7 +15898,120 @@
       </w:rPr>
     </w:lvl>
   </w:abstractNum>
-  <w:abstractNum w:abstractNumId="25" w15:restartNumberingAfterBreak="0">
+  <w:abstractNum w:abstractNumId="46" w15:restartNumberingAfterBreak="0">
+    <w:nsid w:val="70140AD3"/>
+    <w:multiLevelType w:val="hybridMultilevel"/>
+    <w:tmpl w:val="005AF6BA"/>
+    <w:lvl w:ilvl="0" w:tplc="08090001">
+      <w:start w:val="1"/>
+      <w:numFmt w:val="bullet"/>
+      <w:lvlText w:val=""/>
+      <w:lvlJc w:val="left"/>
+      <w:pPr>
+        <w:ind w:left="720" w:hanging="360"/>
+      </w:pPr>
+      <w:rPr>
+        <w:rFonts w:ascii="Symbol" w:hAnsi="Symbol" w:hint="default"/>
+      </w:rPr>
+    </w:lvl>
+    <w:lvl w:ilvl="1" w:tplc="08090003" w:tentative="1">
+      <w:start w:val="1"/>
+      <w:numFmt w:val="bullet"/>
+      <w:lvlText w:val="o"/>
+      <w:lvlJc w:val="left"/>
+      <w:pPr>
+        <w:ind w:left="1440" w:hanging="360"/>
+      </w:pPr>
+      <w:rPr>
+        <w:rFonts w:ascii="Courier New" w:hAnsi="Courier New" w:cs="Courier New" w:hint="default"/>
+      </w:rPr>
+    </w:lvl>
+    <w:lvl w:ilvl="2" w:tplc="08090005" w:tentative="1">
+      <w:start w:val="1"/>
+      <w:numFmt w:val="bullet"/>
+      <w:lvlText w:val=""/>
+      <w:lvlJc w:val="left"/>
+      <w:pPr>
+        <w:ind w:left="2160" w:hanging="360"/>
+      </w:pPr>
+      <w:rPr>
+        <w:rFonts w:ascii="Wingdings" w:hAnsi="Wingdings" w:hint="default"/>
+      </w:rPr>
+    </w:lvl>
+    <w:lvl w:ilvl="3" w:tplc="08090001" w:tentative="1">
+      <w:start w:val="1"/>
+      <w:numFmt w:val="bullet"/>
+      <w:lvlText w:val=""/>
+      <w:lvlJc w:val="left"/>
+      <w:pPr>
+        <w:ind w:left="2880" w:hanging="360"/>
+      </w:pPr>
+      <w:rPr>
+        <w:rFonts w:ascii="Symbol" w:hAnsi="Symbol" w:hint="default"/>
+      </w:rPr>
+    </w:lvl>
+    <w:lvl w:ilvl="4" w:tplc="08090003" w:tentative="1">
+      <w:start w:val="1"/>
+      <w:numFmt w:val="bullet"/>
+      <w:lvlText w:val="o"/>
+      <w:lvlJc w:val="left"/>
+      <w:pPr>
+        <w:ind w:left="3600" w:hanging="360"/>
+      </w:pPr>
+      <w:rPr>
+        <w:rFonts w:ascii="Courier New" w:hAnsi="Courier New" w:cs="Courier New" w:hint="default"/>
+      </w:rPr>
+    </w:lvl>
+    <w:lvl w:ilvl="5" w:tplc="08090005" w:tentative="1">
+      <w:start w:val="1"/>
+      <w:numFmt w:val="bullet"/>
+      <w:lvlText w:val=""/>
+      <w:lvlJc w:val="left"/>
+      <w:pPr>
+        <w:ind w:left="4320" w:hanging="360"/>
+      </w:pPr>
+      <w:rPr>
+        <w:rFonts w:ascii="Wingdings" w:hAnsi="Wingdings" w:hint="default"/>
+      </w:rPr>
+    </w:lvl>
+    <w:lvl w:ilvl="6" w:tplc="08090001" w:tentative="1">
+      <w:start w:val="1"/>
+      <w:numFmt w:val="bullet"/>
+      <w:lvlText w:val=""/>
+      <w:lvlJc w:val="left"/>
+      <w:pPr>
+        <w:ind w:left="5040" w:hanging="360"/>
+      </w:pPr>
+      <w:rPr>
+        <w:rFonts w:ascii="Symbol" w:hAnsi="Symbol" w:hint="default"/>
+      </w:rPr>
+    </w:lvl>
+    <w:lvl w:ilvl="7" w:tplc="08090003" w:tentative="1">
+      <w:start w:val="1"/>
+      <w:numFmt w:val="bullet"/>
+      <w:lvlText w:val="o"/>
+      <w:lvlJc w:val="left"/>
+      <w:pPr>
+        <w:ind w:left="5760" w:hanging="360"/>
+      </w:pPr>
+      <w:rPr>
+        <w:rFonts w:ascii="Courier New" w:hAnsi="Courier New" w:cs="Courier New" w:hint="default"/>
+      </w:rPr>
+    </w:lvl>
+    <w:lvl w:ilvl="8" w:tplc="08090005" w:tentative="1">
+      <w:start w:val="1"/>
+      <w:numFmt w:val="bullet"/>
+      <w:lvlText w:val=""/>
+      <w:lvlJc w:val="left"/>
+      <w:pPr>
+        <w:ind w:left="6480" w:hanging="360"/>
+      </w:pPr>
+      <w:rPr>
+        <w:rFonts w:ascii="Wingdings" w:hAnsi="Wingdings" w:hint="default"/>
+      </w:rPr>
+    </w:lvl>
+  </w:abstractNum>
+  <w:abstractNum w:abstractNumId="47" w15:restartNumberingAfterBreak="0">
     <w:nsid w:val="70217B03"/>
     <w:multiLevelType w:val="hybridMultilevel"/>
     <w:tmpl w:val="D0165690"/>
@@ -9538,7 +16124,120 @@
       </w:rPr>
     </w:lvl>
   </w:abstractNum>
-  <w:abstractNum w:abstractNumId="26" w15:restartNumberingAfterBreak="0">
+  <w:abstractNum w:abstractNumId="48" w15:restartNumberingAfterBreak="0">
+    <w:nsid w:val="7232380A"/>
+    <w:multiLevelType w:val="hybridMultilevel"/>
+    <w:tmpl w:val="2ACE76E2"/>
+    <w:lvl w:ilvl="0" w:tplc="08090001">
+      <w:start w:val="1"/>
+      <w:numFmt w:val="bullet"/>
+      <w:lvlText w:val=""/>
+      <w:lvlJc w:val="left"/>
+      <w:pPr>
+        <w:ind w:left="1080" w:hanging="360"/>
+      </w:pPr>
+      <w:rPr>
+        <w:rFonts w:ascii="Symbol" w:hAnsi="Symbol" w:hint="default"/>
+      </w:rPr>
+    </w:lvl>
+    <w:lvl w:ilvl="1" w:tplc="08090003" w:tentative="1">
+      <w:start w:val="1"/>
+      <w:numFmt w:val="bullet"/>
+      <w:lvlText w:val="o"/>
+      <w:lvlJc w:val="left"/>
+      <w:pPr>
+        <w:ind w:left="1800" w:hanging="360"/>
+      </w:pPr>
+      <w:rPr>
+        <w:rFonts w:ascii="Courier New" w:hAnsi="Courier New" w:cs="Courier New" w:hint="default"/>
+      </w:rPr>
+    </w:lvl>
+    <w:lvl w:ilvl="2" w:tplc="08090005" w:tentative="1">
+      <w:start w:val="1"/>
+      <w:numFmt w:val="bullet"/>
+      <w:lvlText w:val=""/>
+      <w:lvlJc w:val="left"/>
+      <w:pPr>
+        <w:ind w:left="2520" w:hanging="360"/>
+      </w:pPr>
+      <w:rPr>
+        <w:rFonts w:ascii="Wingdings" w:hAnsi="Wingdings" w:hint="default"/>
+      </w:rPr>
+    </w:lvl>
+    <w:lvl w:ilvl="3" w:tplc="08090001" w:tentative="1">
+      <w:start w:val="1"/>
+      <w:numFmt w:val="bullet"/>
+      <w:lvlText w:val=""/>
+      <w:lvlJc w:val="left"/>
+      <w:pPr>
+        <w:ind w:left="3240" w:hanging="360"/>
+      </w:pPr>
+      <w:rPr>
+        <w:rFonts w:ascii="Symbol" w:hAnsi="Symbol" w:hint="default"/>
+      </w:rPr>
+    </w:lvl>
+    <w:lvl w:ilvl="4" w:tplc="08090003" w:tentative="1">
+      <w:start w:val="1"/>
+      <w:numFmt w:val="bullet"/>
+      <w:lvlText w:val="o"/>
+      <w:lvlJc w:val="left"/>
+      <w:pPr>
+        <w:ind w:left="3960" w:hanging="360"/>
+      </w:pPr>
+      <w:rPr>
+        <w:rFonts w:ascii="Courier New" w:hAnsi="Courier New" w:cs="Courier New" w:hint="default"/>
+      </w:rPr>
+    </w:lvl>
+    <w:lvl w:ilvl="5" w:tplc="08090005" w:tentative="1">
+      <w:start w:val="1"/>
+      <w:numFmt w:val="bullet"/>
+      <w:lvlText w:val=""/>
+      <w:lvlJc w:val="left"/>
+      <w:pPr>
+        <w:ind w:left="4680" w:hanging="360"/>
+      </w:pPr>
+      <w:rPr>
+        <w:rFonts w:ascii="Wingdings" w:hAnsi="Wingdings" w:hint="default"/>
+      </w:rPr>
+    </w:lvl>
+    <w:lvl w:ilvl="6" w:tplc="08090001" w:tentative="1">
+      <w:start w:val="1"/>
+      <w:numFmt w:val="bullet"/>
+      <w:lvlText w:val=""/>
+      <w:lvlJc w:val="left"/>
+      <w:pPr>
+        <w:ind w:left="5400" w:hanging="360"/>
+      </w:pPr>
+      <w:rPr>
+        <w:rFonts w:ascii="Symbol" w:hAnsi="Symbol" w:hint="default"/>
+      </w:rPr>
+    </w:lvl>
+    <w:lvl w:ilvl="7" w:tplc="08090003" w:tentative="1">
+      <w:start w:val="1"/>
+      <w:numFmt w:val="bullet"/>
+      <w:lvlText w:val="o"/>
+      <w:lvlJc w:val="left"/>
+      <w:pPr>
+        <w:ind w:left="6120" w:hanging="360"/>
+      </w:pPr>
+      <w:rPr>
+        <w:rFonts w:ascii="Courier New" w:hAnsi="Courier New" w:cs="Courier New" w:hint="default"/>
+      </w:rPr>
+    </w:lvl>
+    <w:lvl w:ilvl="8" w:tplc="08090005" w:tentative="1">
+      <w:start w:val="1"/>
+      <w:numFmt w:val="bullet"/>
+      <w:lvlText w:val=""/>
+      <w:lvlJc w:val="left"/>
+      <w:pPr>
+        <w:ind w:left="6840" w:hanging="360"/>
+      </w:pPr>
+      <w:rPr>
+        <w:rFonts w:ascii="Wingdings" w:hAnsi="Wingdings" w:hint="default"/>
+      </w:rPr>
+    </w:lvl>
+  </w:abstractNum>
+  <w:abstractNum w:abstractNumId="49" w15:restartNumberingAfterBreak="0">
     <w:nsid w:val="762B2AAA"/>
     <w:multiLevelType w:val="hybridMultilevel"/>
     <w:tmpl w:val="00FE61C2"/>
@@ -9651,7 +16350,7 @@
       </w:rPr>
     </w:lvl>
   </w:abstractNum>
-  <w:abstractNum w:abstractNumId="27" w15:restartNumberingAfterBreak="0">
+  <w:abstractNum w:abstractNumId="50" w15:restartNumberingAfterBreak="0">
     <w:nsid w:val="76AC035D"/>
     <w:multiLevelType w:val="multilevel"/>
     <w:tmpl w:val="040E001F"/>
@@ -9737,7 +16436,7 @@
       </w:pPr>
     </w:lvl>
   </w:abstractNum>
-  <w:abstractNum w:abstractNumId="28" w15:restartNumberingAfterBreak="0">
+  <w:abstractNum w:abstractNumId="51" w15:restartNumberingAfterBreak="0">
     <w:nsid w:val="7A032A56"/>
     <w:multiLevelType w:val="hybridMultilevel"/>
     <w:tmpl w:val="FF922A3C"/>
@@ -9824,7 +16523,7 @@
       </w:pPr>
     </w:lvl>
   </w:abstractNum>
-  <w:abstractNum w:abstractNumId="29" w15:restartNumberingAfterBreak="0">
+  <w:abstractNum w:abstractNumId="52" w15:restartNumberingAfterBreak="0">
     <w:nsid w:val="7AE02CE0"/>
     <w:multiLevelType w:val="hybridMultilevel"/>
     <w:tmpl w:val="759A32AC"/>
@@ -9937,7 +16636,7 @@
       </w:rPr>
     </w:lvl>
   </w:abstractNum>
-  <w:abstractNum w:abstractNumId="30" w15:restartNumberingAfterBreak="0">
+  <w:abstractNum w:abstractNumId="53" w15:restartNumberingAfterBreak="0">
     <w:nsid w:val="7CCF6371"/>
     <w:multiLevelType w:val="multilevel"/>
     <w:tmpl w:val="39E44950"/>
@@ -10050,7 +16749,7 @@
       </w:rPr>
     </w:lvl>
   </w:abstractNum>
-  <w:abstractNum w:abstractNumId="31" w15:restartNumberingAfterBreak="0">
+  <w:abstractNum w:abstractNumId="54" w15:restartNumberingAfterBreak="0">
     <w:nsid w:val="7CFE6FA4"/>
     <w:multiLevelType w:val="hybridMultilevel"/>
     <w:tmpl w:val="4FAE59DC"/>
@@ -10163,7 +16862,7 @@
       </w:rPr>
     </w:lvl>
   </w:abstractNum>
-  <w:abstractNum w:abstractNumId="32" w15:restartNumberingAfterBreak="0">
+  <w:abstractNum w:abstractNumId="55" w15:restartNumberingAfterBreak="0">
     <w:nsid w:val="7D4E62F3"/>
     <w:multiLevelType w:val="hybridMultilevel"/>
     <w:tmpl w:val="157E0696"/>
@@ -10277,154 +16976,223 @@
     </w:lvl>
   </w:abstractNum>
   <w:num w:numId="1" w16cid:durableId="1072653194">
-    <w:abstractNumId w:val="28"/>
+    <w:abstractNumId w:val="51"/>
   </w:num>
   <w:num w:numId="2" w16cid:durableId="482965870">
-    <w:abstractNumId w:val="10"/>
+    <w:abstractNumId w:val="18"/>
   </w:num>
   <w:num w:numId="3" w16cid:durableId="194855032">
     <w:abstractNumId w:val="0"/>
   </w:num>
   <w:num w:numId="4" w16cid:durableId="1020399097">
+    <w:abstractNumId w:val="50"/>
+  </w:num>
+  <w:num w:numId="5" w16cid:durableId="249627064">
+    <w:abstractNumId w:val="55"/>
+  </w:num>
+  <w:num w:numId="6" w16cid:durableId="1122453830">
+    <w:abstractNumId w:val="51"/>
+  </w:num>
+  <w:num w:numId="7" w16cid:durableId="261837761">
+    <w:abstractNumId w:val="41"/>
+  </w:num>
+  <w:num w:numId="8" w16cid:durableId="41683750">
+    <w:abstractNumId w:val="33"/>
+  </w:num>
+  <w:num w:numId="9" w16cid:durableId="854996144">
+    <w:abstractNumId w:val="45"/>
+  </w:num>
+  <w:num w:numId="10" w16cid:durableId="1938518867">
+    <w:abstractNumId w:val="2"/>
+  </w:num>
+  <w:num w:numId="11" w16cid:durableId="1166438713">
+    <w:abstractNumId w:val="36"/>
+  </w:num>
+  <w:num w:numId="12" w16cid:durableId="934290815">
+    <w:abstractNumId w:val="21"/>
+  </w:num>
+  <w:num w:numId="13" w16cid:durableId="1212229025">
+    <w:abstractNumId w:val="38"/>
+  </w:num>
+  <w:num w:numId="14" w16cid:durableId="254292866">
+    <w:abstractNumId w:val="7"/>
+  </w:num>
+  <w:num w:numId="15" w16cid:durableId="129052550">
+    <w:abstractNumId w:val="16"/>
+  </w:num>
+  <w:num w:numId="16" w16cid:durableId="185872029">
+    <w:abstractNumId w:val="37"/>
+  </w:num>
+  <w:num w:numId="17" w16cid:durableId="1593053616">
+    <w:abstractNumId w:val="3"/>
+  </w:num>
+  <w:num w:numId="18" w16cid:durableId="1059592351">
+    <w:abstractNumId w:val="32"/>
+  </w:num>
+  <w:num w:numId="19" w16cid:durableId="291207590">
+    <w:abstractNumId w:val="11"/>
+  </w:num>
+  <w:num w:numId="20" w16cid:durableId="1011031259">
+    <w:abstractNumId w:val="8"/>
+  </w:num>
+  <w:num w:numId="21" w16cid:durableId="802651089">
+    <w:abstractNumId w:val="42"/>
+  </w:num>
+  <w:num w:numId="22" w16cid:durableId="872814827">
+    <w:abstractNumId w:val="26"/>
+  </w:num>
+  <w:num w:numId="23" w16cid:durableId="784498480">
+    <w:abstractNumId w:val="53"/>
+  </w:num>
+  <w:num w:numId="24" w16cid:durableId="1476557639">
+    <w:abstractNumId w:val="51"/>
+  </w:num>
+  <w:num w:numId="25" w16cid:durableId="975572787">
+    <w:abstractNumId w:val="51"/>
+  </w:num>
+  <w:num w:numId="26" w16cid:durableId="403189569">
+    <w:abstractNumId w:val="51"/>
+  </w:num>
+  <w:num w:numId="27" w16cid:durableId="1472289564">
+    <w:abstractNumId w:val="51"/>
+  </w:num>
+  <w:num w:numId="28" w16cid:durableId="1406029115">
+    <w:abstractNumId w:val="51"/>
+  </w:num>
+  <w:num w:numId="29" w16cid:durableId="120419030">
+    <w:abstractNumId w:val="51"/>
+  </w:num>
+  <w:num w:numId="30" w16cid:durableId="827592716">
+    <w:abstractNumId w:val="51"/>
+  </w:num>
+  <w:num w:numId="31" w16cid:durableId="1219321316">
+    <w:abstractNumId w:val="51"/>
+  </w:num>
+  <w:num w:numId="32" w16cid:durableId="1433666056">
+    <w:abstractNumId w:val="51"/>
+  </w:num>
+  <w:num w:numId="33" w16cid:durableId="498930067">
+    <w:abstractNumId w:val="51"/>
+  </w:num>
+  <w:num w:numId="34" w16cid:durableId="1853254970">
+    <w:abstractNumId w:val="51"/>
+  </w:num>
+  <w:num w:numId="35" w16cid:durableId="567421967">
+    <w:abstractNumId w:val="54"/>
+  </w:num>
+  <w:num w:numId="36" w16cid:durableId="933904821">
+    <w:abstractNumId w:val="51"/>
+  </w:num>
+  <w:num w:numId="37" w16cid:durableId="1933388568">
+    <w:abstractNumId w:val="52"/>
+  </w:num>
+  <w:num w:numId="38" w16cid:durableId="939795394">
+    <w:abstractNumId w:val="47"/>
+  </w:num>
+  <w:num w:numId="39" w16cid:durableId="381439970">
+    <w:abstractNumId w:val="51"/>
+  </w:num>
+  <w:num w:numId="40" w16cid:durableId="1630934961">
+    <w:abstractNumId w:val="10"/>
+  </w:num>
+  <w:num w:numId="41" w16cid:durableId="2055494459">
+    <w:abstractNumId w:val="24"/>
+  </w:num>
+  <w:num w:numId="42" w16cid:durableId="284579778">
+    <w:abstractNumId w:val="51"/>
+  </w:num>
+  <w:num w:numId="43" w16cid:durableId="177549464">
+    <w:abstractNumId w:val="49"/>
+  </w:num>
+  <w:num w:numId="44" w16cid:durableId="1911429203">
+    <w:abstractNumId w:val="51"/>
+  </w:num>
+  <w:num w:numId="45" w16cid:durableId="1534532811">
+    <w:abstractNumId w:val="51"/>
+  </w:num>
+  <w:num w:numId="46" w16cid:durableId="150148044">
+    <w:abstractNumId w:val="15"/>
+  </w:num>
+  <w:num w:numId="47" w16cid:durableId="931427050">
+    <w:abstractNumId w:val="30"/>
+  </w:num>
+  <w:num w:numId="48" w16cid:durableId="98067151">
+    <w:abstractNumId w:val="40"/>
+  </w:num>
+  <w:num w:numId="49" w16cid:durableId="1725988336">
+    <w:abstractNumId w:val="25"/>
+  </w:num>
+  <w:num w:numId="50" w16cid:durableId="689993573">
+    <w:abstractNumId w:val="14"/>
+  </w:num>
+  <w:num w:numId="51" w16cid:durableId="1856185824">
+    <w:abstractNumId w:val="9"/>
+  </w:num>
+  <w:num w:numId="52" w16cid:durableId="561402607">
+    <w:abstractNumId w:val="44"/>
+  </w:num>
+  <w:num w:numId="53" w16cid:durableId="496304806">
     <w:abstractNumId w:val="27"/>
   </w:num>
-  <w:num w:numId="5" w16cid:durableId="249627064">
-    <w:abstractNumId w:val="32"/>
+  <w:num w:numId="54" w16cid:durableId="183977652">
+    <w:abstractNumId w:val="19"/>
   </w:num>
-  <w:num w:numId="6" w16cid:durableId="1122453830">
+  <w:num w:numId="55" w16cid:durableId="1891305570">
     <w:abstractNumId w:val="28"/>
   </w:num>
-  <w:num w:numId="7" w16cid:durableId="261837761">
+  <w:num w:numId="56" w16cid:durableId="1060861671">
+    <w:abstractNumId w:val="29"/>
+  </w:num>
+  <w:num w:numId="57" w16cid:durableId="1449855427">
+    <w:abstractNumId w:val="23"/>
+  </w:num>
+  <w:num w:numId="58" w16cid:durableId="936798">
+    <w:abstractNumId w:val="4"/>
+  </w:num>
+  <w:num w:numId="59" w16cid:durableId="599484121">
+    <w:abstractNumId w:val="48"/>
+  </w:num>
+  <w:num w:numId="60" w16cid:durableId="474373532">
+    <w:abstractNumId w:val="1"/>
+  </w:num>
+  <w:num w:numId="61" w16cid:durableId="393699949">
+    <w:abstractNumId w:val="20"/>
+  </w:num>
+  <w:num w:numId="62" w16cid:durableId="1152213507">
+    <w:abstractNumId w:val="43"/>
+  </w:num>
+  <w:num w:numId="63" w16cid:durableId="742214309">
+    <w:abstractNumId w:val="34"/>
+  </w:num>
+  <w:num w:numId="64" w16cid:durableId="301233563">
+    <w:abstractNumId w:val="6"/>
+  </w:num>
+  <w:num w:numId="65" w16cid:durableId="1471939248">
+    <w:abstractNumId w:val="39"/>
+  </w:num>
+  <w:num w:numId="66" w16cid:durableId="1386291977">
+    <w:abstractNumId w:val="35"/>
+  </w:num>
+  <w:num w:numId="67" w16cid:durableId="1969041174">
+    <w:abstractNumId w:val="5"/>
+  </w:num>
+  <w:num w:numId="68" w16cid:durableId="516893555">
+    <w:abstractNumId w:val="12"/>
+  </w:num>
+  <w:num w:numId="69" w16cid:durableId="805898995">
     <w:abstractNumId w:val="22"/>
   </w:num>
-  <w:num w:numId="8" w16cid:durableId="41683750">
+  <w:num w:numId="70" w16cid:durableId="113446112">
     <w:abstractNumId w:val="17"/>
   </w:num>
-  <w:num w:numId="9" w16cid:durableId="854996144">
-    <w:abstractNumId w:val="24"/>
-  </w:num>
-  <w:num w:numId="10" w16cid:durableId="1938518867">
-    <w:abstractNumId w:val="1"/>
-  </w:num>
-  <w:num w:numId="11" w16cid:durableId="1166438713">
-    <w:abstractNumId w:val="18"/>
-  </w:num>
-  <w:num w:numId="12" w16cid:durableId="934290815">
-    <w:abstractNumId w:val="11"/>
-  </w:num>
-  <w:num w:numId="13" w16cid:durableId="1212229025">
-    <w:abstractNumId w:val="20"/>
-  </w:num>
-  <w:num w:numId="14" w16cid:durableId="254292866">
-    <w:abstractNumId w:val="3"/>
-  </w:num>
-  <w:num w:numId="15" w16cid:durableId="129052550">
-    <w:abstractNumId w:val="9"/>
-  </w:num>
-  <w:num w:numId="16" w16cid:durableId="185872029">
-    <w:abstractNumId w:val="19"/>
-  </w:num>
-  <w:num w:numId="17" w16cid:durableId="1593053616">
-    <w:abstractNumId w:val="2"/>
-  </w:num>
-  <w:num w:numId="18" w16cid:durableId="1059592351">
-    <w:abstractNumId w:val="16"/>
-  </w:num>
-  <w:num w:numId="19" w16cid:durableId="291207590">
-    <w:abstractNumId w:val="6"/>
-  </w:num>
-  <w:num w:numId="20" w16cid:durableId="1011031259">
-    <w:abstractNumId w:val="4"/>
-  </w:num>
-  <w:num w:numId="21" w16cid:durableId="802651089">
-    <w:abstractNumId w:val="23"/>
-  </w:num>
-  <w:num w:numId="22" w16cid:durableId="872814827">
-    <w:abstractNumId w:val="14"/>
-  </w:num>
-  <w:num w:numId="23" w16cid:durableId="784498480">
-    <w:abstractNumId w:val="30"/>
-  </w:num>
-  <w:num w:numId="24" w16cid:durableId="1476557639">
-    <w:abstractNumId w:val="28"/>
-  </w:num>
-  <w:num w:numId="25" w16cid:durableId="975572787">
-    <w:abstractNumId w:val="28"/>
-  </w:num>
-  <w:num w:numId="26" w16cid:durableId="403189569">
-    <w:abstractNumId w:val="28"/>
-  </w:num>
-  <w:num w:numId="27" w16cid:durableId="1472289564">
-    <w:abstractNumId w:val="28"/>
-  </w:num>
-  <w:num w:numId="28" w16cid:durableId="1406029115">
-    <w:abstractNumId w:val="28"/>
-  </w:num>
-  <w:num w:numId="29" w16cid:durableId="120419030">
-    <w:abstractNumId w:val="28"/>
-  </w:num>
-  <w:num w:numId="30" w16cid:durableId="827592716">
-    <w:abstractNumId w:val="28"/>
-  </w:num>
-  <w:num w:numId="31" w16cid:durableId="1219321316">
-    <w:abstractNumId w:val="28"/>
-  </w:num>
-  <w:num w:numId="32" w16cid:durableId="1433666056">
-    <w:abstractNumId w:val="28"/>
-  </w:num>
-  <w:num w:numId="33" w16cid:durableId="498930067">
-    <w:abstractNumId w:val="28"/>
-  </w:num>
-  <w:num w:numId="34" w16cid:durableId="1853254970">
-    <w:abstractNumId w:val="28"/>
-  </w:num>
-  <w:num w:numId="35" w16cid:durableId="567421967">
+  <w:num w:numId="71" w16cid:durableId="635528006">
     <w:abstractNumId w:val="31"/>
   </w:num>
-  <w:num w:numId="36" w16cid:durableId="933904821">
-    <w:abstractNumId w:val="28"/>
-  </w:num>
-  <w:num w:numId="37" w16cid:durableId="1933388568">
-    <w:abstractNumId w:val="29"/>
-  </w:num>
-  <w:num w:numId="38" w16cid:durableId="939795394">
-    <w:abstractNumId w:val="25"/>
-  </w:num>
-  <w:num w:numId="39" w16cid:durableId="381439970">
-    <w:abstractNumId w:val="28"/>
-  </w:num>
-  <w:num w:numId="40" w16cid:durableId="1630934961">
-    <w:abstractNumId w:val="5"/>
-  </w:num>
-  <w:num w:numId="41" w16cid:durableId="2055494459">
-    <w:abstractNumId w:val="12"/>
-  </w:num>
-  <w:num w:numId="42" w16cid:durableId="284579778">
-    <w:abstractNumId w:val="28"/>
-  </w:num>
-  <w:num w:numId="43" w16cid:durableId="177549464">
-    <w:abstractNumId w:val="26"/>
-  </w:num>
-  <w:num w:numId="44" w16cid:durableId="1911429203">
-    <w:abstractNumId w:val="28"/>
-  </w:num>
-  <w:num w:numId="45" w16cid:durableId="1534532811">
-    <w:abstractNumId w:val="28"/>
-  </w:num>
-  <w:num w:numId="46" w16cid:durableId="150148044">
-    <w:abstractNumId w:val="8"/>
-  </w:num>
-  <w:num w:numId="47" w16cid:durableId="931427050">
-    <w:abstractNumId w:val="15"/>
-  </w:num>
-  <w:num w:numId="48" w16cid:durableId="98067151">
-    <w:abstractNumId w:val="21"/>
-  </w:num>
-  <w:num w:numId="49" w16cid:durableId="1725988336">
+  <w:num w:numId="72" w16cid:durableId="122694052">
     <w:abstractNumId w:val="13"/>
   </w:num>
-  <w:num w:numId="50" w16cid:durableId="689993573">
-    <w:abstractNumId w:val="7"/>
+  <w:num w:numId="73" w16cid:durableId="1030574488">
+    <w:abstractNumId w:val="46"/>
   </w:num>
   <w:numIdMacAtCleanup w:val="5"/>
 </w:numbering>
@@ -10913,6 +17681,7 @@
   <w:style w:type="character" w:default="1" w:styleId="DefaultParagraphFont">
     <w:name w:val="Default Paragraph Font"/>
     <w:uiPriority w:val="1"/>
+    <w:semiHidden/>
     <w:unhideWhenUsed/>
   </w:style>
   <w:style w:type="table" w:default="1" w:styleId="TableNormal">
@@ -11091,6 +17860,18 @@
       <w:color w:val="44546A" w:themeColor="text2"/>
       <w:sz w:val="18"/>
       <w:szCs w:val="18"/>
+    </w:rPr>
+  </w:style>
+  <w:style w:type="character" w:styleId="UnresolvedMention">
+    <w:name w:val="Unresolved Mention"/>
+    <w:basedOn w:val="DefaultParagraphFont"/>
+    <w:uiPriority w:val="99"/>
+    <w:semiHidden/>
+    <w:unhideWhenUsed/>
+    <w:rsid w:val="00831220"/>
+    <w:rPr>
+      <w:color w:val="605E5C"/>
+      <w:shd w:val="clear" w:color="auto" w:fill="E1DFDD"/>
     </w:rPr>
   </w:style>
 </w:styles>

--- a/SA_SO_CSM_vizsgaremek_dokumentáció_minta2026.docx
+++ b/SA_SO_CSM_vizsgaremek_dokumentáció_minta2026.docx
@@ -1967,21 +1967,7 @@
                 <w:rStyle w:val="Hyperlink"/>
                 <w:noProof/>
               </w:rPr>
-              <w:t>Adatm</w:t>
-            </w:r>
-            <w:r>
-              <w:rPr>
-                <w:rStyle w:val="Hyperlink"/>
-                <w:noProof/>
-              </w:rPr>
-              <w:t>o</w:t>
-            </w:r>
-            <w:r>
-              <w:rPr>
-                <w:rStyle w:val="Hyperlink"/>
-                <w:noProof/>
-              </w:rPr>
-              <w:t>dell leírása</w:t>
+              <w:t>Adatmodell leírása</w:t>
             </w:r>
             <w:r>
               <w:rPr>
@@ -9113,24 +9099,14 @@
       <w:pPr>
         <w:pStyle w:val="Caption"/>
       </w:pPr>
-      <w:r>
-        <w:fldChar w:fldCharType="begin"/>
-      </w:r>
-      <w:r>
-        <w:instrText xml:space="preserve"> SEQ ábra \* ARABIC </w:instrText>
-      </w:r>
-      <w:r>
-        <w:fldChar w:fldCharType="separate"/>
-      </w:r>
-      <w:r>
-        <w:rPr>
-          <w:noProof/>
-        </w:rPr>
-        <w:t>1</w:t>
-      </w:r>
-      <w:r>
-        <w:fldChar w:fldCharType="end"/>
-      </w:r>
+      <w:fldSimple w:instr=" SEQ ábra \* ARABIC ">
+        <w:r>
+          <w:rPr>
+            <w:noProof/>
+          </w:rPr>
+          <w:t>1</w:t>
+        </w:r>
+      </w:fldSimple>
       <w:r>
         <w:t>. ábra Adatbázis felépítése</w:t>
       </w:r>
@@ -14651,11 +14627,10 @@
           <w:noProof/>
           <w:szCs w:val="24"/>
         </w:rPr>
-        <w:lastRenderedPageBreak/>
         <w:drawing>
-          <wp:inline distT="0" distB="0" distL="0" distR="0" wp14:anchorId="74485DA8" wp14:editId="591F45FA">
-            <wp:extent cx="2415540" cy="3141781"/>
-            <wp:effectExtent l="0" t="0" r="3810" b="1905"/>
+          <wp:inline distT="0" distB="0" distL="0" distR="0" wp14:anchorId="74485DA8" wp14:editId="2932D27E">
+            <wp:extent cx="2161367" cy="2811189"/>
+            <wp:effectExtent l="0" t="0" r="0" b="8255"/>
             <wp:docPr id="760504049" name="Picture 1"/>
             <wp:cNvGraphicFramePr>
               <a:graphicFrameLocks xmlns:a="http://schemas.openxmlformats.org/drawingml/2006/main" noChangeAspect="1"/>
@@ -14676,7 +14651,7 @@
                   <pic:spPr>
                     <a:xfrm>
                       <a:off x="0" y="0"/>
-                      <a:ext cx="2419221" cy="3146569"/>
+                      <a:ext cx="2186862" cy="2844350"/>
                     </a:xfrm>
                     <a:prstGeom prst="rect">
                       <a:avLst/>
@@ -14748,6 +14723,7 @@
       </w:pPr>
       <w:bookmarkStart w:id="54" w:name="_Toc227310618"/>
       <w:r>
+        <w:lastRenderedPageBreak/>
         <w:t>Termékek böngészése</w:t>
       </w:r>
       <w:bookmarkEnd w:id="54"/>
@@ -15075,7 +15051,6 @@
           <w:noProof/>
           <w:szCs w:val="24"/>
         </w:rPr>
-        <w:lastRenderedPageBreak/>
         <w:drawing>
           <wp:inline distT="0" distB="0" distL="0" distR="0" wp14:anchorId="72FF41A0" wp14:editId="2EC83722">
             <wp:extent cx="5580380" cy="3352800"/>
@@ -15171,6 +15146,7 @@
       </w:pPr>
       <w:bookmarkStart w:id="56" w:name="_Toc227310620"/>
       <w:r>
+        <w:lastRenderedPageBreak/>
         <w:t>Kosár kezelés</w:t>
       </w:r>
       <w:bookmarkEnd w:id="56"/>
@@ -15394,7 +15370,6 @@
           <w:noProof/>
           <w:szCs w:val="24"/>
         </w:rPr>
-        <w:lastRenderedPageBreak/>
         <w:drawing>
           <wp:inline distT="0" distB="0" distL="0" distR="0" wp14:anchorId="16F805D8" wp14:editId="520866AD">
             <wp:extent cx="5580380" cy="2077720"/>
@@ -15700,6 +15675,7 @@
           <w:rFonts w:cs="Times New Roman"/>
           <w:szCs w:val="24"/>
         </w:rPr>
+        <w:lastRenderedPageBreak/>
         <w:t>Zip kód</w:t>
       </w:r>
     </w:p>
@@ -15753,6 +15729,7 @@
     <w:p>
       <w:pPr>
         <w:keepNext/>
+        <w:jc w:val="center"/>
       </w:pPr>
       <w:r>
         <w:rPr>
@@ -15760,11 +15737,10 @@
           <w:noProof/>
           <w:szCs w:val="24"/>
         </w:rPr>
-        <w:lastRenderedPageBreak/>
         <w:drawing>
-          <wp:inline distT="0" distB="0" distL="0" distR="0" wp14:anchorId="3E95C9B1" wp14:editId="32B5CBB0">
-            <wp:extent cx="5580380" cy="6132830"/>
-            <wp:effectExtent l="0" t="0" r="1270" b="1270"/>
+          <wp:inline distT="0" distB="0" distL="0" distR="0" wp14:anchorId="3E95C9B1" wp14:editId="46392BA9">
+            <wp:extent cx="3474966" cy="3818983"/>
+            <wp:effectExtent l="0" t="0" r="0" b="0"/>
             <wp:docPr id="631463821" name="Picture 1"/>
             <wp:cNvGraphicFramePr>
               <a:graphicFrameLocks xmlns:a="http://schemas.openxmlformats.org/drawingml/2006/main" noChangeAspect="1"/>
@@ -15785,7 +15761,7 @@
                   <pic:spPr>
                     <a:xfrm>
                       <a:off x="0" y="0"/>
-                      <a:ext cx="5580380" cy="6132830"/>
+                      <a:ext cx="3485713" cy="3830794"/>
                     </a:xfrm>
                     <a:prstGeom prst="rect">
                       <a:avLst/>
@@ -15923,6 +15899,7 @@
     <w:p>
       <w:pPr>
         <w:keepNext/>
+        <w:jc w:val="center"/>
       </w:pPr>
       <w:r>
         <w:rPr>
@@ -15932,7 +15909,7 @@
         </w:rPr>
         <w:lastRenderedPageBreak/>
         <w:drawing>
-          <wp:inline distT="0" distB="0" distL="0" distR="0" wp14:anchorId="156D4480" wp14:editId="7BAFAB92">
+          <wp:inline distT="0" distB="0" distL="0" distR="0" wp14:anchorId="156D4480" wp14:editId="1A0D1F5C">
             <wp:extent cx="5580380" cy="3851910"/>
             <wp:effectExtent l="0" t="0" r="1270" b="0"/>
             <wp:docPr id="335188357" name="Picture 1"/>
@@ -17287,6 +17264,7 @@
       <w:r>
         <w:rPr>
           <w:rFonts w:cs="Times New Roman"/>
+          <w:noProof/>
           <w:szCs w:val="24"/>
         </w:rPr>
         <w:lastRenderedPageBreak/>
@@ -17740,7 +17718,21 @@
           <w:rFonts w:cs="Times New Roman"/>
           <w:szCs w:val="24"/>
         </w:rPr>
-        <w:t>Nagyobb termékkínálat esetén indokolt a termékek több oldalon történő megjelenítése. A lapozható lista javítaná az átláthatóságot, gyorsabb betöltést biztosítana, valamint egyszerűbb navigációt nyújtana a látogatóknak.</w:t>
+        <w:t xml:space="preserve">Nagyobb termékkínálat esetén indokolt a termékek több oldalon történő megjelenítése. A lapozható lista javítaná az átláthatóságot, gyorsabb betöltést biztosítana, valamint egyszerűbb navigációt nyújtana a </w:t>
+      </w:r>
+      <w:r>
+        <w:rPr>
+          <w:rFonts w:cs="Times New Roman"/>
+          <w:szCs w:val="24"/>
+        </w:rPr>
+        <w:t>felhasználóknak</w:t>
+      </w:r>
+      <w:r>
+        <w:rPr>
+          <w:rFonts w:cs="Times New Roman"/>
+          <w:szCs w:val="24"/>
+        </w:rPr>
+        <w:t>.</w:t>
       </w:r>
     </w:p>
     <w:p>
@@ -25813,6 +25805,7 @@
   <w:style w:type="character" w:default="1" w:styleId="DefaultParagraphFont">
     <w:name w:val="Default Paragraph Font"/>
     <w:uiPriority w:val="1"/>
+    <w:semiHidden/>
     <w:unhideWhenUsed/>
   </w:style>
   <w:style w:type="table" w:default="1" w:styleId="TableNormal">
@@ -26334,6 +26327,10 @@
 </file>
 
 <file path=customXml/item1.xml><?xml version="1.0" encoding="utf-8"?>
+<b:Sources xmlns:b="http://schemas.openxmlformats.org/officeDocument/2006/bibliography" xmlns="http://schemas.openxmlformats.org/officeDocument/2006/bibliography" SelectedStyle="\APASixthEditionOfficeOnline.xsl" StyleName="APA" Version="6"/>
+</file>
+
+<file path=customXml/item2.xml><?xml version="1.0" encoding="utf-8"?>
 <?mso-contentType ?>
 <FormTemplates xmlns="http://schemas.microsoft.com/sharepoint/v3/contenttype/forms">
   <Display>DocumentLibraryForm</Display>
@@ -26342,19 +26339,7 @@
 </FormTemplates>
 </file>
 
-<file path=customXml/item2.xml><?xml version="1.0" encoding="utf-8"?>
-<b:Sources xmlns:b="http://schemas.openxmlformats.org/officeDocument/2006/bibliography" xmlns="http://schemas.openxmlformats.org/officeDocument/2006/bibliography" SelectedStyle="\APASixthEditionOfficeOnline.xsl" StyleName="APA" Version="6"/>
-</file>
-
 <file path=customXml/item3.xml><?xml version="1.0" encoding="utf-8"?>
-<p:properties xmlns:p="http://schemas.microsoft.com/office/2006/metadata/properties" xmlns:xsi="http://www.w3.org/2001/XMLSchema-instance" xmlns:pc="http://schemas.microsoft.com/office/infopath/2007/PartnerControls">
-  <documentManagement>
-    <ReferenceId xmlns="3082a470-ada5-4cbf-9d06-ea7467a5f42b" xsi:nil="true"/>
-  </documentManagement>
-</p:properties>
-</file>
-
-<file path=customXml/item4.xml><?xml version="1.0" encoding="utf-8"?>
 <ct:contentTypeSchema xmlns:ct="http://schemas.microsoft.com/office/2006/metadata/contentType" xmlns:ma="http://schemas.microsoft.com/office/2006/metadata/properties/metaAttributes" ct:_="" ma:_="" ma:contentTypeName="Dokumentum" ma:contentTypeID="0x0101008DB2BA77D7B0974F81E40FCB12FBB0F7" ma:contentTypeVersion="1" ma:contentTypeDescription="Új dokumentum létrehozása." ma:contentTypeScope="" ma:versionID="a2fe183413a33cc8dafe865f56a242a7">
   <xsd:schema xmlns:xsd="http://www.w3.org/2001/XMLSchema" xmlns:xs="http://www.w3.org/2001/XMLSchema" xmlns:p="http://schemas.microsoft.com/office/2006/metadata/properties" xmlns:ns2="3082a470-ada5-4cbf-9d06-ea7467a5f42b" targetNamespace="http://schemas.microsoft.com/office/2006/metadata/properties" ma:root="true" ma:fieldsID="e8e075e40068dd2fe6b5652315bdd1b1" ns2:_="">
     <xsd:import namespace="3082a470-ada5-4cbf-9d06-ea7467a5f42b"/>
@@ -26480,7 +26465,23 @@
 </ct:contentTypeSchema>
 </file>
 
+<file path=customXml/item4.xml><?xml version="1.0" encoding="utf-8"?>
+<p:properties xmlns:p="http://schemas.microsoft.com/office/2006/metadata/properties" xmlns:xsi="http://www.w3.org/2001/XMLSchema-instance" xmlns:pc="http://schemas.microsoft.com/office/infopath/2007/PartnerControls">
+  <documentManagement>
+    <ReferenceId xmlns="3082a470-ada5-4cbf-9d06-ea7467a5f42b" xsi:nil="true"/>
+  </documentManagement>
+</p:properties>
+</file>
+
 <file path=customXml/itemProps1.xml><?xml version="1.0" encoding="utf-8"?>
+<ds:datastoreItem xmlns:ds="http://schemas.openxmlformats.org/officeDocument/2006/customXml" ds:itemID="{E046164B-1B66-4EDD-8209-A45E9B93A194}">
+  <ds:schemaRefs>
+    <ds:schemaRef ds:uri="http://schemas.openxmlformats.org/officeDocument/2006/bibliography"/>
+  </ds:schemaRefs>
+</ds:datastoreItem>
+</file>
+
+<file path=customXml/itemProps2.xml><?xml version="1.0" encoding="utf-8"?>
 <ds:datastoreItem xmlns:ds="http://schemas.openxmlformats.org/officeDocument/2006/customXml" ds:itemID="{79A7C881-0E9F-4ADE-9952-CE895C263EC3}">
   <ds:schemaRefs>
     <ds:schemaRef ds:uri="http://schemas.microsoft.com/sharepoint/v3/contenttype/forms"/>
@@ -26488,25 +26489,7 @@
 </ds:datastoreItem>
 </file>
 
-<file path=customXml/itemProps2.xml><?xml version="1.0" encoding="utf-8"?>
-<ds:datastoreItem xmlns:ds="http://schemas.openxmlformats.org/officeDocument/2006/customXml" ds:itemID="{E046164B-1B66-4EDD-8209-A45E9B93A194}">
-  <ds:schemaRefs>
-    <ds:schemaRef ds:uri="http://schemas.openxmlformats.org/officeDocument/2006/bibliography"/>
-  </ds:schemaRefs>
-</ds:datastoreItem>
-</file>
-
 <file path=customXml/itemProps3.xml><?xml version="1.0" encoding="utf-8"?>
-<ds:datastoreItem xmlns:ds="http://schemas.openxmlformats.org/officeDocument/2006/customXml" ds:itemID="{B7E9051D-122B-41E4-9B50-07EAFD04DFCF}">
-  <ds:schemaRefs>
-    <ds:schemaRef ds:uri="http://schemas.microsoft.com/office/2006/metadata/properties"/>
-    <ds:schemaRef ds:uri="http://schemas.microsoft.com/office/infopath/2007/PartnerControls"/>
-    <ds:schemaRef ds:uri="3082a470-ada5-4cbf-9d06-ea7467a5f42b"/>
-  </ds:schemaRefs>
-</ds:datastoreItem>
-</file>
-
-<file path=customXml/itemProps4.xml><?xml version="1.0" encoding="utf-8"?>
 <ds:datastoreItem xmlns:ds="http://schemas.openxmlformats.org/officeDocument/2006/customXml" ds:itemID="{C926E1C3-1EDF-4BDB-98CD-6269B8457C24}">
   <ds:schemaRefs>
     <ds:schemaRef ds:uri="http://schemas.microsoft.com/office/2006/metadata/contentType"/>
@@ -26522,4 +26505,14 @@
     <ds:schemaRef ds:uri="http://schemas.microsoft.com/internal/obd"/>
   </ds:schemaRefs>
 </ds:datastoreItem>
+</file>
+
+<file path=customXml/itemProps4.xml><?xml version="1.0" encoding="utf-8"?>
+<ds:datastoreItem xmlns:ds="http://schemas.openxmlformats.org/officeDocument/2006/customXml" ds:itemID="{B7E9051D-122B-41E4-9B50-07EAFD04DFCF}">
+  <ds:schemaRefs>
+    <ds:schemaRef ds:uri="http://schemas.microsoft.com/office/2006/metadata/properties"/>
+    <ds:schemaRef ds:uri="http://schemas.microsoft.com/office/infopath/2007/PartnerControls"/>
+    <ds:schemaRef ds:uri="3082a470-ada5-4cbf-9d06-ea7467a5f42b"/>
+  </ds:schemaRefs>
+</ds:datastoreItem>
 </file>
--- a/SA_SO_CSM_vizsgaremek_dokumentáció_minta2026.docx
+++ b/SA_SO_CSM_vizsgaremek_dokumentáció_minta2026.docx
@@ -11287,6 +11287,13 @@
         </w:rPr>
         <w:t>Port: https://localhost:5000</w:t>
       </w:r>
+      <w:r>
+        <w:rPr>
+          <w:rFonts w:cs="Times New Roman"/>
+          <w:szCs w:val="24"/>
+        </w:rPr>
+        <w:t>/swagger</w:t>
+      </w:r>
     </w:p>
     <w:p>
       <w:pPr>
@@ -13834,7 +13841,14 @@
           <w:rFonts w:cs="Times New Roman"/>
           <w:szCs w:val="24"/>
         </w:rPr>
-        <w:t>Frontend: localhost:3000</w:t>
+        <w:t>Frontend: localhost:</w:t>
+      </w:r>
+      <w:r>
+        <w:rPr>
+          <w:rFonts w:cs="Times New Roman"/>
+          <w:szCs w:val="24"/>
+        </w:rPr>
+        <w:t>5000</w:t>
       </w:r>
     </w:p>
     <w:p>
@@ -14352,7 +14366,21 @@
           <w:rFonts w:cs="Times New Roman"/>
           <w:szCs w:val="24"/>
         </w:rPr>
-        <w:t>Ha elindította a fájlt, akkor a webshop fő oldalán fogja magát találni a „localhost:3000”-es porton</w:t>
+        <w:t>Ha elindította a fájlt, akkor a webshop fő oldalán fogja magát találni a „localhost:</w:t>
+      </w:r>
+      <w:r>
+        <w:rPr>
+          <w:rFonts w:cs="Times New Roman"/>
+          <w:szCs w:val="24"/>
+        </w:rPr>
+        <w:t>5</w:t>
+      </w:r>
+      <w:r>
+        <w:rPr>
+          <w:rFonts w:cs="Times New Roman"/>
+          <w:szCs w:val="24"/>
+        </w:rPr>
+        <w:t>000”-es porton</w:t>
       </w:r>
     </w:p>
     <w:p>
@@ -17420,7 +17448,21 @@
           <w:rFonts w:cs="Times New Roman"/>
           <w:szCs w:val="24"/>
         </w:rPr>
-        <w:t>Ellenőrizze, hogy a Backend fut-e a `http://localhost:5000` címen</w:t>
+        <w:t>Ellenőrizze, hogy a</w:t>
+      </w:r>
+      <w:r>
+        <w:rPr>
+          <w:rFonts w:cs="Times New Roman"/>
+          <w:szCs w:val="24"/>
+        </w:rPr>
+        <w:t>z alkalmazás</w:t>
+      </w:r>
+      <w:r>
+        <w:rPr>
+          <w:rFonts w:cs="Times New Roman"/>
+          <w:szCs w:val="24"/>
+        </w:rPr>
+        <w:t xml:space="preserve"> fut-e a `http://localhost:5000` címen</w:t>
       </w:r>
     </w:p>
     <w:p>
